--- a/backend/contract_templates/Kalkul.docx
+++ b/backend/contract_templates/Kalkul.docx
@@ -5042,6 +5042,40 @@
           <w:lang w:val="en-US"/>
         </w:rPr>
         <w:t>____________________</w:t>
+      </w:r>
+      <w:r>
+        <w:drawing>
+          <wp:inline xmlns:a="http://schemas.openxmlformats.org/drawingml/2006/main" xmlns:pic="http://schemas.openxmlformats.org/drawingml/2006/picture">
+            <wp:extent cx="792000" cy="776571"/>
+            <wp:docPr id="1" name="Picture 1"/>
+            <wp:cNvGraphicFramePr>
+              <a:graphicFrameLocks noChangeAspect="1"/>
+            </wp:cNvGraphicFramePr>
+            <a:graphic>
+              <a:graphicData uri="http://schemas.openxmlformats.org/drawingml/2006/picture">
+                <pic:pic>
+                  <pic:nvPicPr>
+                    <pic:cNvPr id="0" name="pechat.png"/>
+                    <pic:cNvPicPr/>
+                  </pic:nvPicPr>
+                  <pic:blipFill>
+                    <a:blip r:embed="rId7"/>
+                    <a:stretch>
+                      <a:fillRect/>
+                    </a:stretch>
+                  </pic:blipFill>
+                  <pic:spPr>
+                    <a:xfrm>
+                      <a:off x="0" y="0"/>
+                      <a:ext cx="792000" cy="776571"/>
+                    </a:xfrm>
+                    <a:prstGeom prst="rect"/>
+                  </pic:spPr>
+                </pic:pic>
+              </a:graphicData>
+            </a:graphic>
+          </wp:inline>
+        </w:drawing>
       </w:r>
       <w:r>
         <w:rPr>

--- a/backend/contract_templates/Kalkul.docx
+++ b/backend/contract_templates/Kalkul.docx
@@ -1149,14 +1149,14 @@
         <w:tblLook w:val="04A0" w:firstRow="1" w:lastRow="0" w:firstColumn="1" w:lastColumn="0" w:noHBand="0" w:noVBand="1"/>
       </w:tblPr>
       <w:tblGrid>
-        <w:gridCol w:w="1841"/>
-        <w:gridCol w:w="649"/>
-        <w:gridCol w:w="1863"/>
-        <w:gridCol w:w="445"/>
-        <w:gridCol w:w="1845"/>
-        <w:gridCol w:w="305"/>
-        <w:gridCol w:w="2184"/>
-        <w:gridCol w:w="507"/>
+        <w:gridCol w:w="750"/>
+        <w:gridCol w:w="1185"/>
+        <w:gridCol w:w="949"/>
+        <w:gridCol w:w="1725"/>
+        <w:gridCol w:w="1049"/>
+        <w:gridCol w:w="1548"/>
+        <w:gridCol w:w="1099"/>
+        <w:gridCol w:w="1465"/>
       </w:tblGrid>
       <w:tr>
         <w:tc>
@@ -1502,15 +1502,29 @@
                 <w:szCs w:val="18"/>
               </w:rPr>
             </w:pPr>
+            <w:r>
+              <w:rPr>
+                <w:sz w:val="18"/>
+                <w:szCs w:val="18"/>
+              </w:rPr>
+              <w:t>{{</w:t>
+            </w:r>
             <w:proofErr w:type="spellStart"/>
             <w:r>
               <w:rPr>
                 <w:sz w:val="18"/>
                 <w:szCs w:val="18"/>
               </w:rPr>
-              <w:t>{{research_status}}</w:t>
+              <w:t>research_status</w:t>
             </w:r>
             <w:proofErr w:type="spellEnd"/>
+            <w:r>
+              <w:rPr>
+                <w:sz w:val="18"/>
+                <w:szCs w:val="18"/>
+              </w:rPr>
+              <w:t>}}</w:t>
+            </w:r>
           </w:p>
         </w:tc>
       </w:tr>
@@ -5005,61 +5019,39 @@
       </w:pPr>
       <w:r>
         <w:rPr>
-          <w:b/>
-          <w:bCs/>
-          <w:sz w:val="18"/>
-          <w:szCs w:val="18"/>
-          <w:lang w:val="en-US"/>
-        </w:rPr>
-        <w:t>Direktor</w:t>
-      </w:r>
-      <w:r>
-        <w:rPr>
-          <w:b/>
-          <w:bCs/>
-          <w:sz w:val="18"/>
-          <w:szCs w:val="18"/>
-          <w:lang w:val="en-US"/>
-        </w:rPr>
-        <w:t xml:space="preserve"> </w:t>
-      </w:r>
-      <w:r>
-        <w:rPr>
-          <w:b/>
-          <w:bCs/>
-          <w:sz w:val="18"/>
-          <w:szCs w:val="18"/>
-          <w:lang w:val="en-US"/>
-        </w:rPr>
-        <w:tab/>
-      </w:r>
-      <w:r>
-        <w:rPr>
-          <w:b/>
-          <w:bCs/>
-          <w:sz w:val="18"/>
-          <w:szCs w:val="18"/>
-          <w:lang w:val="en-US"/>
-        </w:rPr>
-        <w:t>____________________</w:t>
-      </w:r>
-      <w:r>
+          <w:noProof/>
+        </w:rPr>
         <w:drawing>
-          <wp:inline xmlns:a="http://schemas.openxmlformats.org/drawingml/2006/main" xmlns:pic="http://schemas.openxmlformats.org/drawingml/2006/picture">
-            <wp:extent cx="792000" cy="776571"/>
+          <wp:anchor distT="0" distB="0" distL="114300" distR="114300" simplePos="0" relativeHeight="251658240" behindDoc="1" locked="0" layoutInCell="1" allowOverlap="1" wp14:anchorId="345EC3D6" wp14:editId="056DDAB5">
+            <wp:simplePos x="0" y="0"/>
+            <wp:positionH relativeFrom="column">
+              <wp:posOffset>5095240</wp:posOffset>
+            </wp:positionH>
+            <wp:positionV relativeFrom="paragraph">
+              <wp:posOffset>5080</wp:posOffset>
+            </wp:positionV>
+            <wp:extent cx="427355" cy="419100"/>
+            <wp:effectExtent l="0" t="0" r="0" b="0"/>
+            <wp:wrapSquare wrapText="bothSides"/>
             <wp:docPr id="1" name="Picture 1"/>
             <wp:cNvGraphicFramePr>
-              <a:graphicFrameLocks noChangeAspect="1"/>
+              <a:graphicFrameLocks xmlns:a="http://schemas.openxmlformats.org/drawingml/2006/main" noChangeAspect="1"/>
             </wp:cNvGraphicFramePr>
-            <a:graphic>
+            <a:graphic xmlns:a="http://schemas.openxmlformats.org/drawingml/2006/main">
               <a:graphicData uri="http://schemas.openxmlformats.org/drawingml/2006/picture">
-                <pic:pic>
+                <pic:pic xmlns:pic="http://schemas.openxmlformats.org/drawingml/2006/picture">
                   <pic:nvPicPr>
                     <pic:cNvPr id="0" name="pechat.png"/>
                     <pic:cNvPicPr/>
                   </pic:nvPicPr>
                   <pic:blipFill>
-                    <a:blip r:embed="rId7"/>
+                    <a:blip r:embed="rId5" cstate="print">
+                      <a:extLst>
+                        <a:ext uri="{28A0092B-C50C-407E-A947-70E740481C1C}">
+                          <a14:useLocalDpi xmlns:a14="http://schemas.microsoft.com/office/drawing/2010/main" val="0"/>
+                        </a:ext>
+                      </a:extLst>
+                    </a:blip>
                     <a:stretch>
                       <a:fillRect/>
                     </a:stretch>
@@ -5067,15 +5059,63 @@
                   <pic:spPr>
                     <a:xfrm>
                       <a:off x="0" y="0"/>
-                      <a:ext cx="792000" cy="776571"/>
+                      <a:ext cx="427355" cy="419100"/>
                     </a:xfrm>
-                    <a:prstGeom prst="rect"/>
+                    <a:prstGeom prst="rect">
+                      <a:avLst/>
+                    </a:prstGeom>
                   </pic:spPr>
                 </pic:pic>
               </a:graphicData>
             </a:graphic>
-          </wp:inline>
+            <wp14:sizeRelH relativeFrom="margin">
+              <wp14:pctWidth>0</wp14:pctWidth>
+            </wp14:sizeRelH>
+            <wp14:sizeRelV relativeFrom="margin">
+              <wp14:pctHeight>0</wp14:pctHeight>
+            </wp14:sizeRelV>
+          </wp:anchor>
         </w:drawing>
+      </w:r>
+      <w:r>
+        <w:rPr>
+          <w:b/>
+          <w:bCs/>
+          <w:sz w:val="18"/>
+          <w:szCs w:val="18"/>
+          <w:lang w:val="en-US"/>
+        </w:rPr>
+        <w:t>Direktor</w:t>
+      </w:r>
+      <w:r>
+        <w:rPr>
+          <w:b/>
+          <w:bCs/>
+          <w:sz w:val="18"/>
+          <w:szCs w:val="18"/>
+          <w:lang w:val="en-US"/>
+        </w:rPr>
+        <w:t xml:space="preserve"> </w:t>
+      </w:r>
+      <w:r>
+        <w:rPr>
+          <w:b/>
+          <w:bCs/>
+          <w:sz w:val="18"/>
+          <w:szCs w:val="18"/>
+          <w:lang w:val="en-US"/>
+        </w:rPr>
+        <w:tab/>
+      </w:r>
+      <w:r>
+        <w:rPr>
+          <w:b/>
+          <w:bCs/>
+          <w:sz w:val="18"/>
+          <w:szCs w:val="18"/>
+          <w:lang w:val="en-US"/>
+        </w:rPr>
+        <w:t>____________________</w:t>
       </w:r>
       <w:r>
         <w:rPr>

--- a/backend/contract_templates/Kalkul.docx
+++ b/backend/contract_templates/Kalkul.docx
@@ -1982,7 +1982,7 @@
           <w:szCs w:val="18"/>
           <w:lang w:val="en-US"/>
         </w:rPr>
-        <w:t xml:space="preserve"> (1 085 306 880 </w:t>
+        <w:t xml:space="preserve"> ({{final_total_amount}} </w:t>
       </w:r>
       <w:proofErr w:type="spellStart"/>
       <w:r>
@@ -2217,7 +2217,25 @@
           <w:szCs w:val="18"/>
           <w:lang w:val="en-US"/>
         </w:rPr>
-        <w:t xml:space="preserve"> (775 219 200 </w:t>
+        <w:t xml:space="preserve"> (</w:t>
+      </w:r>
+      <w:r>
+        <w:rPr>
+          <w:b/>
+          <w:sz w:val="24"/>
+          <w:szCs w:val="24"/>
+          <w:lang w:val="uz-Cyrl-UZ"/>
+        </w:rPr>
+        <w:t>{{final_total_amount}}</w:t>
+      </w:r>
+      <w:r>
+        <w:rPr>
+          <w:b/>
+          <w:sz w:val="24"/>
+          <w:szCs w:val="24"/>
+          <w:lang w:val="uz-Latn-UZ"/>
+        </w:rPr>
+        <w:t xml:space="preserve"> </w:t>
       </w:r>
       <w:proofErr w:type="spellStart"/>
       <w:r>
@@ -3011,7 +3029,25 @@
           <w:szCs w:val="18"/>
           <w:lang w:val="en-US"/>
         </w:rPr>
-        <w:t xml:space="preserve"> (775 219 200 </w:t>
+        <w:t xml:space="preserve"> (</w:t>
+      </w:r>
+      <w:r>
+        <w:rPr>
+          <w:b/>
+          <w:sz w:val="24"/>
+          <w:szCs w:val="24"/>
+          <w:lang w:val="uz-Cyrl-UZ"/>
+        </w:rPr>
+        <w:t>{{final_total_amount}}</w:t>
+      </w:r>
+      <w:r>
+        <w:rPr>
+          <w:b/>
+          <w:sz w:val="24"/>
+          <w:szCs w:val="24"/>
+          <w:lang w:val="uz-Latn-UZ"/>
+        </w:rPr>
+        <w:t xml:space="preserve"> </w:t>
       </w:r>
       <w:proofErr w:type="spellStart"/>
       <w:r>
@@ -5376,6 +5412,7 @@
           <w:szCs w:val="18"/>
           <w:lang w:val="en-US"/>
         </w:rPr>
+        <w:lastRenderedPageBreak/>
         <w:t xml:space="preserve"> </w:t>
       </w:r>
       <w:proofErr w:type="spellStart"/>

--- a/backend/contract_templates/Kalkul.docx
+++ b/backend/contract_templates/Kalkul.docx
@@ -4,132 +4,6 @@
   <w:body>
     <w:p>
       <w:pPr>
-        <w:ind w:firstLine="3119"/>
-        <w:jc w:val="center"/>
-        <w:rPr>
-          <w:i/>
-          <w:iCs/>
-          <w:sz w:val="18"/>
-          <w:szCs w:val="18"/>
-          <w:lang w:val="en-US"/>
-        </w:rPr>
-      </w:pPr>
-      <w:r>
-        <w:rPr>
-          <w:i/>
-          <w:iCs/>
-          <w:sz w:val="18"/>
-          <w:szCs w:val="18"/>
-          <w:lang w:val="en-US"/>
-        </w:rPr>
-        <w:t>____________ -sonli shartnomaning</w:t>
-      </w:r>
-    </w:p>
-    <w:p>
-      <w:pPr>
-        <w:spacing w:after="300"/>
-        <w:ind w:firstLine="3261"/>
-        <w:jc w:val="center"/>
-        <w:rPr>
-          <w:i/>
-          <w:iCs/>
-          <w:sz w:val="18"/>
-          <w:szCs w:val="18"/>
-          <w:lang w:val="en-US"/>
-        </w:rPr>
-      </w:pPr>
-      <w:r>
-        <w:rPr>
-          <w:i/>
-          <w:iCs/>
-          <w:sz w:val="18"/>
-          <w:szCs w:val="18"/>
-          <w:lang w:val="en-US"/>
-        </w:rPr>
-        <w:t>3-ilovasi</w:t>
-      </w:r>
-    </w:p>
-    <w:p>
-      <w:pPr>
-        <w:ind w:firstLine="3119"/>
-        <w:jc w:val="center"/>
-        <w:rPr>
-          <w:sz w:val="18"/>
-          <w:szCs w:val="18"/>
-          <w:lang w:val="en-US"/>
-        </w:rPr>
-      </w:pPr>
-      <w:r>
-        <w:rPr>
-          <w:b/>
-          <w:bCs/>
-          <w:sz w:val="18"/>
-          <w:szCs w:val="18"/>
-          <w:lang w:val="en-US"/>
-        </w:rPr>
-        <w:t>"T A S D I Q L A Y M A N"</w:t>
-      </w:r>
-    </w:p>
-    <w:p>
-      <w:pPr>
-        <w:ind w:left="2410" w:firstLine="992"/>
-        <w:jc w:val="center"/>
-        <w:rPr>
-          <w:sz w:val="18"/>
-          <w:szCs w:val="18"/>
-          <w:lang w:val="en-US"/>
-        </w:rPr>
-      </w:pPr>
-      <w:r>
-        <w:rPr>
-          <w:sz w:val="18"/>
-          <w:szCs w:val="18"/>
-          <w:lang w:val="en-US"/>
-        </w:rPr>
-        <w:t>O'zbekiston Respublikasi Qurilish va uy-joy kommunal xo'jaligi vazirining o'rinbosari</w:t>
-      </w:r>
-    </w:p>
-    <w:p>
-      <w:pPr>
-        <w:ind w:firstLine="3119"/>
-        <w:jc w:val="center"/>
-        <w:rPr>
-          <w:sz w:val="18"/>
-          <w:szCs w:val="18"/>
-          <w:lang w:val="en-US"/>
-        </w:rPr>
-      </w:pPr>
-      <w:r>
-        <w:rPr>
-          <w:sz w:val="18"/>
-          <w:szCs w:val="18"/>
-          <w:lang w:val="en-US"/>
-        </w:rPr>
-        <w:t>__________________ D.Adilov</w:t>
-      </w:r>
-    </w:p>
-    <w:p>
-      <w:pPr>
-        <w:spacing w:after="400"/>
-        <w:ind w:firstLine="3119"/>
-        <w:jc w:val="center"/>
-        <w:rPr>
-          <w:sz w:val="18"/>
-          <w:szCs w:val="18"/>
-          <w:lang w:val="en-US"/>
-        </w:rPr>
-      </w:pPr>
-      <w:r>
-        <w:rPr>
-          <w:sz w:val="18"/>
-          <w:szCs w:val="18"/>
-          <w:lang w:val="en-US"/>
-        </w:rPr>
-        <w:t>"_____"__________2026-yil</w:t>
-      </w:r>
-    </w:p>
-    <w:p>
-      <w:pPr>
         <w:spacing w:after="300"/>
         <w:jc w:val="center"/>
         <w:rPr>
@@ -169,7 +43,7 @@
           <w:szCs w:val="18"/>
           <w:lang w:val="en-US"/>
         </w:rPr>
-        <w:t>nomli normativ hujjatni qayta ishlab chiqish narxini hisoblash</w:t>
+        <w:t>nomli {{normative_type_full}}ni qayta ishlab chiqish narxini hisoblash</w:t>
       </w:r>
     </w:p>
     <w:p>
@@ -617,7 +491,7 @@
           <w:szCs w:val="24"/>
           <w:lang w:val="uz-Cyrl-UZ"/>
         </w:rPr>
-        <w:t>{{final_total_amount}}</w:t>
+        <w:t>{{mhb_amount}}</w:t>
       </w:r>
       <w:r>
         <w:rPr>
@@ -677,7 +551,7 @@
           <w:szCs w:val="18"/>
           <w:lang w:val="en-US"/>
         </w:rPr>
-        <w:t xml:space="preserve"> (310 087 680 so'm);</w:t>
+        <w:t xml:space="preserve"> ({{mhi_amount}} so'm);</w:t>
       </w:r>
     </w:p>
     <w:p>
@@ -790,7 +664,7 @@
           <w:szCs w:val="24"/>
           <w:lang w:val="uz-Cyrl-UZ"/>
         </w:rPr>
-        <w:t>{{final_total_amount}}</w:t>
+        <w:t>{{mhb_amount}}</w:t>
       </w:r>
       <w:r>
         <w:rPr>
@@ -1101,7 +975,7 @@
           <w:szCs w:val="18"/>
           <w:lang w:val="en-US"/>
         </w:rPr>
-        <w:t xml:space="preserve"> (310 087 680 so'm);</w:t>
+        <w:t xml:space="preserve"> ({{mhi_amount}} so'm);</w:t>
       </w:r>
     </w:p>
     <w:p>
@@ -1140,7 +1014,7 @@
           <w:szCs w:val="18"/>
           <w:lang w:val="en-US"/>
         </w:rPr>
-        <w:t xml:space="preserve"> (775 219 200 so'm);</w:t>
+        <w:t xml:space="preserve"> ({{mhb_amount}} so'm);</w:t>
       </w:r>
     </w:p>
     <w:p>

--- a/backend/contract_templates/Kalkul.docx
+++ b/backend/contract_templates/Kalkul.docx
@@ -35,16 +35,150 @@
           <w:lang w:val="en-US"/>
         </w:rPr>
       </w:pPr>
-      <w:r>
-        <w:rPr>
-          <w:b/>
-          <w:bCs/>
-          <w:sz w:val="18"/>
-          <w:szCs w:val="18"/>
-          <w:lang w:val="en-US"/>
-        </w:rPr>
-        <w:t>nomli {{normative_type_full}}ni qayta ishlab chiqish narxini hisoblash</w:t>
-      </w:r>
+      <w:proofErr w:type="spellStart"/>
+      <w:r>
+        <w:rPr>
+          <w:b/>
+          <w:bCs/>
+          <w:sz w:val="18"/>
+          <w:szCs w:val="18"/>
+          <w:lang w:val="en-US"/>
+        </w:rPr>
+        <w:t>nomli</w:t>
+      </w:r>
+      <w:proofErr w:type="spellEnd"/>
+      <w:r>
+        <w:rPr>
+          <w:b/>
+          <w:bCs/>
+          <w:sz w:val="18"/>
+          <w:szCs w:val="18"/>
+          <w:lang w:val="en-US"/>
+        </w:rPr>
+        <w:t xml:space="preserve"> {{</w:t>
+      </w:r>
+      <w:proofErr w:type="spellStart"/>
+      <w:r>
+        <w:rPr>
+          <w:b/>
+          <w:bCs/>
+          <w:sz w:val="18"/>
+          <w:szCs w:val="18"/>
+          <w:lang w:val="en-US"/>
+        </w:rPr>
+        <w:t>normative_type_full</w:t>
+      </w:r>
+      <w:proofErr w:type="spellEnd"/>
+      <w:r>
+        <w:rPr>
+          <w:b/>
+          <w:bCs/>
+          <w:sz w:val="18"/>
+          <w:szCs w:val="18"/>
+          <w:lang w:val="en-US"/>
+        </w:rPr>
+        <w:t>}}</w:t>
+      </w:r>
+      <w:proofErr w:type="spellStart"/>
+      <w:r>
+        <w:rPr>
+          <w:b/>
+          <w:bCs/>
+          <w:sz w:val="18"/>
+          <w:szCs w:val="18"/>
+          <w:lang w:val="en-US"/>
+        </w:rPr>
+        <w:t>ni</w:t>
+      </w:r>
+      <w:proofErr w:type="spellEnd"/>
+      <w:r>
+        <w:rPr>
+          <w:b/>
+          <w:bCs/>
+          <w:sz w:val="18"/>
+          <w:szCs w:val="18"/>
+          <w:lang w:val="en-US"/>
+        </w:rPr>
+        <w:t xml:space="preserve"> </w:t>
+      </w:r>
+      <w:proofErr w:type="spellStart"/>
+      <w:r>
+        <w:rPr>
+          <w:b/>
+          <w:bCs/>
+          <w:sz w:val="18"/>
+          <w:szCs w:val="18"/>
+          <w:lang w:val="en-US"/>
+        </w:rPr>
+        <w:t>ishlab</w:t>
+      </w:r>
+      <w:proofErr w:type="spellEnd"/>
+      <w:r>
+        <w:rPr>
+          <w:b/>
+          <w:bCs/>
+          <w:sz w:val="18"/>
+          <w:szCs w:val="18"/>
+          <w:lang w:val="en-US"/>
+        </w:rPr>
+        <w:t xml:space="preserve"> </w:t>
+      </w:r>
+      <w:proofErr w:type="spellStart"/>
+      <w:r>
+        <w:rPr>
+          <w:b/>
+          <w:bCs/>
+          <w:sz w:val="18"/>
+          <w:szCs w:val="18"/>
+          <w:lang w:val="en-US"/>
+        </w:rPr>
+        <w:t>chiqish</w:t>
+      </w:r>
+      <w:proofErr w:type="spellEnd"/>
+      <w:r>
+        <w:rPr>
+          <w:b/>
+          <w:bCs/>
+          <w:sz w:val="18"/>
+          <w:szCs w:val="18"/>
+          <w:lang w:val="en-US"/>
+        </w:rPr>
+        <w:t xml:space="preserve"> </w:t>
+      </w:r>
+      <w:proofErr w:type="spellStart"/>
+      <w:r>
+        <w:rPr>
+          <w:b/>
+          <w:bCs/>
+          <w:sz w:val="18"/>
+          <w:szCs w:val="18"/>
+          <w:lang w:val="en-US"/>
+        </w:rPr>
+        <w:t>narxini</w:t>
+      </w:r>
+      <w:proofErr w:type="spellEnd"/>
+      <w:r>
+        <w:rPr>
+          <w:b/>
+          <w:bCs/>
+          <w:sz w:val="18"/>
+          <w:szCs w:val="18"/>
+          <w:lang w:val="en-US"/>
+        </w:rPr>
+        <w:t xml:space="preserve"> </w:t>
+      </w:r>
+      <w:proofErr w:type="spellStart"/>
+      <w:r>
+        <w:rPr>
+          <w:b/>
+          <w:bCs/>
+          <w:sz w:val="18"/>
+          <w:szCs w:val="18"/>
+          <w:lang w:val="en-US"/>
+        </w:rPr>
+        <w:t>hisoblash</w:t>
+      </w:r>
+      <w:proofErr w:type="spellEnd"/>
     </w:p>
     <w:p>
       <w:pPr>
@@ -56,13 +190,167 @@
           <w:lang w:val="en-US"/>
         </w:rPr>
       </w:pPr>
-      <w:r>
-        <w:rPr>
-          <w:sz w:val="18"/>
-          <w:szCs w:val="18"/>
-          <w:lang w:val="en-US"/>
-        </w:rPr>
-        <w:t xml:space="preserve">O'zbekiston Respublikasi Qurilish va uy-joy kommunal xo'jaligi vazirining 03.07.2026 yildagi </w:t>
+      <w:proofErr w:type="spellStart"/>
+      <w:r>
+        <w:rPr>
+          <w:sz w:val="18"/>
+          <w:szCs w:val="18"/>
+          <w:lang w:val="en-US"/>
+        </w:rPr>
+        <w:t>O'zbekiston</w:t>
+      </w:r>
+      <w:proofErr w:type="spellEnd"/>
+      <w:r>
+        <w:rPr>
+          <w:sz w:val="18"/>
+          <w:szCs w:val="18"/>
+          <w:lang w:val="en-US"/>
+        </w:rPr>
+        <w:t xml:space="preserve"> </w:t>
+      </w:r>
+      <w:proofErr w:type="spellStart"/>
+      <w:r>
+        <w:rPr>
+          <w:sz w:val="18"/>
+          <w:szCs w:val="18"/>
+          <w:lang w:val="en-US"/>
+        </w:rPr>
+        <w:t>Respublikasi</w:t>
+      </w:r>
+      <w:proofErr w:type="spellEnd"/>
+      <w:r>
+        <w:rPr>
+          <w:sz w:val="18"/>
+          <w:szCs w:val="18"/>
+          <w:lang w:val="en-US"/>
+        </w:rPr>
+        <w:t xml:space="preserve"> </w:t>
+      </w:r>
+      <w:proofErr w:type="spellStart"/>
+      <w:r>
+        <w:rPr>
+          <w:sz w:val="18"/>
+          <w:szCs w:val="18"/>
+          <w:lang w:val="en-US"/>
+        </w:rPr>
+        <w:t>Qurilish</w:t>
+      </w:r>
+      <w:proofErr w:type="spellEnd"/>
+      <w:r>
+        <w:rPr>
+          <w:sz w:val="18"/>
+          <w:szCs w:val="18"/>
+          <w:lang w:val="en-US"/>
+        </w:rPr>
+        <w:t xml:space="preserve"> </w:t>
+      </w:r>
+      <w:proofErr w:type="spellStart"/>
+      <w:r>
+        <w:rPr>
+          <w:sz w:val="18"/>
+          <w:szCs w:val="18"/>
+          <w:lang w:val="en-US"/>
+        </w:rPr>
+        <w:t>va</w:t>
+      </w:r>
+      <w:proofErr w:type="spellEnd"/>
+      <w:r>
+        <w:rPr>
+          <w:sz w:val="18"/>
+          <w:szCs w:val="18"/>
+          <w:lang w:val="en-US"/>
+        </w:rPr>
+        <w:t xml:space="preserve"> </w:t>
+      </w:r>
+      <w:proofErr w:type="spellStart"/>
+      <w:r>
+        <w:rPr>
+          <w:sz w:val="18"/>
+          <w:szCs w:val="18"/>
+          <w:lang w:val="en-US"/>
+        </w:rPr>
+        <w:t>uy</w:t>
+      </w:r>
+      <w:proofErr w:type="spellEnd"/>
+      <w:r>
+        <w:rPr>
+          <w:sz w:val="18"/>
+          <w:szCs w:val="18"/>
+          <w:lang w:val="en-US"/>
+        </w:rPr>
+        <w:t xml:space="preserve">-joy </w:t>
+      </w:r>
+      <w:proofErr w:type="spellStart"/>
+      <w:r>
+        <w:rPr>
+          <w:sz w:val="18"/>
+          <w:szCs w:val="18"/>
+          <w:lang w:val="en-US"/>
+        </w:rPr>
+        <w:t>kommunal</w:t>
+      </w:r>
+      <w:proofErr w:type="spellEnd"/>
+      <w:r>
+        <w:rPr>
+          <w:sz w:val="18"/>
+          <w:szCs w:val="18"/>
+          <w:lang w:val="en-US"/>
+        </w:rPr>
+        <w:t xml:space="preserve"> </w:t>
+      </w:r>
+      <w:proofErr w:type="spellStart"/>
+      <w:r>
+        <w:rPr>
+          <w:sz w:val="18"/>
+          <w:szCs w:val="18"/>
+          <w:lang w:val="en-US"/>
+        </w:rPr>
+        <w:t>xo'jaligi</w:t>
+      </w:r>
+      <w:proofErr w:type="spellEnd"/>
+      <w:r>
+        <w:rPr>
+          <w:sz w:val="18"/>
+          <w:szCs w:val="18"/>
+          <w:lang w:val="en-US"/>
+        </w:rPr>
+        <w:t xml:space="preserve"> </w:t>
+      </w:r>
+      <w:proofErr w:type="spellStart"/>
+      <w:r>
+        <w:rPr>
+          <w:sz w:val="18"/>
+          <w:szCs w:val="18"/>
+          <w:lang w:val="en-US"/>
+        </w:rPr>
+        <w:t>vazirining</w:t>
+      </w:r>
+      <w:proofErr w:type="spellEnd"/>
+      <w:r>
+        <w:rPr>
+          <w:sz w:val="18"/>
+          <w:szCs w:val="18"/>
+          <w:lang w:val="en-US"/>
+        </w:rPr>
+        <w:t xml:space="preserve"> 03.07.2026 </w:t>
+      </w:r>
+      <w:proofErr w:type="spellStart"/>
+      <w:r>
+        <w:rPr>
+          <w:sz w:val="18"/>
+          <w:szCs w:val="18"/>
+          <w:lang w:val="en-US"/>
+        </w:rPr>
+        <w:t>yildagi</w:t>
+      </w:r>
+      <w:proofErr w:type="spellEnd"/>
+      <w:r>
+        <w:rPr>
+          <w:sz w:val="18"/>
+          <w:szCs w:val="18"/>
+          <w:lang w:val="en-US"/>
+        </w:rPr>
+        <w:t xml:space="preserve"> </w:t>
       </w:r>
       <w:r>
         <w:rPr>
@@ -72,15 +360,435 @@
           <w:szCs w:val="18"/>
           <w:lang w:val="en-US"/>
         </w:rPr>
-        <w:t>(Adliya vazirligidan 3886 raqami bilan ro'yxatdan o'tgan)</w:t>
-      </w:r>
-      <w:r>
-        <w:rPr>
-          <w:sz w:val="18"/>
-          <w:szCs w:val="18"/>
-          <w:lang w:val="en-US"/>
-        </w:rPr>
-        <w:t xml:space="preserve"> Qurilish va uy-joy kommunal xo'jaligi sohasidagi normativ hujjatlarni ishlab chiqish qiymatini aniqlash bo'yicha yo'riqnomaga asosan aniqlanadi.</w:t>
+        <w:t>(</w:t>
+      </w:r>
+      <w:proofErr w:type="spellStart"/>
+      <w:r>
+        <w:rPr>
+          <w:i/>
+          <w:iCs/>
+          <w:sz w:val="18"/>
+          <w:szCs w:val="18"/>
+          <w:lang w:val="en-US"/>
+        </w:rPr>
+        <w:t>Adliya</w:t>
+      </w:r>
+      <w:proofErr w:type="spellEnd"/>
+      <w:r>
+        <w:rPr>
+          <w:i/>
+          <w:iCs/>
+          <w:sz w:val="18"/>
+          <w:szCs w:val="18"/>
+          <w:lang w:val="en-US"/>
+        </w:rPr>
+        <w:t xml:space="preserve"> </w:t>
+      </w:r>
+      <w:proofErr w:type="spellStart"/>
+      <w:r>
+        <w:rPr>
+          <w:i/>
+          <w:iCs/>
+          <w:sz w:val="18"/>
+          <w:szCs w:val="18"/>
+          <w:lang w:val="en-US"/>
+        </w:rPr>
+        <w:t>vazirligidan</w:t>
+      </w:r>
+      <w:proofErr w:type="spellEnd"/>
+      <w:r>
+        <w:rPr>
+          <w:i/>
+          <w:iCs/>
+          <w:sz w:val="18"/>
+          <w:szCs w:val="18"/>
+          <w:lang w:val="en-US"/>
+        </w:rPr>
+        <w:t xml:space="preserve"> 3886 </w:t>
+      </w:r>
+      <w:proofErr w:type="spellStart"/>
+      <w:r>
+        <w:rPr>
+          <w:i/>
+          <w:iCs/>
+          <w:sz w:val="18"/>
+          <w:szCs w:val="18"/>
+          <w:lang w:val="en-US"/>
+        </w:rPr>
+        <w:t>raqami</w:t>
+      </w:r>
+      <w:proofErr w:type="spellEnd"/>
+      <w:r>
+        <w:rPr>
+          <w:i/>
+          <w:iCs/>
+          <w:sz w:val="18"/>
+          <w:szCs w:val="18"/>
+          <w:lang w:val="en-US"/>
+        </w:rPr>
+        <w:t xml:space="preserve"> </w:t>
+      </w:r>
+      <w:proofErr w:type="spellStart"/>
+      <w:r>
+        <w:rPr>
+          <w:i/>
+          <w:iCs/>
+          <w:sz w:val="18"/>
+          <w:szCs w:val="18"/>
+          <w:lang w:val="en-US"/>
+        </w:rPr>
+        <w:t>bilan</w:t>
+      </w:r>
+      <w:proofErr w:type="spellEnd"/>
+      <w:r>
+        <w:rPr>
+          <w:i/>
+          <w:iCs/>
+          <w:sz w:val="18"/>
+          <w:szCs w:val="18"/>
+          <w:lang w:val="en-US"/>
+        </w:rPr>
+        <w:t xml:space="preserve"> </w:t>
+      </w:r>
+      <w:proofErr w:type="spellStart"/>
+      <w:r>
+        <w:rPr>
+          <w:i/>
+          <w:iCs/>
+          <w:sz w:val="18"/>
+          <w:szCs w:val="18"/>
+          <w:lang w:val="en-US"/>
+        </w:rPr>
+        <w:t>ro'yxatdan</w:t>
+      </w:r>
+      <w:proofErr w:type="spellEnd"/>
+      <w:r>
+        <w:rPr>
+          <w:i/>
+          <w:iCs/>
+          <w:sz w:val="18"/>
+          <w:szCs w:val="18"/>
+          <w:lang w:val="en-US"/>
+        </w:rPr>
+        <w:t xml:space="preserve"> </w:t>
+      </w:r>
+      <w:proofErr w:type="spellStart"/>
+      <w:r>
+        <w:rPr>
+          <w:i/>
+          <w:iCs/>
+          <w:sz w:val="18"/>
+          <w:szCs w:val="18"/>
+          <w:lang w:val="en-US"/>
+        </w:rPr>
+        <w:t>o'tgan</w:t>
+      </w:r>
+      <w:proofErr w:type="spellEnd"/>
+      <w:r>
+        <w:rPr>
+          <w:i/>
+          <w:iCs/>
+          <w:sz w:val="18"/>
+          <w:szCs w:val="18"/>
+          <w:lang w:val="en-US"/>
+        </w:rPr>
+        <w:t>)</w:t>
+      </w:r>
+      <w:r>
+        <w:rPr>
+          <w:sz w:val="18"/>
+          <w:szCs w:val="18"/>
+          <w:lang w:val="en-US"/>
+        </w:rPr>
+        <w:t xml:space="preserve"> </w:t>
+      </w:r>
+      <w:proofErr w:type="spellStart"/>
+      <w:r>
+        <w:rPr>
+          <w:sz w:val="18"/>
+          <w:szCs w:val="18"/>
+          <w:lang w:val="en-US"/>
+        </w:rPr>
+        <w:t>Qurilish</w:t>
+      </w:r>
+      <w:proofErr w:type="spellEnd"/>
+      <w:r>
+        <w:rPr>
+          <w:sz w:val="18"/>
+          <w:szCs w:val="18"/>
+          <w:lang w:val="en-US"/>
+        </w:rPr>
+        <w:t xml:space="preserve"> </w:t>
+      </w:r>
+      <w:proofErr w:type="spellStart"/>
+      <w:r>
+        <w:rPr>
+          <w:sz w:val="18"/>
+          <w:szCs w:val="18"/>
+          <w:lang w:val="en-US"/>
+        </w:rPr>
+        <w:t>va</w:t>
+      </w:r>
+      <w:proofErr w:type="spellEnd"/>
+      <w:r>
+        <w:rPr>
+          <w:sz w:val="18"/>
+          <w:szCs w:val="18"/>
+          <w:lang w:val="en-US"/>
+        </w:rPr>
+        <w:t xml:space="preserve"> </w:t>
+      </w:r>
+      <w:proofErr w:type="spellStart"/>
+      <w:r>
+        <w:rPr>
+          <w:sz w:val="18"/>
+          <w:szCs w:val="18"/>
+          <w:lang w:val="en-US"/>
+        </w:rPr>
+        <w:t>uy</w:t>
+      </w:r>
+      <w:proofErr w:type="spellEnd"/>
+      <w:r>
+        <w:rPr>
+          <w:sz w:val="18"/>
+          <w:szCs w:val="18"/>
+          <w:lang w:val="en-US"/>
+        </w:rPr>
+        <w:t xml:space="preserve">-joy </w:t>
+      </w:r>
+      <w:proofErr w:type="spellStart"/>
+      <w:r>
+        <w:rPr>
+          <w:sz w:val="18"/>
+          <w:szCs w:val="18"/>
+          <w:lang w:val="en-US"/>
+        </w:rPr>
+        <w:t>kommunal</w:t>
+      </w:r>
+      <w:proofErr w:type="spellEnd"/>
+      <w:r>
+        <w:rPr>
+          <w:sz w:val="18"/>
+          <w:szCs w:val="18"/>
+          <w:lang w:val="en-US"/>
+        </w:rPr>
+        <w:t xml:space="preserve"> </w:t>
+      </w:r>
+      <w:proofErr w:type="spellStart"/>
+      <w:r>
+        <w:rPr>
+          <w:sz w:val="18"/>
+          <w:szCs w:val="18"/>
+          <w:lang w:val="en-US"/>
+        </w:rPr>
+        <w:t>xo'jaligi</w:t>
+      </w:r>
+      <w:proofErr w:type="spellEnd"/>
+      <w:r>
+        <w:rPr>
+          <w:sz w:val="18"/>
+          <w:szCs w:val="18"/>
+          <w:lang w:val="en-US"/>
+        </w:rPr>
+        <w:t xml:space="preserve"> </w:t>
+      </w:r>
+      <w:proofErr w:type="spellStart"/>
+      <w:r>
+        <w:rPr>
+          <w:sz w:val="18"/>
+          <w:szCs w:val="18"/>
+          <w:lang w:val="en-US"/>
+        </w:rPr>
+        <w:t>sohasidagi</w:t>
+      </w:r>
+      <w:proofErr w:type="spellEnd"/>
+      <w:r>
+        <w:rPr>
+          <w:sz w:val="18"/>
+          <w:szCs w:val="18"/>
+          <w:lang w:val="en-US"/>
+        </w:rPr>
+        <w:t xml:space="preserve"> </w:t>
+      </w:r>
+      <w:proofErr w:type="spellStart"/>
+      <w:r>
+        <w:rPr>
+          <w:sz w:val="18"/>
+          <w:szCs w:val="18"/>
+          <w:lang w:val="en-US"/>
+        </w:rPr>
+        <w:t>normativ</w:t>
+      </w:r>
+      <w:proofErr w:type="spellEnd"/>
+      <w:r>
+        <w:rPr>
+          <w:sz w:val="18"/>
+          <w:szCs w:val="18"/>
+          <w:lang w:val="en-US"/>
+        </w:rPr>
+        <w:t xml:space="preserve"> </w:t>
+      </w:r>
+      <w:proofErr w:type="spellStart"/>
+      <w:r>
+        <w:rPr>
+          <w:sz w:val="18"/>
+          <w:szCs w:val="18"/>
+          <w:lang w:val="en-US"/>
+        </w:rPr>
+        <w:t>hujjatlarni</w:t>
+      </w:r>
+      <w:proofErr w:type="spellEnd"/>
+      <w:r>
+        <w:rPr>
+          <w:sz w:val="18"/>
+          <w:szCs w:val="18"/>
+          <w:lang w:val="en-US"/>
+        </w:rPr>
+        <w:t xml:space="preserve"> </w:t>
+      </w:r>
+      <w:proofErr w:type="spellStart"/>
+      <w:r>
+        <w:rPr>
+          <w:sz w:val="18"/>
+          <w:szCs w:val="18"/>
+          <w:lang w:val="en-US"/>
+        </w:rPr>
+        <w:t>ishlab</w:t>
+      </w:r>
+      <w:proofErr w:type="spellEnd"/>
+      <w:r>
+        <w:rPr>
+          <w:sz w:val="18"/>
+          <w:szCs w:val="18"/>
+          <w:lang w:val="en-US"/>
+        </w:rPr>
+        <w:t xml:space="preserve"> </w:t>
+      </w:r>
+      <w:proofErr w:type="spellStart"/>
+      <w:r>
+        <w:rPr>
+          <w:sz w:val="18"/>
+          <w:szCs w:val="18"/>
+          <w:lang w:val="en-US"/>
+        </w:rPr>
+        <w:t>chiqish</w:t>
+      </w:r>
+      <w:proofErr w:type="spellEnd"/>
+      <w:r>
+        <w:rPr>
+          <w:sz w:val="18"/>
+          <w:szCs w:val="18"/>
+          <w:lang w:val="en-US"/>
+        </w:rPr>
+        <w:t xml:space="preserve"> </w:t>
+      </w:r>
+      <w:proofErr w:type="spellStart"/>
+      <w:r>
+        <w:rPr>
+          <w:sz w:val="18"/>
+          <w:szCs w:val="18"/>
+          <w:lang w:val="en-US"/>
+        </w:rPr>
+        <w:t>qiymatini</w:t>
+      </w:r>
+      <w:proofErr w:type="spellEnd"/>
+      <w:r>
+        <w:rPr>
+          <w:sz w:val="18"/>
+          <w:szCs w:val="18"/>
+          <w:lang w:val="en-US"/>
+        </w:rPr>
+        <w:t xml:space="preserve"> </w:t>
+      </w:r>
+      <w:proofErr w:type="spellStart"/>
+      <w:r>
+        <w:rPr>
+          <w:sz w:val="18"/>
+          <w:szCs w:val="18"/>
+          <w:lang w:val="en-US"/>
+        </w:rPr>
+        <w:t>aniqlash</w:t>
+      </w:r>
+      <w:proofErr w:type="spellEnd"/>
+      <w:r>
+        <w:rPr>
+          <w:sz w:val="18"/>
+          <w:szCs w:val="18"/>
+          <w:lang w:val="en-US"/>
+        </w:rPr>
+        <w:t xml:space="preserve"> </w:t>
+      </w:r>
+      <w:proofErr w:type="spellStart"/>
+      <w:r>
+        <w:rPr>
+          <w:sz w:val="18"/>
+          <w:szCs w:val="18"/>
+          <w:lang w:val="en-US"/>
+        </w:rPr>
+        <w:t>bo'yicha</w:t>
+      </w:r>
+      <w:proofErr w:type="spellEnd"/>
+      <w:r>
+        <w:rPr>
+          <w:sz w:val="18"/>
+          <w:szCs w:val="18"/>
+          <w:lang w:val="en-US"/>
+        </w:rPr>
+        <w:t xml:space="preserve"> </w:t>
+      </w:r>
+      <w:proofErr w:type="spellStart"/>
+      <w:r>
+        <w:rPr>
+          <w:sz w:val="18"/>
+          <w:szCs w:val="18"/>
+          <w:lang w:val="en-US"/>
+        </w:rPr>
+        <w:t>yo'riqnomaga</w:t>
+      </w:r>
+      <w:proofErr w:type="spellEnd"/>
+      <w:r>
+        <w:rPr>
+          <w:sz w:val="18"/>
+          <w:szCs w:val="18"/>
+          <w:lang w:val="en-US"/>
+        </w:rPr>
+        <w:t xml:space="preserve"> </w:t>
+      </w:r>
+      <w:proofErr w:type="spellStart"/>
+      <w:r>
+        <w:rPr>
+          <w:sz w:val="18"/>
+          <w:szCs w:val="18"/>
+          <w:lang w:val="en-US"/>
+        </w:rPr>
+        <w:t>asosan</w:t>
+      </w:r>
+      <w:proofErr w:type="spellEnd"/>
+      <w:r>
+        <w:rPr>
+          <w:sz w:val="18"/>
+          <w:szCs w:val="18"/>
+          <w:lang w:val="en-US"/>
+        </w:rPr>
+        <w:t xml:space="preserve"> </w:t>
+      </w:r>
+      <w:proofErr w:type="spellStart"/>
+      <w:r>
+        <w:rPr>
+          <w:sz w:val="18"/>
+          <w:szCs w:val="18"/>
+          <w:lang w:val="en-US"/>
+        </w:rPr>
+        <w:t>aniqlanadi</w:t>
+      </w:r>
+      <w:proofErr w:type="spellEnd"/>
+      <w:r>
+        <w:rPr>
+          <w:sz w:val="18"/>
+          <w:szCs w:val="18"/>
+          <w:lang w:val="en-US"/>
+        </w:rPr>
+        <w:t>.</w:t>
       </w:r>
     </w:p>
     <w:tbl>
@@ -129,13 +837,63 @@
                 <w:szCs w:val="18"/>
               </w:rPr>
             </w:pPr>
+            <w:proofErr w:type="spellStart"/>
             <w:r>
               <w:rPr>
                 <w:sz w:val="18"/>
                 <w:szCs w:val="18"/>
               </w:rPr>
-              <w:t>Normativ hujjatning umumiy beti</w:t>
+              <w:t>Normativ</w:t>
             </w:r>
+            <w:proofErr w:type="spellEnd"/>
+            <w:r>
+              <w:rPr>
+                <w:sz w:val="18"/>
+                <w:szCs w:val="18"/>
+              </w:rPr>
+              <w:t xml:space="preserve"> </w:t>
+            </w:r>
+            <w:proofErr w:type="spellStart"/>
+            <w:r>
+              <w:rPr>
+                <w:sz w:val="18"/>
+                <w:szCs w:val="18"/>
+              </w:rPr>
+              <w:t>hujjatning</w:t>
+            </w:r>
+            <w:proofErr w:type="spellEnd"/>
+            <w:r>
+              <w:rPr>
+                <w:sz w:val="18"/>
+                <w:szCs w:val="18"/>
+              </w:rPr>
+              <w:t xml:space="preserve"> </w:t>
+            </w:r>
+            <w:proofErr w:type="spellStart"/>
+            <w:r>
+              <w:rPr>
+                <w:sz w:val="18"/>
+                <w:szCs w:val="18"/>
+              </w:rPr>
+              <w:t>umumiy</w:t>
+            </w:r>
+            <w:proofErr w:type="spellEnd"/>
+            <w:r>
+              <w:rPr>
+                <w:sz w:val="18"/>
+                <w:szCs w:val="18"/>
+              </w:rPr>
+              <w:t xml:space="preserve"> </w:t>
+            </w:r>
+            <w:proofErr w:type="spellStart"/>
+            <w:r>
+              <w:rPr>
+                <w:sz w:val="18"/>
+                <w:szCs w:val="18"/>
+              </w:rPr>
+              <w:t>beti</w:t>
+            </w:r>
+            <w:proofErr w:type="spellEnd"/>
           </w:p>
         </w:tc>
         <w:tc>
@@ -162,7 +920,23 @@
                 <w:sz w:val="18"/>
                 <w:szCs w:val="18"/>
               </w:rPr>
-              <w:t>{{total_pages}}</w:t>
+              <w:t>{{</w:t>
+            </w:r>
+            <w:proofErr w:type="spellStart"/>
+            <w:r>
+              <w:rPr>
+                <w:sz w:val="18"/>
+                <w:szCs w:val="18"/>
+              </w:rPr>
+              <w:t>total_pages</w:t>
+            </w:r>
+            <w:proofErr w:type="spellEnd"/>
+            <w:r>
+              <w:rPr>
+                <w:sz w:val="18"/>
+                <w:szCs w:val="18"/>
+              </w:rPr>
+              <w:t>}}</w:t>
             </w:r>
           </w:p>
         </w:tc>
@@ -184,13 +958,31 @@
                 <w:szCs w:val="18"/>
               </w:rPr>
             </w:pPr>
+            <w:proofErr w:type="spellStart"/>
             <w:r>
               <w:rPr>
                 <w:sz w:val="18"/>
                 <w:szCs w:val="18"/>
               </w:rPr>
-              <w:t>Murakkablik darajasi</w:t>
+              <w:t>Murakkablik</w:t>
             </w:r>
+            <w:proofErr w:type="spellEnd"/>
+            <w:r>
+              <w:rPr>
+                <w:sz w:val="18"/>
+                <w:szCs w:val="18"/>
+              </w:rPr>
+              <w:t xml:space="preserve"> </w:t>
+            </w:r>
+            <w:proofErr w:type="spellStart"/>
+            <w:r>
+              <w:rPr>
+                <w:sz w:val="18"/>
+                <w:szCs w:val="18"/>
+              </w:rPr>
+              <w:t>darajasi</w:t>
+            </w:r>
+            <w:proofErr w:type="spellEnd"/>
           </w:p>
         </w:tc>
         <w:tc>
@@ -217,7 +1009,23 @@
                 <w:sz w:val="18"/>
                 <w:szCs w:val="18"/>
               </w:rPr>
-              <w:t>{{complexity_roman}}</w:t>
+              <w:t>{{</w:t>
+            </w:r>
+            <w:proofErr w:type="spellStart"/>
+            <w:r>
+              <w:rPr>
+                <w:sz w:val="18"/>
+                <w:szCs w:val="18"/>
+              </w:rPr>
+              <w:t>complexity_roman</w:t>
+            </w:r>
+            <w:proofErr w:type="spellEnd"/>
+            <w:r>
+              <w:rPr>
+                <w:sz w:val="18"/>
+                <w:szCs w:val="18"/>
+              </w:rPr>
+              <w:t>}}</w:t>
             </w:r>
           </w:p>
         </w:tc>
@@ -239,13 +1047,47 @@
                 <w:szCs w:val="18"/>
               </w:rPr>
             </w:pPr>
+            <w:proofErr w:type="spellStart"/>
             <w:r>
               <w:rPr>
                 <w:sz w:val="18"/>
                 <w:szCs w:val="18"/>
               </w:rPr>
-              <w:t>Foydalanilgan manbalar soni</w:t>
+              <w:t>Foydalanilgan</w:t>
             </w:r>
+            <w:proofErr w:type="spellEnd"/>
+            <w:r>
+              <w:rPr>
+                <w:sz w:val="18"/>
+                <w:szCs w:val="18"/>
+              </w:rPr>
+              <w:t xml:space="preserve"> </w:t>
+            </w:r>
+            <w:proofErr w:type="spellStart"/>
+            <w:r>
+              <w:rPr>
+                <w:sz w:val="18"/>
+                <w:szCs w:val="18"/>
+              </w:rPr>
+              <w:t>manbalar</w:t>
+            </w:r>
+            <w:proofErr w:type="spellEnd"/>
+            <w:r>
+              <w:rPr>
+                <w:sz w:val="18"/>
+                <w:szCs w:val="18"/>
+              </w:rPr>
+              <w:t xml:space="preserve"> </w:t>
+            </w:r>
+            <w:proofErr w:type="spellStart"/>
+            <w:r>
+              <w:rPr>
+                <w:sz w:val="18"/>
+                <w:szCs w:val="18"/>
+              </w:rPr>
+              <w:t>soni</w:t>
+            </w:r>
+            <w:proofErr w:type="spellEnd"/>
           </w:p>
         </w:tc>
         <w:tc>
@@ -268,7 +1110,15 @@
               </w:rPr>
             </w:pPr>
             <w:r>
-              <w:t>{{sources_count}}</w:t>
+              <w:t>{{</w:t>
+            </w:r>
+            <w:proofErr w:type="spellStart"/>
+            <w:r>
+              <w:t>sources_count</w:t>
+            </w:r>
+            <w:proofErr w:type="spellEnd"/>
+            <w:r>
+              <w:t>}}</w:t>
             </w:r>
           </w:p>
         </w:tc>
@@ -290,13 +1140,47 @@
                 <w:szCs w:val="18"/>
               </w:rPr>
             </w:pPr>
+            <w:proofErr w:type="spellStart"/>
             <w:r>
               <w:rPr>
                 <w:sz w:val="18"/>
                 <w:szCs w:val="18"/>
               </w:rPr>
-              <w:t>Tadqiqot o'tkazilishi rejalashtirilgan</w:t>
+              <w:t>Tadqiqot</w:t>
             </w:r>
+            <w:proofErr w:type="spellEnd"/>
+            <w:r>
+              <w:rPr>
+                <w:sz w:val="18"/>
+                <w:szCs w:val="18"/>
+              </w:rPr>
+              <w:t xml:space="preserve"> </w:t>
+            </w:r>
+            <w:proofErr w:type="spellStart"/>
+            <w:r>
+              <w:rPr>
+                <w:sz w:val="18"/>
+                <w:szCs w:val="18"/>
+              </w:rPr>
+              <w:t>o'tkazilishi</w:t>
+            </w:r>
+            <w:proofErr w:type="spellEnd"/>
+            <w:r>
+              <w:rPr>
+                <w:sz w:val="18"/>
+                <w:szCs w:val="18"/>
+              </w:rPr>
+              <w:t xml:space="preserve"> </w:t>
+            </w:r>
+            <w:proofErr w:type="spellStart"/>
+            <w:r>
+              <w:rPr>
+                <w:sz w:val="18"/>
+                <w:szCs w:val="18"/>
+              </w:rPr>
+              <w:t>rejalashtirilgan</w:t>
+            </w:r>
+            <w:proofErr w:type="spellEnd"/>
           </w:p>
         </w:tc>
         <w:tc>
@@ -323,7 +1207,23 @@
                 <w:sz w:val="18"/>
                 <w:szCs w:val="18"/>
               </w:rPr>
-              <w:t>{{research_status}}</w:t>
+              <w:t>{{</w:t>
+            </w:r>
+            <w:proofErr w:type="spellStart"/>
+            <w:r>
+              <w:rPr>
+                <w:sz w:val="18"/>
+                <w:szCs w:val="18"/>
+              </w:rPr>
+              <w:t>research_status</w:t>
+            </w:r>
+            <w:proofErr w:type="spellEnd"/>
+            <w:r>
+              <w:rPr>
+                <w:sz w:val="18"/>
+                <w:szCs w:val="18"/>
+              </w:rPr>
+              <w:t>}}</w:t>
             </w:r>
           </w:p>
         </w:tc>
@@ -355,6 +1255,7 @@
           <w:lang w:val="en-US"/>
         </w:rPr>
       </w:pPr>
+      <w:proofErr w:type="spellStart"/>
       <w:r>
         <w:rPr>
           <w:b/>
@@ -364,7 +1265,187 @@
           <w:u w:val="single"/>
           <w:lang w:val="en-US"/>
         </w:rPr>
-        <w:t>Normativ hujjatni ishlab chiqish qiymati quyidagi formula asosida aniqlanadi:</w:t>
+        <w:t>Normativ</w:t>
+      </w:r>
+      <w:proofErr w:type="spellEnd"/>
+      <w:r>
+        <w:rPr>
+          <w:b/>
+          <w:bCs/>
+          <w:sz w:val="18"/>
+          <w:szCs w:val="18"/>
+          <w:u w:val="single"/>
+          <w:lang w:val="en-US"/>
+        </w:rPr>
+        <w:t xml:space="preserve"> </w:t>
+      </w:r>
+      <w:proofErr w:type="spellStart"/>
+      <w:r>
+        <w:rPr>
+          <w:b/>
+          <w:bCs/>
+          <w:sz w:val="18"/>
+          <w:szCs w:val="18"/>
+          <w:u w:val="single"/>
+          <w:lang w:val="en-US"/>
+        </w:rPr>
+        <w:t>hujjatni</w:t>
+      </w:r>
+      <w:proofErr w:type="spellEnd"/>
+      <w:r>
+        <w:rPr>
+          <w:b/>
+          <w:bCs/>
+          <w:sz w:val="18"/>
+          <w:szCs w:val="18"/>
+          <w:u w:val="single"/>
+          <w:lang w:val="en-US"/>
+        </w:rPr>
+        <w:t xml:space="preserve"> </w:t>
+      </w:r>
+      <w:proofErr w:type="spellStart"/>
+      <w:r>
+        <w:rPr>
+          <w:b/>
+          <w:bCs/>
+          <w:sz w:val="18"/>
+          <w:szCs w:val="18"/>
+          <w:u w:val="single"/>
+          <w:lang w:val="en-US"/>
+        </w:rPr>
+        <w:t>ishlab</w:t>
+      </w:r>
+      <w:proofErr w:type="spellEnd"/>
+      <w:r>
+        <w:rPr>
+          <w:b/>
+          <w:bCs/>
+          <w:sz w:val="18"/>
+          <w:szCs w:val="18"/>
+          <w:u w:val="single"/>
+          <w:lang w:val="en-US"/>
+        </w:rPr>
+        <w:t xml:space="preserve"> </w:t>
+      </w:r>
+      <w:proofErr w:type="spellStart"/>
+      <w:r>
+        <w:rPr>
+          <w:b/>
+          <w:bCs/>
+          <w:sz w:val="18"/>
+          <w:szCs w:val="18"/>
+          <w:u w:val="single"/>
+          <w:lang w:val="en-US"/>
+        </w:rPr>
+        <w:t>chiqish</w:t>
+      </w:r>
+      <w:proofErr w:type="spellEnd"/>
+      <w:r>
+        <w:rPr>
+          <w:b/>
+          <w:bCs/>
+          <w:sz w:val="18"/>
+          <w:szCs w:val="18"/>
+          <w:u w:val="single"/>
+          <w:lang w:val="en-US"/>
+        </w:rPr>
+        <w:t xml:space="preserve"> </w:t>
+      </w:r>
+      <w:proofErr w:type="spellStart"/>
+      <w:r>
+        <w:rPr>
+          <w:b/>
+          <w:bCs/>
+          <w:sz w:val="18"/>
+          <w:szCs w:val="18"/>
+          <w:u w:val="single"/>
+          <w:lang w:val="en-US"/>
+        </w:rPr>
+        <w:t>qiymati</w:t>
+      </w:r>
+      <w:proofErr w:type="spellEnd"/>
+      <w:r>
+        <w:rPr>
+          <w:b/>
+          <w:bCs/>
+          <w:sz w:val="18"/>
+          <w:szCs w:val="18"/>
+          <w:u w:val="single"/>
+          <w:lang w:val="en-US"/>
+        </w:rPr>
+        <w:t xml:space="preserve"> </w:t>
+      </w:r>
+      <w:proofErr w:type="spellStart"/>
+      <w:r>
+        <w:rPr>
+          <w:b/>
+          <w:bCs/>
+          <w:sz w:val="18"/>
+          <w:szCs w:val="18"/>
+          <w:u w:val="single"/>
+          <w:lang w:val="en-US"/>
+        </w:rPr>
+        <w:t>quyidagi</w:t>
+      </w:r>
+      <w:proofErr w:type="spellEnd"/>
+      <w:r>
+        <w:rPr>
+          <w:b/>
+          <w:bCs/>
+          <w:sz w:val="18"/>
+          <w:szCs w:val="18"/>
+          <w:u w:val="single"/>
+          <w:lang w:val="en-US"/>
+        </w:rPr>
+        <w:t xml:space="preserve"> formula </w:t>
+      </w:r>
+      <w:proofErr w:type="spellStart"/>
+      <w:r>
+        <w:rPr>
+          <w:b/>
+          <w:bCs/>
+          <w:sz w:val="18"/>
+          <w:szCs w:val="18"/>
+          <w:u w:val="single"/>
+          <w:lang w:val="en-US"/>
+        </w:rPr>
+        <w:t>asosida</w:t>
+      </w:r>
+      <w:proofErr w:type="spellEnd"/>
+      <w:r>
+        <w:rPr>
+          <w:b/>
+          <w:bCs/>
+          <w:sz w:val="18"/>
+          <w:szCs w:val="18"/>
+          <w:u w:val="single"/>
+          <w:lang w:val="en-US"/>
+        </w:rPr>
+        <w:t xml:space="preserve"> </w:t>
+      </w:r>
+      <w:proofErr w:type="spellStart"/>
+      <w:r>
+        <w:rPr>
+          <w:b/>
+          <w:bCs/>
+          <w:sz w:val="18"/>
+          <w:szCs w:val="18"/>
+          <w:u w:val="single"/>
+          <w:lang w:val="en-US"/>
+        </w:rPr>
+        <w:t>aniqlanadi</w:t>
+      </w:r>
+      <w:proofErr w:type="spellEnd"/>
+      <w:r>
+        <w:rPr>
+          <w:b/>
+          <w:bCs/>
+          <w:sz w:val="18"/>
+          <w:szCs w:val="18"/>
+          <w:u w:val="single"/>
+          <w:lang w:val="en-US"/>
+        </w:rPr>
+        <w:t>:</w:t>
       </w:r>
     </w:p>
     <w:p>
@@ -377,16 +1458,62 @@
           <w:lang w:val="en-US"/>
         </w:rPr>
       </w:pPr>
-      <w:r>
-        <w:rPr>
-          <w:b/>
-          <w:bCs/>
-          <w:sz w:val="18"/>
-          <w:szCs w:val="18"/>
-          <w:lang w:val="en-US"/>
-        </w:rPr>
-        <w:t>MHn = MHb + MHi</w:t>
-      </w:r>
+      <w:proofErr w:type="spellStart"/>
+      <w:r>
+        <w:rPr>
+          <w:b/>
+          <w:bCs/>
+          <w:sz w:val="18"/>
+          <w:szCs w:val="18"/>
+          <w:lang w:val="en-US"/>
+        </w:rPr>
+        <w:t>MHn</w:t>
+      </w:r>
+      <w:proofErr w:type="spellEnd"/>
+      <w:r>
+        <w:rPr>
+          <w:b/>
+          <w:bCs/>
+          <w:sz w:val="18"/>
+          <w:szCs w:val="18"/>
+          <w:lang w:val="en-US"/>
+        </w:rPr>
+        <w:t xml:space="preserve"> = </w:t>
+      </w:r>
+      <w:proofErr w:type="spellStart"/>
+      <w:r>
+        <w:rPr>
+          <w:b/>
+          <w:bCs/>
+          <w:sz w:val="18"/>
+          <w:szCs w:val="18"/>
+          <w:lang w:val="en-US"/>
+        </w:rPr>
+        <w:t>MHb</w:t>
+      </w:r>
+      <w:proofErr w:type="spellEnd"/>
+      <w:r>
+        <w:rPr>
+          <w:b/>
+          <w:bCs/>
+          <w:sz w:val="18"/>
+          <w:szCs w:val="18"/>
+          <w:lang w:val="en-US"/>
+        </w:rPr>
+        <w:t xml:space="preserve"> + </w:t>
+      </w:r>
+      <w:proofErr w:type="spellStart"/>
+      <w:r>
+        <w:rPr>
+          <w:b/>
+          <w:bCs/>
+          <w:sz w:val="18"/>
+          <w:szCs w:val="18"/>
+          <w:lang w:val="en-US"/>
+        </w:rPr>
+        <w:t>MHi</w:t>
+      </w:r>
+      <w:proofErr w:type="spellEnd"/>
     </w:p>
     <w:p>
       <w:pPr>
@@ -417,33 +1544,189 @@
           <w:lang w:val="en-US"/>
         </w:rPr>
       </w:pPr>
-      <w:r>
-        <w:rPr>
-          <w:b/>
-          <w:bCs/>
-          <w:sz w:val="18"/>
-          <w:szCs w:val="18"/>
-          <w:lang w:val="en-US"/>
-        </w:rPr>
-        <w:t xml:space="preserve">MHn </w:t>
-      </w:r>
-      <w:r>
-        <w:rPr>
-          <w:sz w:val="18"/>
-          <w:szCs w:val="18"/>
-          <w:lang w:val="en-US"/>
-        </w:rPr>
-        <w:t>– normativ hujjatni ishlab chiqish narxi, so'mda</w:t>
-      </w:r>
-      <w:r>
-        <w:rPr>
-          <w:b/>
-          <w:bCs/>
-          <w:sz w:val="18"/>
-          <w:szCs w:val="18"/>
-          <w:lang w:val="en-US"/>
-        </w:rPr>
-        <w:t xml:space="preserve"> ({{final_total_amount}} so'm);</w:t>
+      <w:proofErr w:type="spellStart"/>
+      <w:r>
+        <w:rPr>
+          <w:b/>
+          <w:bCs/>
+          <w:sz w:val="18"/>
+          <w:szCs w:val="18"/>
+          <w:lang w:val="en-US"/>
+        </w:rPr>
+        <w:t>MHn</w:t>
+      </w:r>
+      <w:proofErr w:type="spellEnd"/>
+      <w:r>
+        <w:rPr>
+          <w:b/>
+          <w:bCs/>
+          <w:sz w:val="18"/>
+          <w:szCs w:val="18"/>
+          <w:lang w:val="en-US"/>
+        </w:rPr>
+        <w:t xml:space="preserve"> </w:t>
+      </w:r>
+      <w:r>
+        <w:rPr>
+          <w:sz w:val="18"/>
+          <w:szCs w:val="18"/>
+          <w:lang w:val="en-US"/>
+        </w:rPr>
+        <w:t xml:space="preserve">– </w:t>
+      </w:r>
+      <w:proofErr w:type="spellStart"/>
+      <w:r>
+        <w:rPr>
+          <w:sz w:val="18"/>
+          <w:szCs w:val="18"/>
+          <w:lang w:val="en-US"/>
+        </w:rPr>
+        <w:t>normativ</w:t>
+      </w:r>
+      <w:proofErr w:type="spellEnd"/>
+      <w:r>
+        <w:rPr>
+          <w:sz w:val="18"/>
+          <w:szCs w:val="18"/>
+          <w:lang w:val="en-US"/>
+        </w:rPr>
+        <w:t xml:space="preserve"> </w:t>
+      </w:r>
+      <w:proofErr w:type="spellStart"/>
+      <w:r>
+        <w:rPr>
+          <w:sz w:val="18"/>
+          <w:szCs w:val="18"/>
+          <w:lang w:val="en-US"/>
+        </w:rPr>
+        <w:t>hujjatni</w:t>
+      </w:r>
+      <w:proofErr w:type="spellEnd"/>
+      <w:r>
+        <w:rPr>
+          <w:sz w:val="18"/>
+          <w:szCs w:val="18"/>
+          <w:lang w:val="en-US"/>
+        </w:rPr>
+        <w:t xml:space="preserve"> </w:t>
+      </w:r>
+      <w:proofErr w:type="spellStart"/>
+      <w:r>
+        <w:rPr>
+          <w:sz w:val="18"/>
+          <w:szCs w:val="18"/>
+          <w:lang w:val="en-US"/>
+        </w:rPr>
+        <w:t>ishlab</w:t>
+      </w:r>
+      <w:proofErr w:type="spellEnd"/>
+      <w:r>
+        <w:rPr>
+          <w:sz w:val="18"/>
+          <w:szCs w:val="18"/>
+          <w:lang w:val="en-US"/>
+        </w:rPr>
+        <w:t xml:space="preserve"> </w:t>
+      </w:r>
+      <w:proofErr w:type="spellStart"/>
+      <w:r>
+        <w:rPr>
+          <w:sz w:val="18"/>
+          <w:szCs w:val="18"/>
+          <w:lang w:val="en-US"/>
+        </w:rPr>
+        <w:t>chiqish</w:t>
+      </w:r>
+      <w:proofErr w:type="spellEnd"/>
+      <w:r>
+        <w:rPr>
+          <w:sz w:val="18"/>
+          <w:szCs w:val="18"/>
+          <w:lang w:val="en-US"/>
+        </w:rPr>
+        <w:t xml:space="preserve"> </w:t>
+      </w:r>
+      <w:proofErr w:type="spellStart"/>
+      <w:r>
+        <w:rPr>
+          <w:sz w:val="18"/>
+          <w:szCs w:val="18"/>
+          <w:lang w:val="en-US"/>
+        </w:rPr>
+        <w:t>narxi</w:t>
+      </w:r>
+      <w:proofErr w:type="spellEnd"/>
+      <w:r>
+        <w:rPr>
+          <w:sz w:val="18"/>
+          <w:szCs w:val="18"/>
+          <w:lang w:val="en-US"/>
+        </w:rPr>
+        <w:t xml:space="preserve">, </w:t>
+      </w:r>
+      <w:proofErr w:type="spellStart"/>
+      <w:r>
+        <w:rPr>
+          <w:sz w:val="18"/>
+          <w:szCs w:val="18"/>
+          <w:lang w:val="en-US"/>
+        </w:rPr>
+        <w:t>so'mda</w:t>
+      </w:r>
+      <w:proofErr w:type="spellEnd"/>
+      <w:r>
+        <w:rPr>
+          <w:b/>
+          <w:bCs/>
+          <w:sz w:val="18"/>
+          <w:szCs w:val="18"/>
+          <w:lang w:val="en-US"/>
+        </w:rPr>
+        <w:t xml:space="preserve"> ({{</w:t>
+      </w:r>
+      <w:proofErr w:type="spellStart"/>
+      <w:r>
+        <w:rPr>
+          <w:b/>
+          <w:bCs/>
+          <w:sz w:val="18"/>
+          <w:szCs w:val="18"/>
+          <w:lang w:val="en-US"/>
+        </w:rPr>
+        <w:t>final_total_amount</w:t>
+      </w:r>
+      <w:proofErr w:type="spellEnd"/>
+      <w:r>
+        <w:rPr>
+          <w:b/>
+          <w:bCs/>
+          <w:sz w:val="18"/>
+          <w:szCs w:val="18"/>
+          <w:lang w:val="en-US"/>
+        </w:rPr>
+        <w:t xml:space="preserve">}} </w:t>
+      </w:r>
+      <w:proofErr w:type="spellStart"/>
+      <w:r>
+        <w:rPr>
+          <w:b/>
+          <w:bCs/>
+          <w:sz w:val="18"/>
+          <w:szCs w:val="18"/>
+          <w:lang w:val="en-US"/>
+        </w:rPr>
+        <w:t>so'm</w:t>
+      </w:r>
+      <w:proofErr w:type="spellEnd"/>
+      <w:r>
+        <w:rPr>
+          <w:b/>
+          <w:bCs/>
+          <w:sz w:val="18"/>
+          <w:szCs w:val="18"/>
+          <w:lang w:val="en-US"/>
+        </w:rPr>
+        <w:t>);</w:t>
       </w:r>
     </w:p>
     <w:p>
@@ -456,6 +1739,7 @@
           <w:lang w:val="en-US"/>
         </w:rPr>
       </w:pPr>
+      <w:proofErr w:type="spellStart"/>
       <w:r>
         <w:rPr>
           <w:b/>
@@ -466,14 +1750,187 @@
         </w:rPr>
         <w:t>MHb</w:t>
       </w:r>
-      <w:r>
-        <w:rPr>
-          <w:sz w:val="18"/>
-          <w:szCs w:val="18"/>
-          <w:lang w:val="en-US"/>
-        </w:rPr>
-        <w:t xml:space="preserve"> – mazkur Yo'riqnomaning 9-bandiga asosan belgilangan normativ hujjatni ishlab chiqishning bazaviy narxi</w:t>
-      </w:r>
+      <w:proofErr w:type="spellEnd"/>
+      <w:r>
+        <w:rPr>
+          <w:sz w:val="18"/>
+          <w:szCs w:val="18"/>
+          <w:lang w:val="en-US"/>
+        </w:rPr>
+        <w:t xml:space="preserve"> – </w:t>
+      </w:r>
+      <w:proofErr w:type="spellStart"/>
+      <w:r>
+        <w:rPr>
+          <w:sz w:val="18"/>
+          <w:szCs w:val="18"/>
+          <w:lang w:val="en-US"/>
+        </w:rPr>
+        <w:t>mazkur</w:t>
+      </w:r>
+      <w:proofErr w:type="spellEnd"/>
+      <w:r>
+        <w:rPr>
+          <w:sz w:val="18"/>
+          <w:szCs w:val="18"/>
+          <w:lang w:val="en-US"/>
+        </w:rPr>
+        <w:t xml:space="preserve"> </w:t>
+      </w:r>
+      <w:proofErr w:type="spellStart"/>
+      <w:r>
+        <w:rPr>
+          <w:sz w:val="18"/>
+          <w:szCs w:val="18"/>
+          <w:lang w:val="en-US"/>
+        </w:rPr>
+        <w:t>Yo'riqnomaning</w:t>
+      </w:r>
+      <w:proofErr w:type="spellEnd"/>
+      <w:r>
+        <w:rPr>
+          <w:sz w:val="18"/>
+          <w:szCs w:val="18"/>
+          <w:lang w:val="en-US"/>
+        </w:rPr>
+        <w:t xml:space="preserve"> 9-bandiga </w:t>
+      </w:r>
+      <w:proofErr w:type="spellStart"/>
+      <w:r>
+        <w:rPr>
+          <w:sz w:val="18"/>
+          <w:szCs w:val="18"/>
+          <w:lang w:val="en-US"/>
+        </w:rPr>
+        <w:t>asosan</w:t>
+      </w:r>
+      <w:proofErr w:type="spellEnd"/>
+      <w:r>
+        <w:rPr>
+          <w:sz w:val="18"/>
+          <w:szCs w:val="18"/>
+          <w:lang w:val="en-US"/>
+        </w:rPr>
+        <w:t xml:space="preserve"> </w:t>
+      </w:r>
+      <w:proofErr w:type="spellStart"/>
+      <w:r>
+        <w:rPr>
+          <w:sz w:val="18"/>
+          <w:szCs w:val="18"/>
+          <w:lang w:val="en-US"/>
+        </w:rPr>
+        <w:t>belgilangan</w:t>
+      </w:r>
+      <w:proofErr w:type="spellEnd"/>
+      <w:r>
+        <w:rPr>
+          <w:sz w:val="18"/>
+          <w:szCs w:val="18"/>
+          <w:lang w:val="en-US"/>
+        </w:rPr>
+        <w:t xml:space="preserve"> </w:t>
+      </w:r>
+      <w:proofErr w:type="spellStart"/>
+      <w:r>
+        <w:rPr>
+          <w:sz w:val="18"/>
+          <w:szCs w:val="18"/>
+          <w:lang w:val="en-US"/>
+        </w:rPr>
+        <w:t>normativ</w:t>
+      </w:r>
+      <w:proofErr w:type="spellEnd"/>
+      <w:r>
+        <w:rPr>
+          <w:sz w:val="18"/>
+          <w:szCs w:val="18"/>
+          <w:lang w:val="en-US"/>
+        </w:rPr>
+        <w:t xml:space="preserve"> </w:t>
+      </w:r>
+      <w:proofErr w:type="spellStart"/>
+      <w:r>
+        <w:rPr>
+          <w:sz w:val="18"/>
+          <w:szCs w:val="18"/>
+          <w:lang w:val="en-US"/>
+        </w:rPr>
+        <w:t>hujjatni</w:t>
+      </w:r>
+      <w:proofErr w:type="spellEnd"/>
+      <w:r>
+        <w:rPr>
+          <w:sz w:val="18"/>
+          <w:szCs w:val="18"/>
+          <w:lang w:val="en-US"/>
+        </w:rPr>
+        <w:t xml:space="preserve"> </w:t>
+      </w:r>
+      <w:proofErr w:type="spellStart"/>
+      <w:r>
+        <w:rPr>
+          <w:sz w:val="18"/>
+          <w:szCs w:val="18"/>
+          <w:lang w:val="en-US"/>
+        </w:rPr>
+        <w:t>ishlab</w:t>
+      </w:r>
+      <w:proofErr w:type="spellEnd"/>
+      <w:r>
+        <w:rPr>
+          <w:sz w:val="18"/>
+          <w:szCs w:val="18"/>
+          <w:lang w:val="en-US"/>
+        </w:rPr>
+        <w:t xml:space="preserve"> </w:t>
+      </w:r>
+      <w:proofErr w:type="spellStart"/>
+      <w:r>
+        <w:rPr>
+          <w:sz w:val="18"/>
+          <w:szCs w:val="18"/>
+          <w:lang w:val="en-US"/>
+        </w:rPr>
+        <w:t>chiqishning</w:t>
+      </w:r>
+      <w:proofErr w:type="spellEnd"/>
+      <w:r>
+        <w:rPr>
+          <w:sz w:val="18"/>
+          <w:szCs w:val="18"/>
+          <w:lang w:val="en-US"/>
+        </w:rPr>
+        <w:t xml:space="preserve"> </w:t>
+      </w:r>
+      <w:proofErr w:type="spellStart"/>
+      <w:r>
+        <w:rPr>
+          <w:sz w:val="18"/>
+          <w:szCs w:val="18"/>
+          <w:lang w:val="en-US"/>
+        </w:rPr>
+        <w:t>bazaviy</w:t>
+      </w:r>
+      <w:proofErr w:type="spellEnd"/>
+      <w:r>
+        <w:rPr>
+          <w:sz w:val="18"/>
+          <w:szCs w:val="18"/>
+          <w:lang w:val="en-US"/>
+        </w:rPr>
+        <w:t xml:space="preserve"> </w:t>
+      </w:r>
+      <w:proofErr w:type="spellStart"/>
+      <w:r>
+        <w:rPr>
+          <w:sz w:val="18"/>
+          <w:szCs w:val="18"/>
+          <w:lang w:val="en-US"/>
+        </w:rPr>
+        <w:t>narxi</w:t>
+      </w:r>
+      <w:proofErr w:type="spellEnd"/>
       <w:r>
         <w:rPr>
           <w:b/>
@@ -502,15 +1959,27 @@
         </w:rPr>
         <w:t xml:space="preserve"> </w:t>
       </w:r>
-      <w:r>
-        <w:rPr>
-          <w:b/>
-          <w:bCs/>
-          <w:sz w:val="18"/>
-          <w:szCs w:val="18"/>
-          <w:lang w:val="en-US"/>
-        </w:rPr>
-        <w:t>so'm);</w:t>
+      <w:proofErr w:type="spellStart"/>
+      <w:r>
+        <w:rPr>
+          <w:b/>
+          <w:bCs/>
+          <w:sz w:val="18"/>
+          <w:szCs w:val="18"/>
+          <w:lang w:val="en-US"/>
+        </w:rPr>
+        <w:t>so'm</w:t>
+      </w:r>
+      <w:proofErr w:type="spellEnd"/>
+      <w:r>
+        <w:rPr>
+          <w:b/>
+          <w:bCs/>
+          <w:sz w:val="18"/>
+          <w:szCs w:val="18"/>
+          <w:lang w:val="en-US"/>
+        </w:rPr>
+        <w:t>);</w:t>
       </w:r>
     </w:p>
     <w:p>
@@ -525,6 +1994,7 @@
           <w:lang w:val="en-US"/>
         </w:rPr>
       </w:pPr>
+      <w:proofErr w:type="spellStart"/>
       <w:r>
         <w:rPr>
           <w:b/>
@@ -535,23 +2005,330 @@
         </w:rPr>
         <w:t>MHi</w:t>
       </w:r>
-      <w:r>
-        <w:rPr>
-          <w:sz w:val="18"/>
-          <w:szCs w:val="18"/>
-          <w:lang w:val="en-US"/>
-        </w:rPr>
-        <w:t xml:space="preserve"> – mazkur Yo'riqnomaning 13-bandiga asosan normativ hujjatni ishlab chiqish uchun ilmiy-tadqiqot, tajriba-konstruktorlik yoki eksperimental ishlarni o'tkazish narxi</w:t>
-      </w:r>
-      <w:r>
-        <w:rPr>
-          <w:b/>
-          <w:bCs/>
-          <w:sz w:val="18"/>
-          <w:szCs w:val="18"/>
-          <w:lang w:val="en-US"/>
-        </w:rPr>
-        <w:t xml:space="preserve"> ({{mhi_amount}} so'm);</w:t>
+      <w:proofErr w:type="spellEnd"/>
+      <w:r>
+        <w:rPr>
+          <w:sz w:val="18"/>
+          <w:szCs w:val="18"/>
+          <w:lang w:val="en-US"/>
+        </w:rPr>
+        <w:t xml:space="preserve"> – </w:t>
+      </w:r>
+      <w:proofErr w:type="spellStart"/>
+      <w:r>
+        <w:rPr>
+          <w:sz w:val="18"/>
+          <w:szCs w:val="18"/>
+          <w:lang w:val="en-US"/>
+        </w:rPr>
+        <w:t>mazkur</w:t>
+      </w:r>
+      <w:proofErr w:type="spellEnd"/>
+      <w:r>
+        <w:rPr>
+          <w:sz w:val="18"/>
+          <w:szCs w:val="18"/>
+          <w:lang w:val="en-US"/>
+        </w:rPr>
+        <w:t xml:space="preserve"> </w:t>
+      </w:r>
+      <w:proofErr w:type="spellStart"/>
+      <w:r>
+        <w:rPr>
+          <w:sz w:val="18"/>
+          <w:szCs w:val="18"/>
+          <w:lang w:val="en-US"/>
+        </w:rPr>
+        <w:t>Yo'riqnomaning</w:t>
+      </w:r>
+      <w:proofErr w:type="spellEnd"/>
+      <w:r>
+        <w:rPr>
+          <w:sz w:val="18"/>
+          <w:szCs w:val="18"/>
+          <w:lang w:val="en-US"/>
+        </w:rPr>
+        <w:t xml:space="preserve"> 13-bandiga </w:t>
+      </w:r>
+      <w:proofErr w:type="spellStart"/>
+      <w:r>
+        <w:rPr>
+          <w:sz w:val="18"/>
+          <w:szCs w:val="18"/>
+          <w:lang w:val="en-US"/>
+        </w:rPr>
+        <w:t>asosan</w:t>
+      </w:r>
+      <w:proofErr w:type="spellEnd"/>
+      <w:r>
+        <w:rPr>
+          <w:sz w:val="18"/>
+          <w:szCs w:val="18"/>
+          <w:lang w:val="en-US"/>
+        </w:rPr>
+        <w:t xml:space="preserve"> </w:t>
+      </w:r>
+      <w:proofErr w:type="spellStart"/>
+      <w:r>
+        <w:rPr>
+          <w:sz w:val="18"/>
+          <w:szCs w:val="18"/>
+          <w:lang w:val="en-US"/>
+        </w:rPr>
+        <w:t>normativ</w:t>
+      </w:r>
+      <w:proofErr w:type="spellEnd"/>
+      <w:r>
+        <w:rPr>
+          <w:sz w:val="18"/>
+          <w:szCs w:val="18"/>
+          <w:lang w:val="en-US"/>
+        </w:rPr>
+        <w:t xml:space="preserve"> </w:t>
+      </w:r>
+      <w:proofErr w:type="spellStart"/>
+      <w:r>
+        <w:rPr>
+          <w:sz w:val="18"/>
+          <w:szCs w:val="18"/>
+          <w:lang w:val="en-US"/>
+        </w:rPr>
+        <w:t>hujjatni</w:t>
+      </w:r>
+      <w:proofErr w:type="spellEnd"/>
+      <w:r>
+        <w:rPr>
+          <w:sz w:val="18"/>
+          <w:szCs w:val="18"/>
+          <w:lang w:val="en-US"/>
+        </w:rPr>
+        <w:t xml:space="preserve"> </w:t>
+      </w:r>
+      <w:proofErr w:type="spellStart"/>
+      <w:r>
+        <w:rPr>
+          <w:sz w:val="18"/>
+          <w:szCs w:val="18"/>
+          <w:lang w:val="en-US"/>
+        </w:rPr>
+        <w:t>ishlab</w:t>
+      </w:r>
+      <w:proofErr w:type="spellEnd"/>
+      <w:r>
+        <w:rPr>
+          <w:sz w:val="18"/>
+          <w:szCs w:val="18"/>
+          <w:lang w:val="en-US"/>
+        </w:rPr>
+        <w:t xml:space="preserve"> </w:t>
+      </w:r>
+      <w:proofErr w:type="spellStart"/>
+      <w:r>
+        <w:rPr>
+          <w:sz w:val="18"/>
+          <w:szCs w:val="18"/>
+          <w:lang w:val="en-US"/>
+        </w:rPr>
+        <w:t>chiqish</w:t>
+      </w:r>
+      <w:proofErr w:type="spellEnd"/>
+      <w:r>
+        <w:rPr>
+          <w:sz w:val="18"/>
+          <w:szCs w:val="18"/>
+          <w:lang w:val="en-US"/>
+        </w:rPr>
+        <w:t xml:space="preserve"> </w:t>
+      </w:r>
+      <w:proofErr w:type="spellStart"/>
+      <w:r>
+        <w:rPr>
+          <w:sz w:val="18"/>
+          <w:szCs w:val="18"/>
+          <w:lang w:val="en-US"/>
+        </w:rPr>
+        <w:t>uchun</w:t>
+      </w:r>
+      <w:proofErr w:type="spellEnd"/>
+      <w:r>
+        <w:rPr>
+          <w:sz w:val="18"/>
+          <w:szCs w:val="18"/>
+          <w:lang w:val="en-US"/>
+        </w:rPr>
+        <w:t xml:space="preserve"> </w:t>
+      </w:r>
+      <w:proofErr w:type="spellStart"/>
+      <w:r>
+        <w:rPr>
+          <w:sz w:val="18"/>
+          <w:szCs w:val="18"/>
+          <w:lang w:val="en-US"/>
+        </w:rPr>
+        <w:t>ilmiy-tadqiqot</w:t>
+      </w:r>
+      <w:proofErr w:type="spellEnd"/>
+      <w:r>
+        <w:rPr>
+          <w:sz w:val="18"/>
+          <w:szCs w:val="18"/>
+          <w:lang w:val="en-US"/>
+        </w:rPr>
+        <w:t xml:space="preserve">, </w:t>
+      </w:r>
+      <w:proofErr w:type="spellStart"/>
+      <w:r>
+        <w:rPr>
+          <w:sz w:val="18"/>
+          <w:szCs w:val="18"/>
+          <w:lang w:val="en-US"/>
+        </w:rPr>
+        <w:t>tajriba-konstruktorlik</w:t>
+      </w:r>
+      <w:proofErr w:type="spellEnd"/>
+      <w:r>
+        <w:rPr>
+          <w:sz w:val="18"/>
+          <w:szCs w:val="18"/>
+          <w:lang w:val="en-US"/>
+        </w:rPr>
+        <w:t xml:space="preserve"> </w:t>
+      </w:r>
+      <w:proofErr w:type="spellStart"/>
+      <w:r>
+        <w:rPr>
+          <w:sz w:val="18"/>
+          <w:szCs w:val="18"/>
+          <w:lang w:val="en-US"/>
+        </w:rPr>
+        <w:t>yoki</w:t>
+      </w:r>
+      <w:proofErr w:type="spellEnd"/>
+      <w:r>
+        <w:rPr>
+          <w:sz w:val="18"/>
+          <w:szCs w:val="18"/>
+          <w:lang w:val="en-US"/>
+        </w:rPr>
+        <w:t xml:space="preserve"> </w:t>
+      </w:r>
+      <w:proofErr w:type="spellStart"/>
+      <w:r>
+        <w:rPr>
+          <w:sz w:val="18"/>
+          <w:szCs w:val="18"/>
+          <w:lang w:val="en-US"/>
+        </w:rPr>
+        <w:t>eksperimental</w:t>
+      </w:r>
+      <w:proofErr w:type="spellEnd"/>
+      <w:r>
+        <w:rPr>
+          <w:sz w:val="18"/>
+          <w:szCs w:val="18"/>
+          <w:lang w:val="en-US"/>
+        </w:rPr>
+        <w:t xml:space="preserve"> </w:t>
+      </w:r>
+      <w:proofErr w:type="spellStart"/>
+      <w:r>
+        <w:rPr>
+          <w:sz w:val="18"/>
+          <w:szCs w:val="18"/>
+          <w:lang w:val="en-US"/>
+        </w:rPr>
+        <w:t>ishlarni</w:t>
+      </w:r>
+      <w:proofErr w:type="spellEnd"/>
+      <w:r>
+        <w:rPr>
+          <w:sz w:val="18"/>
+          <w:szCs w:val="18"/>
+          <w:lang w:val="en-US"/>
+        </w:rPr>
+        <w:t xml:space="preserve"> </w:t>
+      </w:r>
+      <w:proofErr w:type="spellStart"/>
+      <w:r>
+        <w:rPr>
+          <w:sz w:val="18"/>
+          <w:szCs w:val="18"/>
+          <w:lang w:val="en-US"/>
+        </w:rPr>
+        <w:t>o'tkazish</w:t>
+      </w:r>
+      <w:proofErr w:type="spellEnd"/>
+      <w:r>
+        <w:rPr>
+          <w:sz w:val="18"/>
+          <w:szCs w:val="18"/>
+          <w:lang w:val="en-US"/>
+        </w:rPr>
+        <w:t xml:space="preserve"> </w:t>
+      </w:r>
+      <w:proofErr w:type="spellStart"/>
+      <w:r>
+        <w:rPr>
+          <w:sz w:val="18"/>
+          <w:szCs w:val="18"/>
+          <w:lang w:val="en-US"/>
+        </w:rPr>
+        <w:t>narxi</w:t>
+      </w:r>
+      <w:proofErr w:type="spellEnd"/>
+      <w:r>
+        <w:rPr>
+          <w:b/>
+          <w:bCs/>
+          <w:sz w:val="18"/>
+          <w:szCs w:val="18"/>
+          <w:lang w:val="en-US"/>
+        </w:rPr>
+        <w:t xml:space="preserve"> ({{</w:t>
+      </w:r>
+      <w:proofErr w:type="spellStart"/>
+      <w:r>
+        <w:rPr>
+          <w:b/>
+          <w:bCs/>
+          <w:sz w:val="18"/>
+          <w:szCs w:val="18"/>
+          <w:lang w:val="en-US"/>
+        </w:rPr>
+        <w:t>mhi_amount</w:t>
+      </w:r>
+      <w:proofErr w:type="spellEnd"/>
+      <w:r>
+        <w:rPr>
+          <w:b/>
+          <w:bCs/>
+          <w:sz w:val="18"/>
+          <w:szCs w:val="18"/>
+          <w:lang w:val="en-US"/>
+        </w:rPr>
+        <w:t xml:space="preserve">}} </w:t>
+      </w:r>
+      <w:proofErr w:type="spellStart"/>
+      <w:r>
+        <w:rPr>
+          <w:b/>
+          <w:bCs/>
+          <w:sz w:val="18"/>
+          <w:szCs w:val="18"/>
+          <w:lang w:val="en-US"/>
+        </w:rPr>
+        <w:t>so'm</w:t>
+      </w:r>
+      <w:proofErr w:type="spellEnd"/>
+      <w:r>
+        <w:rPr>
+          <w:b/>
+          <w:bCs/>
+          <w:sz w:val="18"/>
+          <w:szCs w:val="18"/>
+          <w:lang w:val="en-US"/>
+        </w:rPr>
+        <w:t>);</w:t>
       </w:r>
     </w:p>
     <w:p>
@@ -567,6 +2344,7 @@
           <w:lang w:val="en-US"/>
         </w:rPr>
       </w:pPr>
+      <w:proofErr w:type="spellStart"/>
       <w:r>
         <w:rPr>
           <w:b/>
@@ -576,7 +2354,211 @@
           <w:u w:val="single"/>
           <w:lang w:val="en-US"/>
         </w:rPr>
-        <w:t>Normativ hujjatni ishlab chiqishning bazaviy narxi quyidagi formula orqali aniqlanadi:</w:t>
+        <w:t>Normativ</w:t>
+      </w:r>
+      <w:proofErr w:type="spellEnd"/>
+      <w:r>
+        <w:rPr>
+          <w:b/>
+          <w:bCs/>
+          <w:sz w:val="18"/>
+          <w:szCs w:val="18"/>
+          <w:u w:val="single"/>
+          <w:lang w:val="en-US"/>
+        </w:rPr>
+        <w:t xml:space="preserve"> </w:t>
+      </w:r>
+      <w:proofErr w:type="spellStart"/>
+      <w:r>
+        <w:rPr>
+          <w:b/>
+          <w:bCs/>
+          <w:sz w:val="18"/>
+          <w:szCs w:val="18"/>
+          <w:u w:val="single"/>
+          <w:lang w:val="en-US"/>
+        </w:rPr>
+        <w:t>hujjatni</w:t>
+      </w:r>
+      <w:proofErr w:type="spellEnd"/>
+      <w:r>
+        <w:rPr>
+          <w:b/>
+          <w:bCs/>
+          <w:sz w:val="18"/>
+          <w:szCs w:val="18"/>
+          <w:u w:val="single"/>
+          <w:lang w:val="en-US"/>
+        </w:rPr>
+        <w:t xml:space="preserve"> </w:t>
+      </w:r>
+      <w:proofErr w:type="spellStart"/>
+      <w:r>
+        <w:rPr>
+          <w:b/>
+          <w:bCs/>
+          <w:sz w:val="18"/>
+          <w:szCs w:val="18"/>
+          <w:u w:val="single"/>
+          <w:lang w:val="en-US"/>
+        </w:rPr>
+        <w:t>ishlab</w:t>
+      </w:r>
+      <w:proofErr w:type="spellEnd"/>
+      <w:r>
+        <w:rPr>
+          <w:b/>
+          <w:bCs/>
+          <w:sz w:val="18"/>
+          <w:szCs w:val="18"/>
+          <w:u w:val="single"/>
+          <w:lang w:val="en-US"/>
+        </w:rPr>
+        <w:t xml:space="preserve"> </w:t>
+      </w:r>
+      <w:proofErr w:type="spellStart"/>
+      <w:r>
+        <w:rPr>
+          <w:b/>
+          <w:bCs/>
+          <w:sz w:val="18"/>
+          <w:szCs w:val="18"/>
+          <w:u w:val="single"/>
+          <w:lang w:val="en-US"/>
+        </w:rPr>
+        <w:t>chiqishning</w:t>
+      </w:r>
+      <w:proofErr w:type="spellEnd"/>
+      <w:r>
+        <w:rPr>
+          <w:b/>
+          <w:bCs/>
+          <w:sz w:val="18"/>
+          <w:szCs w:val="18"/>
+          <w:u w:val="single"/>
+          <w:lang w:val="en-US"/>
+        </w:rPr>
+        <w:t xml:space="preserve"> </w:t>
+      </w:r>
+      <w:proofErr w:type="spellStart"/>
+      <w:r>
+        <w:rPr>
+          <w:b/>
+          <w:bCs/>
+          <w:sz w:val="18"/>
+          <w:szCs w:val="18"/>
+          <w:u w:val="single"/>
+          <w:lang w:val="en-US"/>
+        </w:rPr>
+        <w:t>bazaviy</w:t>
+      </w:r>
+      <w:proofErr w:type="spellEnd"/>
+      <w:r>
+        <w:rPr>
+          <w:b/>
+          <w:bCs/>
+          <w:sz w:val="18"/>
+          <w:szCs w:val="18"/>
+          <w:u w:val="single"/>
+          <w:lang w:val="en-US"/>
+        </w:rPr>
+        <w:t xml:space="preserve"> </w:t>
+      </w:r>
+      <w:proofErr w:type="spellStart"/>
+      <w:r>
+        <w:rPr>
+          <w:b/>
+          <w:bCs/>
+          <w:sz w:val="18"/>
+          <w:szCs w:val="18"/>
+          <w:u w:val="single"/>
+          <w:lang w:val="en-US"/>
+        </w:rPr>
+        <w:t>narxi</w:t>
+      </w:r>
+      <w:proofErr w:type="spellEnd"/>
+      <w:r>
+        <w:rPr>
+          <w:b/>
+          <w:bCs/>
+          <w:sz w:val="18"/>
+          <w:szCs w:val="18"/>
+          <w:u w:val="single"/>
+          <w:lang w:val="en-US"/>
+        </w:rPr>
+        <w:t xml:space="preserve"> </w:t>
+      </w:r>
+      <w:proofErr w:type="spellStart"/>
+      <w:r>
+        <w:rPr>
+          <w:b/>
+          <w:bCs/>
+          <w:sz w:val="18"/>
+          <w:szCs w:val="18"/>
+          <w:u w:val="single"/>
+          <w:lang w:val="en-US"/>
+        </w:rPr>
+        <w:t>quyidagi</w:t>
+      </w:r>
+      <w:proofErr w:type="spellEnd"/>
+      <w:r>
+        <w:rPr>
+          <w:b/>
+          <w:bCs/>
+          <w:sz w:val="18"/>
+          <w:szCs w:val="18"/>
+          <w:u w:val="single"/>
+          <w:lang w:val="en-US"/>
+        </w:rPr>
+        <w:t xml:space="preserve"> formula </w:t>
+      </w:r>
+      <w:proofErr w:type="spellStart"/>
+      <w:r>
+        <w:rPr>
+          <w:b/>
+          <w:bCs/>
+          <w:sz w:val="18"/>
+          <w:szCs w:val="18"/>
+          <w:u w:val="single"/>
+          <w:lang w:val="en-US"/>
+        </w:rPr>
+        <w:t>orqali</w:t>
+      </w:r>
+      <w:proofErr w:type="spellEnd"/>
+      <w:r>
+        <w:rPr>
+          <w:b/>
+          <w:bCs/>
+          <w:sz w:val="18"/>
+          <w:szCs w:val="18"/>
+          <w:u w:val="single"/>
+          <w:lang w:val="en-US"/>
+        </w:rPr>
+        <w:t xml:space="preserve"> </w:t>
+      </w:r>
+      <w:proofErr w:type="spellStart"/>
+      <w:r>
+        <w:rPr>
+          <w:b/>
+          <w:bCs/>
+          <w:sz w:val="18"/>
+          <w:szCs w:val="18"/>
+          <w:u w:val="single"/>
+          <w:lang w:val="en-US"/>
+        </w:rPr>
+        <w:t>aniqlanadi</w:t>
+      </w:r>
+      <w:proofErr w:type="spellEnd"/>
+      <w:r>
+        <w:rPr>
+          <w:b/>
+          <w:bCs/>
+          <w:sz w:val="18"/>
+          <w:szCs w:val="18"/>
+          <w:u w:val="single"/>
+          <w:lang w:val="en-US"/>
+        </w:rPr>
+        <w:t>:</w:t>
       </w:r>
     </w:p>
     <w:p>
@@ -589,15 +2571,49 @@
           <w:lang w:val="en-US"/>
         </w:rPr>
       </w:pPr>
-      <w:r>
-        <w:rPr>
-          <w:b/>
-          <w:bCs/>
-          <w:sz w:val="18"/>
-          <w:szCs w:val="18"/>
-          <w:lang w:val="en-US"/>
-        </w:rPr>
-        <w:t>MHb = Nb × BHM × V × Kn × S</w:t>
+      <w:proofErr w:type="spellStart"/>
+      <w:r>
+        <w:rPr>
+          <w:b/>
+          <w:bCs/>
+          <w:sz w:val="18"/>
+          <w:szCs w:val="18"/>
+          <w:lang w:val="en-US"/>
+        </w:rPr>
+        <w:t>MHb</w:t>
+      </w:r>
+      <w:proofErr w:type="spellEnd"/>
+      <w:r>
+        <w:rPr>
+          <w:b/>
+          <w:bCs/>
+          <w:sz w:val="18"/>
+          <w:szCs w:val="18"/>
+          <w:lang w:val="en-US"/>
+        </w:rPr>
+        <w:t xml:space="preserve"> = Nb × BHM × V × </w:t>
+      </w:r>
+      <w:proofErr w:type="spellStart"/>
+      <w:r>
+        <w:rPr>
+          <w:b/>
+          <w:bCs/>
+          <w:sz w:val="18"/>
+          <w:szCs w:val="18"/>
+          <w:lang w:val="en-US"/>
+        </w:rPr>
+        <w:t>Kn</w:t>
+      </w:r>
+      <w:proofErr w:type="spellEnd"/>
+      <w:r>
+        <w:rPr>
+          <w:b/>
+          <w:bCs/>
+          <w:sz w:val="18"/>
+          <w:szCs w:val="18"/>
+          <w:lang w:val="en-US"/>
+        </w:rPr>
+        <w:t xml:space="preserve"> × S</w:t>
       </w:r>
     </w:p>
     <w:p>
@@ -629,6 +2645,7 @@
           <w:lang w:val="en-US"/>
         </w:rPr>
       </w:pPr>
+      <w:proofErr w:type="spellStart"/>
       <w:r>
         <w:rPr>
           <w:b/>
@@ -639,14 +2656,115 @@
         </w:rPr>
         <w:t>MHb</w:t>
       </w:r>
-      <w:r>
-        <w:rPr>
-          <w:sz w:val="18"/>
-          <w:szCs w:val="18"/>
-          <w:lang w:val="en-US"/>
-        </w:rPr>
-        <w:t xml:space="preserve"> – normativ hujjatni ishlab chiqishning bazaviy narxi</w:t>
-      </w:r>
+      <w:proofErr w:type="spellEnd"/>
+      <w:r>
+        <w:rPr>
+          <w:sz w:val="18"/>
+          <w:szCs w:val="18"/>
+          <w:lang w:val="en-US"/>
+        </w:rPr>
+        <w:t xml:space="preserve"> – </w:t>
+      </w:r>
+      <w:proofErr w:type="spellStart"/>
+      <w:r>
+        <w:rPr>
+          <w:sz w:val="18"/>
+          <w:szCs w:val="18"/>
+          <w:lang w:val="en-US"/>
+        </w:rPr>
+        <w:t>normativ</w:t>
+      </w:r>
+      <w:proofErr w:type="spellEnd"/>
+      <w:r>
+        <w:rPr>
+          <w:sz w:val="18"/>
+          <w:szCs w:val="18"/>
+          <w:lang w:val="en-US"/>
+        </w:rPr>
+        <w:t xml:space="preserve"> </w:t>
+      </w:r>
+      <w:proofErr w:type="spellStart"/>
+      <w:r>
+        <w:rPr>
+          <w:sz w:val="18"/>
+          <w:szCs w:val="18"/>
+          <w:lang w:val="en-US"/>
+        </w:rPr>
+        <w:t>hujjatni</w:t>
+      </w:r>
+      <w:proofErr w:type="spellEnd"/>
+      <w:r>
+        <w:rPr>
+          <w:sz w:val="18"/>
+          <w:szCs w:val="18"/>
+          <w:lang w:val="en-US"/>
+        </w:rPr>
+        <w:t xml:space="preserve"> </w:t>
+      </w:r>
+      <w:proofErr w:type="spellStart"/>
+      <w:r>
+        <w:rPr>
+          <w:sz w:val="18"/>
+          <w:szCs w:val="18"/>
+          <w:lang w:val="en-US"/>
+        </w:rPr>
+        <w:t>ishlab</w:t>
+      </w:r>
+      <w:proofErr w:type="spellEnd"/>
+      <w:r>
+        <w:rPr>
+          <w:sz w:val="18"/>
+          <w:szCs w:val="18"/>
+          <w:lang w:val="en-US"/>
+        </w:rPr>
+        <w:t xml:space="preserve"> </w:t>
+      </w:r>
+      <w:proofErr w:type="spellStart"/>
+      <w:r>
+        <w:rPr>
+          <w:sz w:val="18"/>
+          <w:szCs w:val="18"/>
+          <w:lang w:val="en-US"/>
+        </w:rPr>
+        <w:t>chiqishning</w:t>
+      </w:r>
+      <w:proofErr w:type="spellEnd"/>
+      <w:r>
+        <w:rPr>
+          <w:sz w:val="18"/>
+          <w:szCs w:val="18"/>
+          <w:lang w:val="en-US"/>
+        </w:rPr>
+        <w:t xml:space="preserve"> </w:t>
+      </w:r>
+      <w:proofErr w:type="spellStart"/>
+      <w:r>
+        <w:rPr>
+          <w:sz w:val="18"/>
+          <w:szCs w:val="18"/>
+          <w:lang w:val="en-US"/>
+        </w:rPr>
+        <w:t>bazaviy</w:t>
+      </w:r>
+      <w:proofErr w:type="spellEnd"/>
+      <w:r>
+        <w:rPr>
+          <w:sz w:val="18"/>
+          <w:szCs w:val="18"/>
+          <w:lang w:val="en-US"/>
+        </w:rPr>
+        <w:t xml:space="preserve"> </w:t>
+      </w:r>
+      <w:proofErr w:type="spellStart"/>
+      <w:r>
+        <w:rPr>
+          <w:sz w:val="18"/>
+          <w:szCs w:val="18"/>
+          <w:lang w:val="en-US"/>
+        </w:rPr>
+        <w:t>narxi</w:t>
+      </w:r>
+      <w:proofErr w:type="spellEnd"/>
       <w:r>
         <w:rPr>
           <w:b/>
@@ -675,15 +2793,27 @@
         </w:rPr>
         <w:t xml:space="preserve"> </w:t>
       </w:r>
-      <w:r>
-        <w:rPr>
-          <w:b/>
-          <w:bCs/>
-          <w:sz w:val="18"/>
-          <w:szCs w:val="18"/>
-          <w:lang w:val="en-US"/>
-        </w:rPr>
-        <w:t>so'm);</w:t>
+      <w:proofErr w:type="spellStart"/>
+      <w:r>
+        <w:rPr>
+          <w:b/>
+          <w:bCs/>
+          <w:sz w:val="18"/>
+          <w:szCs w:val="18"/>
+          <w:lang w:val="en-US"/>
+        </w:rPr>
+        <w:t>so'm</w:t>
+      </w:r>
+      <w:proofErr w:type="spellEnd"/>
+      <w:r>
+        <w:rPr>
+          <w:b/>
+          <w:bCs/>
+          <w:sz w:val="18"/>
+          <w:szCs w:val="18"/>
+          <w:lang w:val="en-US"/>
+        </w:rPr>
+        <w:t>);</w:t>
       </w:r>
     </w:p>
     <w:p>
@@ -712,17 +2842,463 @@
           <w:szCs w:val="18"/>
           <w:lang w:val="en-US"/>
         </w:rPr>
-        <w:t xml:space="preserve"> – normativ hujjatning bir sahifasini ishlab chiqish turi, hujjatning sohasi va murakkablik darajasidan kelib chiqib mazkur Yo'riqnomaning 1-ilovasidagi Normativ hujjatlarning narx me'yorlariga muvofiq qabul qilinadigan qiymat</w:t>
-      </w:r>
-      <w:r>
-        <w:rPr>
-          <w:b/>
-          <w:bCs/>
-          <w:sz w:val="18"/>
-          <w:szCs w:val="18"/>
-          <w:lang w:val="en-US"/>
-        </w:rPr>
-        <w:t xml:space="preserve"> ({{vhm_value}});</w:t>
+        <w:t xml:space="preserve"> – </w:t>
+      </w:r>
+      <w:proofErr w:type="spellStart"/>
+      <w:r>
+        <w:rPr>
+          <w:sz w:val="18"/>
+          <w:szCs w:val="18"/>
+          <w:lang w:val="en-US"/>
+        </w:rPr>
+        <w:t>normativ</w:t>
+      </w:r>
+      <w:proofErr w:type="spellEnd"/>
+      <w:r>
+        <w:rPr>
+          <w:sz w:val="18"/>
+          <w:szCs w:val="18"/>
+          <w:lang w:val="en-US"/>
+        </w:rPr>
+        <w:t xml:space="preserve"> </w:t>
+      </w:r>
+      <w:proofErr w:type="spellStart"/>
+      <w:r>
+        <w:rPr>
+          <w:sz w:val="18"/>
+          <w:szCs w:val="18"/>
+          <w:lang w:val="en-US"/>
+        </w:rPr>
+        <w:t>hujjatning</w:t>
+      </w:r>
+      <w:proofErr w:type="spellEnd"/>
+      <w:r>
+        <w:rPr>
+          <w:sz w:val="18"/>
+          <w:szCs w:val="18"/>
+          <w:lang w:val="en-US"/>
+        </w:rPr>
+        <w:t xml:space="preserve"> </w:t>
+      </w:r>
+      <w:proofErr w:type="spellStart"/>
+      <w:r>
+        <w:rPr>
+          <w:sz w:val="18"/>
+          <w:szCs w:val="18"/>
+          <w:lang w:val="en-US"/>
+        </w:rPr>
+        <w:t>bir</w:t>
+      </w:r>
+      <w:proofErr w:type="spellEnd"/>
+      <w:r>
+        <w:rPr>
+          <w:sz w:val="18"/>
+          <w:szCs w:val="18"/>
+          <w:lang w:val="en-US"/>
+        </w:rPr>
+        <w:t xml:space="preserve"> </w:t>
+      </w:r>
+      <w:proofErr w:type="spellStart"/>
+      <w:r>
+        <w:rPr>
+          <w:sz w:val="18"/>
+          <w:szCs w:val="18"/>
+          <w:lang w:val="en-US"/>
+        </w:rPr>
+        <w:t>sahifasini</w:t>
+      </w:r>
+      <w:proofErr w:type="spellEnd"/>
+      <w:r>
+        <w:rPr>
+          <w:sz w:val="18"/>
+          <w:szCs w:val="18"/>
+          <w:lang w:val="en-US"/>
+        </w:rPr>
+        <w:t xml:space="preserve"> </w:t>
+      </w:r>
+      <w:proofErr w:type="spellStart"/>
+      <w:r>
+        <w:rPr>
+          <w:sz w:val="18"/>
+          <w:szCs w:val="18"/>
+          <w:lang w:val="en-US"/>
+        </w:rPr>
+        <w:t>ishlab</w:t>
+      </w:r>
+      <w:proofErr w:type="spellEnd"/>
+      <w:r>
+        <w:rPr>
+          <w:sz w:val="18"/>
+          <w:szCs w:val="18"/>
+          <w:lang w:val="en-US"/>
+        </w:rPr>
+        <w:t xml:space="preserve"> </w:t>
+      </w:r>
+      <w:proofErr w:type="spellStart"/>
+      <w:r>
+        <w:rPr>
+          <w:sz w:val="18"/>
+          <w:szCs w:val="18"/>
+          <w:lang w:val="en-US"/>
+        </w:rPr>
+        <w:t>chiqish</w:t>
+      </w:r>
+      <w:proofErr w:type="spellEnd"/>
+      <w:r>
+        <w:rPr>
+          <w:sz w:val="18"/>
+          <w:szCs w:val="18"/>
+          <w:lang w:val="en-US"/>
+        </w:rPr>
+        <w:t xml:space="preserve"> </w:t>
+      </w:r>
+      <w:proofErr w:type="spellStart"/>
+      <w:r>
+        <w:rPr>
+          <w:sz w:val="18"/>
+          <w:szCs w:val="18"/>
+          <w:lang w:val="en-US"/>
+        </w:rPr>
+        <w:t>turi</w:t>
+      </w:r>
+      <w:proofErr w:type="spellEnd"/>
+      <w:r>
+        <w:rPr>
+          <w:sz w:val="18"/>
+          <w:szCs w:val="18"/>
+          <w:lang w:val="en-US"/>
+        </w:rPr>
+        <w:t xml:space="preserve">, </w:t>
+      </w:r>
+      <w:proofErr w:type="spellStart"/>
+      <w:r>
+        <w:rPr>
+          <w:sz w:val="18"/>
+          <w:szCs w:val="18"/>
+          <w:lang w:val="en-US"/>
+        </w:rPr>
+        <w:t>hujjatning</w:t>
+      </w:r>
+      <w:proofErr w:type="spellEnd"/>
+      <w:r>
+        <w:rPr>
+          <w:sz w:val="18"/>
+          <w:szCs w:val="18"/>
+          <w:lang w:val="en-US"/>
+        </w:rPr>
+        <w:t xml:space="preserve"> </w:t>
+      </w:r>
+      <w:proofErr w:type="spellStart"/>
+      <w:r>
+        <w:rPr>
+          <w:sz w:val="18"/>
+          <w:szCs w:val="18"/>
+          <w:lang w:val="en-US"/>
+        </w:rPr>
+        <w:t>sohasi</w:t>
+      </w:r>
+      <w:proofErr w:type="spellEnd"/>
+      <w:r>
+        <w:rPr>
+          <w:sz w:val="18"/>
+          <w:szCs w:val="18"/>
+          <w:lang w:val="en-US"/>
+        </w:rPr>
+        <w:t xml:space="preserve"> </w:t>
+      </w:r>
+      <w:proofErr w:type="spellStart"/>
+      <w:r>
+        <w:rPr>
+          <w:sz w:val="18"/>
+          <w:szCs w:val="18"/>
+          <w:lang w:val="en-US"/>
+        </w:rPr>
+        <w:t>va</w:t>
+      </w:r>
+      <w:proofErr w:type="spellEnd"/>
+      <w:r>
+        <w:rPr>
+          <w:sz w:val="18"/>
+          <w:szCs w:val="18"/>
+          <w:lang w:val="en-US"/>
+        </w:rPr>
+        <w:t xml:space="preserve"> </w:t>
+      </w:r>
+      <w:proofErr w:type="spellStart"/>
+      <w:r>
+        <w:rPr>
+          <w:sz w:val="18"/>
+          <w:szCs w:val="18"/>
+          <w:lang w:val="en-US"/>
+        </w:rPr>
+        <w:t>murakkablik</w:t>
+      </w:r>
+      <w:proofErr w:type="spellEnd"/>
+      <w:r>
+        <w:rPr>
+          <w:sz w:val="18"/>
+          <w:szCs w:val="18"/>
+          <w:lang w:val="en-US"/>
+        </w:rPr>
+        <w:t xml:space="preserve"> </w:t>
+      </w:r>
+      <w:proofErr w:type="spellStart"/>
+      <w:r>
+        <w:rPr>
+          <w:sz w:val="18"/>
+          <w:szCs w:val="18"/>
+          <w:lang w:val="en-US"/>
+        </w:rPr>
+        <w:t>darajasidan</w:t>
+      </w:r>
+      <w:proofErr w:type="spellEnd"/>
+      <w:r>
+        <w:rPr>
+          <w:sz w:val="18"/>
+          <w:szCs w:val="18"/>
+          <w:lang w:val="en-US"/>
+        </w:rPr>
+        <w:t xml:space="preserve"> </w:t>
+      </w:r>
+      <w:proofErr w:type="spellStart"/>
+      <w:r>
+        <w:rPr>
+          <w:sz w:val="18"/>
+          <w:szCs w:val="18"/>
+          <w:lang w:val="en-US"/>
+        </w:rPr>
+        <w:t>kelib</w:t>
+      </w:r>
+      <w:proofErr w:type="spellEnd"/>
+      <w:r>
+        <w:rPr>
+          <w:sz w:val="18"/>
+          <w:szCs w:val="18"/>
+          <w:lang w:val="en-US"/>
+        </w:rPr>
+        <w:t xml:space="preserve"> </w:t>
+      </w:r>
+      <w:proofErr w:type="spellStart"/>
+      <w:r>
+        <w:rPr>
+          <w:sz w:val="18"/>
+          <w:szCs w:val="18"/>
+          <w:lang w:val="en-US"/>
+        </w:rPr>
+        <w:t>chiqib</w:t>
+      </w:r>
+      <w:proofErr w:type="spellEnd"/>
+      <w:r>
+        <w:rPr>
+          <w:sz w:val="18"/>
+          <w:szCs w:val="18"/>
+          <w:lang w:val="en-US"/>
+        </w:rPr>
+        <w:t xml:space="preserve"> </w:t>
+      </w:r>
+      <w:proofErr w:type="spellStart"/>
+      <w:r>
+        <w:rPr>
+          <w:sz w:val="18"/>
+          <w:szCs w:val="18"/>
+          <w:lang w:val="en-US"/>
+        </w:rPr>
+        <w:t>mazkur</w:t>
+      </w:r>
+      <w:proofErr w:type="spellEnd"/>
+      <w:r>
+        <w:rPr>
+          <w:sz w:val="18"/>
+          <w:szCs w:val="18"/>
+          <w:lang w:val="en-US"/>
+        </w:rPr>
+        <w:t xml:space="preserve"> </w:t>
+      </w:r>
+      <w:proofErr w:type="spellStart"/>
+      <w:r>
+        <w:rPr>
+          <w:sz w:val="18"/>
+          <w:szCs w:val="18"/>
+          <w:lang w:val="en-US"/>
+        </w:rPr>
+        <w:t>Yo'riqnomaning</w:t>
+      </w:r>
+      <w:proofErr w:type="spellEnd"/>
+      <w:r>
+        <w:rPr>
+          <w:sz w:val="18"/>
+          <w:szCs w:val="18"/>
+          <w:lang w:val="en-US"/>
+        </w:rPr>
+        <w:t xml:space="preserve"> 1-ilovasidagi </w:t>
+      </w:r>
+      <w:proofErr w:type="spellStart"/>
+      <w:r>
+        <w:rPr>
+          <w:sz w:val="18"/>
+          <w:szCs w:val="18"/>
+          <w:lang w:val="en-US"/>
+        </w:rPr>
+        <w:t>Normativ</w:t>
+      </w:r>
+      <w:proofErr w:type="spellEnd"/>
+      <w:r>
+        <w:rPr>
+          <w:sz w:val="18"/>
+          <w:szCs w:val="18"/>
+          <w:lang w:val="en-US"/>
+        </w:rPr>
+        <w:t xml:space="preserve"> </w:t>
+      </w:r>
+      <w:proofErr w:type="spellStart"/>
+      <w:r>
+        <w:rPr>
+          <w:sz w:val="18"/>
+          <w:szCs w:val="18"/>
+          <w:lang w:val="en-US"/>
+        </w:rPr>
+        <w:t>hujjatlarning</w:t>
+      </w:r>
+      <w:proofErr w:type="spellEnd"/>
+      <w:r>
+        <w:rPr>
+          <w:sz w:val="18"/>
+          <w:szCs w:val="18"/>
+          <w:lang w:val="en-US"/>
+        </w:rPr>
+        <w:t xml:space="preserve"> </w:t>
+      </w:r>
+      <w:proofErr w:type="spellStart"/>
+      <w:r>
+        <w:rPr>
+          <w:sz w:val="18"/>
+          <w:szCs w:val="18"/>
+          <w:lang w:val="en-US"/>
+        </w:rPr>
+        <w:t>narx</w:t>
+      </w:r>
+      <w:proofErr w:type="spellEnd"/>
+      <w:r>
+        <w:rPr>
+          <w:sz w:val="18"/>
+          <w:szCs w:val="18"/>
+          <w:lang w:val="en-US"/>
+        </w:rPr>
+        <w:t xml:space="preserve"> </w:t>
+      </w:r>
+      <w:proofErr w:type="spellStart"/>
+      <w:r>
+        <w:rPr>
+          <w:sz w:val="18"/>
+          <w:szCs w:val="18"/>
+          <w:lang w:val="en-US"/>
+        </w:rPr>
+        <w:t>me'yorlariga</w:t>
+      </w:r>
+      <w:proofErr w:type="spellEnd"/>
+      <w:r>
+        <w:rPr>
+          <w:sz w:val="18"/>
+          <w:szCs w:val="18"/>
+          <w:lang w:val="en-US"/>
+        </w:rPr>
+        <w:t xml:space="preserve"> </w:t>
+      </w:r>
+      <w:proofErr w:type="spellStart"/>
+      <w:r>
+        <w:rPr>
+          <w:sz w:val="18"/>
+          <w:szCs w:val="18"/>
+          <w:lang w:val="en-US"/>
+        </w:rPr>
+        <w:t>muvofiq</w:t>
+      </w:r>
+      <w:proofErr w:type="spellEnd"/>
+      <w:r>
+        <w:rPr>
+          <w:sz w:val="18"/>
+          <w:szCs w:val="18"/>
+          <w:lang w:val="en-US"/>
+        </w:rPr>
+        <w:t xml:space="preserve"> </w:t>
+      </w:r>
+      <w:proofErr w:type="spellStart"/>
+      <w:r>
+        <w:rPr>
+          <w:sz w:val="18"/>
+          <w:szCs w:val="18"/>
+          <w:lang w:val="en-US"/>
+        </w:rPr>
+        <w:t>qabul</w:t>
+      </w:r>
+      <w:proofErr w:type="spellEnd"/>
+      <w:r>
+        <w:rPr>
+          <w:sz w:val="18"/>
+          <w:szCs w:val="18"/>
+          <w:lang w:val="en-US"/>
+        </w:rPr>
+        <w:t xml:space="preserve"> </w:t>
+      </w:r>
+      <w:proofErr w:type="spellStart"/>
+      <w:r>
+        <w:rPr>
+          <w:sz w:val="18"/>
+          <w:szCs w:val="18"/>
+          <w:lang w:val="en-US"/>
+        </w:rPr>
+        <w:t>qilinadigan</w:t>
+      </w:r>
+      <w:proofErr w:type="spellEnd"/>
+      <w:r>
+        <w:rPr>
+          <w:sz w:val="18"/>
+          <w:szCs w:val="18"/>
+          <w:lang w:val="en-US"/>
+        </w:rPr>
+        <w:t xml:space="preserve"> </w:t>
+      </w:r>
+      <w:proofErr w:type="spellStart"/>
+      <w:r>
+        <w:rPr>
+          <w:sz w:val="18"/>
+          <w:szCs w:val="18"/>
+          <w:lang w:val="en-US"/>
+        </w:rPr>
+        <w:t>qiymat</w:t>
+      </w:r>
+      <w:proofErr w:type="spellEnd"/>
+      <w:r>
+        <w:rPr>
+          <w:b/>
+          <w:bCs/>
+          <w:sz w:val="18"/>
+          <w:szCs w:val="18"/>
+          <w:lang w:val="en-US"/>
+        </w:rPr>
+        <w:t xml:space="preserve"> ({{</w:t>
+      </w:r>
+      <w:proofErr w:type="spellStart"/>
+      <w:r>
+        <w:rPr>
+          <w:b/>
+          <w:bCs/>
+          <w:sz w:val="18"/>
+          <w:szCs w:val="18"/>
+          <w:lang w:val="en-US"/>
+        </w:rPr>
+        <w:t>vhm_value</w:t>
+      </w:r>
+      <w:proofErr w:type="spellEnd"/>
+      <w:r>
+        <w:rPr>
+          <w:b/>
+          <w:bCs/>
+          <w:sz w:val="18"/>
+          <w:szCs w:val="18"/>
+          <w:lang w:val="en-US"/>
+        </w:rPr>
+        <w:t>}});</w:t>
       </w:r>
     </w:p>
     <w:p>
@@ -751,25 +3327,205 @@
           <w:szCs w:val="18"/>
           <w:lang w:val="en-US"/>
         </w:rPr>
-        <w:t xml:space="preserve"> – ishlab chiqiladigan normativ hujjatning hajmi (titul varag'i hisobga olinmaydi)</w:t>
-      </w:r>
-      <w:r>
-        <w:rPr>
-          <w:b/>
-          <w:bCs/>
+        <w:t xml:space="preserve"> – </w:t>
+      </w:r>
+      <w:proofErr w:type="spellStart"/>
+      <w:r>
+        <w:rPr>
+          <w:sz w:val="18"/>
+          <w:szCs w:val="18"/>
+          <w:lang w:val="en-US"/>
+        </w:rPr>
+        <w:t>ishlab</w:t>
+      </w:r>
+      <w:proofErr w:type="spellEnd"/>
+      <w:r>
+        <w:rPr>
+          <w:sz w:val="18"/>
+          <w:szCs w:val="18"/>
+          <w:lang w:val="en-US"/>
+        </w:rPr>
+        <w:t xml:space="preserve"> </w:t>
+      </w:r>
+      <w:proofErr w:type="spellStart"/>
+      <w:r>
+        <w:rPr>
+          <w:sz w:val="18"/>
+          <w:szCs w:val="18"/>
+          <w:lang w:val="en-US"/>
+        </w:rPr>
+        <w:t>chiqiladigan</w:t>
+      </w:r>
+      <w:proofErr w:type="spellEnd"/>
+      <w:r>
+        <w:rPr>
+          <w:sz w:val="18"/>
+          <w:szCs w:val="18"/>
+          <w:lang w:val="en-US"/>
+        </w:rPr>
+        <w:t xml:space="preserve"> </w:t>
+      </w:r>
+      <w:proofErr w:type="spellStart"/>
+      <w:r>
+        <w:rPr>
+          <w:sz w:val="18"/>
+          <w:szCs w:val="18"/>
+          <w:lang w:val="en-US"/>
+        </w:rPr>
+        <w:t>normativ</w:t>
+      </w:r>
+      <w:proofErr w:type="spellEnd"/>
+      <w:r>
+        <w:rPr>
+          <w:sz w:val="18"/>
+          <w:szCs w:val="18"/>
+          <w:lang w:val="en-US"/>
+        </w:rPr>
+        <w:t xml:space="preserve"> </w:t>
+      </w:r>
+      <w:proofErr w:type="spellStart"/>
+      <w:r>
+        <w:rPr>
+          <w:sz w:val="18"/>
+          <w:szCs w:val="18"/>
+          <w:lang w:val="en-US"/>
+        </w:rPr>
+        <w:t>hujjatning</w:t>
+      </w:r>
+      <w:proofErr w:type="spellEnd"/>
+      <w:r>
+        <w:rPr>
+          <w:sz w:val="18"/>
+          <w:szCs w:val="18"/>
+          <w:lang w:val="en-US"/>
+        </w:rPr>
+        <w:t xml:space="preserve"> </w:t>
+      </w:r>
+      <w:proofErr w:type="spellStart"/>
+      <w:r>
+        <w:rPr>
+          <w:sz w:val="18"/>
+          <w:szCs w:val="18"/>
+          <w:lang w:val="en-US"/>
+        </w:rPr>
+        <w:t>hajmi</w:t>
+      </w:r>
+      <w:proofErr w:type="spellEnd"/>
+      <w:r>
+        <w:rPr>
           <w:sz w:val="18"/>
           <w:szCs w:val="18"/>
           <w:lang w:val="en-US"/>
         </w:rPr>
         <w:t xml:space="preserve"> (</w:t>
       </w:r>
-      <w:r>
-        <w:rPr>
-          <w:sz w:val="18"/>
-          <w:szCs w:val="18"/>
-          <w:lang w:val="en-US"/>
-        </w:rPr>
-        <w:t>{{total_pages}}</w:t>
+      <w:proofErr w:type="spellStart"/>
+      <w:r>
+        <w:rPr>
+          <w:sz w:val="18"/>
+          <w:szCs w:val="18"/>
+          <w:lang w:val="en-US"/>
+        </w:rPr>
+        <w:t>titul</w:t>
+      </w:r>
+      <w:proofErr w:type="spellEnd"/>
+      <w:r>
+        <w:rPr>
+          <w:sz w:val="18"/>
+          <w:szCs w:val="18"/>
+          <w:lang w:val="en-US"/>
+        </w:rPr>
+        <w:t xml:space="preserve"> </w:t>
+      </w:r>
+      <w:proofErr w:type="spellStart"/>
+      <w:r>
+        <w:rPr>
+          <w:sz w:val="18"/>
+          <w:szCs w:val="18"/>
+          <w:lang w:val="en-US"/>
+        </w:rPr>
+        <w:t>varag'i</w:t>
+      </w:r>
+      <w:proofErr w:type="spellEnd"/>
+      <w:r>
+        <w:rPr>
+          <w:sz w:val="18"/>
+          <w:szCs w:val="18"/>
+          <w:lang w:val="en-US"/>
+        </w:rPr>
+        <w:t xml:space="preserve"> </w:t>
+      </w:r>
+      <w:proofErr w:type="spellStart"/>
+      <w:r>
+        <w:rPr>
+          <w:sz w:val="18"/>
+          <w:szCs w:val="18"/>
+          <w:lang w:val="en-US"/>
+        </w:rPr>
+        <w:t>hisobga</w:t>
+      </w:r>
+      <w:proofErr w:type="spellEnd"/>
+      <w:r>
+        <w:rPr>
+          <w:sz w:val="18"/>
+          <w:szCs w:val="18"/>
+          <w:lang w:val="en-US"/>
+        </w:rPr>
+        <w:t xml:space="preserve"> </w:t>
+      </w:r>
+      <w:proofErr w:type="spellStart"/>
+      <w:r>
+        <w:rPr>
+          <w:sz w:val="18"/>
+          <w:szCs w:val="18"/>
+          <w:lang w:val="en-US"/>
+        </w:rPr>
+        <w:t>olinmaydi</w:t>
+      </w:r>
+      <w:proofErr w:type="spellEnd"/>
+      <w:r>
+        <w:rPr>
+          <w:sz w:val="18"/>
+          <w:szCs w:val="18"/>
+          <w:lang w:val="en-US"/>
+        </w:rPr>
+        <w:t>)</w:t>
+      </w:r>
+      <w:r>
+        <w:rPr>
+          <w:b/>
+          <w:bCs/>
+          <w:sz w:val="18"/>
+          <w:szCs w:val="18"/>
+          <w:lang w:val="en-US"/>
+        </w:rPr>
+        <w:t xml:space="preserve"> (</w:t>
+      </w:r>
+      <w:r>
+        <w:rPr>
+          <w:sz w:val="18"/>
+          <w:szCs w:val="18"/>
+          <w:lang w:val="en-US"/>
+        </w:rPr>
+        <w:t>{{</w:t>
+      </w:r>
+      <w:proofErr w:type="spellStart"/>
+      <w:r>
+        <w:rPr>
+          <w:sz w:val="18"/>
+          <w:szCs w:val="18"/>
+          <w:lang w:val="en-US"/>
+        </w:rPr>
+        <w:t>total_pages</w:t>
+      </w:r>
+      <w:proofErr w:type="spellEnd"/>
+      <w:r>
+        <w:rPr>
+          <w:sz w:val="18"/>
+          <w:szCs w:val="18"/>
+          <w:lang w:val="en-US"/>
+        </w:rPr>
+        <w:t>}}</w:t>
       </w:r>
       <w:r>
         <w:rPr>
@@ -808,17 +3564,103 @@
           <w:szCs w:val="18"/>
           <w:lang w:val="en-US"/>
         </w:rPr>
-        <w:t xml:space="preserve"> – bazaviy hisoblash miqdori so'mda</w:t>
-      </w:r>
-      <w:r>
-        <w:rPr>
-          <w:b/>
-          <w:bCs/>
-          <w:sz w:val="18"/>
-          <w:szCs w:val="18"/>
-          <w:lang w:val="en-US"/>
-        </w:rPr>
-        <w:t xml:space="preserve"> (412 000 so'm);</w:t>
+        <w:t xml:space="preserve"> – </w:t>
+      </w:r>
+      <w:proofErr w:type="spellStart"/>
+      <w:r>
+        <w:rPr>
+          <w:sz w:val="18"/>
+          <w:szCs w:val="18"/>
+          <w:lang w:val="en-US"/>
+        </w:rPr>
+        <w:t>bazaviy</w:t>
+      </w:r>
+      <w:proofErr w:type="spellEnd"/>
+      <w:r>
+        <w:rPr>
+          <w:sz w:val="18"/>
+          <w:szCs w:val="18"/>
+          <w:lang w:val="en-US"/>
+        </w:rPr>
+        <w:t xml:space="preserve"> </w:t>
+      </w:r>
+      <w:proofErr w:type="spellStart"/>
+      <w:r>
+        <w:rPr>
+          <w:sz w:val="18"/>
+          <w:szCs w:val="18"/>
+          <w:lang w:val="en-US"/>
+        </w:rPr>
+        <w:t>hisoblash</w:t>
+      </w:r>
+      <w:proofErr w:type="spellEnd"/>
+      <w:r>
+        <w:rPr>
+          <w:sz w:val="18"/>
+          <w:szCs w:val="18"/>
+          <w:lang w:val="en-US"/>
+        </w:rPr>
+        <w:t xml:space="preserve"> </w:t>
+      </w:r>
+      <w:proofErr w:type="spellStart"/>
+      <w:r>
+        <w:rPr>
+          <w:sz w:val="18"/>
+          <w:szCs w:val="18"/>
+          <w:lang w:val="en-US"/>
+        </w:rPr>
+        <w:t>miqdori</w:t>
+      </w:r>
+      <w:proofErr w:type="spellEnd"/>
+      <w:r>
+        <w:rPr>
+          <w:sz w:val="18"/>
+          <w:szCs w:val="18"/>
+          <w:lang w:val="en-US"/>
+        </w:rPr>
+        <w:t xml:space="preserve"> </w:t>
+      </w:r>
+      <w:proofErr w:type="spellStart"/>
+      <w:r>
+        <w:rPr>
+          <w:sz w:val="18"/>
+          <w:szCs w:val="18"/>
+          <w:lang w:val="en-US"/>
+        </w:rPr>
+        <w:t>so'mda</w:t>
+      </w:r>
+      <w:proofErr w:type="spellEnd"/>
+      <w:r>
+        <w:rPr>
+          <w:b/>
+          <w:bCs/>
+          <w:sz w:val="18"/>
+          <w:szCs w:val="18"/>
+          <w:lang w:val="en-US"/>
+        </w:rPr>
+        <w:t xml:space="preserve"> (412 000 </w:t>
+      </w:r>
+      <w:proofErr w:type="spellStart"/>
+      <w:r>
+        <w:rPr>
+          <w:b/>
+          <w:bCs/>
+          <w:sz w:val="18"/>
+          <w:szCs w:val="18"/>
+          <w:lang w:val="en-US"/>
+        </w:rPr>
+        <w:t>so'm</w:t>
+      </w:r>
+      <w:proofErr w:type="spellEnd"/>
+      <w:r>
+        <w:rPr>
+          <w:b/>
+          <w:bCs/>
+          <w:sz w:val="18"/>
+          <w:szCs w:val="18"/>
+          <w:lang w:val="en-US"/>
+        </w:rPr>
+        <w:t>);</w:t>
       </w:r>
     </w:p>
     <w:p>
@@ -831,6 +3673,7 @@
           <w:lang w:val="en-US"/>
         </w:rPr>
       </w:pPr>
+      <w:proofErr w:type="spellStart"/>
       <w:r>
         <w:rPr>
           <w:b/>
@@ -841,14 +3684,115 @@
         </w:rPr>
         <w:t>Kn</w:t>
       </w:r>
-      <w:r>
-        <w:rPr>
-          <w:sz w:val="18"/>
-          <w:szCs w:val="18"/>
-          <w:lang w:val="en-US"/>
-        </w:rPr>
-        <w:t xml:space="preserve"> – narx normativi koeffitsiyenti 2,1 ga teng deb qabul qilinadi</w:t>
-      </w:r>
+      <w:proofErr w:type="spellEnd"/>
+      <w:r>
+        <w:rPr>
+          <w:sz w:val="18"/>
+          <w:szCs w:val="18"/>
+          <w:lang w:val="en-US"/>
+        </w:rPr>
+        <w:t xml:space="preserve"> – </w:t>
+      </w:r>
+      <w:proofErr w:type="spellStart"/>
+      <w:r>
+        <w:rPr>
+          <w:sz w:val="18"/>
+          <w:szCs w:val="18"/>
+          <w:lang w:val="en-US"/>
+        </w:rPr>
+        <w:t>narx</w:t>
+      </w:r>
+      <w:proofErr w:type="spellEnd"/>
+      <w:r>
+        <w:rPr>
+          <w:sz w:val="18"/>
+          <w:szCs w:val="18"/>
+          <w:lang w:val="en-US"/>
+        </w:rPr>
+        <w:t xml:space="preserve"> </w:t>
+      </w:r>
+      <w:proofErr w:type="spellStart"/>
+      <w:r>
+        <w:rPr>
+          <w:sz w:val="18"/>
+          <w:szCs w:val="18"/>
+          <w:lang w:val="en-US"/>
+        </w:rPr>
+        <w:t>normativi</w:t>
+      </w:r>
+      <w:proofErr w:type="spellEnd"/>
+      <w:r>
+        <w:rPr>
+          <w:sz w:val="18"/>
+          <w:szCs w:val="18"/>
+          <w:lang w:val="en-US"/>
+        </w:rPr>
+        <w:t xml:space="preserve"> </w:t>
+      </w:r>
+      <w:proofErr w:type="spellStart"/>
+      <w:r>
+        <w:rPr>
+          <w:sz w:val="18"/>
+          <w:szCs w:val="18"/>
+          <w:lang w:val="en-US"/>
+        </w:rPr>
+        <w:t>koeffitsiyenti</w:t>
+      </w:r>
+      <w:proofErr w:type="spellEnd"/>
+      <w:r>
+        <w:rPr>
+          <w:sz w:val="18"/>
+          <w:szCs w:val="18"/>
+          <w:lang w:val="en-US"/>
+        </w:rPr>
+        <w:t xml:space="preserve"> 2,1 ga </w:t>
+      </w:r>
+      <w:proofErr w:type="spellStart"/>
+      <w:r>
+        <w:rPr>
+          <w:sz w:val="18"/>
+          <w:szCs w:val="18"/>
+          <w:lang w:val="en-US"/>
+        </w:rPr>
+        <w:t>teng</w:t>
+      </w:r>
+      <w:proofErr w:type="spellEnd"/>
+      <w:r>
+        <w:rPr>
+          <w:sz w:val="18"/>
+          <w:szCs w:val="18"/>
+          <w:lang w:val="en-US"/>
+        </w:rPr>
+        <w:t xml:space="preserve"> deb </w:t>
+      </w:r>
+      <w:proofErr w:type="spellStart"/>
+      <w:r>
+        <w:rPr>
+          <w:sz w:val="18"/>
+          <w:szCs w:val="18"/>
+          <w:lang w:val="en-US"/>
+        </w:rPr>
+        <w:t>qabul</w:t>
+      </w:r>
+      <w:proofErr w:type="spellEnd"/>
+      <w:r>
+        <w:rPr>
+          <w:sz w:val="18"/>
+          <w:szCs w:val="18"/>
+          <w:lang w:val="en-US"/>
+        </w:rPr>
+        <w:t xml:space="preserve"> </w:t>
+      </w:r>
+      <w:proofErr w:type="spellStart"/>
+      <w:r>
+        <w:rPr>
+          <w:sz w:val="18"/>
+          <w:szCs w:val="18"/>
+          <w:lang w:val="en-US"/>
+        </w:rPr>
+        <w:t>qilinadi</w:t>
+      </w:r>
+      <w:proofErr w:type="spellEnd"/>
       <w:r>
         <w:rPr>
           <w:b/>
@@ -886,8 +3830,378 @@
           <w:szCs w:val="18"/>
           <w:lang w:val="en-US"/>
         </w:rPr>
-        <w:t xml:space="preserve"> – qo'shilgan qiymat solig'i summasi. Ijrochi qo'shilgan qiymat solig'i to'lovchisi hisoblanmagan hollarda buyurtmachi va ijrochi o'rtasidagi shartnomada narx qo'shilgan qiymat solig'isiz hisoblanadi</w:t>
-      </w:r>
+        <w:t xml:space="preserve"> – </w:t>
+      </w:r>
+      <w:proofErr w:type="spellStart"/>
+      <w:r>
+        <w:rPr>
+          <w:sz w:val="18"/>
+          <w:szCs w:val="18"/>
+          <w:lang w:val="en-US"/>
+        </w:rPr>
+        <w:t>qo'shilgan</w:t>
+      </w:r>
+      <w:proofErr w:type="spellEnd"/>
+      <w:r>
+        <w:rPr>
+          <w:sz w:val="18"/>
+          <w:szCs w:val="18"/>
+          <w:lang w:val="en-US"/>
+        </w:rPr>
+        <w:t xml:space="preserve"> </w:t>
+      </w:r>
+      <w:proofErr w:type="spellStart"/>
+      <w:r>
+        <w:rPr>
+          <w:sz w:val="18"/>
+          <w:szCs w:val="18"/>
+          <w:lang w:val="en-US"/>
+        </w:rPr>
+        <w:t>qiymat</w:t>
+      </w:r>
+      <w:proofErr w:type="spellEnd"/>
+      <w:r>
+        <w:rPr>
+          <w:sz w:val="18"/>
+          <w:szCs w:val="18"/>
+          <w:lang w:val="en-US"/>
+        </w:rPr>
+        <w:t xml:space="preserve"> </w:t>
+      </w:r>
+      <w:proofErr w:type="spellStart"/>
+      <w:r>
+        <w:rPr>
+          <w:sz w:val="18"/>
+          <w:szCs w:val="18"/>
+          <w:lang w:val="en-US"/>
+        </w:rPr>
+        <w:t>solig'i</w:t>
+      </w:r>
+      <w:proofErr w:type="spellEnd"/>
+      <w:r>
+        <w:rPr>
+          <w:sz w:val="18"/>
+          <w:szCs w:val="18"/>
+          <w:lang w:val="en-US"/>
+        </w:rPr>
+        <w:t xml:space="preserve"> </w:t>
+      </w:r>
+      <w:proofErr w:type="spellStart"/>
+      <w:r>
+        <w:rPr>
+          <w:sz w:val="18"/>
+          <w:szCs w:val="18"/>
+          <w:lang w:val="en-US"/>
+        </w:rPr>
+        <w:t>summasi</w:t>
+      </w:r>
+      <w:proofErr w:type="spellEnd"/>
+      <w:r>
+        <w:rPr>
+          <w:sz w:val="18"/>
+          <w:szCs w:val="18"/>
+          <w:lang w:val="en-US"/>
+        </w:rPr>
+        <w:t xml:space="preserve">. </w:t>
+      </w:r>
+      <w:proofErr w:type="spellStart"/>
+      <w:r>
+        <w:rPr>
+          <w:sz w:val="18"/>
+          <w:szCs w:val="18"/>
+          <w:lang w:val="en-US"/>
+        </w:rPr>
+        <w:t>Ijrochi</w:t>
+      </w:r>
+      <w:proofErr w:type="spellEnd"/>
+      <w:r>
+        <w:rPr>
+          <w:sz w:val="18"/>
+          <w:szCs w:val="18"/>
+          <w:lang w:val="en-US"/>
+        </w:rPr>
+        <w:t xml:space="preserve"> </w:t>
+      </w:r>
+      <w:proofErr w:type="spellStart"/>
+      <w:r>
+        <w:rPr>
+          <w:sz w:val="18"/>
+          <w:szCs w:val="18"/>
+          <w:lang w:val="en-US"/>
+        </w:rPr>
+        <w:t>qo'shilgan</w:t>
+      </w:r>
+      <w:proofErr w:type="spellEnd"/>
+      <w:r>
+        <w:rPr>
+          <w:sz w:val="18"/>
+          <w:szCs w:val="18"/>
+          <w:lang w:val="en-US"/>
+        </w:rPr>
+        <w:t xml:space="preserve"> </w:t>
+      </w:r>
+      <w:proofErr w:type="spellStart"/>
+      <w:r>
+        <w:rPr>
+          <w:sz w:val="18"/>
+          <w:szCs w:val="18"/>
+          <w:lang w:val="en-US"/>
+        </w:rPr>
+        <w:t>qiymat</w:t>
+      </w:r>
+      <w:proofErr w:type="spellEnd"/>
+      <w:r>
+        <w:rPr>
+          <w:sz w:val="18"/>
+          <w:szCs w:val="18"/>
+          <w:lang w:val="en-US"/>
+        </w:rPr>
+        <w:t xml:space="preserve"> </w:t>
+      </w:r>
+      <w:proofErr w:type="spellStart"/>
+      <w:r>
+        <w:rPr>
+          <w:sz w:val="18"/>
+          <w:szCs w:val="18"/>
+          <w:lang w:val="en-US"/>
+        </w:rPr>
+        <w:t>solig'i</w:t>
+      </w:r>
+      <w:proofErr w:type="spellEnd"/>
+      <w:r>
+        <w:rPr>
+          <w:sz w:val="18"/>
+          <w:szCs w:val="18"/>
+          <w:lang w:val="en-US"/>
+        </w:rPr>
+        <w:t xml:space="preserve"> </w:t>
+      </w:r>
+      <w:proofErr w:type="spellStart"/>
+      <w:r>
+        <w:rPr>
+          <w:sz w:val="18"/>
+          <w:szCs w:val="18"/>
+          <w:lang w:val="en-US"/>
+        </w:rPr>
+        <w:t>to'lovchisi</w:t>
+      </w:r>
+      <w:proofErr w:type="spellEnd"/>
+      <w:r>
+        <w:rPr>
+          <w:sz w:val="18"/>
+          <w:szCs w:val="18"/>
+          <w:lang w:val="en-US"/>
+        </w:rPr>
+        <w:t xml:space="preserve"> </w:t>
+      </w:r>
+      <w:proofErr w:type="spellStart"/>
+      <w:r>
+        <w:rPr>
+          <w:sz w:val="18"/>
+          <w:szCs w:val="18"/>
+          <w:lang w:val="en-US"/>
+        </w:rPr>
+        <w:t>hisoblanmagan</w:t>
+      </w:r>
+      <w:proofErr w:type="spellEnd"/>
+      <w:r>
+        <w:rPr>
+          <w:sz w:val="18"/>
+          <w:szCs w:val="18"/>
+          <w:lang w:val="en-US"/>
+        </w:rPr>
+        <w:t xml:space="preserve"> </w:t>
+      </w:r>
+      <w:proofErr w:type="spellStart"/>
+      <w:r>
+        <w:rPr>
+          <w:sz w:val="18"/>
+          <w:szCs w:val="18"/>
+          <w:lang w:val="en-US"/>
+        </w:rPr>
+        <w:t>hollarda</w:t>
+      </w:r>
+      <w:proofErr w:type="spellEnd"/>
+      <w:r>
+        <w:rPr>
+          <w:sz w:val="18"/>
+          <w:szCs w:val="18"/>
+          <w:lang w:val="en-US"/>
+        </w:rPr>
+        <w:t xml:space="preserve"> </w:t>
+      </w:r>
+      <w:proofErr w:type="spellStart"/>
+      <w:r>
+        <w:rPr>
+          <w:sz w:val="18"/>
+          <w:szCs w:val="18"/>
+          <w:lang w:val="en-US"/>
+        </w:rPr>
+        <w:t>buyurtmachi</w:t>
+      </w:r>
+      <w:proofErr w:type="spellEnd"/>
+      <w:r>
+        <w:rPr>
+          <w:sz w:val="18"/>
+          <w:szCs w:val="18"/>
+          <w:lang w:val="en-US"/>
+        </w:rPr>
+        <w:t xml:space="preserve"> </w:t>
+      </w:r>
+      <w:proofErr w:type="spellStart"/>
+      <w:r>
+        <w:rPr>
+          <w:sz w:val="18"/>
+          <w:szCs w:val="18"/>
+          <w:lang w:val="en-US"/>
+        </w:rPr>
+        <w:t>va</w:t>
+      </w:r>
+      <w:proofErr w:type="spellEnd"/>
+      <w:r>
+        <w:rPr>
+          <w:sz w:val="18"/>
+          <w:szCs w:val="18"/>
+          <w:lang w:val="en-US"/>
+        </w:rPr>
+        <w:t xml:space="preserve"> </w:t>
+      </w:r>
+      <w:proofErr w:type="spellStart"/>
+      <w:r>
+        <w:rPr>
+          <w:sz w:val="18"/>
+          <w:szCs w:val="18"/>
+          <w:lang w:val="en-US"/>
+        </w:rPr>
+        <w:t>ijrochi</w:t>
+      </w:r>
+      <w:proofErr w:type="spellEnd"/>
+      <w:r>
+        <w:rPr>
+          <w:sz w:val="18"/>
+          <w:szCs w:val="18"/>
+          <w:lang w:val="en-US"/>
+        </w:rPr>
+        <w:t xml:space="preserve"> </w:t>
+      </w:r>
+      <w:proofErr w:type="spellStart"/>
+      <w:r>
+        <w:rPr>
+          <w:sz w:val="18"/>
+          <w:szCs w:val="18"/>
+          <w:lang w:val="en-US"/>
+        </w:rPr>
+        <w:t>o'rtasidagi</w:t>
+      </w:r>
+      <w:proofErr w:type="spellEnd"/>
+      <w:r>
+        <w:rPr>
+          <w:sz w:val="18"/>
+          <w:szCs w:val="18"/>
+          <w:lang w:val="en-US"/>
+        </w:rPr>
+        <w:t xml:space="preserve"> </w:t>
+      </w:r>
+      <w:proofErr w:type="spellStart"/>
+      <w:r>
+        <w:rPr>
+          <w:sz w:val="18"/>
+          <w:szCs w:val="18"/>
+          <w:lang w:val="en-US"/>
+        </w:rPr>
+        <w:t>shartnomada</w:t>
+      </w:r>
+      <w:proofErr w:type="spellEnd"/>
+      <w:r>
+        <w:rPr>
+          <w:sz w:val="18"/>
+          <w:szCs w:val="18"/>
+          <w:lang w:val="en-US"/>
+        </w:rPr>
+        <w:t xml:space="preserve"> </w:t>
+      </w:r>
+      <w:proofErr w:type="spellStart"/>
+      <w:r>
+        <w:rPr>
+          <w:sz w:val="18"/>
+          <w:szCs w:val="18"/>
+          <w:lang w:val="en-US"/>
+        </w:rPr>
+        <w:t>narx</w:t>
+      </w:r>
+      <w:proofErr w:type="spellEnd"/>
+      <w:r>
+        <w:rPr>
+          <w:sz w:val="18"/>
+          <w:szCs w:val="18"/>
+          <w:lang w:val="en-US"/>
+        </w:rPr>
+        <w:t xml:space="preserve"> </w:t>
+      </w:r>
+      <w:proofErr w:type="spellStart"/>
+      <w:r>
+        <w:rPr>
+          <w:sz w:val="18"/>
+          <w:szCs w:val="18"/>
+          <w:lang w:val="en-US"/>
+        </w:rPr>
+        <w:t>qo'shilgan</w:t>
+      </w:r>
+      <w:proofErr w:type="spellEnd"/>
+      <w:r>
+        <w:rPr>
+          <w:sz w:val="18"/>
+          <w:szCs w:val="18"/>
+          <w:lang w:val="en-US"/>
+        </w:rPr>
+        <w:t xml:space="preserve"> </w:t>
+      </w:r>
+      <w:proofErr w:type="spellStart"/>
+      <w:r>
+        <w:rPr>
+          <w:sz w:val="18"/>
+          <w:szCs w:val="18"/>
+          <w:lang w:val="en-US"/>
+        </w:rPr>
+        <w:t>qiymat</w:t>
+      </w:r>
+      <w:proofErr w:type="spellEnd"/>
+      <w:r>
+        <w:rPr>
+          <w:sz w:val="18"/>
+          <w:szCs w:val="18"/>
+          <w:lang w:val="en-US"/>
+        </w:rPr>
+        <w:t xml:space="preserve"> </w:t>
+      </w:r>
+      <w:proofErr w:type="spellStart"/>
+      <w:r>
+        <w:rPr>
+          <w:sz w:val="18"/>
+          <w:szCs w:val="18"/>
+          <w:lang w:val="en-US"/>
+        </w:rPr>
+        <w:t>solig'isiz</w:t>
+      </w:r>
+      <w:proofErr w:type="spellEnd"/>
+      <w:r>
+        <w:rPr>
+          <w:sz w:val="18"/>
+          <w:szCs w:val="18"/>
+          <w:lang w:val="en-US"/>
+        </w:rPr>
+        <w:t xml:space="preserve"> </w:t>
+      </w:r>
+      <w:proofErr w:type="spellStart"/>
+      <w:r>
+        <w:rPr>
+          <w:sz w:val="18"/>
+          <w:szCs w:val="18"/>
+          <w:lang w:val="en-US"/>
+        </w:rPr>
+        <w:t>hisoblanadi</w:t>
+      </w:r>
+      <w:proofErr w:type="spellEnd"/>
       <w:r>
         <w:rPr>
           <w:b/>
@@ -909,15 +4223,49 @@
           <w:lang w:val="en-US"/>
         </w:rPr>
       </w:pPr>
-      <w:r>
-        <w:rPr>
-          <w:b/>
-          <w:bCs/>
-          <w:sz w:val="18"/>
-          <w:szCs w:val="18"/>
-          <w:lang w:val="en-US"/>
-        </w:rPr>
-        <w:t>MHi = MHb × 0,4</w:t>
+      <w:proofErr w:type="spellStart"/>
+      <w:r>
+        <w:rPr>
+          <w:b/>
+          <w:bCs/>
+          <w:sz w:val="18"/>
+          <w:szCs w:val="18"/>
+          <w:lang w:val="en-US"/>
+        </w:rPr>
+        <w:t>MHi</w:t>
+      </w:r>
+      <w:proofErr w:type="spellEnd"/>
+      <w:r>
+        <w:rPr>
+          <w:b/>
+          <w:bCs/>
+          <w:sz w:val="18"/>
+          <w:szCs w:val="18"/>
+          <w:lang w:val="en-US"/>
+        </w:rPr>
+        <w:t xml:space="preserve"> = </w:t>
+      </w:r>
+      <w:proofErr w:type="spellStart"/>
+      <w:r>
+        <w:rPr>
+          <w:b/>
+          <w:bCs/>
+          <w:sz w:val="18"/>
+          <w:szCs w:val="18"/>
+          <w:lang w:val="en-US"/>
+        </w:rPr>
+        <w:t>MHb</w:t>
+      </w:r>
+      <w:proofErr w:type="spellEnd"/>
+      <w:r>
+        <w:rPr>
+          <w:b/>
+          <w:bCs/>
+          <w:sz w:val="18"/>
+          <w:szCs w:val="18"/>
+          <w:lang w:val="en-US"/>
+        </w:rPr>
+        <w:t xml:space="preserve"> × 0,4</w:t>
       </w:r>
     </w:p>
     <w:p>
@@ -949,6 +4297,7 @@
           <w:lang w:val="en-US"/>
         </w:rPr>
       </w:pPr>
+      <w:proofErr w:type="spellStart"/>
       <w:r>
         <w:rPr>
           <w:b/>
@@ -959,23 +4308,276 @@
         </w:rPr>
         <w:t>MHi</w:t>
       </w:r>
-      <w:r>
-        <w:rPr>
-          <w:sz w:val="18"/>
-          <w:szCs w:val="18"/>
-          <w:lang w:val="en-US"/>
-        </w:rPr>
-        <w:t xml:space="preserve"> – normativ hujjatni ishlab chiqish uchun ilmiy-tadqiqot, tajriba-konstruktorlik yoki eksperimental ishlarni o'tkazish narxi</w:t>
-      </w:r>
-      <w:r>
-        <w:rPr>
-          <w:b/>
-          <w:bCs/>
-          <w:sz w:val="18"/>
-          <w:szCs w:val="18"/>
-          <w:lang w:val="en-US"/>
-        </w:rPr>
-        <w:t xml:space="preserve"> ({{mhi_amount}} so'm);</w:t>
+      <w:proofErr w:type="spellEnd"/>
+      <w:r>
+        <w:rPr>
+          <w:sz w:val="18"/>
+          <w:szCs w:val="18"/>
+          <w:lang w:val="en-US"/>
+        </w:rPr>
+        <w:t xml:space="preserve"> – </w:t>
+      </w:r>
+      <w:proofErr w:type="spellStart"/>
+      <w:r>
+        <w:rPr>
+          <w:sz w:val="18"/>
+          <w:szCs w:val="18"/>
+          <w:lang w:val="en-US"/>
+        </w:rPr>
+        <w:t>normativ</w:t>
+      </w:r>
+      <w:proofErr w:type="spellEnd"/>
+      <w:r>
+        <w:rPr>
+          <w:sz w:val="18"/>
+          <w:szCs w:val="18"/>
+          <w:lang w:val="en-US"/>
+        </w:rPr>
+        <w:t xml:space="preserve"> </w:t>
+      </w:r>
+      <w:proofErr w:type="spellStart"/>
+      <w:r>
+        <w:rPr>
+          <w:sz w:val="18"/>
+          <w:szCs w:val="18"/>
+          <w:lang w:val="en-US"/>
+        </w:rPr>
+        <w:t>hujjatni</w:t>
+      </w:r>
+      <w:proofErr w:type="spellEnd"/>
+      <w:r>
+        <w:rPr>
+          <w:sz w:val="18"/>
+          <w:szCs w:val="18"/>
+          <w:lang w:val="en-US"/>
+        </w:rPr>
+        <w:t xml:space="preserve"> </w:t>
+      </w:r>
+      <w:proofErr w:type="spellStart"/>
+      <w:r>
+        <w:rPr>
+          <w:sz w:val="18"/>
+          <w:szCs w:val="18"/>
+          <w:lang w:val="en-US"/>
+        </w:rPr>
+        <w:t>ishlab</w:t>
+      </w:r>
+      <w:proofErr w:type="spellEnd"/>
+      <w:r>
+        <w:rPr>
+          <w:sz w:val="18"/>
+          <w:szCs w:val="18"/>
+          <w:lang w:val="en-US"/>
+        </w:rPr>
+        <w:t xml:space="preserve"> </w:t>
+      </w:r>
+      <w:proofErr w:type="spellStart"/>
+      <w:r>
+        <w:rPr>
+          <w:sz w:val="18"/>
+          <w:szCs w:val="18"/>
+          <w:lang w:val="en-US"/>
+        </w:rPr>
+        <w:t>chiqish</w:t>
+      </w:r>
+      <w:proofErr w:type="spellEnd"/>
+      <w:r>
+        <w:rPr>
+          <w:sz w:val="18"/>
+          <w:szCs w:val="18"/>
+          <w:lang w:val="en-US"/>
+        </w:rPr>
+        <w:t xml:space="preserve"> </w:t>
+      </w:r>
+      <w:proofErr w:type="spellStart"/>
+      <w:r>
+        <w:rPr>
+          <w:sz w:val="18"/>
+          <w:szCs w:val="18"/>
+          <w:lang w:val="en-US"/>
+        </w:rPr>
+        <w:t>uchun</w:t>
+      </w:r>
+      <w:proofErr w:type="spellEnd"/>
+      <w:r>
+        <w:rPr>
+          <w:sz w:val="18"/>
+          <w:szCs w:val="18"/>
+          <w:lang w:val="en-US"/>
+        </w:rPr>
+        <w:t xml:space="preserve"> </w:t>
+      </w:r>
+      <w:proofErr w:type="spellStart"/>
+      <w:r>
+        <w:rPr>
+          <w:sz w:val="18"/>
+          <w:szCs w:val="18"/>
+          <w:lang w:val="en-US"/>
+        </w:rPr>
+        <w:t>ilmiy-tadqiqot</w:t>
+      </w:r>
+      <w:proofErr w:type="spellEnd"/>
+      <w:r>
+        <w:rPr>
+          <w:sz w:val="18"/>
+          <w:szCs w:val="18"/>
+          <w:lang w:val="en-US"/>
+        </w:rPr>
+        <w:t xml:space="preserve">, </w:t>
+      </w:r>
+      <w:proofErr w:type="spellStart"/>
+      <w:r>
+        <w:rPr>
+          <w:sz w:val="18"/>
+          <w:szCs w:val="18"/>
+          <w:lang w:val="en-US"/>
+        </w:rPr>
+        <w:t>tajriba-konstruktorlik</w:t>
+      </w:r>
+      <w:proofErr w:type="spellEnd"/>
+      <w:r>
+        <w:rPr>
+          <w:sz w:val="18"/>
+          <w:szCs w:val="18"/>
+          <w:lang w:val="en-US"/>
+        </w:rPr>
+        <w:t xml:space="preserve"> </w:t>
+      </w:r>
+      <w:proofErr w:type="spellStart"/>
+      <w:r>
+        <w:rPr>
+          <w:sz w:val="18"/>
+          <w:szCs w:val="18"/>
+          <w:lang w:val="en-US"/>
+        </w:rPr>
+        <w:t>yoki</w:t>
+      </w:r>
+      <w:proofErr w:type="spellEnd"/>
+      <w:r>
+        <w:rPr>
+          <w:sz w:val="18"/>
+          <w:szCs w:val="18"/>
+          <w:lang w:val="en-US"/>
+        </w:rPr>
+        <w:t xml:space="preserve"> </w:t>
+      </w:r>
+      <w:proofErr w:type="spellStart"/>
+      <w:r>
+        <w:rPr>
+          <w:sz w:val="18"/>
+          <w:szCs w:val="18"/>
+          <w:lang w:val="en-US"/>
+        </w:rPr>
+        <w:t>eksperimental</w:t>
+      </w:r>
+      <w:proofErr w:type="spellEnd"/>
+      <w:r>
+        <w:rPr>
+          <w:sz w:val="18"/>
+          <w:szCs w:val="18"/>
+          <w:lang w:val="en-US"/>
+        </w:rPr>
+        <w:t xml:space="preserve"> </w:t>
+      </w:r>
+      <w:proofErr w:type="spellStart"/>
+      <w:r>
+        <w:rPr>
+          <w:sz w:val="18"/>
+          <w:szCs w:val="18"/>
+          <w:lang w:val="en-US"/>
+        </w:rPr>
+        <w:t>ishlarni</w:t>
+      </w:r>
+      <w:proofErr w:type="spellEnd"/>
+      <w:r>
+        <w:rPr>
+          <w:sz w:val="18"/>
+          <w:szCs w:val="18"/>
+          <w:lang w:val="en-US"/>
+        </w:rPr>
+        <w:t xml:space="preserve"> </w:t>
+      </w:r>
+      <w:proofErr w:type="spellStart"/>
+      <w:r>
+        <w:rPr>
+          <w:sz w:val="18"/>
+          <w:szCs w:val="18"/>
+          <w:lang w:val="en-US"/>
+        </w:rPr>
+        <w:t>o'tkazish</w:t>
+      </w:r>
+      <w:proofErr w:type="spellEnd"/>
+      <w:r>
+        <w:rPr>
+          <w:sz w:val="18"/>
+          <w:szCs w:val="18"/>
+          <w:lang w:val="en-US"/>
+        </w:rPr>
+        <w:t xml:space="preserve"> </w:t>
+      </w:r>
+      <w:proofErr w:type="spellStart"/>
+      <w:r>
+        <w:rPr>
+          <w:sz w:val="18"/>
+          <w:szCs w:val="18"/>
+          <w:lang w:val="en-US"/>
+        </w:rPr>
+        <w:t>narxi</w:t>
+      </w:r>
+      <w:proofErr w:type="spellEnd"/>
+      <w:r>
+        <w:rPr>
+          <w:b/>
+          <w:bCs/>
+          <w:sz w:val="18"/>
+          <w:szCs w:val="18"/>
+          <w:lang w:val="en-US"/>
+        </w:rPr>
+        <w:t xml:space="preserve"> ({{</w:t>
+      </w:r>
+      <w:proofErr w:type="spellStart"/>
+      <w:r>
+        <w:rPr>
+          <w:b/>
+          <w:bCs/>
+          <w:sz w:val="18"/>
+          <w:szCs w:val="18"/>
+          <w:lang w:val="en-US"/>
+        </w:rPr>
+        <w:t>mhi_amount</w:t>
+      </w:r>
+      <w:proofErr w:type="spellEnd"/>
+      <w:r>
+        <w:rPr>
+          <w:b/>
+          <w:bCs/>
+          <w:sz w:val="18"/>
+          <w:szCs w:val="18"/>
+          <w:lang w:val="en-US"/>
+        </w:rPr>
+        <w:t xml:space="preserve">}} </w:t>
+      </w:r>
+      <w:proofErr w:type="spellStart"/>
+      <w:r>
+        <w:rPr>
+          <w:b/>
+          <w:bCs/>
+          <w:sz w:val="18"/>
+          <w:szCs w:val="18"/>
+          <w:lang w:val="en-US"/>
+        </w:rPr>
+        <w:t>so'm</w:t>
+      </w:r>
+      <w:proofErr w:type="spellEnd"/>
+      <w:r>
+        <w:rPr>
+          <w:b/>
+          <w:bCs/>
+          <w:sz w:val="18"/>
+          <w:szCs w:val="18"/>
+          <w:lang w:val="en-US"/>
+        </w:rPr>
+        <w:t>);</w:t>
       </w:r>
     </w:p>
     <w:p>
@@ -988,6 +4590,7 @@
           <w:lang w:val="en-US"/>
         </w:rPr>
       </w:pPr>
+      <w:proofErr w:type="spellStart"/>
       <w:r>
         <w:rPr>
           <w:b/>
@@ -998,23 +4601,240 @@
         </w:rPr>
         <w:t>MHb</w:t>
       </w:r>
-      <w:r>
-        <w:rPr>
-          <w:sz w:val="18"/>
-          <w:szCs w:val="18"/>
-          <w:lang w:val="en-US"/>
-        </w:rPr>
-        <w:t xml:space="preserve"> – mazkur Yo'riqnomaning 9-bandiga asosan belgilangan normativ hujjatni ishlab chiqishning bazaviy narxi</w:t>
-      </w:r>
-      <w:r>
-        <w:rPr>
-          <w:b/>
-          <w:bCs/>
-          <w:sz w:val="18"/>
-          <w:szCs w:val="18"/>
-          <w:lang w:val="en-US"/>
-        </w:rPr>
-        <w:t xml:space="preserve"> ({{mhb_amount}} so'm);</w:t>
+      <w:proofErr w:type="spellEnd"/>
+      <w:r>
+        <w:rPr>
+          <w:sz w:val="18"/>
+          <w:szCs w:val="18"/>
+          <w:lang w:val="en-US"/>
+        </w:rPr>
+        <w:t xml:space="preserve"> – </w:t>
+      </w:r>
+      <w:proofErr w:type="spellStart"/>
+      <w:r>
+        <w:rPr>
+          <w:sz w:val="18"/>
+          <w:szCs w:val="18"/>
+          <w:lang w:val="en-US"/>
+        </w:rPr>
+        <w:t>mazkur</w:t>
+      </w:r>
+      <w:proofErr w:type="spellEnd"/>
+      <w:r>
+        <w:rPr>
+          <w:sz w:val="18"/>
+          <w:szCs w:val="18"/>
+          <w:lang w:val="en-US"/>
+        </w:rPr>
+        <w:t xml:space="preserve"> </w:t>
+      </w:r>
+      <w:proofErr w:type="spellStart"/>
+      <w:r>
+        <w:rPr>
+          <w:sz w:val="18"/>
+          <w:szCs w:val="18"/>
+          <w:lang w:val="en-US"/>
+        </w:rPr>
+        <w:t>Yo'riqnomaning</w:t>
+      </w:r>
+      <w:proofErr w:type="spellEnd"/>
+      <w:r>
+        <w:rPr>
+          <w:sz w:val="18"/>
+          <w:szCs w:val="18"/>
+          <w:lang w:val="en-US"/>
+        </w:rPr>
+        <w:t xml:space="preserve"> 9-bandiga </w:t>
+      </w:r>
+      <w:proofErr w:type="spellStart"/>
+      <w:r>
+        <w:rPr>
+          <w:sz w:val="18"/>
+          <w:szCs w:val="18"/>
+          <w:lang w:val="en-US"/>
+        </w:rPr>
+        <w:t>asosan</w:t>
+      </w:r>
+      <w:proofErr w:type="spellEnd"/>
+      <w:r>
+        <w:rPr>
+          <w:sz w:val="18"/>
+          <w:szCs w:val="18"/>
+          <w:lang w:val="en-US"/>
+        </w:rPr>
+        <w:t xml:space="preserve"> </w:t>
+      </w:r>
+      <w:proofErr w:type="spellStart"/>
+      <w:r>
+        <w:rPr>
+          <w:sz w:val="18"/>
+          <w:szCs w:val="18"/>
+          <w:lang w:val="en-US"/>
+        </w:rPr>
+        <w:t>belgilangan</w:t>
+      </w:r>
+      <w:proofErr w:type="spellEnd"/>
+      <w:r>
+        <w:rPr>
+          <w:sz w:val="18"/>
+          <w:szCs w:val="18"/>
+          <w:lang w:val="en-US"/>
+        </w:rPr>
+        <w:t xml:space="preserve"> </w:t>
+      </w:r>
+      <w:proofErr w:type="spellStart"/>
+      <w:r>
+        <w:rPr>
+          <w:sz w:val="18"/>
+          <w:szCs w:val="18"/>
+          <w:lang w:val="en-US"/>
+        </w:rPr>
+        <w:t>normativ</w:t>
+      </w:r>
+      <w:proofErr w:type="spellEnd"/>
+      <w:r>
+        <w:rPr>
+          <w:sz w:val="18"/>
+          <w:szCs w:val="18"/>
+          <w:lang w:val="en-US"/>
+        </w:rPr>
+        <w:t xml:space="preserve"> </w:t>
+      </w:r>
+      <w:proofErr w:type="spellStart"/>
+      <w:r>
+        <w:rPr>
+          <w:sz w:val="18"/>
+          <w:szCs w:val="18"/>
+          <w:lang w:val="en-US"/>
+        </w:rPr>
+        <w:t>hujjatni</w:t>
+      </w:r>
+      <w:proofErr w:type="spellEnd"/>
+      <w:r>
+        <w:rPr>
+          <w:sz w:val="18"/>
+          <w:szCs w:val="18"/>
+          <w:lang w:val="en-US"/>
+        </w:rPr>
+        <w:t xml:space="preserve"> </w:t>
+      </w:r>
+      <w:proofErr w:type="spellStart"/>
+      <w:r>
+        <w:rPr>
+          <w:sz w:val="18"/>
+          <w:szCs w:val="18"/>
+          <w:lang w:val="en-US"/>
+        </w:rPr>
+        <w:t>ishlab</w:t>
+      </w:r>
+      <w:proofErr w:type="spellEnd"/>
+      <w:r>
+        <w:rPr>
+          <w:sz w:val="18"/>
+          <w:szCs w:val="18"/>
+          <w:lang w:val="en-US"/>
+        </w:rPr>
+        <w:t xml:space="preserve"> </w:t>
+      </w:r>
+      <w:proofErr w:type="spellStart"/>
+      <w:r>
+        <w:rPr>
+          <w:sz w:val="18"/>
+          <w:szCs w:val="18"/>
+          <w:lang w:val="en-US"/>
+        </w:rPr>
+        <w:t>chiqishning</w:t>
+      </w:r>
+      <w:proofErr w:type="spellEnd"/>
+      <w:r>
+        <w:rPr>
+          <w:sz w:val="18"/>
+          <w:szCs w:val="18"/>
+          <w:lang w:val="en-US"/>
+        </w:rPr>
+        <w:t xml:space="preserve"> </w:t>
+      </w:r>
+      <w:proofErr w:type="spellStart"/>
+      <w:r>
+        <w:rPr>
+          <w:sz w:val="18"/>
+          <w:szCs w:val="18"/>
+          <w:lang w:val="en-US"/>
+        </w:rPr>
+        <w:t>bazaviy</w:t>
+      </w:r>
+      <w:proofErr w:type="spellEnd"/>
+      <w:r>
+        <w:rPr>
+          <w:sz w:val="18"/>
+          <w:szCs w:val="18"/>
+          <w:lang w:val="en-US"/>
+        </w:rPr>
+        <w:t xml:space="preserve"> </w:t>
+      </w:r>
+      <w:proofErr w:type="spellStart"/>
+      <w:r>
+        <w:rPr>
+          <w:sz w:val="18"/>
+          <w:szCs w:val="18"/>
+          <w:lang w:val="en-US"/>
+        </w:rPr>
+        <w:t>narxi</w:t>
+      </w:r>
+      <w:proofErr w:type="spellEnd"/>
+      <w:r>
+        <w:rPr>
+          <w:b/>
+          <w:bCs/>
+          <w:sz w:val="18"/>
+          <w:szCs w:val="18"/>
+          <w:lang w:val="en-US"/>
+        </w:rPr>
+        <w:t xml:space="preserve"> ({{</w:t>
+      </w:r>
+      <w:proofErr w:type="spellStart"/>
+      <w:r>
+        <w:rPr>
+          <w:b/>
+          <w:bCs/>
+          <w:sz w:val="18"/>
+          <w:szCs w:val="18"/>
+          <w:lang w:val="en-US"/>
+        </w:rPr>
+        <w:t>mhb_amount</w:t>
+      </w:r>
+      <w:proofErr w:type="spellEnd"/>
+      <w:r>
+        <w:rPr>
+          <w:b/>
+          <w:bCs/>
+          <w:sz w:val="18"/>
+          <w:szCs w:val="18"/>
+          <w:lang w:val="en-US"/>
+        </w:rPr>
+        <w:t xml:space="preserve">}} </w:t>
+      </w:r>
+      <w:proofErr w:type="spellStart"/>
+      <w:r>
+        <w:rPr>
+          <w:b/>
+          <w:bCs/>
+          <w:sz w:val="18"/>
+          <w:szCs w:val="18"/>
+          <w:lang w:val="en-US"/>
+        </w:rPr>
+        <w:t>so'm</w:t>
+      </w:r>
+      <w:proofErr w:type="spellEnd"/>
+      <w:r>
+        <w:rPr>
+          <w:b/>
+          <w:bCs/>
+          <w:sz w:val="18"/>
+          <w:szCs w:val="18"/>
+          <w:lang w:val="en-US"/>
+        </w:rPr>
+        <w:t>);</w:t>
       </w:r>
     </w:p>
     <w:p>
@@ -1039,6 +4859,7 @@
           <w:lang w:val="en-US"/>
         </w:rPr>
       </w:pPr>
+      <w:proofErr w:type="spellStart"/>
       <w:r>
         <w:rPr>
           <w:b/>
@@ -1048,7 +4869,19 @@
           <w:u w:val="single"/>
           <w:lang w:val="en-US"/>
         </w:rPr>
-        <w:t>Tuzdi:</w:t>
+        <w:t>Tuzdi</w:t>
+      </w:r>
+      <w:proofErr w:type="spellEnd"/>
+      <w:r>
+        <w:rPr>
+          <w:b/>
+          <w:bCs/>
+          <w:sz w:val="18"/>
+          <w:szCs w:val="18"/>
+          <w:u w:val="single"/>
+          <w:lang w:val="en-US"/>
+        </w:rPr>
+        <w:t>:</w:t>
       </w:r>
     </w:p>
     <w:p>
@@ -1175,8 +5008,20 @@
           <w:lang w:val="en-US"/>
         </w:rPr>
         <w:tab/>
-        <w:t>R. Kuchkarov</w:t>
-      </w:r>
+        <w:t xml:space="preserve">R. </w:t>
+      </w:r>
+      <w:proofErr w:type="spellStart"/>
+      <w:r>
+        <w:rPr>
+          <w:b/>
+          <w:bCs/>
+          <w:sz w:val="18"/>
+          <w:szCs w:val="18"/>
+          <w:lang w:val="en-US"/>
+        </w:rPr>
+        <w:t>Kuchkarov</w:t>
+      </w:r>
+      <w:proofErr w:type="spellEnd"/>
     </w:p>
     <w:p>
       <w:pPr>
@@ -1229,16 +5074,40 @@
           <w:lang w:val="en-US"/>
         </w:rPr>
       </w:pPr>
-      <w:r>
-        <w:rPr>
-          <w:b/>
-          <w:bCs/>
-          <w:sz w:val="18"/>
-          <w:szCs w:val="18"/>
-          <w:lang w:val="en-US"/>
-        </w:rPr>
-        <w:t>Moliya-iqtisod bo'limi</w:t>
-      </w:r>
+      <w:proofErr w:type="spellStart"/>
+      <w:r>
+        <w:rPr>
+          <w:b/>
+          <w:bCs/>
+          <w:sz w:val="18"/>
+          <w:szCs w:val="18"/>
+          <w:lang w:val="en-US"/>
+        </w:rPr>
+        <w:t>Moliya-iqtisod</w:t>
+      </w:r>
+      <w:proofErr w:type="spellEnd"/>
+      <w:r>
+        <w:rPr>
+          <w:b/>
+          <w:bCs/>
+          <w:sz w:val="18"/>
+          <w:szCs w:val="18"/>
+          <w:lang w:val="en-US"/>
+        </w:rPr>
+        <w:t xml:space="preserve"> </w:t>
+      </w:r>
+      <w:proofErr w:type="spellStart"/>
+      <w:r>
+        <w:rPr>
+          <w:b/>
+          <w:bCs/>
+          <w:sz w:val="18"/>
+          <w:szCs w:val="18"/>
+          <w:lang w:val="en-US"/>
+        </w:rPr>
+        <w:t>bo'limi</w:t>
+      </w:r>
+      <w:proofErr w:type="spellEnd"/>
     </w:p>
     <w:p>
       <w:pPr>
@@ -1258,8 +5127,20 @@
           <w:szCs w:val="18"/>
           <w:lang w:val="en-US"/>
         </w:rPr>
-        <w:t xml:space="preserve"> boshlig'i</w:t>
-      </w:r>
+        <w:t xml:space="preserve"> </w:t>
+      </w:r>
+      <w:proofErr w:type="spellStart"/>
+      <w:r>
+        <w:rPr>
+          <w:b/>
+          <w:bCs/>
+          <w:sz w:val="18"/>
+          <w:szCs w:val="18"/>
+          <w:lang w:val="en-US"/>
+        </w:rPr>
+        <w:t>boshlig'i</w:t>
+      </w:r>
+      <w:proofErr w:type="spellEnd"/>
       <w:r>
         <w:rPr>
           <w:b/>
@@ -1280,8 +5161,20 @@
           <w:lang w:val="en-US"/>
         </w:rPr>
         <w:tab/>
-        <w:t>R. Djumayev</w:t>
-      </w:r>
+        <w:t xml:space="preserve">R. </w:t>
+      </w:r>
+      <w:proofErr w:type="spellStart"/>
+      <w:r>
+        <w:rPr>
+          <w:b/>
+          <w:bCs/>
+          <w:sz w:val="18"/>
+          <w:szCs w:val="18"/>
+          <w:lang w:val="en-US"/>
+        </w:rPr>
+        <w:t>Djumayev</w:t>
+      </w:r>
+      <w:proofErr w:type="spellEnd"/>
     </w:p>
     <w:sectPr>
       <w:pgSz w:w="11906" w:h="16838"/>

--- a/backend/contract_templates/Kalkul.docx
+++ b/backend/contract_templates/Kalkul.docx
@@ -2,6 +2,379 @@
 <file path=word/document.xml><?xml version="1.0" encoding="utf-8"?>
 <w:document xmlns:wpc="http://schemas.microsoft.com/office/word/2010/wordprocessingCanvas" xmlns:cx="http://schemas.microsoft.com/office/drawing/2014/chartex" xmlns:cx1="http://schemas.microsoft.com/office/drawing/2015/9/8/chartex" xmlns:cx2="http://schemas.microsoft.com/office/drawing/2015/10/21/chartex" xmlns:cx3="http://schemas.microsoft.com/office/drawing/2016/5/9/chartex" xmlns:cx4="http://schemas.microsoft.com/office/drawing/2016/5/10/chartex" xmlns:cx5="http://schemas.microsoft.com/office/drawing/2016/5/11/chartex" xmlns:cx6="http://schemas.microsoft.com/office/drawing/2016/5/12/chartex" xmlns:cx7="http://schemas.microsoft.com/office/drawing/2016/5/13/chartex" xmlns:cx8="http://schemas.microsoft.com/office/drawing/2016/5/14/chartex" xmlns:mc="http://schemas.openxmlformats.org/markup-compatibility/2006" xmlns:aink="http://schemas.microsoft.com/office/drawing/2016/ink" xmlns:am3d="http://schemas.microsoft.com/office/drawing/2017/model3d" xmlns:o="urn:schemas-microsoft-com:office:office" xmlns:oel="http://schemas.microsoft.com/office/2019/extlst" xmlns:r="http://schemas.openxmlformats.org/officeDocument/2006/relationships" xmlns:m="http://schemas.openxmlformats.org/officeDocument/2006/math" xmlns:v="urn:schemas-microsoft-com:vml" xmlns:wp14="http://schemas.microsoft.com/office/word/2010/wordprocessingDrawing" xmlns:wp="http://schemas.openxmlformats.org/drawingml/2006/wordprocessingDrawing" xmlns:w10="urn:schemas-microsoft-com:office:word" xmlns:w="http://schemas.openxmlformats.org/wordprocessingml/2006/main" xmlns:w14="http://schemas.microsoft.com/office/word/2010/wordml" xmlns:w15="http://schemas.microsoft.com/office/word/2012/wordml" xmlns:w16cex="http://schemas.microsoft.com/office/word/2018/wordml/cex" xmlns:w16cid="http://schemas.microsoft.com/office/word/2016/wordml/cid" xmlns:w16="http://schemas.microsoft.com/office/word/2018/wordml" xmlns:w16du="http://schemas.microsoft.com/office/word/2023/wordml/word16du" xmlns:w16sdtdh="http://schemas.microsoft.com/office/word/2020/wordml/sdtdatahash" xmlns:w16sdtfl="http://schemas.microsoft.com/office/word/2024/wordml/sdtformatlock" xmlns:w16se="http://schemas.microsoft.com/office/word/2015/wordml/symex" xmlns:wpg="http://schemas.microsoft.com/office/word/2010/wordprocessingGroup" xmlns:wpi="http://schemas.microsoft.com/office/word/2010/wordprocessingInk" xmlns:wne="http://schemas.microsoft.com/office/word/2006/wordml" xmlns:wps="http://schemas.microsoft.com/office/word/2010/wordprocessingShape" mc:Ignorable="w14 w15 w16se w16cid w16 w16cex w16sdtdh w16sdtfl w16du wp14">
   <w:body>
+    <w:p>
+      <w:pPr>
+        <w:spacing w:after="300"/>
+        <w:jc w:val="center"/>
+        <w:rPr>
+          <w:b/>
+          <w:bCs/>
+          <w:sz w:val="24"/>
+          <w:szCs w:val="24"/>
+          <w:lang w:val="uz-Latn-UZ"/>
+        </w:rPr>
+      </w:pPr>
+    </w:p>
+    <w:p>
+      <w:pPr>
+        <w:ind w:left="2832"/>
+        <w:jc w:val="center"/>
+        <w:rPr>
+          <w:b/>
+          <w:bCs/>
+          <w:i/>
+          <w:iCs/>
+          <w:sz w:val="18"/>
+          <w:szCs w:val="18"/>
+          <w:lang w:val="en-US"/>
+        </w:rPr>
+      </w:pPr>
+      <w:r>
+        <w:rPr>
+          <w:b/>
+          <w:bCs/>
+          <w:i/>
+          <w:iCs/>
+          <w:sz w:val="18"/>
+          <w:szCs w:val="18"/>
+          <w:lang w:val="en-US"/>
+        </w:rPr>
+        <w:t>____________ -</w:t>
+      </w:r>
+      <w:proofErr w:type="spellStart"/>
+      <w:r>
+        <w:rPr>
+          <w:b/>
+          <w:bCs/>
+          <w:i/>
+          <w:iCs/>
+          <w:sz w:val="18"/>
+          <w:szCs w:val="18"/>
+          <w:lang w:val="en-US"/>
+        </w:rPr>
+        <w:t>sonli</w:t>
+      </w:r>
+      <w:proofErr w:type="spellEnd"/>
+      <w:r>
+        <w:rPr>
+          <w:b/>
+          <w:bCs/>
+          <w:i/>
+          <w:iCs/>
+          <w:sz w:val="18"/>
+          <w:szCs w:val="18"/>
+          <w:lang w:val="en-US"/>
+        </w:rPr>
+        <w:t xml:space="preserve"> </w:t>
+      </w:r>
+      <w:proofErr w:type="spellStart"/>
+      <w:r>
+        <w:rPr>
+          <w:b/>
+          <w:bCs/>
+          <w:i/>
+          <w:iCs/>
+          <w:sz w:val="18"/>
+          <w:szCs w:val="18"/>
+          <w:lang w:val="en-US"/>
+        </w:rPr>
+        <w:t>shartnomaning</w:t>
+      </w:r>
+      <w:proofErr w:type="spellEnd"/>
+    </w:p>
+    <w:p>
+      <w:pPr>
+        <w:ind w:left="2832"/>
+        <w:jc w:val="center"/>
+        <w:rPr>
+          <w:b/>
+          <w:bCs/>
+          <w:i/>
+          <w:iCs/>
+          <w:sz w:val="18"/>
+          <w:szCs w:val="18"/>
+          <w:lang w:val="en-US"/>
+        </w:rPr>
+      </w:pPr>
+      <w:r>
+        <w:rPr>
+          <w:b/>
+          <w:bCs/>
+          <w:i/>
+          <w:iCs/>
+          <w:sz w:val="18"/>
+          <w:szCs w:val="18"/>
+          <w:lang w:val="en-US"/>
+        </w:rPr>
+        <w:t>3-ilovasi</w:t>
+      </w:r>
+    </w:p>
+    <w:p>
+      <w:pPr>
+        <w:ind w:left="2832"/>
+        <w:jc w:val="center"/>
+        <w:rPr>
+          <w:b/>
+          <w:bCs/>
+          <w:i/>
+          <w:iCs/>
+          <w:sz w:val="18"/>
+          <w:szCs w:val="18"/>
+          <w:lang w:val="en-US"/>
+        </w:rPr>
+      </w:pPr>
+    </w:p>
+    <w:p>
+      <w:pPr>
+        <w:ind w:left="2832"/>
+        <w:jc w:val="center"/>
+        <w:rPr>
+          <w:b/>
+          <w:bCs/>
+          <w:sz w:val="18"/>
+          <w:szCs w:val="18"/>
+          <w:lang w:val="en-US"/>
+        </w:rPr>
+      </w:pPr>
+      <w:r>
+        <w:rPr>
+          <w:b/>
+          <w:bCs/>
+          <w:sz w:val="18"/>
+          <w:szCs w:val="18"/>
+          <w:lang w:val="en-US"/>
+        </w:rPr>
+        <w:t>"T A S D I Q L A Y M A N"</w:t>
+      </w:r>
+    </w:p>
+    <w:p>
+      <w:pPr>
+        <w:ind w:left="2832"/>
+        <w:jc w:val="center"/>
+        <w:rPr>
+          <w:sz w:val="18"/>
+          <w:szCs w:val="18"/>
+          <w:lang w:val="en-US"/>
+        </w:rPr>
+      </w:pPr>
+      <w:proofErr w:type="spellStart"/>
+      <w:r>
+        <w:rPr>
+          <w:sz w:val="18"/>
+          <w:szCs w:val="18"/>
+          <w:lang w:val="en-US"/>
+        </w:rPr>
+        <w:t>O'zbekiston</w:t>
+      </w:r>
+      <w:proofErr w:type="spellEnd"/>
+      <w:r>
+        <w:rPr>
+          <w:sz w:val="18"/>
+          <w:szCs w:val="18"/>
+          <w:lang w:val="en-US"/>
+        </w:rPr>
+        <w:t xml:space="preserve"> </w:t>
+      </w:r>
+      <w:proofErr w:type="spellStart"/>
+      <w:r>
+        <w:rPr>
+          <w:sz w:val="18"/>
+          <w:szCs w:val="18"/>
+          <w:lang w:val="en-US"/>
+        </w:rPr>
+        <w:t>Respublikasi</w:t>
+      </w:r>
+      <w:proofErr w:type="spellEnd"/>
+      <w:r>
+        <w:rPr>
+          <w:sz w:val="18"/>
+          <w:szCs w:val="18"/>
+          <w:lang w:val="en-US"/>
+        </w:rPr>
+        <w:t xml:space="preserve"> </w:t>
+      </w:r>
+      <w:proofErr w:type="spellStart"/>
+      <w:r>
+        <w:rPr>
+          <w:sz w:val="18"/>
+          <w:szCs w:val="18"/>
+          <w:lang w:val="en-US"/>
+        </w:rPr>
+        <w:t>Qurilish</w:t>
+      </w:r>
+      <w:proofErr w:type="spellEnd"/>
+      <w:r>
+        <w:rPr>
+          <w:sz w:val="18"/>
+          <w:szCs w:val="18"/>
+          <w:lang w:val="en-US"/>
+        </w:rPr>
+        <w:t xml:space="preserve"> </w:t>
+      </w:r>
+      <w:proofErr w:type="spellStart"/>
+      <w:r>
+        <w:rPr>
+          <w:sz w:val="18"/>
+          <w:szCs w:val="18"/>
+          <w:lang w:val="en-US"/>
+        </w:rPr>
+        <w:t>va</w:t>
+      </w:r>
+      <w:proofErr w:type="spellEnd"/>
+      <w:r>
+        <w:rPr>
+          <w:sz w:val="18"/>
+          <w:szCs w:val="18"/>
+          <w:lang w:val="en-US"/>
+        </w:rPr>
+        <w:t xml:space="preserve"> </w:t>
+      </w:r>
+      <w:proofErr w:type="spellStart"/>
+      <w:r>
+        <w:rPr>
+          <w:sz w:val="18"/>
+          <w:szCs w:val="18"/>
+          <w:lang w:val="en-US"/>
+        </w:rPr>
+        <w:t>uy</w:t>
+      </w:r>
+      <w:proofErr w:type="spellEnd"/>
+      <w:r>
+        <w:rPr>
+          <w:sz w:val="18"/>
+          <w:szCs w:val="18"/>
+          <w:lang w:val="en-US"/>
+        </w:rPr>
+        <w:t xml:space="preserve">-joy </w:t>
+      </w:r>
+      <w:proofErr w:type="spellStart"/>
+      <w:r>
+        <w:rPr>
+          <w:sz w:val="18"/>
+          <w:szCs w:val="18"/>
+          <w:lang w:val="en-US"/>
+        </w:rPr>
+        <w:t>kommunal</w:t>
+      </w:r>
+      <w:proofErr w:type="spellEnd"/>
+      <w:r>
+        <w:rPr>
+          <w:sz w:val="18"/>
+          <w:szCs w:val="18"/>
+          <w:lang w:val="en-US"/>
+        </w:rPr>
+        <w:t xml:space="preserve"> </w:t>
+      </w:r>
+      <w:proofErr w:type="spellStart"/>
+      <w:r>
+        <w:rPr>
+          <w:sz w:val="18"/>
+          <w:szCs w:val="18"/>
+          <w:lang w:val="en-US"/>
+        </w:rPr>
+        <w:t>xo'jaligi</w:t>
+      </w:r>
+      <w:proofErr w:type="spellEnd"/>
+      <w:r>
+        <w:rPr>
+          <w:sz w:val="18"/>
+          <w:szCs w:val="18"/>
+          <w:lang w:val="en-US"/>
+        </w:rPr>
+        <w:t xml:space="preserve"> </w:t>
+      </w:r>
+      <w:proofErr w:type="spellStart"/>
+      <w:r>
+        <w:rPr>
+          <w:sz w:val="18"/>
+          <w:szCs w:val="18"/>
+          <w:lang w:val="en-US"/>
+        </w:rPr>
+        <w:t>vazirining</w:t>
+      </w:r>
+      <w:proofErr w:type="spellEnd"/>
+      <w:r>
+        <w:rPr>
+          <w:sz w:val="18"/>
+          <w:szCs w:val="18"/>
+          <w:lang w:val="en-US"/>
+        </w:rPr>
+        <w:t xml:space="preserve"> </w:t>
+      </w:r>
+      <w:proofErr w:type="spellStart"/>
+      <w:r>
+        <w:rPr>
+          <w:sz w:val="18"/>
+          <w:szCs w:val="18"/>
+          <w:lang w:val="en-US"/>
+        </w:rPr>
+        <w:t>o'rinbosari</w:t>
+      </w:r>
+      <w:proofErr w:type="spellEnd"/>
+    </w:p>
+    <w:p>
+      <w:pPr>
+        <w:ind w:left="2832"/>
+        <w:jc w:val="center"/>
+        <w:rPr>
+          <w:sz w:val="18"/>
+          <w:szCs w:val="18"/>
+          <w:lang w:val="en-US"/>
+        </w:rPr>
+      </w:pPr>
+      <w:r>
+        <w:rPr>
+          <w:sz w:val="18"/>
+          <w:szCs w:val="18"/>
+          <w:lang w:val="en-US"/>
+        </w:rPr>
+        <w:t xml:space="preserve">__________________ </w:t>
+      </w:r>
+      <w:proofErr w:type="spellStart"/>
+      <w:proofErr w:type="gramStart"/>
+      <w:r>
+        <w:rPr>
+          <w:sz w:val="18"/>
+          <w:szCs w:val="18"/>
+          <w:lang w:val="en-US"/>
+        </w:rPr>
+        <w:t>D.Adilov</w:t>
+      </w:r>
+      <w:proofErr w:type="spellEnd"/>
+      <w:proofErr w:type="gramEnd"/>
+    </w:p>
+    <w:p>
+      <w:pPr>
+        <w:ind w:left="2832"/>
+        <w:jc w:val="center"/>
+        <w:rPr>
+          <w:sz w:val="18"/>
+          <w:szCs w:val="18"/>
+          <w:lang w:val="en-US"/>
+        </w:rPr>
+      </w:pPr>
+      <w:r>
+        <w:rPr>
+          <w:sz w:val="18"/>
+          <w:szCs w:val="18"/>
+          <w:lang w:val="en-US"/>
+        </w:rPr>
+        <w:t>"_____"__________2026-yil</w:t>
+      </w:r>
+    </w:p>
+    <w:p>
+      <w:pPr>
+        <w:spacing w:after="300"/>
+        <w:jc w:val="center"/>
+        <w:rPr>
+          <w:b/>
+          <w:bCs/>
+          <w:sz w:val="24"/>
+          <w:szCs w:val="24"/>
+          <w:lang w:val="uz-Latn-UZ"/>
+        </w:rPr>
+      </w:pPr>
+    </w:p>
     <w:p>
       <w:pPr>
         <w:spacing w:after="300"/>
@@ -5083,6 +5456,7 @@
           <w:szCs w:val="18"/>
           <w:lang w:val="en-US"/>
         </w:rPr>
+        <w:lastRenderedPageBreak/>
         <w:t>Moliya-iqtisod</w:t>
       </w:r>
       <w:proofErr w:type="spellEnd"/>
@@ -5763,7 +6137,6 @@
   <w:style w:type="character" w:default="1" w:styleId="a0">
     <w:name w:val="Default Paragraph Font"/>
     <w:uiPriority w:val="1"/>
-    <w:semiHidden/>
     <w:unhideWhenUsed/>
   </w:style>
   <w:style w:type="table" w:default="1" w:styleId="a1">

--- a/backend/contract_templates/Kalkul.docx
+++ b/backend/contract_templates/Kalkul.docx
@@ -2,113 +2,6 @@
 <file path=word/document.xml><?xml version="1.0" encoding="utf-8"?>
 <w:document xmlns:wpc="http://schemas.microsoft.com/office/word/2010/wordprocessingCanvas" xmlns:cx="http://schemas.microsoft.com/office/drawing/2014/chartex" xmlns:cx1="http://schemas.microsoft.com/office/drawing/2015/9/8/chartex" xmlns:cx2="http://schemas.microsoft.com/office/drawing/2015/10/21/chartex" xmlns:cx3="http://schemas.microsoft.com/office/drawing/2016/5/9/chartex" xmlns:cx4="http://schemas.microsoft.com/office/drawing/2016/5/10/chartex" xmlns:cx5="http://schemas.microsoft.com/office/drawing/2016/5/11/chartex" xmlns:cx6="http://schemas.microsoft.com/office/drawing/2016/5/12/chartex" xmlns:cx7="http://schemas.microsoft.com/office/drawing/2016/5/13/chartex" xmlns:cx8="http://schemas.microsoft.com/office/drawing/2016/5/14/chartex" xmlns:mc="http://schemas.openxmlformats.org/markup-compatibility/2006" xmlns:aink="http://schemas.microsoft.com/office/drawing/2016/ink" xmlns:am3d="http://schemas.microsoft.com/office/drawing/2017/model3d" xmlns:o="urn:schemas-microsoft-com:office:office" xmlns:oel="http://schemas.microsoft.com/office/2019/extlst" xmlns:r="http://schemas.openxmlformats.org/officeDocument/2006/relationships" xmlns:m="http://schemas.openxmlformats.org/officeDocument/2006/math" xmlns:v="urn:schemas-microsoft-com:vml" xmlns:wp14="http://schemas.microsoft.com/office/word/2010/wordprocessingDrawing" xmlns:wp="http://schemas.openxmlformats.org/drawingml/2006/wordprocessingDrawing" xmlns:w10="urn:schemas-microsoft-com:office:word" xmlns:w="http://schemas.openxmlformats.org/wordprocessingml/2006/main" xmlns:w14="http://schemas.microsoft.com/office/word/2010/wordml" xmlns:w15="http://schemas.microsoft.com/office/word/2012/wordml" xmlns:w16cex="http://schemas.microsoft.com/office/word/2018/wordml/cex" xmlns:w16cid="http://schemas.microsoft.com/office/word/2016/wordml/cid" xmlns:w16="http://schemas.microsoft.com/office/word/2018/wordml" xmlns:w16du="http://schemas.microsoft.com/office/word/2023/wordml/word16du" xmlns:w16sdtdh="http://schemas.microsoft.com/office/word/2020/wordml/sdtdatahash" xmlns:w16sdtfl="http://schemas.microsoft.com/office/word/2024/wordml/sdtformatlock" xmlns:w16se="http://schemas.microsoft.com/office/word/2015/wordml/symex" xmlns:wpg="http://schemas.microsoft.com/office/word/2010/wordprocessingGroup" xmlns:wpi="http://schemas.microsoft.com/office/word/2010/wordprocessingInk" xmlns:wne="http://schemas.microsoft.com/office/word/2006/wordml" xmlns:wps="http://schemas.microsoft.com/office/word/2010/wordprocessingShape" mc:Ignorable="w14 w15 w16se w16cid w16 w16cex w16sdtdh w16sdtfl w16du wp14">
   <w:body>
-    <w:p>
-      <w:pPr>
-        <w:spacing w:after="300"/>
-        <w:jc w:val="center"/>
-        <w:rPr>
-          <w:b/>
-          <w:bCs/>
-          <w:sz w:val="24"/>
-          <w:szCs w:val="24"/>
-          <w:lang w:val="uz-Latn-UZ"/>
-        </w:rPr>
-      </w:pPr>
-    </w:p>
-    <w:p>
-      <w:pPr>
-        <w:ind w:left="2832"/>
-        <w:jc w:val="center"/>
-        <w:rPr>
-          <w:b/>
-          <w:bCs/>
-          <w:i/>
-          <w:iCs/>
-          <w:sz w:val="18"/>
-          <w:szCs w:val="18"/>
-          <w:lang w:val="en-US"/>
-        </w:rPr>
-      </w:pPr>
-      <w:r>
-        <w:rPr>
-          <w:b/>
-          <w:bCs/>
-          <w:i/>
-          <w:iCs/>
-          <w:sz w:val="18"/>
-          <w:szCs w:val="18"/>
-          <w:lang w:val="en-US"/>
-        </w:rPr>
-        <w:t>____________ -</w:t>
-      </w:r>
-      <w:proofErr w:type="spellStart"/>
-      <w:r>
-        <w:rPr>
-          <w:b/>
-          <w:bCs/>
-          <w:i/>
-          <w:iCs/>
-          <w:sz w:val="18"/>
-          <w:szCs w:val="18"/>
-          <w:lang w:val="en-US"/>
-        </w:rPr>
-        <w:t>sonli</w:t>
-      </w:r>
-      <w:proofErr w:type="spellEnd"/>
-      <w:r>
-        <w:rPr>
-          <w:b/>
-          <w:bCs/>
-          <w:i/>
-          <w:iCs/>
-          <w:sz w:val="18"/>
-          <w:szCs w:val="18"/>
-          <w:lang w:val="en-US"/>
-        </w:rPr>
-        <w:t xml:space="preserve"> </w:t>
-      </w:r>
-      <w:proofErr w:type="spellStart"/>
-      <w:r>
-        <w:rPr>
-          <w:b/>
-          <w:bCs/>
-          <w:i/>
-          <w:iCs/>
-          <w:sz w:val="18"/>
-          <w:szCs w:val="18"/>
-          <w:lang w:val="en-US"/>
-        </w:rPr>
-        <w:t>shartnomaning</w:t>
-      </w:r>
-      <w:proofErr w:type="spellEnd"/>
-    </w:p>
-    <w:p>
-      <w:pPr>
-        <w:ind w:left="2832"/>
-        <w:jc w:val="center"/>
-        <w:rPr>
-          <w:b/>
-          <w:bCs/>
-          <w:i/>
-          <w:iCs/>
-          <w:sz w:val="18"/>
-          <w:szCs w:val="18"/>
-          <w:lang w:val="en-US"/>
-        </w:rPr>
-      </w:pPr>
-      <w:r>
-        <w:rPr>
-          <w:b/>
-          <w:bCs/>
-          <w:i/>
-          <w:iCs/>
-          <w:sz w:val="18"/>
-          <w:szCs w:val="18"/>
-          <w:lang w:val="en-US"/>
-        </w:rPr>
-        <w:t>3-ilovasi</w:t>
-      </w:r>
-    </w:p>
     <w:p>
       <w:pPr>
         <w:ind w:left="2832"/>
@@ -5456,7 +5349,6 @@
           <w:szCs w:val="18"/>
           <w:lang w:val="en-US"/>
         </w:rPr>
-        <w:lastRenderedPageBreak/>
         <w:t>Moliya-iqtisod</w:t>
       </w:r>
       <w:proofErr w:type="spellEnd"/>
@@ -6137,6 +6029,7 @@
   <w:style w:type="character" w:default="1" w:styleId="a0">
     <w:name w:val="Default Paragraph Font"/>
     <w:uiPriority w:val="1"/>
+    <w:semiHidden/>
     <w:unhideWhenUsed/>
   </w:style>
   <w:style w:type="table" w:default="1" w:styleId="a1">

--- a/backend/contract_templates/Kalkul.docx
+++ b/backend/contract_templates/Kalkul.docx
@@ -1,10 +1,10 @@
 
 <file path=word/document.xml><?xml version="1.0" encoding="utf-8"?>
-<w:document xmlns:wpc="http://schemas.microsoft.com/office/word/2010/wordprocessingCanvas" xmlns:cx="http://schemas.microsoft.com/office/drawing/2014/chartex" xmlns:cx1="http://schemas.microsoft.com/office/drawing/2015/9/8/chartex" xmlns:cx2="http://schemas.microsoft.com/office/drawing/2015/10/21/chartex" xmlns:cx3="http://schemas.microsoft.com/office/drawing/2016/5/9/chartex" xmlns:cx4="http://schemas.microsoft.com/office/drawing/2016/5/10/chartex" xmlns:cx5="http://schemas.microsoft.com/office/drawing/2016/5/11/chartex" xmlns:cx6="http://schemas.microsoft.com/office/drawing/2016/5/12/chartex" xmlns:cx7="http://schemas.microsoft.com/office/drawing/2016/5/13/chartex" xmlns:cx8="http://schemas.microsoft.com/office/drawing/2016/5/14/chartex" xmlns:mc="http://schemas.openxmlformats.org/markup-compatibility/2006" xmlns:aink="http://schemas.microsoft.com/office/drawing/2016/ink" xmlns:am3d="http://schemas.microsoft.com/office/drawing/2017/model3d" xmlns:o="urn:schemas-microsoft-com:office:office" xmlns:oel="http://schemas.microsoft.com/office/2019/extlst" xmlns:r="http://schemas.openxmlformats.org/officeDocument/2006/relationships" xmlns:m="http://schemas.openxmlformats.org/officeDocument/2006/math" xmlns:v="urn:schemas-microsoft-com:vml" xmlns:wp14="http://schemas.microsoft.com/office/word/2010/wordprocessingDrawing" xmlns:wp="http://schemas.openxmlformats.org/drawingml/2006/wordprocessingDrawing" xmlns:w10="urn:schemas-microsoft-com:office:word" xmlns:w="http://schemas.openxmlformats.org/wordprocessingml/2006/main" xmlns:w14="http://schemas.microsoft.com/office/word/2010/wordml" xmlns:w15="http://schemas.microsoft.com/office/word/2012/wordml" xmlns:w16cex="http://schemas.microsoft.com/office/word/2018/wordml/cex" xmlns:w16cid="http://schemas.microsoft.com/office/word/2016/wordml/cid" xmlns:w16="http://schemas.microsoft.com/office/word/2018/wordml" xmlns:w16du="http://schemas.microsoft.com/office/word/2023/wordml/word16du" xmlns:w16sdtdh="http://schemas.microsoft.com/office/word/2020/wordml/sdtdatahash" xmlns:w16sdtfl="http://schemas.microsoft.com/office/word/2024/wordml/sdtformatlock" xmlns:w16se="http://schemas.microsoft.com/office/word/2015/wordml/symex" xmlns:wpg="http://schemas.microsoft.com/office/word/2010/wordprocessingGroup" xmlns:wpi="http://schemas.microsoft.com/office/word/2010/wordprocessingInk" xmlns:wne="http://schemas.microsoft.com/office/word/2006/wordml" xmlns:wps="http://schemas.microsoft.com/office/word/2010/wordprocessingShape" mc:Ignorable="w14 w15 w16se w16cid w16 w16cex w16sdtdh w16sdtfl w16du wp14">
+<w:document xmlns:wpc="http://schemas.microsoft.com/office/word/2010/wordprocessingCanvas" xmlns:cx="http://schemas.microsoft.com/office/drawing/2014/chartex" xmlns:cx1="http://schemas.microsoft.com/office/drawing/2015/9/8/chartex" xmlns:cx2="http://schemas.microsoft.com/office/drawing/2015/10/21/chartex" xmlns:cx3="http://schemas.microsoft.com/office/drawing/2016/5/9/chartex" xmlns:cx4="http://schemas.microsoft.com/office/drawing/2016/5/10/chartex" xmlns:cx5="http://schemas.microsoft.com/office/drawing/2016/5/11/chartex" xmlns:cx6="http://schemas.microsoft.com/office/drawing/2016/5/12/chartex" xmlns:cx7="http://schemas.microsoft.com/office/drawing/2016/5/13/chartex" xmlns:cx8="http://schemas.microsoft.com/office/drawing/2016/5/14/chartex" xmlns:mc="http://schemas.openxmlformats.org/markup-compatibility/2006" xmlns:aink="http://schemas.microsoft.com/office/drawing/2016/ink" xmlns:am3d="http://schemas.microsoft.com/office/drawing/2017/model3d" xmlns:o="urn:schemas-microsoft-com:office:office" xmlns:oel="http://schemas.microsoft.com/office/2019/extlst" xmlns:r="http://schemas.openxmlformats.org/officeDocument/2006/relationships" xmlns:m="http://schemas.openxmlformats.org/officeDocument/2006/math" xmlns:v="urn:schemas-microsoft-com:vml" xmlns:wp14="http://schemas.microsoft.com/office/word/2010/wordprocessingDrawing" xmlns:wp="http://schemas.openxmlformats.org/drawingml/2006/wordprocessingDrawing" xmlns:w10="urn:schemas-microsoft-com:office:word" xmlns:w="http://schemas.openxmlformats.org/wordprocessingml/2006/main" xmlns:w14="http://schemas.microsoft.com/office/word/2010/wordml" xmlns:w15="http://schemas.microsoft.com/office/word/2012/wordml" xmlns:w16cex="http://schemas.microsoft.com/office/word/2018/wordml/cex" xmlns:w16cid="http://schemas.microsoft.com/office/word/2016/wordml/cid" xmlns:w16="http://schemas.microsoft.com/office/word/2018/wordml" xmlns:w16sdtdh="http://schemas.microsoft.com/office/word/2020/wordml/sdtdatahash" xmlns:w16se="http://schemas.microsoft.com/office/word/2015/wordml/symex" xmlns:wpg="http://schemas.microsoft.com/office/word/2010/wordprocessingGroup" xmlns:wpi="http://schemas.microsoft.com/office/word/2010/wordprocessingInk" xmlns:wne="http://schemas.microsoft.com/office/word/2006/wordml" xmlns:wps="http://schemas.microsoft.com/office/word/2010/wordprocessingShape" mc:Ignorable="w14 w15 w16se w16cid w16 w16cex w16sdtdh wp14">
   <w:body>
     <w:p>
       <w:pPr>
-        <w:ind w:left="2832"/>
+        <w:ind w:left="5103" w:firstLine="426"/>
         <w:jc w:val="center"/>
         <w:rPr>
           <w:b/>
@@ -19,7 +19,7 @@
     </w:p>
     <w:p>
       <w:pPr>
-        <w:ind w:left="2832"/>
+        <w:ind w:left="5103" w:firstLine="426"/>
         <w:jc w:val="center"/>
         <w:rPr>
           <w:b/>
@@ -42,7 +42,7 @@
     </w:p>
     <w:p>
       <w:pPr>
-        <w:ind w:left="2832"/>
+        <w:ind w:left="5103" w:firstLine="426"/>
         <w:jc w:val="center"/>
         <w:rPr>
           <w:sz w:val="18"/>
@@ -207,7 +207,7 @@
     </w:p>
     <w:p>
       <w:pPr>
-        <w:ind w:left="2832"/>
+        <w:ind w:left="5103" w:firstLine="426"/>
         <w:jc w:val="center"/>
         <w:rPr>
           <w:sz w:val="18"/>
@@ -215,16 +215,7 @@
           <w:lang w:val="en-US"/>
         </w:rPr>
       </w:pPr>
-      <w:r>
-        <w:rPr>
-          <w:sz w:val="18"/>
-          <w:szCs w:val="18"/>
-          <w:lang w:val="en-US"/>
-        </w:rPr>
-        <w:t xml:space="preserve">__________________ </w:t>
-      </w:r>
-      <w:proofErr w:type="spellStart"/>
-      <w:proofErr w:type="gramStart"/>
+      <w:proofErr w:type="spellStart"/>
       <w:r>
         <w:rPr>
           <w:sz w:val="18"/>
@@ -234,11 +225,10 @@
         <w:t>D.Adilov</w:t>
       </w:r>
       <w:proofErr w:type="spellEnd"/>
-      <w:proofErr w:type="gramEnd"/>
     </w:p>
     <w:p>
       <w:pPr>
-        <w:ind w:left="2832"/>
+        <w:ind w:left="4111" w:firstLine="1559"/>
         <w:jc w:val="center"/>
         <w:rPr>
           <w:sz w:val="18"/>
@@ -5113,334 +5103,466 @@
         </w:rPr>
       </w:pPr>
     </w:p>
+    <w:tbl>
+      <w:tblPr>
+        <w:tblStyle w:val="ac"/>
+        <w:tblW w:w="0" w:type="auto"/>
+        <w:tblBorders>
+          <w:top w:val="none" w:sz="0" w:space="0" w:color="auto"/>
+          <w:left w:val="none" w:sz="0" w:space="0" w:color="auto"/>
+          <w:bottom w:val="none" w:sz="0" w:space="0" w:color="auto"/>
+          <w:right w:val="none" w:sz="0" w:space="0" w:color="auto"/>
+          <w:insideH w:val="none" w:sz="0" w:space="0" w:color="auto"/>
+          <w:insideV w:val="none" w:sz="0" w:space="0" w:color="auto"/>
+        </w:tblBorders>
+        <w:tblLook w:val="04A0" w:firstRow="1" w:lastRow="0" w:firstColumn="1" w:lastColumn="0" w:noHBand="0" w:noVBand="1"/>
+      </w:tblPr>
+      <w:tblGrid>
+        <w:gridCol w:w="2441"/>
+        <w:gridCol w:w="2443"/>
+        <w:gridCol w:w="2766"/>
+        <w:gridCol w:w="2120"/>
+      </w:tblGrid>
+      <w:tr>
+        <w:tc>
+          <w:tcPr>
+            <w:tcW w:w="2441" w:type="dxa"/>
+          </w:tcPr>
+          <w:p>
+            <w:pPr>
+              <w:spacing w:after="200"/>
+              <w:rPr>
+                <w:b/>
+                <w:bCs/>
+                <w:sz w:val="18"/>
+                <w:szCs w:val="18"/>
+                <w:u w:val="single"/>
+                <w:lang w:val="en-US"/>
+              </w:rPr>
+            </w:pPr>
+          </w:p>
+          <w:p>
+            <w:pPr>
+              <w:spacing w:after="200"/>
+              <w:rPr>
+                <w:b/>
+                <w:bCs/>
+                <w:sz w:val="18"/>
+                <w:szCs w:val="18"/>
+                <w:u w:val="single"/>
+                <w:lang w:val="en-US"/>
+              </w:rPr>
+            </w:pPr>
+            <w:proofErr w:type="spellStart"/>
+            <w:r>
+              <w:rPr>
+                <w:b/>
+                <w:bCs/>
+                <w:sz w:val="18"/>
+                <w:szCs w:val="18"/>
+                <w:u w:val="single"/>
+                <w:lang w:val="en-US"/>
+              </w:rPr>
+              <w:t>Tuzdi</w:t>
+            </w:r>
+            <w:proofErr w:type="spellEnd"/>
+            <w:r>
+              <w:rPr>
+                <w:b/>
+                <w:bCs/>
+                <w:sz w:val="18"/>
+                <w:szCs w:val="18"/>
+                <w:u w:val="single"/>
+                <w:lang w:val="en-US"/>
+              </w:rPr>
+              <w:t>:</w:t>
+            </w:r>
+          </w:p>
+          <w:p>
+            <w:pPr>
+              <w:tabs>
+                <w:tab w:val="left" w:pos="3200"/>
+                <w:tab w:val="left" w:pos="6200"/>
+              </w:tabs>
+              <w:rPr>
+                <w:b/>
+                <w:bCs/>
+                <w:sz w:val="18"/>
+                <w:szCs w:val="18"/>
+                <w:lang w:val="en-US"/>
+              </w:rPr>
+            </w:pPr>
+            <w:proofErr w:type="spellStart"/>
+            <w:r>
+              <w:rPr>
+                <w:b/>
+                <w:bCs/>
+                <w:sz w:val="18"/>
+                <w:szCs w:val="18"/>
+                <w:lang w:val="en-US"/>
+              </w:rPr>
+              <w:t>Direktor</w:t>
+            </w:r>
+            <w:proofErr w:type="spellEnd"/>
+          </w:p>
+          <w:p>
+            <w:pPr>
+              <w:tabs>
+                <w:tab w:val="left" w:pos="3200"/>
+                <w:tab w:val="left" w:pos="6200"/>
+              </w:tabs>
+              <w:rPr>
+                <w:b/>
+                <w:bCs/>
+                <w:sz w:val="18"/>
+                <w:szCs w:val="18"/>
+                <w:lang w:val="en-US"/>
+              </w:rPr>
+            </w:pPr>
+            <w:r>
+              <w:rPr>
+                <w:b/>
+                <w:bCs/>
+                <w:sz w:val="18"/>
+                <w:szCs w:val="18"/>
+                <w:lang w:val="en-US"/>
+              </w:rPr>
+              <w:t xml:space="preserve"> </w:t>
+            </w:r>
+          </w:p>
+          <w:p>
+            <w:pPr>
+              <w:tabs>
+                <w:tab w:val="left" w:pos="3200"/>
+                <w:tab w:val="left" w:pos="6200"/>
+              </w:tabs>
+              <w:rPr>
+                <w:b/>
+                <w:bCs/>
+                <w:sz w:val="18"/>
+                <w:szCs w:val="18"/>
+                <w:lang w:val="en-US"/>
+              </w:rPr>
+            </w:pPr>
+            <w:r>
+              <w:rPr>
+                <w:b/>
+                <w:bCs/>
+                <w:sz w:val="18"/>
+                <w:szCs w:val="18"/>
+                <w:lang w:val="en-US"/>
+              </w:rPr>
+              <w:t xml:space="preserve">R. </w:t>
+            </w:r>
+            <w:proofErr w:type="spellStart"/>
+            <w:r>
+              <w:rPr>
+                <w:b/>
+                <w:bCs/>
+                <w:sz w:val="18"/>
+                <w:szCs w:val="18"/>
+                <w:lang w:val="en-US"/>
+              </w:rPr>
+              <w:t>Kuchkarov</w:t>
+            </w:r>
+            <w:proofErr w:type="spellEnd"/>
+          </w:p>
+          <w:p>
+            <w:pPr>
+              <w:spacing w:after="300"/>
+              <w:rPr>
+                <w:sz w:val="18"/>
+                <w:szCs w:val="18"/>
+                <w:lang w:val="en-US"/>
+              </w:rPr>
+            </w:pPr>
+          </w:p>
+        </w:tc>
+        <w:tc>
+          <w:tcPr>
+            <w:tcW w:w="2443" w:type="dxa"/>
+          </w:tcPr>
+          <w:p>
+            <w:pPr>
+              <w:spacing w:after="300"/>
+              <w:rPr>
+                <w:sz w:val="18"/>
+                <w:szCs w:val="18"/>
+                <w:lang w:val="en-US"/>
+              </w:rPr>
+            </w:pPr>
+            <w:r>
+              <w:rPr>
+                <w:noProof/>
+              </w:rPr>
+              <w:drawing>
+                <wp:anchor distT="0" distB="0" distL="114300" distR="114300" simplePos="0" relativeHeight="251659264" behindDoc="1" locked="0" layoutInCell="1" allowOverlap="1" wp14:anchorId="567C86A1" wp14:editId="635BE007">
+                  <wp:simplePos x="0" y="0"/>
+                  <wp:positionH relativeFrom="column">
+                    <wp:posOffset>140970</wp:posOffset>
+                  </wp:positionH>
+                  <wp:positionV relativeFrom="paragraph">
+                    <wp:posOffset>262890</wp:posOffset>
+                  </wp:positionV>
+                  <wp:extent cx="717550" cy="703580"/>
+                  <wp:effectExtent l="0" t="0" r="6350" b="1270"/>
+                  <wp:wrapSquare wrapText="bothSides"/>
+                  <wp:docPr id="1" name="Picture 1"/>
+                  <wp:cNvGraphicFramePr>
+                    <a:graphicFrameLocks xmlns:a="http://schemas.openxmlformats.org/drawingml/2006/main" noChangeAspect="1"/>
+                  </wp:cNvGraphicFramePr>
+                  <a:graphic xmlns:a="http://schemas.openxmlformats.org/drawingml/2006/main">
+                    <a:graphicData uri="http://schemas.openxmlformats.org/drawingml/2006/picture">
+                      <pic:pic xmlns:pic="http://schemas.openxmlformats.org/drawingml/2006/picture">
+                        <pic:nvPicPr>
+                          <pic:cNvPr id="0" name="pechat.png"/>
+                          <pic:cNvPicPr/>
+                        </pic:nvPicPr>
+                        <pic:blipFill>
+                          <a:blip r:embed="rId5" cstate="print">
+                            <a:extLst>
+                              <a:ext uri="{28A0092B-C50C-407E-A947-70E740481C1C}">
+                                <a14:useLocalDpi xmlns:a14="http://schemas.microsoft.com/office/drawing/2010/main" val="0"/>
+                              </a:ext>
+                            </a:extLst>
+                          </a:blip>
+                          <a:stretch>
+                            <a:fillRect/>
+                          </a:stretch>
+                        </pic:blipFill>
+                        <pic:spPr>
+                          <a:xfrm>
+                            <a:off x="0" y="0"/>
+                            <a:ext cx="717550" cy="703580"/>
+                          </a:xfrm>
+                          <a:prstGeom prst="rect">
+                            <a:avLst/>
+                          </a:prstGeom>
+                        </pic:spPr>
+                      </pic:pic>
+                    </a:graphicData>
+                  </a:graphic>
+                  <wp14:sizeRelH relativeFrom="margin">
+                    <wp14:pctWidth>0</wp14:pctWidth>
+                  </wp14:sizeRelH>
+                  <wp14:sizeRelV relativeFrom="margin">
+                    <wp14:pctHeight>0</wp14:pctHeight>
+                  </wp14:sizeRelV>
+                </wp:anchor>
+              </w:drawing>
+            </w:r>
+          </w:p>
+        </w:tc>
+        <w:tc>
+          <w:tcPr>
+            <w:tcW w:w="2766" w:type="dxa"/>
+          </w:tcPr>
+          <w:p>
+            <w:pPr>
+              <w:spacing w:after="200"/>
+              <w:rPr>
+                <w:b/>
+                <w:bCs/>
+                <w:sz w:val="18"/>
+                <w:szCs w:val="18"/>
+                <w:u w:val="single"/>
+                <w:lang w:val="en-US"/>
+              </w:rPr>
+            </w:pPr>
+          </w:p>
+          <w:p>
+            <w:pPr>
+              <w:spacing w:after="200"/>
+              <w:rPr>
+                <w:b/>
+                <w:bCs/>
+                <w:sz w:val="18"/>
+                <w:szCs w:val="18"/>
+                <w:u w:val="single"/>
+                <w:lang w:val="en-US"/>
+              </w:rPr>
+            </w:pPr>
+            <w:proofErr w:type="spellStart"/>
+            <w:r>
+              <w:rPr>
+                <w:b/>
+                <w:bCs/>
+                <w:sz w:val="18"/>
+                <w:szCs w:val="18"/>
+                <w:u w:val="single"/>
+                <w:lang w:val="en-US"/>
+              </w:rPr>
+              <w:t>Kelishildi</w:t>
+            </w:r>
+            <w:proofErr w:type="spellEnd"/>
+            <w:r>
+              <w:rPr>
+                <w:b/>
+                <w:bCs/>
+                <w:sz w:val="18"/>
+                <w:szCs w:val="18"/>
+                <w:u w:val="single"/>
+                <w:lang w:val="en-US"/>
+              </w:rPr>
+              <w:t>:</w:t>
+            </w:r>
+          </w:p>
+          <w:p>
+            <w:pPr>
+              <w:tabs>
+                <w:tab w:val="left" w:pos="3200"/>
+                <w:tab w:val="left" w:pos="6200"/>
+              </w:tabs>
+              <w:rPr>
+                <w:b/>
+                <w:bCs/>
+                <w:sz w:val="18"/>
+                <w:szCs w:val="18"/>
+                <w:lang w:val="en-US"/>
+              </w:rPr>
+            </w:pPr>
+            <w:proofErr w:type="spellStart"/>
+            <w:r>
+              <w:rPr>
+                <w:b/>
+                <w:bCs/>
+                <w:sz w:val="18"/>
+                <w:szCs w:val="18"/>
+                <w:lang w:val="en-US"/>
+              </w:rPr>
+              <w:t>Moliya-iqtisod</w:t>
+            </w:r>
+            <w:proofErr w:type="spellEnd"/>
+            <w:r>
+              <w:rPr>
+                <w:b/>
+                <w:bCs/>
+                <w:sz w:val="18"/>
+                <w:szCs w:val="18"/>
+                <w:lang w:val="en-US"/>
+              </w:rPr>
+              <w:t xml:space="preserve"> </w:t>
+            </w:r>
+            <w:proofErr w:type="spellStart"/>
+            <w:r>
+              <w:rPr>
+                <w:b/>
+                <w:bCs/>
+                <w:sz w:val="18"/>
+                <w:szCs w:val="18"/>
+                <w:lang w:val="en-US"/>
+              </w:rPr>
+              <w:t>bo'limi</w:t>
+            </w:r>
+            <w:proofErr w:type="spellEnd"/>
+            <w:r>
+              <w:rPr>
+                <w:b/>
+                <w:bCs/>
+                <w:sz w:val="18"/>
+                <w:szCs w:val="18"/>
+                <w:lang w:val="en-US"/>
+              </w:rPr>
+              <w:t xml:space="preserve"> </w:t>
+            </w:r>
+            <w:proofErr w:type="spellStart"/>
+            <w:r>
+              <w:rPr>
+                <w:b/>
+                <w:bCs/>
+                <w:sz w:val="18"/>
+                <w:szCs w:val="18"/>
+                <w:lang w:val="en-US"/>
+              </w:rPr>
+              <w:t>boshlig'i</w:t>
+            </w:r>
+            <w:proofErr w:type="spellEnd"/>
+          </w:p>
+          <w:p>
+            <w:pPr>
+              <w:tabs>
+                <w:tab w:val="left" w:pos="3200"/>
+                <w:tab w:val="left" w:pos="6200"/>
+              </w:tabs>
+              <w:rPr>
+                <w:b/>
+                <w:bCs/>
+                <w:sz w:val="18"/>
+                <w:szCs w:val="18"/>
+                <w:lang w:val="en-US"/>
+              </w:rPr>
+            </w:pPr>
+          </w:p>
+          <w:p>
+            <w:pPr>
+              <w:tabs>
+                <w:tab w:val="left" w:pos="3200"/>
+                <w:tab w:val="left" w:pos="6200"/>
+              </w:tabs>
+              <w:rPr>
+                <w:lang w:val="en-US"/>
+              </w:rPr>
+            </w:pPr>
+            <w:r>
+              <w:rPr>
+                <w:b/>
+                <w:bCs/>
+                <w:sz w:val="18"/>
+                <w:szCs w:val="18"/>
+                <w:lang w:val="en-US"/>
+              </w:rPr>
+              <w:t xml:space="preserve">R. </w:t>
+            </w:r>
+            <w:proofErr w:type="spellStart"/>
+            <w:r>
+              <w:rPr>
+                <w:b/>
+                <w:bCs/>
+                <w:sz w:val="18"/>
+                <w:szCs w:val="18"/>
+                <w:lang w:val="en-US"/>
+              </w:rPr>
+              <w:t>Djumayev</w:t>
+            </w:r>
+            <w:proofErr w:type="spellEnd"/>
+          </w:p>
+          <w:p>
+            <w:pPr>
+              <w:spacing w:after="300"/>
+              <w:rPr>
+                <w:sz w:val="18"/>
+                <w:szCs w:val="18"/>
+                <w:lang w:val="en-US"/>
+              </w:rPr>
+            </w:pPr>
+          </w:p>
+        </w:tc>
+        <w:tc>
+          <w:tcPr>
+            <w:tcW w:w="2120" w:type="dxa"/>
+          </w:tcPr>
+          <w:p>
+            <w:pPr>
+              <w:spacing w:after="300"/>
+              <w:rPr>
+                <w:sz w:val="18"/>
+                <w:szCs w:val="18"/>
+                <w:lang w:val="en-US"/>
+              </w:rPr>
+            </w:pPr>
+          </w:p>
+        </w:tc>
+      </w:tr>
+    </w:tbl>
     <w:p>
       <w:pPr>
-        <w:spacing w:after="200"/>
-        <w:rPr>
-          <w:b/>
-          <w:bCs/>
-          <w:sz w:val="18"/>
-          <w:szCs w:val="18"/>
-          <w:u w:val="single"/>
+        <w:spacing w:after="300"/>
+        <w:rPr>
+          <w:sz w:val="18"/>
+          <w:szCs w:val="18"/>
           <w:lang w:val="en-US"/>
         </w:rPr>
       </w:pPr>
-      <w:proofErr w:type="spellStart"/>
-      <w:r>
-        <w:rPr>
-          <w:b/>
-          <w:bCs/>
-          <w:sz w:val="18"/>
-          <w:szCs w:val="18"/>
-          <w:u w:val="single"/>
-          <w:lang w:val="en-US"/>
-        </w:rPr>
-        <w:t>Tuzdi</w:t>
-      </w:r>
-      <w:proofErr w:type="spellEnd"/>
-      <w:r>
-        <w:rPr>
-          <w:b/>
-          <w:bCs/>
-          <w:sz w:val="18"/>
-          <w:szCs w:val="18"/>
-          <w:u w:val="single"/>
-          <w:lang w:val="en-US"/>
-        </w:rPr>
-        <w:t>:</w:t>
-      </w:r>
-    </w:p>
-    <w:p>
-      <w:pPr>
-        <w:tabs>
-          <w:tab w:val="left" w:pos="3200"/>
-          <w:tab w:val="left" w:pos="6200"/>
-        </w:tabs>
-        <w:spacing w:after="200"/>
-        <w:rPr>
-          <w:b/>
-          <w:bCs/>
-          <w:sz w:val="18"/>
-          <w:szCs w:val="18"/>
-          <w:lang w:val="en-US"/>
-        </w:rPr>
-      </w:pPr>
-      <w:r>
-        <w:rPr>
-          <w:noProof/>
-        </w:rPr>
-        <w:drawing>
-          <wp:anchor distT="0" distB="0" distL="114300" distR="114300" simplePos="0" relativeHeight="251658240" behindDoc="1" locked="0" layoutInCell="1" allowOverlap="1" wp14:anchorId="345EC3D6" wp14:editId="056DDAB5">
-            <wp:simplePos x="0" y="0"/>
-            <wp:positionH relativeFrom="column">
-              <wp:posOffset>5095240</wp:posOffset>
-            </wp:positionH>
-            <wp:positionV relativeFrom="paragraph">
-              <wp:posOffset>5080</wp:posOffset>
-            </wp:positionV>
-            <wp:extent cx="427355" cy="419100"/>
-            <wp:effectExtent l="0" t="0" r="0" b="0"/>
-            <wp:wrapSquare wrapText="bothSides"/>
-            <wp:docPr id="1" name="Picture 1"/>
-            <wp:cNvGraphicFramePr>
-              <a:graphicFrameLocks xmlns:a="http://schemas.openxmlformats.org/drawingml/2006/main" noChangeAspect="1"/>
-            </wp:cNvGraphicFramePr>
-            <a:graphic xmlns:a="http://schemas.openxmlformats.org/drawingml/2006/main">
-              <a:graphicData uri="http://schemas.openxmlformats.org/drawingml/2006/picture">
-                <pic:pic xmlns:pic="http://schemas.openxmlformats.org/drawingml/2006/picture">
-                  <pic:nvPicPr>
-                    <pic:cNvPr id="0" name="pechat.png"/>
-                    <pic:cNvPicPr/>
-                  </pic:nvPicPr>
-                  <pic:blipFill>
-                    <a:blip r:embed="rId5" cstate="print">
-                      <a:extLst>
-                        <a:ext uri="{28A0092B-C50C-407E-A947-70E740481C1C}">
-                          <a14:useLocalDpi xmlns:a14="http://schemas.microsoft.com/office/drawing/2010/main" val="0"/>
-                        </a:ext>
-                      </a:extLst>
-                    </a:blip>
-                    <a:stretch>
-                      <a:fillRect/>
-                    </a:stretch>
-                  </pic:blipFill>
-                  <pic:spPr>
-                    <a:xfrm>
-                      <a:off x="0" y="0"/>
-                      <a:ext cx="427355" cy="419100"/>
-                    </a:xfrm>
-                    <a:prstGeom prst="rect">
-                      <a:avLst/>
-                    </a:prstGeom>
-                  </pic:spPr>
-                </pic:pic>
-              </a:graphicData>
-            </a:graphic>
-            <wp14:sizeRelH relativeFrom="margin">
-              <wp14:pctWidth>0</wp14:pctWidth>
-            </wp14:sizeRelH>
-            <wp14:sizeRelV relativeFrom="margin">
-              <wp14:pctHeight>0</wp14:pctHeight>
-            </wp14:sizeRelV>
-          </wp:anchor>
-        </w:drawing>
-      </w:r>
-      <w:r>
-        <w:rPr>
-          <w:b/>
-          <w:bCs/>
-          <w:sz w:val="18"/>
-          <w:szCs w:val="18"/>
-          <w:lang w:val="en-US"/>
-        </w:rPr>
-        <w:t>Direktor</w:t>
-      </w:r>
-      <w:r>
-        <w:rPr>
-          <w:b/>
-          <w:bCs/>
-          <w:sz w:val="18"/>
-          <w:szCs w:val="18"/>
-          <w:lang w:val="en-US"/>
-        </w:rPr>
-        <w:t xml:space="preserve"> </w:t>
-      </w:r>
-      <w:r>
-        <w:rPr>
-          <w:b/>
-          <w:bCs/>
-          <w:sz w:val="18"/>
-          <w:szCs w:val="18"/>
-          <w:lang w:val="en-US"/>
-        </w:rPr>
-        <w:tab/>
-      </w:r>
-      <w:r>
-        <w:rPr>
-          <w:b/>
-          <w:bCs/>
-          <w:sz w:val="18"/>
-          <w:szCs w:val="18"/>
-          <w:lang w:val="en-US"/>
-        </w:rPr>
-        <w:t>____________________</w:t>
-      </w:r>
-      <w:r>
-        <w:rPr>
-          <w:b/>
-          <w:bCs/>
-          <w:sz w:val="18"/>
-          <w:szCs w:val="18"/>
-          <w:lang w:val="en-US"/>
-        </w:rPr>
-        <w:tab/>
-        <w:t xml:space="preserve">R. </w:t>
-      </w:r>
-      <w:proofErr w:type="spellStart"/>
-      <w:r>
-        <w:rPr>
-          <w:b/>
-          <w:bCs/>
-          <w:sz w:val="18"/>
-          <w:szCs w:val="18"/>
-          <w:lang w:val="en-US"/>
-        </w:rPr>
-        <w:t>Kuchkarov</w:t>
-      </w:r>
-      <w:proofErr w:type="spellEnd"/>
-    </w:p>
-    <w:p>
-      <w:pPr>
-        <w:spacing w:after="200"/>
-        <w:rPr>
-          <w:b/>
-          <w:bCs/>
-          <w:sz w:val="18"/>
-          <w:szCs w:val="18"/>
-          <w:u w:val="single"/>
-          <w:lang w:val="en-US"/>
-        </w:rPr>
-      </w:pPr>
-    </w:p>
-    <w:p>
-      <w:pPr>
-        <w:spacing w:after="200"/>
-        <w:rPr>
-          <w:b/>
-          <w:bCs/>
-          <w:sz w:val="18"/>
-          <w:szCs w:val="18"/>
-          <w:u w:val="single"/>
-          <w:lang w:val="en-US"/>
-        </w:rPr>
-      </w:pPr>
-      <w:r>
-        <w:rPr>
-          <w:b/>
-          <w:bCs/>
-          <w:sz w:val="18"/>
-          <w:szCs w:val="18"/>
-          <w:u w:val="single"/>
-          <w:lang w:val="en-US"/>
-        </w:rPr>
-        <w:t>Kelishildi:</w:t>
-      </w:r>
-    </w:p>
-    <w:p>
-      <w:pPr>
-        <w:tabs>
-          <w:tab w:val="left" w:pos="3200"/>
-          <w:tab w:val="left" w:pos="6200"/>
-        </w:tabs>
-        <w:rPr>
-          <w:b/>
-          <w:bCs/>
-          <w:sz w:val="18"/>
-          <w:szCs w:val="18"/>
-          <w:lang w:val="en-US"/>
-        </w:rPr>
-      </w:pPr>
-      <w:proofErr w:type="spellStart"/>
-      <w:r>
-        <w:rPr>
-          <w:b/>
-          <w:bCs/>
-          <w:sz w:val="18"/>
-          <w:szCs w:val="18"/>
-          <w:lang w:val="en-US"/>
-        </w:rPr>
-        <w:t>Moliya-iqtisod</w:t>
-      </w:r>
-      <w:proofErr w:type="spellEnd"/>
-      <w:r>
-        <w:rPr>
-          <w:b/>
-          <w:bCs/>
-          <w:sz w:val="18"/>
-          <w:szCs w:val="18"/>
-          <w:lang w:val="en-US"/>
-        </w:rPr>
-        <w:t xml:space="preserve"> </w:t>
-      </w:r>
-      <w:proofErr w:type="spellStart"/>
-      <w:r>
-        <w:rPr>
-          <w:b/>
-          <w:bCs/>
-          <w:sz w:val="18"/>
-          <w:szCs w:val="18"/>
-          <w:lang w:val="en-US"/>
-        </w:rPr>
-        <w:t>bo'limi</w:t>
-      </w:r>
-      <w:proofErr w:type="spellEnd"/>
-    </w:p>
-    <w:p>
-      <w:pPr>
-        <w:tabs>
-          <w:tab w:val="left" w:pos="3200"/>
-          <w:tab w:val="left" w:pos="6200"/>
-        </w:tabs>
-        <w:rPr>
-          <w:lang w:val="en-US"/>
-        </w:rPr>
-      </w:pPr>
-      <w:r>
-        <w:rPr>
-          <w:b/>
-          <w:bCs/>
-          <w:sz w:val="18"/>
-          <w:szCs w:val="18"/>
-          <w:lang w:val="en-US"/>
-        </w:rPr>
-        <w:t xml:space="preserve"> </w:t>
-      </w:r>
-      <w:proofErr w:type="spellStart"/>
-      <w:r>
-        <w:rPr>
-          <w:b/>
-          <w:bCs/>
-          <w:sz w:val="18"/>
-          <w:szCs w:val="18"/>
-          <w:lang w:val="en-US"/>
-        </w:rPr>
-        <w:t>boshlig'i</w:t>
-      </w:r>
-      <w:proofErr w:type="spellEnd"/>
-      <w:r>
-        <w:rPr>
-          <w:b/>
-          <w:bCs/>
-          <w:sz w:val="18"/>
-          <w:szCs w:val="18"/>
-          <w:lang w:val="en-US"/>
-        </w:rPr>
-        <w:tab/>
-        <w:t>______________________</w:t>
-      </w:r>
-      <w:r>
-        <w:rPr>
-          <w:b/>
-          <w:bCs/>
-          <w:sz w:val="18"/>
-          <w:szCs w:val="18"/>
-          <w:lang w:val="en-US"/>
-        </w:rPr>
-        <w:tab/>
-        <w:t xml:space="preserve">R. </w:t>
-      </w:r>
-      <w:proofErr w:type="spellStart"/>
-      <w:r>
-        <w:rPr>
-          <w:b/>
-          <w:bCs/>
-          <w:sz w:val="18"/>
-          <w:szCs w:val="18"/>
-          <w:lang w:val="en-US"/>
-        </w:rPr>
-        <w:t>Djumayev</w:t>
-      </w:r>
-      <w:proofErr w:type="spellEnd"/>
     </w:p>
     <w:sectPr>
       <w:pgSz w:w="11906" w:h="16838"/>
@@ -5453,7 +5575,7 @@
 </file>
 
 <file path=word/numbering.xml><?xml version="1.0" encoding="utf-8"?>
-<w:numbering xmlns:wpc="http://schemas.microsoft.com/office/word/2010/wordprocessingCanvas" xmlns:cx="http://schemas.microsoft.com/office/drawing/2014/chartex" xmlns:cx1="http://schemas.microsoft.com/office/drawing/2015/9/8/chartex" xmlns:cx2="http://schemas.microsoft.com/office/drawing/2015/10/21/chartex" xmlns:cx3="http://schemas.microsoft.com/office/drawing/2016/5/9/chartex" xmlns:cx4="http://schemas.microsoft.com/office/drawing/2016/5/10/chartex" xmlns:cx5="http://schemas.microsoft.com/office/drawing/2016/5/11/chartex" xmlns:cx6="http://schemas.microsoft.com/office/drawing/2016/5/12/chartex" xmlns:cx7="http://schemas.microsoft.com/office/drawing/2016/5/13/chartex" xmlns:cx8="http://schemas.microsoft.com/office/drawing/2016/5/14/chartex" xmlns:mc="http://schemas.openxmlformats.org/markup-compatibility/2006" xmlns:aink="http://schemas.microsoft.com/office/drawing/2016/ink" xmlns:am3d="http://schemas.microsoft.com/office/drawing/2017/model3d" xmlns:o="urn:schemas-microsoft-com:office:office" xmlns:oel="http://schemas.microsoft.com/office/2019/extlst" xmlns:r="http://schemas.openxmlformats.org/officeDocument/2006/relationships" xmlns:m="http://schemas.openxmlformats.org/officeDocument/2006/math" xmlns:v="urn:schemas-microsoft-com:vml" xmlns:wp14="http://schemas.microsoft.com/office/word/2010/wordprocessingDrawing" xmlns:wp="http://schemas.openxmlformats.org/drawingml/2006/wordprocessingDrawing" xmlns:w10="urn:schemas-microsoft-com:office:word" xmlns:w="http://schemas.openxmlformats.org/wordprocessingml/2006/main" xmlns:w14="http://schemas.microsoft.com/office/word/2010/wordml" xmlns:w15="http://schemas.microsoft.com/office/word/2012/wordml" xmlns:w16cex="http://schemas.microsoft.com/office/word/2018/wordml/cex" xmlns:w16cid="http://schemas.microsoft.com/office/word/2016/wordml/cid" xmlns:w16="http://schemas.microsoft.com/office/word/2018/wordml" xmlns:w16du="http://schemas.microsoft.com/office/word/2023/wordml/word16du" xmlns:w16sdtdh="http://schemas.microsoft.com/office/word/2020/wordml/sdtdatahash" xmlns:w16sdtfl="http://schemas.microsoft.com/office/word/2024/wordml/sdtformatlock" xmlns:w16se="http://schemas.microsoft.com/office/word/2015/wordml/symex" xmlns:wpg="http://schemas.microsoft.com/office/word/2010/wordprocessingGroup" xmlns:wpi="http://schemas.microsoft.com/office/word/2010/wordprocessingInk" xmlns:wne="http://schemas.microsoft.com/office/word/2006/wordml" xmlns:wps="http://schemas.microsoft.com/office/word/2010/wordprocessingShape" mc:Ignorable="w14 w15 w16se w16cid w16 w16cex w16sdtdh w16sdtfl w16du wp14">
+<w:numbering xmlns:wpc="http://schemas.microsoft.com/office/word/2010/wordprocessingCanvas" xmlns:cx="http://schemas.microsoft.com/office/drawing/2014/chartex" xmlns:cx1="http://schemas.microsoft.com/office/drawing/2015/9/8/chartex" xmlns:cx2="http://schemas.microsoft.com/office/drawing/2015/10/21/chartex" xmlns:cx3="http://schemas.microsoft.com/office/drawing/2016/5/9/chartex" xmlns:cx4="http://schemas.microsoft.com/office/drawing/2016/5/10/chartex" xmlns:cx5="http://schemas.microsoft.com/office/drawing/2016/5/11/chartex" xmlns:cx6="http://schemas.microsoft.com/office/drawing/2016/5/12/chartex" xmlns:cx7="http://schemas.microsoft.com/office/drawing/2016/5/13/chartex" xmlns:cx8="http://schemas.microsoft.com/office/drawing/2016/5/14/chartex" xmlns:mc="http://schemas.openxmlformats.org/markup-compatibility/2006" xmlns:aink="http://schemas.microsoft.com/office/drawing/2016/ink" xmlns:am3d="http://schemas.microsoft.com/office/drawing/2017/model3d" xmlns:o="urn:schemas-microsoft-com:office:office" xmlns:oel="http://schemas.microsoft.com/office/2019/extlst" xmlns:r="http://schemas.openxmlformats.org/officeDocument/2006/relationships" xmlns:m="http://schemas.openxmlformats.org/officeDocument/2006/math" xmlns:v="urn:schemas-microsoft-com:vml" xmlns:wp14="http://schemas.microsoft.com/office/word/2010/wordprocessingDrawing" xmlns:wp="http://schemas.openxmlformats.org/drawingml/2006/wordprocessingDrawing" xmlns:w10="urn:schemas-microsoft-com:office:word" xmlns:w="http://schemas.openxmlformats.org/wordprocessingml/2006/main" xmlns:w14="http://schemas.microsoft.com/office/word/2010/wordml" xmlns:w15="http://schemas.microsoft.com/office/word/2012/wordml" xmlns:w16cex="http://schemas.microsoft.com/office/word/2018/wordml/cex" xmlns:w16cid="http://schemas.microsoft.com/office/word/2016/wordml/cid" xmlns:w16="http://schemas.microsoft.com/office/word/2018/wordml" xmlns:w16sdtdh="http://schemas.microsoft.com/office/word/2020/wordml/sdtdatahash" xmlns:w16se="http://schemas.microsoft.com/office/word/2015/wordml/symex" xmlns:wpg="http://schemas.microsoft.com/office/word/2010/wordprocessingGroup" xmlns:wpi="http://schemas.microsoft.com/office/word/2010/wordprocessingInk" xmlns:wne="http://schemas.microsoft.com/office/word/2006/wordml" xmlns:wps="http://schemas.microsoft.com/office/word/2010/wordprocessingShape" mc:Ignorable="w14 w15 w16se w16cid w16 w16cex w16sdtdh wp14">
   <w:abstractNum w:abstractNumId="0" w15:restartNumberingAfterBreak="0">
     <w:nsid w:val="32423A11"/>
     <w:multiLevelType w:val="hybridMultilevel"/>
@@ -5550,7 +5672,7 @@
 </file>
 
 <file path=word/styles.xml><?xml version="1.0" encoding="utf-8"?>
-<w:styles xmlns:mc="http://schemas.openxmlformats.org/markup-compatibility/2006" xmlns:r="http://schemas.openxmlformats.org/officeDocument/2006/relationships" xmlns:w="http://schemas.openxmlformats.org/wordprocessingml/2006/main" xmlns:w14="http://schemas.microsoft.com/office/word/2010/wordml" xmlns:w15="http://schemas.microsoft.com/office/word/2012/wordml" xmlns:w16cex="http://schemas.microsoft.com/office/word/2018/wordml/cex" xmlns:w16cid="http://schemas.microsoft.com/office/word/2016/wordml/cid" xmlns:w16="http://schemas.microsoft.com/office/word/2018/wordml" xmlns:w16du="http://schemas.microsoft.com/office/word/2023/wordml/word16du" xmlns:w16sdtdh="http://schemas.microsoft.com/office/word/2020/wordml/sdtdatahash" xmlns:w16sdtfl="http://schemas.microsoft.com/office/word/2024/wordml/sdtformatlock" xmlns:w16se="http://schemas.microsoft.com/office/word/2015/wordml/symex" mc:Ignorable="w14 w15 w16se w16cid w16 w16cex w16sdtdh w16sdtfl w16du">
+<w:styles xmlns:mc="http://schemas.openxmlformats.org/markup-compatibility/2006" xmlns:r="http://schemas.openxmlformats.org/officeDocument/2006/relationships" xmlns:w="http://schemas.openxmlformats.org/wordprocessingml/2006/main" xmlns:w14="http://schemas.microsoft.com/office/word/2010/wordml" xmlns:w15="http://schemas.microsoft.com/office/word/2012/wordml" xmlns:w16cex="http://schemas.microsoft.com/office/word/2018/wordml/cex" xmlns:w16cid="http://schemas.microsoft.com/office/word/2016/wordml/cid" xmlns:w16="http://schemas.microsoft.com/office/word/2018/wordml" xmlns:w16sdtdh="http://schemas.microsoft.com/office/word/2020/wordml/sdtdatahash" xmlns:w16se="http://schemas.microsoft.com/office/word/2015/wordml/symex" mc:Ignorable="w14 w15 w16se w16cid w16 w16cex w16sdtdh">
   <w:docDefaults>
     <w:rPrDefault>
       <w:rPr>
@@ -6137,6 +6259,22 @@
       <w:szCs w:val="20"/>
     </w:rPr>
   </w:style>
+  <w:style w:type="table" w:styleId="ac">
+    <w:name w:val="Table Grid"/>
+    <w:basedOn w:val="a1"/>
+    <w:uiPriority w:val="39"/>
+    <w:rsid w:val="001C1ACD"/>
+    <w:tblPr>
+      <w:tblBorders>
+        <w:top w:val="single" w:sz="4" w:space="0" w:color="auto"/>
+        <w:left w:val="single" w:sz="4" w:space="0" w:color="auto"/>
+        <w:bottom w:val="single" w:sz="4" w:space="0" w:color="auto"/>
+        <w:right w:val="single" w:sz="4" w:space="0" w:color="auto"/>
+        <w:insideH w:val="single" w:sz="4" w:space="0" w:color="auto"/>
+        <w:insideV w:val="single" w:sz="4" w:space="0" w:color="auto"/>
+      </w:tblBorders>
+    </w:tblPr>
+  </w:style>
 </w:styles>
 </file>
 

--- a/backend/contract_templates/Kalkul.docx
+++ b/backend/contract_templates/Kalkul.docx
@@ -1,6 +1,6 @@
 
 <file path=word/document.xml><?xml version="1.0" encoding="utf-8"?>
-<w:document xmlns:wpc="http://schemas.microsoft.com/office/word/2010/wordprocessingCanvas" xmlns:cx="http://schemas.microsoft.com/office/drawing/2014/chartex" xmlns:cx1="http://schemas.microsoft.com/office/drawing/2015/9/8/chartex" xmlns:cx2="http://schemas.microsoft.com/office/drawing/2015/10/21/chartex" xmlns:cx3="http://schemas.microsoft.com/office/drawing/2016/5/9/chartex" xmlns:cx4="http://schemas.microsoft.com/office/drawing/2016/5/10/chartex" xmlns:cx5="http://schemas.microsoft.com/office/drawing/2016/5/11/chartex" xmlns:cx6="http://schemas.microsoft.com/office/drawing/2016/5/12/chartex" xmlns:cx7="http://schemas.microsoft.com/office/drawing/2016/5/13/chartex" xmlns:cx8="http://schemas.microsoft.com/office/drawing/2016/5/14/chartex" xmlns:mc="http://schemas.openxmlformats.org/markup-compatibility/2006" xmlns:aink="http://schemas.microsoft.com/office/drawing/2016/ink" xmlns:am3d="http://schemas.microsoft.com/office/drawing/2017/model3d" xmlns:o="urn:schemas-microsoft-com:office:office" xmlns:oel="http://schemas.microsoft.com/office/2019/extlst" xmlns:r="http://schemas.openxmlformats.org/officeDocument/2006/relationships" xmlns:m="http://schemas.openxmlformats.org/officeDocument/2006/math" xmlns:v="urn:schemas-microsoft-com:vml" xmlns:wp14="http://schemas.microsoft.com/office/word/2010/wordprocessingDrawing" xmlns:wp="http://schemas.openxmlformats.org/drawingml/2006/wordprocessingDrawing" xmlns:w10="urn:schemas-microsoft-com:office:word" xmlns:w="http://schemas.openxmlformats.org/wordprocessingml/2006/main" xmlns:w14="http://schemas.microsoft.com/office/word/2010/wordml" xmlns:w15="http://schemas.microsoft.com/office/word/2012/wordml" xmlns:w16cex="http://schemas.microsoft.com/office/word/2018/wordml/cex" xmlns:w16cid="http://schemas.microsoft.com/office/word/2016/wordml/cid" xmlns:w16="http://schemas.microsoft.com/office/word/2018/wordml" xmlns:w16sdtdh="http://schemas.microsoft.com/office/word/2020/wordml/sdtdatahash" xmlns:w16se="http://schemas.microsoft.com/office/word/2015/wordml/symex" xmlns:wpg="http://schemas.microsoft.com/office/word/2010/wordprocessingGroup" xmlns:wpi="http://schemas.microsoft.com/office/word/2010/wordprocessingInk" xmlns:wne="http://schemas.microsoft.com/office/word/2006/wordml" xmlns:wps="http://schemas.microsoft.com/office/word/2010/wordprocessingShape" mc:Ignorable="w14 w15 w16se w16cid w16 w16cex w16sdtdh wp14">
+<w:document xmlns:wpc="http://schemas.microsoft.com/office/word/2010/wordprocessingCanvas" xmlns:cx="http://schemas.microsoft.com/office/drawing/2014/chartex" xmlns:cx1="http://schemas.microsoft.com/office/drawing/2015/9/8/chartex" xmlns:cx2="http://schemas.microsoft.com/office/drawing/2015/10/21/chartex" xmlns:cx3="http://schemas.microsoft.com/office/drawing/2016/5/9/chartex" xmlns:cx4="http://schemas.microsoft.com/office/drawing/2016/5/10/chartex" xmlns:cx5="http://schemas.microsoft.com/office/drawing/2016/5/11/chartex" xmlns:cx6="http://schemas.microsoft.com/office/drawing/2016/5/12/chartex" xmlns:cx7="http://schemas.microsoft.com/office/drawing/2016/5/13/chartex" xmlns:cx8="http://schemas.microsoft.com/office/drawing/2016/5/14/chartex" xmlns:mc="http://schemas.openxmlformats.org/markup-compatibility/2006" xmlns:aink="http://schemas.microsoft.com/office/drawing/2016/ink" xmlns:am3d="http://schemas.microsoft.com/office/drawing/2017/model3d" xmlns:o="urn:schemas-microsoft-com:office:office" xmlns:oel="http://schemas.microsoft.com/office/2019/extlst" xmlns:r="http://schemas.openxmlformats.org/officeDocument/2006/relationships" xmlns:m="http://schemas.openxmlformats.org/officeDocument/2006/math" xmlns:v="urn:schemas-microsoft-com:vml" xmlns:wp14="http://schemas.microsoft.com/office/word/2010/wordprocessingDrawing" xmlns:wp="http://schemas.openxmlformats.org/drawingml/2006/wordprocessingDrawing" xmlns:w10="urn:schemas-microsoft-com:office:word" xmlns:w="http://schemas.openxmlformats.org/wordprocessingml/2006/main" xmlns:w14="http://schemas.microsoft.com/office/word/2010/wordml" xmlns:w15="http://schemas.microsoft.com/office/word/2012/wordml" xmlns:w16cex="http://schemas.microsoft.com/office/word/2018/wordml/cex" xmlns:w16cid="http://schemas.microsoft.com/office/word/2016/wordml/cid" xmlns:w16="http://schemas.microsoft.com/office/word/2018/wordml" xmlns:w16du="http://schemas.microsoft.com/office/word/2023/wordml/word16du" xmlns:w16sdtdh="http://schemas.microsoft.com/office/word/2020/wordml/sdtdatahash" xmlns:w16sdtfl="http://schemas.microsoft.com/office/word/2024/wordml/sdtformatlock" xmlns:w16se="http://schemas.microsoft.com/office/word/2015/wordml/symex" xmlns:wpg="http://schemas.microsoft.com/office/word/2010/wordprocessingGroup" xmlns:wpi="http://schemas.microsoft.com/office/word/2010/wordprocessingInk" xmlns:wne="http://schemas.microsoft.com/office/word/2006/wordml" xmlns:wps="http://schemas.microsoft.com/office/word/2010/wordprocessingShape" mc:Ignorable="w14 w15 w16se w16cid w16 w16cex w16sdtdh w16sdtfl w16du wp14">
   <w:body>
     <w:p>
       <w:pPr>
@@ -274,23 +274,22 @@
         <w:rPr>
           <w:b/>
           <w:bCs/>
-          <w:sz w:val="24"/>
+          <w:sz w:val="18"/>
           <w:szCs w:val="24"/>
           <w:lang w:val="uz-Latn-UZ"/>
         </w:rPr>
         <w:t>{{shnq_name}}</w:t>
       </w:r>
-    </w:p>
-    <w:p>
-      <w:pPr>
-        <w:spacing w:after="300"/>
-        <w:jc w:val="center"/>
-        <w:rPr>
-          <w:sz w:val="18"/>
-          <w:szCs w:val="18"/>
-          <w:lang w:val="en-US"/>
-        </w:rPr>
-      </w:pPr>
+      <w:r>
+        <w:rPr>
+          <w:b/>
+          <w:bCs/>
+          <w:sz w:val="18"/>
+          <w:szCs w:val="18"/>
+          <w:lang w:val="en-US"/>
+        </w:rPr>
+        <w:t xml:space="preserve"> </w:t>
+      </w:r>
       <w:proofErr w:type="spellStart"/>
       <w:r>
         <w:rPr>
@@ -5192,7 +5191,6 @@
                 <w:lang w:val="en-US"/>
               </w:rPr>
             </w:pPr>
-            <w:proofErr w:type="spellStart"/>
             <w:r>
               <w:rPr>
                 <w:b/>
@@ -5203,7 +5201,6 @@
               </w:rPr>
               <w:t>Direktor</w:t>
             </w:r>
-            <w:proofErr w:type="spellEnd"/>
           </w:p>
           <w:p>
             <w:pPr>
@@ -5382,7 +5379,6 @@
                 <w:lang w:val="en-US"/>
               </w:rPr>
             </w:pPr>
-            <w:proofErr w:type="spellStart"/>
             <w:r>
               <w:rPr>
                 <w:b/>
@@ -5392,19 +5388,7 @@
                 <w:u w:val="single"/>
                 <w:lang w:val="en-US"/>
               </w:rPr>
-              <w:t>Kelishildi</w:t>
-            </w:r>
-            <w:proofErr w:type="spellEnd"/>
-            <w:r>
-              <w:rPr>
-                <w:b/>
-                <w:bCs/>
-                <w:sz w:val="18"/>
-                <w:szCs w:val="18"/>
-                <w:u w:val="single"/>
-                <w:lang w:val="en-US"/>
-              </w:rPr>
-              <w:t>:</w:t>
+              <w:t>Kelishildi:</w:t>
             </w:r>
           </w:p>
           <w:p>
@@ -5575,7 +5559,7 @@
 </file>
 
 <file path=word/numbering.xml><?xml version="1.0" encoding="utf-8"?>
-<w:numbering xmlns:wpc="http://schemas.microsoft.com/office/word/2010/wordprocessingCanvas" xmlns:cx="http://schemas.microsoft.com/office/drawing/2014/chartex" xmlns:cx1="http://schemas.microsoft.com/office/drawing/2015/9/8/chartex" xmlns:cx2="http://schemas.microsoft.com/office/drawing/2015/10/21/chartex" xmlns:cx3="http://schemas.microsoft.com/office/drawing/2016/5/9/chartex" xmlns:cx4="http://schemas.microsoft.com/office/drawing/2016/5/10/chartex" xmlns:cx5="http://schemas.microsoft.com/office/drawing/2016/5/11/chartex" xmlns:cx6="http://schemas.microsoft.com/office/drawing/2016/5/12/chartex" xmlns:cx7="http://schemas.microsoft.com/office/drawing/2016/5/13/chartex" xmlns:cx8="http://schemas.microsoft.com/office/drawing/2016/5/14/chartex" xmlns:mc="http://schemas.openxmlformats.org/markup-compatibility/2006" xmlns:aink="http://schemas.microsoft.com/office/drawing/2016/ink" xmlns:am3d="http://schemas.microsoft.com/office/drawing/2017/model3d" xmlns:o="urn:schemas-microsoft-com:office:office" xmlns:oel="http://schemas.microsoft.com/office/2019/extlst" xmlns:r="http://schemas.openxmlformats.org/officeDocument/2006/relationships" xmlns:m="http://schemas.openxmlformats.org/officeDocument/2006/math" xmlns:v="urn:schemas-microsoft-com:vml" xmlns:wp14="http://schemas.microsoft.com/office/word/2010/wordprocessingDrawing" xmlns:wp="http://schemas.openxmlformats.org/drawingml/2006/wordprocessingDrawing" xmlns:w10="urn:schemas-microsoft-com:office:word" xmlns:w="http://schemas.openxmlformats.org/wordprocessingml/2006/main" xmlns:w14="http://schemas.microsoft.com/office/word/2010/wordml" xmlns:w15="http://schemas.microsoft.com/office/word/2012/wordml" xmlns:w16cex="http://schemas.microsoft.com/office/word/2018/wordml/cex" xmlns:w16cid="http://schemas.microsoft.com/office/word/2016/wordml/cid" xmlns:w16="http://schemas.microsoft.com/office/word/2018/wordml" xmlns:w16sdtdh="http://schemas.microsoft.com/office/word/2020/wordml/sdtdatahash" xmlns:w16se="http://schemas.microsoft.com/office/word/2015/wordml/symex" xmlns:wpg="http://schemas.microsoft.com/office/word/2010/wordprocessingGroup" xmlns:wpi="http://schemas.microsoft.com/office/word/2010/wordprocessingInk" xmlns:wne="http://schemas.microsoft.com/office/word/2006/wordml" xmlns:wps="http://schemas.microsoft.com/office/word/2010/wordprocessingShape" mc:Ignorable="w14 w15 w16se w16cid w16 w16cex w16sdtdh wp14">
+<w:numbering xmlns:wpc="http://schemas.microsoft.com/office/word/2010/wordprocessingCanvas" xmlns:cx="http://schemas.microsoft.com/office/drawing/2014/chartex" xmlns:cx1="http://schemas.microsoft.com/office/drawing/2015/9/8/chartex" xmlns:cx2="http://schemas.microsoft.com/office/drawing/2015/10/21/chartex" xmlns:cx3="http://schemas.microsoft.com/office/drawing/2016/5/9/chartex" xmlns:cx4="http://schemas.microsoft.com/office/drawing/2016/5/10/chartex" xmlns:cx5="http://schemas.microsoft.com/office/drawing/2016/5/11/chartex" xmlns:cx6="http://schemas.microsoft.com/office/drawing/2016/5/12/chartex" xmlns:cx7="http://schemas.microsoft.com/office/drawing/2016/5/13/chartex" xmlns:cx8="http://schemas.microsoft.com/office/drawing/2016/5/14/chartex" xmlns:mc="http://schemas.openxmlformats.org/markup-compatibility/2006" xmlns:aink="http://schemas.microsoft.com/office/drawing/2016/ink" xmlns:am3d="http://schemas.microsoft.com/office/drawing/2017/model3d" xmlns:o="urn:schemas-microsoft-com:office:office" xmlns:oel="http://schemas.microsoft.com/office/2019/extlst" xmlns:r="http://schemas.openxmlformats.org/officeDocument/2006/relationships" xmlns:m="http://schemas.openxmlformats.org/officeDocument/2006/math" xmlns:v="urn:schemas-microsoft-com:vml" xmlns:wp14="http://schemas.microsoft.com/office/word/2010/wordprocessingDrawing" xmlns:wp="http://schemas.openxmlformats.org/drawingml/2006/wordprocessingDrawing" xmlns:w10="urn:schemas-microsoft-com:office:word" xmlns:w="http://schemas.openxmlformats.org/wordprocessingml/2006/main" xmlns:w14="http://schemas.microsoft.com/office/word/2010/wordml" xmlns:w15="http://schemas.microsoft.com/office/word/2012/wordml" xmlns:w16cex="http://schemas.microsoft.com/office/word/2018/wordml/cex" xmlns:w16cid="http://schemas.microsoft.com/office/word/2016/wordml/cid" xmlns:w16="http://schemas.microsoft.com/office/word/2018/wordml" xmlns:w16du="http://schemas.microsoft.com/office/word/2023/wordml/word16du" xmlns:w16sdtdh="http://schemas.microsoft.com/office/word/2020/wordml/sdtdatahash" xmlns:w16sdtfl="http://schemas.microsoft.com/office/word/2024/wordml/sdtformatlock" xmlns:w16se="http://schemas.microsoft.com/office/word/2015/wordml/symex" xmlns:wpg="http://schemas.microsoft.com/office/word/2010/wordprocessingGroup" xmlns:wpi="http://schemas.microsoft.com/office/word/2010/wordprocessingInk" xmlns:wne="http://schemas.microsoft.com/office/word/2006/wordml" xmlns:wps="http://schemas.microsoft.com/office/word/2010/wordprocessingShape" mc:Ignorable="w14 w15 w16se w16cid w16 w16cex w16sdtdh w16sdtfl w16du wp14">
   <w:abstractNum w:abstractNumId="0" w15:restartNumberingAfterBreak="0">
     <w:nsid w:val="32423A11"/>
     <w:multiLevelType w:val="hybridMultilevel"/>
@@ -5672,7 +5656,7 @@
 </file>
 
 <file path=word/styles.xml><?xml version="1.0" encoding="utf-8"?>
-<w:styles xmlns:mc="http://schemas.openxmlformats.org/markup-compatibility/2006" xmlns:r="http://schemas.openxmlformats.org/officeDocument/2006/relationships" xmlns:w="http://schemas.openxmlformats.org/wordprocessingml/2006/main" xmlns:w14="http://schemas.microsoft.com/office/word/2010/wordml" xmlns:w15="http://schemas.microsoft.com/office/word/2012/wordml" xmlns:w16cex="http://schemas.microsoft.com/office/word/2018/wordml/cex" xmlns:w16cid="http://schemas.microsoft.com/office/word/2016/wordml/cid" xmlns:w16="http://schemas.microsoft.com/office/word/2018/wordml" xmlns:w16sdtdh="http://schemas.microsoft.com/office/word/2020/wordml/sdtdatahash" xmlns:w16se="http://schemas.microsoft.com/office/word/2015/wordml/symex" mc:Ignorable="w14 w15 w16se w16cid w16 w16cex w16sdtdh">
+<w:styles xmlns:mc="http://schemas.openxmlformats.org/markup-compatibility/2006" xmlns:r="http://schemas.openxmlformats.org/officeDocument/2006/relationships" xmlns:w="http://schemas.openxmlformats.org/wordprocessingml/2006/main" xmlns:w14="http://schemas.microsoft.com/office/word/2010/wordml" xmlns:w15="http://schemas.microsoft.com/office/word/2012/wordml" xmlns:w16cex="http://schemas.microsoft.com/office/word/2018/wordml/cex" xmlns:w16cid="http://schemas.microsoft.com/office/word/2016/wordml/cid" xmlns:w16="http://schemas.microsoft.com/office/word/2018/wordml" xmlns:w16du="http://schemas.microsoft.com/office/word/2023/wordml/word16du" xmlns:w16sdtdh="http://schemas.microsoft.com/office/word/2020/wordml/sdtdatahash" xmlns:w16sdtfl="http://schemas.microsoft.com/office/word/2024/wordml/sdtformatlock" xmlns:w16se="http://schemas.microsoft.com/office/word/2015/wordml/symex" mc:Ignorable="w14 w15 w16se w16cid w16 w16cex w16sdtdh w16sdtfl w16du">
   <w:docDefaults>
     <w:rPrDefault>
       <w:rPr>

--- a/backend/contract_templates/Kalkul.docx
+++ b/backend/contract_templates/Kalkul.docx
@@ -5091,16 +5091,6 @@
         </w:rPr>
         <w:t>);</w:t>
       </w:r>
-    </w:p>
-    <w:p>
-      <w:pPr>
-        <w:spacing w:after="300"/>
-        <w:rPr>
-          <w:sz w:val="18"/>
-          <w:szCs w:val="18"/>
-          <w:lang w:val="en-US"/>
-        </w:rPr>
-      </w:pPr>
     </w:p>
     <w:tbl>
       <w:tblPr>

--- a/backend/contract_templates/Kalkul.docx
+++ b/backend/contract_templates/Kalkul.docx
@@ -50,14 +50,160 @@
           <w:lang w:val="en-US"/>
         </w:rPr>
       </w:pPr>
-      <w:r>
-        <w:rPr>
-          <w:sz w:val="18"/>
-          <w:szCs w:val="18"/>
-          <w:lang w:val="en-US"/>
-        </w:rPr>
-        <w:t>O'zbekiston Respublikasi Qurilish va uy-joy kommunal xo'jaligi vazirining o'rinbosari</w:t>
-      </w:r>
+      <w:proofErr w:type="spellStart"/>
+      <w:r>
+        <w:rPr>
+          <w:sz w:val="18"/>
+          <w:szCs w:val="18"/>
+          <w:lang w:val="en-US"/>
+        </w:rPr>
+        <w:t>O'zbekiston</w:t>
+      </w:r>
+      <w:proofErr w:type="spellEnd"/>
+      <w:r>
+        <w:rPr>
+          <w:sz w:val="18"/>
+          <w:szCs w:val="18"/>
+          <w:lang w:val="en-US"/>
+        </w:rPr>
+        <w:t xml:space="preserve"> </w:t>
+      </w:r>
+      <w:proofErr w:type="spellStart"/>
+      <w:r>
+        <w:rPr>
+          <w:sz w:val="18"/>
+          <w:szCs w:val="18"/>
+          <w:lang w:val="en-US"/>
+        </w:rPr>
+        <w:t>Respublikasi</w:t>
+      </w:r>
+      <w:proofErr w:type="spellEnd"/>
+      <w:r>
+        <w:rPr>
+          <w:sz w:val="18"/>
+          <w:szCs w:val="18"/>
+          <w:lang w:val="en-US"/>
+        </w:rPr>
+        <w:t xml:space="preserve"> </w:t>
+      </w:r>
+      <w:proofErr w:type="spellStart"/>
+      <w:r>
+        <w:rPr>
+          <w:sz w:val="18"/>
+          <w:szCs w:val="18"/>
+          <w:lang w:val="en-US"/>
+        </w:rPr>
+        <w:t>Qurilish</w:t>
+      </w:r>
+      <w:proofErr w:type="spellEnd"/>
+      <w:r>
+        <w:rPr>
+          <w:sz w:val="18"/>
+          <w:szCs w:val="18"/>
+          <w:lang w:val="en-US"/>
+        </w:rPr>
+        <w:t xml:space="preserve"> </w:t>
+      </w:r>
+      <w:proofErr w:type="spellStart"/>
+      <w:r>
+        <w:rPr>
+          <w:sz w:val="18"/>
+          <w:szCs w:val="18"/>
+          <w:lang w:val="en-US"/>
+        </w:rPr>
+        <w:t>va</w:t>
+      </w:r>
+      <w:proofErr w:type="spellEnd"/>
+      <w:r>
+        <w:rPr>
+          <w:sz w:val="18"/>
+          <w:szCs w:val="18"/>
+          <w:lang w:val="en-US"/>
+        </w:rPr>
+        <w:t xml:space="preserve"> </w:t>
+      </w:r>
+      <w:proofErr w:type="spellStart"/>
+      <w:r>
+        <w:rPr>
+          <w:sz w:val="18"/>
+          <w:szCs w:val="18"/>
+          <w:lang w:val="en-US"/>
+        </w:rPr>
+        <w:t>uy</w:t>
+      </w:r>
+      <w:proofErr w:type="spellEnd"/>
+      <w:r>
+        <w:rPr>
+          <w:sz w:val="18"/>
+          <w:szCs w:val="18"/>
+          <w:lang w:val="en-US"/>
+        </w:rPr>
+        <w:t xml:space="preserve">-joy </w:t>
+      </w:r>
+      <w:proofErr w:type="spellStart"/>
+      <w:r>
+        <w:rPr>
+          <w:sz w:val="18"/>
+          <w:szCs w:val="18"/>
+          <w:lang w:val="en-US"/>
+        </w:rPr>
+        <w:t>kommunal</w:t>
+      </w:r>
+      <w:proofErr w:type="spellEnd"/>
+      <w:r>
+        <w:rPr>
+          <w:sz w:val="18"/>
+          <w:szCs w:val="18"/>
+          <w:lang w:val="en-US"/>
+        </w:rPr>
+        <w:t xml:space="preserve"> </w:t>
+      </w:r>
+      <w:proofErr w:type="spellStart"/>
+      <w:r>
+        <w:rPr>
+          <w:sz w:val="18"/>
+          <w:szCs w:val="18"/>
+          <w:lang w:val="en-US"/>
+        </w:rPr>
+        <w:t>xo'jaligi</w:t>
+      </w:r>
+      <w:proofErr w:type="spellEnd"/>
+      <w:r>
+        <w:rPr>
+          <w:sz w:val="18"/>
+          <w:szCs w:val="18"/>
+          <w:lang w:val="en-US"/>
+        </w:rPr>
+        <w:t xml:space="preserve"> </w:t>
+      </w:r>
+      <w:proofErr w:type="spellStart"/>
+      <w:r>
+        <w:rPr>
+          <w:sz w:val="18"/>
+          <w:szCs w:val="18"/>
+          <w:lang w:val="en-US"/>
+        </w:rPr>
+        <w:t>vazirining</w:t>
+      </w:r>
+      <w:proofErr w:type="spellEnd"/>
+      <w:r>
+        <w:rPr>
+          <w:sz w:val="18"/>
+          <w:szCs w:val="18"/>
+          <w:lang w:val="en-US"/>
+        </w:rPr>
+        <w:t xml:space="preserve"> </w:t>
+      </w:r>
+      <w:proofErr w:type="spellStart"/>
+      <w:r>
+        <w:rPr>
+          <w:sz w:val="18"/>
+          <w:szCs w:val="18"/>
+          <w:lang w:val="en-US"/>
+        </w:rPr>
+        <w:t>o'rinbosari</w:t>
+      </w:r>
+      <w:proofErr w:type="spellEnd"/>
     </w:p>
     <w:p>
       <w:pPr>
@@ -69,6 +215,7 @@
           <w:lang w:val="en-US"/>
         </w:rPr>
       </w:pPr>
+      <w:proofErr w:type="spellStart"/>
       <w:r>
         <w:rPr>
           <w:sz w:val="18"/>
@@ -77,6 +224,7 @@
         </w:rPr>
         <w:t>D.Adilov</w:t>
       </w:r>
+      <w:proofErr w:type="spellEnd"/>
     </w:p>
     <w:p>
       <w:pPr>
@@ -142,16 +290,150 @@
         </w:rPr>
         <w:t xml:space="preserve"> </w:t>
       </w:r>
-      <w:r>
-        <w:rPr>
-          <w:b/>
-          <w:bCs/>
-          <w:sz w:val="18"/>
-          <w:szCs w:val="18"/>
-          <w:lang w:val="en-US"/>
-        </w:rPr>
-        <w:t>nomli {{normative_type_full}}ni ishlab chiqish narxini hisoblash</w:t>
-      </w:r>
+      <w:proofErr w:type="spellStart"/>
+      <w:r>
+        <w:rPr>
+          <w:b/>
+          <w:bCs/>
+          <w:sz w:val="18"/>
+          <w:szCs w:val="18"/>
+          <w:lang w:val="en-US"/>
+        </w:rPr>
+        <w:t>nomli</w:t>
+      </w:r>
+      <w:proofErr w:type="spellEnd"/>
+      <w:r>
+        <w:rPr>
+          <w:b/>
+          <w:bCs/>
+          <w:sz w:val="18"/>
+          <w:szCs w:val="18"/>
+          <w:lang w:val="en-US"/>
+        </w:rPr>
+        <w:t xml:space="preserve"> {{</w:t>
+      </w:r>
+      <w:proofErr w:type="spellStart"/>
+      <w:r>
+        <w:rPr>
+          <w:b/>
+          <w:bCs/>
+          <w:sz w:val="18"/>
+          <w:szCs w:val="18"/>
+          <w:lang w:val="en-US"/>
+        </w:rPr>
+        <w:t>normative_type_full</w:t>
+      </w:r>
+      <w:proofErr w:type="spellEnd"/>
+      <w:r>
+        <w:rPr>
+          <w:b/>
+          <w:bCs/>
+          <w:sz w:val="18"/>
+          <w:szCs w:val="18"/>
+          <w:lang w:val="en-US"/>
+        </w:rPr>
+        <w:t>}}</w:t>
+      </w:r>
+      <w:proofErr w:type="spellStart"/>
+      <w:r>
+        <w:rPr>
+          <w:b/>
+          <w:bCs/>
+          <w:sz w:val="18"/>
+          <w:szCs w:val="18"/>
+          <w:lang w:val="en-US"/>
+        </w:rPr>
+        <w:t>ni</w:t>
+      </w:r>
+      <w:proofErr w:type="spellEnd"/>
+      <w:r>
+        <w:rPr>
+          <w:b/>
+          <w:bCs/>
+          <w:sz w:val="18"/>
+          <w:szCs w:val="18"/>
+          <w:lang w:val="en-US"/>
+        </w:rPr>
+        <w:t xml:space="preserve"> </w:t>
+      </w:r>
+      <w:proofErr w:type="spellStart"/>
+      <w:r>
+        <w:rPr>
+          <w:b/>
+          <w:bCs/>
+          <w:sz w:val="18"/>
+          <w:szCs w:val="18"/>
+          <w:lang w:val="en-US"/>
+        </w:rPr>
+        <w:t>ishlab</w:t>
+      </w:r>
+      <w:proofErr w:type="spellEnd"/>
+      <w:r>
+        <w:rPr>
+          <w:b/>
+          <w:bCs/>
+          <w:sz w:val="18"/>
+          <w:szCs w:val="18"/>
+          <w:lang w:val="en-US"/>
+        </w:rPr>
+        <w:t xml:space="preserve"> </w:t>
+      </w:r>
+      <w:proofErr w:type="spellStart"/>
+      <w:r>
+        <w:rPr>
+          <w:b/>
+          <w:bCs/>
+          <w:sz w:val="18"/>
+          <w:szCs w:val="18"/>
+          <w:lang w:val="en-US"/>
+        </w:rPr>
+        <w:t>chiqish</w:t>
+      </w:r>
+      <w:proofErr w:type="spellEnd"/>
+      <w:r>
+        <w:rPr>
+          <w:b/>
+          <w:bCs/>
+          <w:sz w:val="18"/>
+          <w:szCs w:val="18"/>
+          <w:lang w:val="en-US"/>
+        </w:rPr>
+        <w:t xml:space="preserve"> </w:t>
+      </w:r>
+      <w:proofErr w:type="spellStart"/>
+      <w:r>
+        <w:rPr>
+          <w:b/>
+          <w:bCs/>
+          <w:sz w:val="18"/>
+          <w:szCs w:val="18"/>
+          <w:lang w:val="en-US"/>
+        </w:rPr>
+        <w:t>narxini</w:t>
+      </w:r>
+      <w:proofErr w:type="spellEnd"/>
+      <w:r>
+        <w:rPr>
+          <w:b/>
+          <w:bCs/>
+          <w:sz w:val="18"/>
+          <w:szCs w:val="18"/>
+          <w:lang w:val="en-US"/>
+        </w:rPr>
+        <w:t xml:space="preserve"> </w:t>
+      </w:r>
+      <w:proofErr w:type="spellStart"/>
+      <w:r>
+        <w:rPr>
+          <w:b/>
+          <w:bCs/>
+          <w:sz w:val="18"/>
+          <w:szCs w:val="18"/>
+          <w:lang w:val="en-US"/>
+        </w:rPr>
+        <w:t>hisoblash</w:t>
+      </w:r>
+      <w:proofErr w:type="spellEnd"/>
     </w:p>
     <w:p>
       <w:pPr>
@@ -163,13 +445,167 @@
           <w:lang w:val="en-US"/>
         </w:rPr>
       </w:pPr>
-      <w:r>
-        <w:rPr>
-          <w:sz w:val="18"/>
-          <w:szCs w:val="18"/>
-          <w:lang w:val="en-US"/>
-        </w:rPr>
-        <w:t xml:space="preserve">O'zbekiston Respublikasi Qurilish va uy-joy kommunal xo'jaligi vazirining 03.07.2026 yildagi </w:t>
+      <w:proofErr w:type="spellStart"/>
+      <w:r>
+        <w:rPr>
+          <w:sz w:val="18"/>
+          <w:szCs w:val="18"/>
+          <w:lang w:val="en-US"/>
+        </w:rPr>
+        <w:t>O'zbekiston</w:t>
+      </w:r>
+      <w:proofErr w:type="spellEnd"/>
+      <w:r>
+        <w:rPr>
+          <w:sz w:val="18"/>
+          <w:szCs w:val="18"/>
+          <w:lang w:val="en-US"/>
+        </w:rPr>
+        <w:t xml:space="preserve"> </w:t>
+      </w:r>
+      <w:proofErr w:type="spellStart"/>
+      <w:r>
+        <w:rPr>
+          <w:sz w:val="18"/>
+          <w:szCs w:val="18"/>
+          <w:lang w:val="en-US"/>
+        </w:rPr>
+        <w:t>Respublikasi</w:t>
+      </w:r>
+      <w:proofErr w:type="spellEnd"/>
+      <w:r>
+        <w:rPr>
+          <w:sz w:val="18"/>
+          <w:szCs w:val="18"/>
+          <w:lang w:val="en-US"/>
+        </w:rPr>
+        <w:t xml:space="preserve"> </w:t>
+      </w:r>
+      <w:proofErr w:type="spellStart"/>
+      <w:r>
+        <w:rPr>
+          <w:sz w:val="18"/>
+          <w:szCs w:val="18"/>
+          <w:lang w:val="en-US"/>
+        </w:rPr>
+        <w:t>Qurilish</w:t>
+      </w:r>
+      <w:proofErr w:type="spellEnd"/>
+      <w:r>
+        <w:rPr>
+          <w:sz w:val="18"/>
+          <w:szCs w:val="18"/>
+          <w:lang w:val="en-US"/>
+        </w:rPr>
+        <w:t xml:space="preserve"> </w:t>
+      </w:r>
+      <w:proofErr w:type="spellStart"/>
+      <w:r>
+        <w:rPr>
+          <w:sz w:val="18"/>
+          <w:szCs w:val="18"/>
+          <w:lang w:val="en-US"/>
+        </w:rPr>
+        <w:t>va</w:t>
+      </w:r>
+      <w:proofErr w:type="spellEnd"/>
+      <w:r>
+        <w:rPr>
+          <w:sz w:val="18"/>
+          <w:szCs w:val="18"/>
+          <w:lang w:val="en-US"/>
+        </w:rPr>
+        <w:t xml:space="preserve"> </w:t>
+      </w:r>
+      <w:proofErr w:type="spellStart"/>
+      <w:r>
+        <w:rPr>
+          <w:sz w:val="18"/>
+          <w:szCs w:val="18"/>
+          <w:lang w:val="en-US"/>
+        </w:rPr>
+        <w:t>uy</w:t>
+      </w:r>
+      <w:proofErr w:type="spellEnd"/>
+      <w:r>
+        <w:rPr>
+          <w:sz w:val="18"/>
+          <w:szCs w:val="18"/>
+          <w:lang w:val="en-US"/>
+        </w:rPr>
+        <w:t xml:space="preserve">-joy </w:t>
+      </w:r>
+      <w:proofErr w:type="spellStart"/>
+      <w:r>
+        <w:rPr>
+          <w:sz w:val="18"/>
+          <w:szCs w:val="18"/>
+          <w:lang w:val="en-US"/>
+        </w:rPr>
+        <w:t>kommunal</w:t>
+      </w:r>
+      <w:proofErr w:type="spellEnd"/>
+      <w:r>
+        <w:rPr>
+          <w:sz w:val="18"/>
+          <w:szCs w:val="18"/>
+          <w:lang w:val="en-US"/>
+        </w:rPr>
+        <w:t xml:space="preserve"> </w:t>
+      </w:r>
+      <w:proofErr w:type="spellStart"/>
+      <w:r>
+        <w:rPr>
+          <w:sz w:val="18"/>
+          <w:szCs w:val="18"/>
+          <w:lang w:val="en-US"/>
+        </w:rPr>
+        <w:t>xo'jaligi</w:t>
+      </w:r>
+      <w:proofErr w:type="spellEnd"/>
+      <w:r>
+        <w:rPr>
+          <w:sz w:val="18"/>
+          <w:szCs w:val="18"/>
+          <w:lang w:val="en-US"/>
+        </w:rPr>
+        <w:t xml:space="preserve"> </w:t>
+      </w:r>
+      <w:proofErr w:type="spellStart"/>
+      <w:r>
+        <w:rPr>
+          <w:sz w:val="18"/>
+          <w:szCs w:val="18"/>
+          <w:lang w:val="en-US"/>
+        </w:rPr>
+        <w:t>vazirining</w:t>
+      </w:r>
+      <w:proofErr w:type="spellEnd"/>
+      <w:r>
+        <w:rPr>
+          <w:sz w:val="18"/>
+          <w:szCs w:val="18"/>
+          <w:lang w:val="en-US"/>
+        </w:rPr>
+        <w:t xml:space="preserve"> 03.07.2026 </w:t>
+      </w:r>
+      <w:proofErr w:type="spellStart"/>
+      <w:r>
+        <w:rPr>
+          <w:sz w:val="18"/>
+          <w:szCs w:val="18"/>
+          <w:lang w:val="en-US"/>
+        </w:rPr>
+        <w:t>yildagi</w:t>
+      </w:r>
+      <w:proofErr w:type="spellEnd"/>
+      <w:r>
+        <w:rPr>
+          <w:sz w:val="18"/>
+          <w:szCs w:val="18"/>
+          <w:lang w:val="en-US"/>
+        </w:rPr>
+        <w:t xml:space="preserve"> </w:t>
       </w:r>
       <w:r>
         <w:rPr>
@@ -179,15 +615,435 @@
           <w:szCs w:val="18"/>
           <w:lang w:val="en-US"/>
         </w:rPr>
-        <w:t>(Adliya vazirligidan 3886 raqami bilan ro'yxatdan o'tgan)</w:t>
-      </w:r>
-      <w:r>
-        <w:rPr>
-          <w:sz w:val="18"/>
-          <w:szCs w:val="18"/>
-          <w:lang w:val="en-US"/>
-        </w:rPr>
-        <w:t xml:space="preserve"> Qurilish va uy-joy kommunal xo'jaligi sohasidagi normativ hujjatlarni ishlab chiqish qiymatini aniqlash bo'yicha yo'riqnomaga asosan aniqlanadi.</w:t>
+        <w:t>(</w:t>
+      </w:r>
+      <w:proofErr w:type="spellStart"/>
+      <w:r>
+        <w:rPr>
+          <w:i/>
+          <w:iCs/>
+          <w:sz w:val="18"/>
+          <w:szCs w:val="18"/>
+          <w:lang w:val="en-US"/>
+        </w:rPr>
+        <w:t>Adliya</w:t>
+      </w:r>
+      <w:proofErr w:type="spellEnd"/>
+      <w:r>
+        <w:rPr>
+          <w:i/>
+          <w:iCs/>
+          <w:sz w:val="18"/>
+          <w:szCs w:val="18"/>
+          <w:lang w:val="en-US"/>
+        </w:rPr>
+        <w:t xml:space="preserve"> </w:t>
+      </w:r>
+      <w:proofErr w:type="spellStart"/>
+      <w:r>
+        <w:rPr>
+          <w:i/>
+          <w:iCs/>
+          <w:sz w:val="18"/>
+          <w:szCs w:val="18"/>
+          <w:lang w:val="en-US"/>
+        </w:rPr>
+        <w:t>vazirligidan</w:t>
+      </w:r>
+      <w:proofErr w:type="spellEnd"/>
+      <w:r>
+        <w:rPr>
+          <w:i/>
+          <w:iCs/>
+          <w:sz w:val="18"/>
+          <w:szCs w:val="18"/>
+          <w:lang w:val="en-US"/>
+        </w:rPr>
+        <w:t xml:space="preserve"> 3886 </w:t>
+      </w:r>
+      <w:proofErr w:type="spellStart"/>
+      <w:r>
+        <w:rPr>
+          <w:i/>
+          <w:iCs/>
+          <w:sz w:val="18"/>
+          <w:szCs w:val="18"/>
+          <w:lang w:val="en-US"/>
+        </w:rPr>
+        <w:t>raqami</w:t>
+      </w:r>
+      <w:proofErr w:type="spellEnd"/>
+      <w:r>
+        <w:rPr>
+          <w:i/>
+          <w:iCs/>
+          <w:sz w:val="18"/>
+          <w:szCs w:val="18"/>
+          <w:lang w:val="en-US"/>
+        </w:rPr>
+        <w:t xml:space="preserve"> </w:t>
+      </w:r>
+      <w:proofErr w:type="spellStart"/>
+      <w:r>
+        <w:rPr>
+          <w:i/>
+          <w:iCs/>
+          <w:sz w:val="18"/>
+          <w:szCs w:val="18"/>
+          <w:lang w:val="en-US"/>
+        </w:rPr>
+        <w:t>bilan</w:t>
+      </w:r>
+      <w:proofErr w:type="spellEnd"/>
+      <w:r>
+        <w:rPr>
+          <w:i/>
+          <w:iCs/>
+          <w:sz w:val="18"/>
+          <w:szCs w:val="18"/>
+          <w:lang w:val="en-US"/>
+        </w:rPr>
+        <w:t xml:space="preserve"> </w:t>
+      </w:r>
+      <w:proofErr w:type="spellStart"/>
+      <w:r>
+        <w:rPr>
+          <w:i/>
+          <w:iCs/>
+          <w:sz w:val="18"/>
+          <w:szCs w:val="18"/>
+          <w:lang w:val="en-US"/>
+        </w:rPr>
+        <w:t>ro'yxatdan</w:t>
+      </w:r>
+      <w:proofErr w:type="spellEnd"/>
+      <w:r>
+        <w:rPr>
+          <w:i/>
+          <w:iCs/>
+          <w:sz w:val="18"/>
+          <w:szCs w:val="18"/>
+          <w:lang w:val="en-US"/>
+        </w:rPr>
+        <w:t xml:space="preserve"> </w:t>
+      </w:r>
+      <w:proofErr w:type="spellStart"/>
+      <w:r>
+        <w:rPr>
+          <w:i/>
+          <w:iCs/>
+          <w:sz w:val="18"/>
+          <w:szCs w:val="18"/>
+          <w:lang w:val="en-US"/>
+        </w:rPr>
+        <w:t>o'tgan</w:t>
+      </w:r>
+      <w:proofErr w:type="spellEnd"/>
+      <w:r>
+        <w:rPr>
+          <w:i/>
+          <w:iCs/>
+          <w:sz w:val="18"/>
+          <w:szCs w:val="18"/>
+          <w:lang w:val="en-US"/>
+        </w:rPr>
+        <w:t>)</w:t>
+      </w:r>
+      <w:r>
+        <w:rPr>
+          <w:sz w:val="18"/>
+          <w:szCs w:val="18"/>
+          <w:lang w:val="en-US"/>
+        </w:rPr>
+        <w:t xml:space="preserve"> </w:t>
+      </w:r>
+      <w:proofErr w:type="spellStart"/>
+      <w:r>
+        <w:rPr>
+          <w:sz w:val="18"/>
+          <w:szCs w:val="18"/>
+          <w:lang w:val="en-US"/>
+        </w:rPr>
+        <w:t>Qurilish</w:t>
+      </w:r>
+      <w:proofErr w:type="spellEnd"/>
+      <w:r>
+        <w:rPr>
+          <w:sz w:val="18"/>
+          <w:szCs w:val="18"/>
+          <w:lang w:val="en-US"/>
+        </w:rPr>
+        <w:t xml:space="preserve"> </w:t>
+      </w:r>
+      <w:proofErr w:type="spellStart"/>
+      <w:r>
+        <w:rPr>
+          <w:sz w:val="18"/>
+          <w:szCs w:val="18"/>
+          <w:lang w:val="en-US"/>
+        </w:rPr>
+        <w:t>va</w:t>
+      </w:r>
+      <w:proofErr w:type="spellEnd"/>
+      <w:r>
+        <w:rPr>
+          <w:sz w:val="18"/>
+          <w:szCs w:val="18"/>
+          <w:lang w:val="en-US"/>
+        </w:rPr>
+        <w:t xml:space="preserve"> </w:t>
+      </w:r>
+      <w:proofErr w:type="spellStart"/>
+      <w:r>
+        <w:rPr>
+          <w:sz w:val="18"/>
+          <w:szCs w:val="18"/>
+          <w:lang w:val="en-US"/>
+        </w:rPr>
+        <w:t>uy</w:t>
+      </w:r>
+      <w:proofErr w:type="spellEnd"/>
+      <w:r>
+        <w:rPr>
+          <w:sz w:val="18"/>
+          <w:szCs w:val="18"/>
+          <w:lang w:val="en-US"/>
+        </w:rPr>
+        <w:t xml:space="preserve">-joy </w:t>
+      </w:r>
+      <w:proofErr w:type="spellStart"/>
+      <w:r>
+        <w:rPr>
+          <w:sz w:val="18"/>
+          <w:szCs w:val="18"/>
+          <w:lang w:val="en-US"/>
+        </w:rPr>
+        <w:t>kommunal</w:t>
+      </w:r>
+      <w:proofErr w:type="spellEnd"/>
+      <w:r>
+        <w:rPr>
+          <w:sz w:val="18"/>
+          <w:szCs w:val="18"/>
+          <w:lang w:val="en-US"/>
+        </w:rPr>
+        <w:t xml:space="preserve"> </w:t>
+      </w:r>
+      <w:proofErr w:type="spellStart"/>
+      <w:r>
+        <w:rPr>
+          <w:sz w:val="18"/>
+          <w:szCs w:val="18"/>
+          <w:lang w:val="en-US"/>
+        </w:rPr>
+        <w:t>xo'jaligi</w:t>
+      </w:r>
+      <w:proofErr w:type="spellEnd"/>
+      <w:r>
+        <w:rPr>
+          <w:sz w:val="18"/>
+          <w:szCs w:val="18"/>
+          <w:lang w:val="en-US"/>
+        </w:rPr>
+        <w:t xml:space="preserve"> </w:t>
+      </w:r>
+      <w:proofErr w:type="spellStart"/>
+      <w:r>
+        <w:rPr>
+          <w:sz w:val="18"/>
+          <w:szCs w:val="18"/>
+          <w:lang w:val="en-US"/>
+        </w:rPr>
+        <w:t>sohasidagi</w:t>
+      </w:r>
+      <w:proofErr w:type="spellEnd"/>
+      <w:r>
+        <w:rPr>
+          <w:sz w:val="18"/>
+          <w:szCs w:val="18"/>
+          <w:lang w:val="en-US"/>
+        </w:rPr>
+        <w:t xml:space="preserve"> </w:t>
+      </w:r>
+      <w:proofErr w:type="spellStart"/>
+      <w:r>
+        <w:rPr>
+          <w:sz w:val="18"/>
+          <w:szCs w:val="18"/>
+          <w:lang w:val="en-US"/>
+        </w:rPr>
+        <w:t>normativ</w:t>
+      </w:r>
+      <w:proofErr w:type="spellEnd"/>
+      <w:r>
+        <w:rPr>
+          <w:sz w:val="18"/>
+          <w:szCs w:val="18"/>
+          <w:lang w:val="en-US"/>
+        </w:rPr>
+        <w:t xml:space="preserve"> </w:t>
+      </w:r>
+      <w:proofErr w:type="spellStart"/>
+      <w:r>
+        <w:rPr>
+          <w:sz w:val="18"/>
+          <w:szCs w:val="18"/>
+          <w:lang w:val="en-US"/>
+        </w:rPr>
+        <w:t>hujjatlarni</w:t>
+      </w:r>
+      <w:proofErr w:type="spellEnd"/>
+      <w:r>
+        <w:rPr>
+          <w:sz w:val="18"/>
+          <w:szCs w:val="18"/>
+          <w:lang w:val="en-US"/>
+        </w:rPr>
+        <w:t xml:space="preserve"> </w:t>
+      </w:r>
+      <w:proofErr w:type="spellStart"/>
+      <w:r>
+        <w:rPr>
+          <w:sz w:val="18"/>
+          <w:szCs w:val="18"/>
+          <w:lang w:val="en-US"/>
+        </w:rPr>
+        <w:t>ishlab</w:t>
+      </w:r>
+      <w:proofErr w:type="spellEnd"/>
+      <w:r>
+        <w:rPr>
+          <w:sz w:val="18"/>
+          <w:szCs w:val="18"/>
+          <w:lang w:val="en-US"/>
+        </w:rPr>
+        <w:t xml:space="preserve"> </w:t>
+      </w:r>
+      <w:proofErr w:type="spellStart"/>
+      <w:r>
+        <w:rPr>
+          <w:sz w:val="18"/>
+          <w:szCs w:val="18"/>
+          <w:lang w:val="en-US"/>
+        </w:rPr>
+        <w:t>chiqish</w:t>
+      </w:r>
+      <w:proofErr w:type="spellEnd"/>
+      <w:r>
+        <w:rPr>
+          <w:sz w:val="18"/>
+          <w:szCs w:val="18"/>
+          <w:lang w:val="en-US"/>
+        </w:rPr>
+        <w:t xml:space="preserve"> </w:t>
+      </w:r>
+      <w:proofErr w:type="spellStart"/>
+      <w:r>
+        <w:rPr>
+          <w:sz w:val="18"/>
+          <w:szCs w:val="18"/>
+          <w:lang w:val="en-US"/>
+        </w:rPr>
+        <w:t>qiymatini</w:t>
+      </w:r>
+      <w:proofErr w:type="spellEnd"/>
+      <w:r>
+        <w:rPr>
+          <w:sz w:val="18"/>
+          <w:szCs w:val="18"/>
+          <w:lang w:val="en-US"/>
+        </w:rPr>
+        <w:t xml:space="preserve"> </w:t>
+      </w:r>
+      <w:proofErr w:type="spellStart"/>
+      <w:r>
+        <w:rPr>
+          <w:sz w:val="18"/>
+          <w:szCs w:val="18"/>
+          <w:lang w:val="en-US"/>
+        </w:rPr>
+        <w:t>aniqlash</w:t>
+      </w:r>
+      <w:proofErr w:type="spellEnd"/>
+      <w:r>
+        <w:rPr>
+          <w:sz w:val="18"/>
+          <w:szCs w:val="18"/>
+          <w:lang w:val="en-US"/>
+        </w:rPr>
+        <w:t xml:space="preserve"> </w:t>
+      </w:r>
+      <w:proofErr w:type="spellStart"/>
+      <w:r>
+        <w:rPr>
+          <w:sz w:val="18"/>
+          <w:szCs w:val="18"/>
+          <w:lang w:val="en-US"/>
+        </w:rPr>
+        <w:t>bo'yicha</w:t>
+      </w:r>
+      <w:proofErr w:type="spellEnd"/>
+      <w:r>
+        <w:rPr>
+          <w:sz w:val="18"/>
+          <w:szCs w:val="18"/>
+          <w:lang w:val="en-US"/>
+        </w:rPr>
+        <w:t xml:space="preserve"> </w:t>
+      </w:r>
+      <w:proofErr w:type="spellStart"/>
+      <w:r>
+        <w:rPr>
+          <w:sz w:val="18"/>
+          <w:szCs w:val="18"/>
+          <w:lang w:val="en-US"/>
+        </w:rPr>
+        <w:t>yo'riqnomaga</w:t>
+      </w:r>
+      <w:proofErr w:type="spellEnd"/>
+      <w:r>
+        <w:rPr>
+          <w:sz w:val="18"/>
+          <w:szCs w:val="18"/>
+          <w:lang w:val="en-US"/>
+        </w:rPr>
+        <w:t xml:space="preserve"> </w:t>
+      </w:r>
+      <w:proofErr w:type="spellStart"/>
+      <w:r>
+        <w:rPr>
+          <w:sz w:val="18"/>
+          <w:szCs w:val="18"/>
+          <w:lang w:val="en-US"/>
+        </w:rPr>
+        <w:t>asosan</w:t>
+      </w:r>
+      <w:proofErr w:type="spellEnd"/>
+      <w:r>
+        <w:rPr>
+          <w:sz w:val="18"/>
+          <w:szCs w:val="18"/>
+          <w:lang w:val="en-US"/>
+        </w:rPr>
+        <w:t xml:space="preserve"> </w:t>
+      </w:r>
+      <w:proofErr w:type="spellStart"/>
+      <w:r>
+        <w:rPr>
+          <w:sz w:val="18"/>
+          <w:szCs w:val="18"/>
+          <w:lang w:val="en-US"/>
+        </w:rPr>
+        <w:t>aniqlanadi</w:t>
+      </w:r>
+      <w:proofErr w:type="spellEnd"/>
+      <w:r>
+        <w:rPr>
+          <w:sz w:val="18"/>
+          <w:szCs w:val="18"/>
+          <w:lang w:val="en-US"/>
+        </w:rPr>
+        <w:t>.</w:t>
       </w:r>
     </w:p>
     <w:tbl>
@@ -208,19 +1064,19 @@
         <w:tblLook w:val="04A0" w:firstRow="1" w:lastRow="0" w:firstColumn="1" w:lastColumn="0" w:noHBand="0" w:noVBand="1"/>
       </w:tblPr>
       <w:tblGrid>
-        <w:gridCol w:w="1093"/>
+        <w:gridCol w:w="988"/>
         <w:gridCol w:w="1186"/>
-        <w:gridCol w:w="1237"/>
+        <w:gridCol w:w="1149"/>
         <w:gridCol w:w="1726"/>
-        <w:gridCol w:w="1300"/>
-        <w:gridCol w:w="399"/>
-        <w:gridCol w:w="1232"/>
+        <w:gridCol w:w="1325"/>
+        <w:gridCol w:w="607"/>
+        <w:gridCol w:w="1192"/>
         <w:gridCol w:w="1466"/>
       </w:tblGrid>
       <w:tr>
         <w:tc>
           <w:tcPr>
-            <w:tcW w:w="1093" w:type="dxa"/>
+            <w:tcW w:w="988" w:type="dxa"/>
             <w:tcBorders>
               <w:top w:val="single" w:sz="4" w:space="0" w:color="000000"/>
               <w:left w:val="single" w:sz="4" w:space="0" w:color="000000"/>
@@ -236,13 +1092,63 @@
                 <w:szCs w:val="18"/>
               </w:rPr>
             </w:pPr>
+            <w:proofErr w:type="spellStart"/>
             <w:r>
               <w:rPr>
                 <w:sz w:val="18"/>
                 <w:szCs w:val="18"/>
               </w:rPr>
-              <w:t>Normativ hujjatning umumiy beti</w:t>
+              <w:t>Normativ</w:t>
             </w:r>
+            <w:proofErr w:type="spellEnd"/>
+            <w:r>
+              <w:rPr>
+                <w:sz w:val="18"/>
+                <w:szCs w:val="18"/>
+              </w:rPr>
+              <w:t xml:space="preserve"> </w:t>
+            </w:r>
+            <w:proofErr w:type="spellStart"/>
+            <w:r>
+              <w:rPr>
+                <w:sz w:val="18"/>
+                <w:szCs w:val="18"/>
+              </w:rPr>
+              <w:t>hujjatning</w:t>
+            </w:r>
+            <w:proofErr w:type="spellEnd"/>
+            <w:r>
+              <w:rPr>
+                <w:sz w:val="18"/>
+                <w:szCs w:val="18"/>
+              </w:rPr>
+              <w:t xml:space="preserve"> </w:t>
+            </w:r>
+            <w:proofErr w:type="spellStart"/>
+            <w:r>
+              <w:rPr>
+                <w:sz w:val="18"/>
+                <w:szCs w:val="18"/>
+              </w:rPr>
+              <w:t>umumiy</w:t>
+            </w:r>
+            <w:proofErr w:type="spellEnd"/>
+            <w:r>
+              <w:rPr>
+                <w:sz w:val="18"/>
+                <w:szCs w:val="18"/>
+              </w:rPr>
+              <w:t xml:space="preserve"> </w:t>
+            </w:r>
+            <w:proofErr w:type="spellStart"/>
+            <w:r>
+              <w:rPr>
+                <w:sz w:val="18"/>
+                <w:szCs w:val="18"/>
+              </w:rPr>
+              <w:t>beti</w:t>
+            </w:r>
+            <w:proofErr w:type="spellEnd"/>
           </w:p>
         </w:tc>
         <w:tc>
@@ -269,13 +1175,29 @@
                 <w:sz w:val="18"/>
                 <w:szCs w:val="18"/>
               </w:rPr>
-              <w:t>{{total_pages}}</w:t>
+              <w:t>{{</w:t>
+            </w:r>
+            <w:proofErr w:type="spellStart"/>
+            <w:r>
+              <w:rPr>
+                <w:sz w:val="18"/>
+                <w:szCs w:val="18"/>
+              </w:rPr>
+              <w:t>total_pages</w:t>
+            </w:r>
+            <w:proofErr w:type="spellEnd"/>
+            <w:r>
+              <w:rPr>
+                <w:sz w:val="18"/>
+                <w:szCs w:val="18"/>
+              </w:rPr>
+              <w:t>}}</w:t>
             </w:r>
           </w:p>
         </w:tc>
         <w:tc>
           <w:tcPr>
-            <w:tcW w:w="1237" w:type="dxa"/>
+            <w:tcW w:w="1149" w:type="dxa"/>
             <w:tcBorders>
               <w:top w:val="single" w:sz="4" w:space="0" w:color="000000"/>
               <w:left w:val="single" w:sz="4" w:space="0" w:color="000000"/>
@@ -291,13 +1213,31 @@
                 <w:szCs w:val="18"/>
               </w:rPr>
             </w:pPr>
+            <w:proofErr w:type="spellStart"/>
             <w:r>
               <w:rPr>
                 <w:sz w:val="18"/>
                 <w:szCs w:val="18"/>
               </w:rPr>
-              <w:t>Murakkablik darajasi</w:t>
+              <w:t>Murakkablik</w:t>
             </w:r>
+            <w:proofErr w:type="spellEnd"/>
+            <w:r>
+              <w:rPr>
+                <w:sz w:val="18"/>
+                <w:szCs w:val="18"/>
+              </w:rPr>
+              <w:t xml:space="preserve"> </w:t>
+            </w:r>
+            <w:proofErr w:type="spellStart"/>
+            <w:r>
+              <w:rPr>
+                <w:sz w:val="18"/>
+                <w:szCs w:val="18"/>
+              </w:rPr>
+              <w:t>darajasi</w:t>
+            </w:r>
+            <w:proofErr w:type="spellEnd"/>
           </w:p>
         </w:tc>
         <w:tc>
@@ -324,13 +1264,29 @@
                 <w:sz w:val="18"/>
                 <w:szCs w:val="18"/>
               </w:rPr>
-              <w:t>{{complexity_roman}}</w:t>
+              <w:t>{{</w:t>
+            </w:r>
+            <w:proofErr w:type="spellStart"/>
+            <w:r>
+              <w:rPr>
+                <w:sz w:val="18"/>
+                <w:szCs w:val="18"/>
+              </w:rPr>
+              <w:t>complexity_roman</w:t>
+            </w:r>
+            <w:proofErr w:type="spellEnd"/>
+            <w:r>
+              <w:rPr>
+                <w:sz w:val="18"/>
+                <w:szCs w:val="18"/>
+              </w:rPr>
+              <w:t>}}</w:t>
             </w:r>
           </w:p>
         </w:tc>
         <w:tc>
           <w:tcPr>
-            <w:tcW w:w="1300" w:type="dxa"/>
+            <w:tcW w:w="1325" w:type="dxa"/>
             <w:tcBorders>
               <w:top w:val="single" w:sz="4" w:space="0" w:color="000000"/>
               <w:left w:val="single" w:sz="4" w:space="0" w:color="000000"/>
@@ -346,18 +1302,52 @@
                 <w:szCs w:val="18"/>
               </w:rPr>
             </w:pPr>
+            <w:proofErr w:type="spellStart"/>
             <w:r>
               <w:rPr>
                 <w:sz w:val="18"/>
                 <w:szCs w:val="18"/>
               </w:rPr>
-              <w:t>Foydalanilgan manbalar soni</w:t>
+              <w:t>Foydalanilgan</w:t>
             </w:r>
+            <w:proofErr w:type="spellEnd"/>
+            <w:r>
+              <w:rPr>
+                <w:sz w:val="18"/>
+                <w:szCs w:val="18"/>
+              </w:rPr>
+              <w:t xml:space="preserve"> </w:t>
+            </w:r>
+            <w:proofErr w:type="spellStart"/>
+            <w:r>
+              <w:rPr>
+                <w:sz w:val="18"/>
+                <w:szCs w:val="18"/>
+              </w:rPr>
+              <w:t>manbalar</w:t>
+            </w:r>
+            <w:proofErr w:type="spellEnd"/>
+            <w:r>
+              <w:rPr>
+                <w:sz w:val="18"/>
+                <w:szCs w:val="18"/>
+              </w:rPr>
+              <w:t xml:space="preserve"> </w:t>
+            </w:r>
+            <w:proofErr w:type="spellStart"/>
+            <w:r>
+              <w:rPr>
+                <w:sz w:val="18"/>
+                <w:szCs w:val="18"/>
+              </w:rPr>
+              <w:t>soni</w:t>
+            </w:r>
+            <w:proofErr w:type="spellEnd"/>
           </w:p>
         </w:tc>
         <w:tc>
           <w:tcPr>
-            <w:tcW w:w="399" w:type="dxa"/>
+            <w:tcW w:w="607" w:type="dxa"/>
             <w:tcBorders>
               <w:top w:val="single" w:sz="4" w:space="0" w:color="000000"/>
               <w:left w:val="single" w:sz="4" w:space="0" w:color="000000"/>
@@ -385,7 +1375,7 @@
         </w:tc>
         <w:tc>
           <w:tcPr>
-            <w:tcW w:w="1232" w:type="dxa"/>
+            <w:tcW w:w="1192" w:type="dxa"/>
             <w:tcBorders>
               <w:top w:val="single" w:sz="4" w:space="0" w:color="000000"/>
               <w:left w:val="single" w:sz="4" w:space="0" w:color="000000"/>
@@ -401,13 +1391,47 @@
                 <w:szCs w:val="18"/>
               </w:rPr>
             </w:pPr>
+            <w:proofErr w:type="spellStart"/>
             <w:r>
               <w:rPr>
                 <w:sz w:val="18"/>
                 <w:szCs w:val="18"/>
               </w:rPr>
-              <w:t>Tadqiqot o'tkazilishi rejalashtirilgan</w:t>
+              <w:t>Tadqiqot</w:t>
             </w:r>
+            <w:proofErr w:type="spellEnd"/>
+            <w:r>
+              <w:rPr>
+                <w:sz w:val="18"/>
+                <w:szCs w:val="18"/>
+              </w:rPr>
+              <w:t xml:space="preserve"> </w:t>
+            </w:r>
+            <w:proofErr w:type="spellStart"/>
+            <w:r>
+              <w:rPr>
+                <w:sz w:val="18"/>
+                <w:szCs w:val="18"/>
+              </w:rPr>
+              <w:t>o'tkazilishi</w:t>
+            </w:r>
+            <w:proofErr w:type="spellEnd"/>
+            <w:r>
+              <w:rPr>
+                <w:sz w:val="18"/>
+                <w:szCs w:val="18"/>
+              </w:rPr>
+              <w:t xml:space="preserve"> </w:t>
+            </w:r>
+            <w:proofErr w:type="spellStart"/>
+            <w:r>
+              <w:rPr>
+                <w:sz w:val="18"/>
+                <w:szCs w:val="18"/>
+              </w:rPr>
+              <w:t>rejalashtirilgan</w:t>
+            </w:r>
+            <w:proofErr w:type="spellEnd"/>
           </w:p>
         </w:tc>
         <w:tc>
@@ -434,7 +1458,23 @@
                 <w:sz w:val="18"/>
                 <w:szCs w:val="18"/>
               </w:rPr>
-              <w:t>{{research_status}}</w:t>
+              <w:t>{{</w:t>
+            </w:r>
+            <w:proofErr w:type="spellStart"/>
+            <w:r>
+              <w:rPr>
+                <w:sz w:val="18"/>
+                <w:szCs w:val="18"/>
+              </w:rPr>
+              <w:t>research_status</w:t>
+            </w:r>
+            <w:proofErr w:type="spellEnd"/>
+            <w:r>
+              <w:rPr>
+                <w:sz w:val="18"/>
+                <w:szCs w:val="18"/>
+              </w:rPr>
+              <w:t>}}</w:t>
             </w:r>
           </w:p>
         </w:tc>
@@ -466,6 +1506,7 @@
           <w:lang w:val="en-US"/>
         </w:rPr>
       </w:pPr>
+      <w:proofErr w:type="spellStart"/>
       <w:r>
         <w:rPr>
           <w:b/>
@@ -475,7 +1516,187 @@
           <w:u w:val="single"/>
           <w:lang w:val="en-US"/>
         </w:rPr>
-        <w:t>Normativ hujjatni ishlab chiqish qiymati quyidagi formula asosida aniqlanadi:</w:t>
+        <w:t>Normativ</w:t>
+      </w:r>
+      <w:proofErr w:type="spellEnd"/>
+      <w:r>
+        <w:rPr>
+          <w:b/>
+          <w:bCs/>
+          <w:sz w:val="18"/>
+          <w:szCs w:val="18"/>
+          <w:u w:val="single"/>
+          <w:lang w:val="en-US"/>
+        </w:rPr>
+        <w:t xml:space="preserve"> </w:t>
+      </w:r>
+      <w:proofErr w:type="spellStart"/>
+      <w:r>
+        <w:rPr>
+          <w:b/>
+          <w:bCs/>
+          <w:sz w:val="18"/>
+          <w:szCs w:val="18"/>
+          <w:u w:val="single"/>
+          <w:lang w:val="en-US"/>
+        </w:rPr>
+        <w:t>hujjatni</w:t>
+      </w:r>
+      <w:proofErr w:type="spellEnd"/>
+      <w:r>
+        <w:rPr>
+          <w:b/>
+          <w:bCs/>
+          <w:sz w:val="18"/>
+          <w:szCs w:val="18"/>
+          <w:u w:val="single"/>
+          <w:lang w:val="en-US"/>
+        </w:rPr>
+        <w:t xml:space="preserve"> </w:t>
+      </w:r>
+      <w:proofErr w:type="spellStart"/>
+      <w:r>
+        <w:rPr>
+          <w:b/>
+          <w:bCs/>
+          <w:sz w:val="18"/>
+          <w:szCs w:val="18"/>
+          <w:u w:val="single"/>
+          <w:lang w:val="en-US"/>
+        </w:rPr>
+        <w:t>ishlab</w:t>
+      </w:r>
+      <w:proofErr w:type="spellEnd"/>
+      <w:r>
+        <w:rPr>
+          <w:b/>
+          <w:bCs/>
+          <w:sz w:val="18"/>
+          <w:szCs w:val="18"/>
+          <w:u w:val="single"/>
+          <w:lang w:val="en-US"/>
+        </w:rPr>
+        <w:t xml:space="preserve"> </w:t>
+      </w:r>
+      <w:proofErr w:type="spellStart"/>
+      <w:r>
+        <w:rPr>
+          <w:b/>
+          <w:bCs/>
+          <w:sz w:val="18"/>
+          <w:szCs w:val="18"/>
+          <w:u w:val="single"/>
+          <w:lang w:val="en-US"/>
+        </w:rPr>
+        <w:t>chiqish</w:t>
+      </w:r>
+      <w:proofErr w:type="spellEnd"/>
+      <w:r>
+        <w:rPr>
+          <w:b/>
+          <w:bCs/>
+          <w:sz w:val="18"/>
+          <w:szCs w:val="18"/>
+          <w:u w:val="single"/>
+          <w:lang w:val="en-US"/>
+        </w:rPr>
+        <w:t xml:space="preserve"> </w:t>
+      </w:r>
+      <w:proofErr w:type="spellStart"/>
+      <w:r>
+        <w:rPr>
+          <w:b/>
+          <w:bCs/>
+          <w:sz w:val="18"/>
+          <w:szCs w:val="18"/>
+          <w:u w:val="single"/>
+          <w:lang w:val="en-US"/>
+        </w:rPr>
+        <w:t>qiymati</w:t>
+      </w:r>
+      <w:proofErr w:type="spellEnd"/>
+      <w:r>
+        <w:rPr>
+          <w:b/>
+          <w:bCs/>
+          <w:sz w:val="18"/>
+          <w:szCs w:val="18"/>
+          <w:u w:val="single"/>
+          <w:lang w:val="en-US"/>
+        </w:rPr>
+        <w:t xml:space="preserve"> </w:t>
+      </w:r>
+      <w:proofErr w:type="spellStart"/>
+      <w:r>
+        <w:rPr>
+          <w:b/>
+          <w:bCs/>
+          <w:sz w:val="18"/>
+          <w:szCs w:val="18"/>
+          <w:u w:val="single"/>
+          <w:lang w:val="en-US"/>
+        </w:rPr>
+        <w:t>quyidagi</w:t>
+      </w:r>
+      <w:proofErr w:type="spellEnd"/>
+      <w:r>
+        <w:rPr>
+          <w:b/>
+          <w:bCs/>
+          <w:sz w:val="18"/>
+          <w:szCs w:val="18"/>
+          <w:u w:val="single"/>
+          <w:lang w:val="en-US"/>
+        </w:rPr>
+        <w:t xml:space="preserve"> formula </w:t>
+      </w:r>
+      <w:proofErr w:type="spellStart"/>
+      <w:r>
+        <w:rPr>
+          <w:b/>
+          <w:bCs/>
+          <w:sz w:val="18"/>
+          <w:szCs w:val="18"/>
+          <w:u w:val="single"/>
+          <w:lang w:val="en-US"/>
+        </w:rPr>
+        <w:t>asosida</w:t>
+      </w:r>
+      <w:proofErr w:type="spellEnd"/>
+      <w:r>
+        <w:rPr>
+          <w:b/>
+          <w:bCs/>
+          <w:sz w:val="18"/>
+          <w:szCs w:val="18"/>
+          <w:u w:val="single"/>
+          <w:lang w:val="en-US"/>
+        </w:rPr>
+        <w:t xml:space="preserve"> </w:t>
+      </w:r>
+      <w:proofErr w:type="spellStart"/>
+      <w:r>
+        <w:rPr>
+          <w:b/>
+          <w:bCs/>
+          <w:sz w:val="18"/>
+          <w:szCs w:val="18"/>
+          <w:u w:val="single"/>
+          <w:lang w:val="en-US"/>
+        </w:rPr>
+        <w:t>aniqlanadi</w:t>
+      </w:r>
+      <w:proofErr w:type="spellEnd"/>
+      <w:r>
+        <w:rPr>
+          <w:b/>
+          <w:bCs/>
+          <w:sz w:val="18"/>
+          <w:szCs w:val="18"/>
+          <w:u w:val="single"/>
+          <w:lang w:val="en-US"/>
+        </w:rPr>
+        <w:t>:</w:t>
       </w:r>
     </w:p>
     <w:p>
@@ -488,16 +1709,62 @@
           <w:lang w:val="en-US"/>
         </w:rPr>
       </w:pPr>
-      <w:r>
-        <w:rPr>
-          <w:b/>
-          <w:bCs/>
-          <w:sz w:val="18"/>
-          <w:szCs w:val="18"/>
-          <w:lang w:val="en-US"/>
-        </w:rPr>
-        <w:t>MHn = MHb + MHi</w:t>
-      </w:r>
+      <w:proofErr w:type="spellStart"/>
+      <w:r>
+        <w:rPr>
+          <w:b/>
+          <w:bCs/>
+          <w:sz w:val="18"/>
+          <w:szCs w:val="18"/>
+          <w:lang w:val="en-US"/>
+        </w:rPr>
+        <w:t>MHn</w:t>
+      </w:r>
+      <w:proofErr w:type="spellEnd"/>
+      <w:r>
+        <w:rPr>
+          <w:b/>
+          <w:bCs/>
+          <w:sz w:val="18"/>
+          <w:szCs w:val="18"/>
+          <w:lang w:val="en-US"/>
+        </w:rPr>
+        <w:t xml:space="preserve"> = </w:t>
+      </w:r>
+      <w:proofErr w:type="spellStart"/>
+      <w:r>
+        <w:rPr>
+          <w:b/>
+          <w:bCs/>
+          <w:sz w:val="18"/>
+          <w:szCs w:val="18"/>
+          <w:lang w:val="en-US"/>
+        </w:rPr>
+        <w:t>MHb</w:t>
+      </w:r>
+      <w:proofErr w:type="spellEnd"/>
+      <w:r>
+        <w:rPr>
+          <w:b/>
+          <w:bCs/>
+          <w:sz w:val="18"/>
+          <w:szCs w:val="18"/>
+          <w:lang w:val="en-US"/>
+        </w:rPr>
+        <w:t xml:space="preserve"> + </w:t>
+      </w:r>
+      <w:proofErr w:type="spellStart"/>
+      <w:r>
+        <w:rPr>
+          <w:b/>
+          <w:bCs/>
+          <w:sz w:val="18"/>
+          <w:szCs w:val="18"/>
+          <w:lang w:val="en-US"/>
+        </w:rPr>
+        <w:t>MHi</w:t>
+      </w:r>
+      <w:proofErr w:type="spellEnd"/>
     </w:p>
     <w:p>
       <w:pPr>
@@ -528,33 +1795,189 @@
           <w:lang w:val="en-US"/>
         </w:rPr>
       </w:pPr>
-      <w:r>
-        <w:rPr>
-          <w:b/>
-          <w:bCs/>
-          <w:sz w:val="18"/>
-          <w:szCs w:val="18"/>
-          <w:lang w:val="en-US"/>
-        </w:rPr>
-        <w:t xml:space="preserve">MHn </w:t>
-      </w:r>
-      <w:r>
-        <w:rPr>
-          <w:sz w:val="18"/>
-          <w:szCs w:val="18"/>
-          <w:lang w:val="en-US"/>
-        </w:rPr>
-        <w:t>– normativ hujjatni ishlab chiqish narxi, so'mda</w:t>
-      </w:r>
-      <w:r>
-        <w:rPr>
-          <w:b/>
-          <w:bCs/>
-          <w:sz w:val="18"/>
-          <w:szCs w:val="18"/>
-          <w:lang w:val="en-US"/>
-        </w:rPr>
-        <w:t xml:space="preserve"> ({{final_total_amount}} so'm);</w:t>
+      <w:proofErr w:type="spellStart"/>
+      <w:r>
+        <w:rPr>
+          <w:b/>
+          <w:bCs/>
+          <w:sz w:val="18"/>
+          <w:szCs w:val="18"/>
+          <w:lang w:val="en-US"/>
+        </w:rPr>
+        <w:t>MHn</w:t>
+      </w:r>
+      <w:proofErr w:type="spellEnd"/>
+      <w:r>
+        <w:rPr>
+          <w:b/>
+          <w:bCs/>
+          <w:sz w:val="18"/>
+          <w:szCs w:val="18"/>
+          <w:lang w:val="en-US"/>
+        </w:rPr>
+        <w:t xml:space="preserve"> </w:t>
+      </w:r>
+      <w:r>
+        <w:rPr>
+          <w:sz w:val="18"/>
+          <w:szCs w:val="18"/>
+          <w:lang w:val="en-US"/>
+        </w:rPr>
+        <w:t xml:space="preserve">– </w:t>
+      </w:r>
+      <w:proofErr w:type="spellStart"/>
+      <w:r>
+        <w:rPr>
+          <w:sz w:val="18"/>
+          <w:szCs w:val="18"/>
+          <w:lang w:val="en-US"/>
+        </w:rPr>
+        <w:t>normativ</w:t>
+      </w:r>
+      <w:proofErr w:type="spellEnd"/>
+      <w:r>
+        <w:rPr>
+          <w:sz w:val="18"/>
+          <w:szCs w:val="18"/>
+          <w:lang w:val="en-US"/>
+        </w:rPr>
+        <w:t xml:space="preserve"> </w:t>
+      </w:r>
+      <w:proofErr w:type="spellStart"/>
+      <w:r>
+        <w:rPr>
+          <w:sz w:val="18"/>
+          <w:szCs w:val="18"/>
+          <w:lang w:val="en-US"/>
+        </w:rPr>
+        <w:t>hujjatni</w:t>
+      </w:r>
+      <w:proofErr w:type="spellEnd"/>
+      <w:r>
+        <w:rPr>
+          <w:sz w:val="18"/>
+          <w:szCs w:val="18"/>
+          <w:lang w:val="en-US"/>
+        </w:rPr>
+        <w:t xml:space="preserve"> </w:t>
+      </w:r>
+      <w:proofErr w:type="spellStart"/>
+      <w:r>
+        <w:rPr>
+          <w:sz w:val="18"/>
+          <w:szCs w:val="18"/>
+          <w:lang w:val="en-US"/>
+        </w:rPr>
+        <w:t>ishlab</w:t>
+      </w:r>
+      <w:proofErr w:type="spellEnd"/>
+      <w:r>
+        <w:rPr>
+          <w:sz w:val="18"/>
+          <w:szCs w:val="18"/>
+          <w:lang w:val="en-US"/>
+        </w:rPr>
+        <w:t xml:space="preserve"> </w:t>
+      </w:r>
+      <w:proofErr w:type="spellStart"/>
+      <w:r>
+        <w:rPr>
+          <w:sz w:val="18"/>
+          <w:szCs w:val="18"/>
+          <w:lang w:val="en-US"/>
+        </w:rPr>
+        <w:t>chiqish</w:t>
+      </w:r>
+      <w:proofErr w:type="spellEnd"/>
+      <w:r>
+        <w:rPr>
+          <w:sz w:val="18"/>
+          <w:szCs w:val="18"/>
+          <w:lang w:val="en-US"/>
+        </w:rPr>
+        <w:t xml:space="preserve"> </w:t>
+      </w:r>
+      <w:proofErr w:type="spellStart"/>
+      <w:r>
+        <w:rPr>
+          <w:sz w:val="18"/>
+          <w:szCs w:val="18"/>
+          <w:lang w:val="en-US"/>
+        </w:rPr>
+        <w:t>narxi</w:t>
+      </w:r>
+      <w:proofErr w:type="spellEnd"/>
+      <w:r>
+        <w:rPr>
+          <w:sz w:val="18"/>
+          <w:szCs w:val="18"/>
+          <w:lang w:val="en-US"/>
+        </w:rPr>
+        <w:t xml:space="preserve">, </w:t>
+      </w:r>
+      <w:proofErr w:type="spellStart"/>
+      <w:r>
+        <w:rPr>
+          <w:sz w:val="18"/>
+          <w:szCs w:val="18"/>
+          <w:lang w:val="en-US"/>
+        </w:rPr>
+        <w:t>so'mda</w:t>
+      </w:r>
+      <w:proofErr w:type="spellEnd"/>
+      <w:r>
+        <w:rPr>
+          <w:b/>
+          <w:bCs/>
+          <w:sz w:val="18"/>
+          <w:szCs w:val="18"/>
+          <w:lang w:val="en-US"/>
+        </w:rPr>
+        <w:t xml:space="preserve"> ({{</w:t>
+      </w:r>
+      <w:proofErr w:type="spellStart"/>
+      <w:r>
+        <w:rPr>
+          <w:b/>
+          <w:bCs/>
+          <w:sz w:val="18"/>
+          <w:szCs w:val="18"/>
+          <w:lang w:val="en-US"/>
+        </w:rPr>
+        <w:t>final_total_amount</w:t>
+      </w:r>
+      <w:proofErr w:type="spellEnd"/>
+      <w:r>
+        <w:rPr>
+          <w:b/>
+          <w:bCs/>
+          <w:sz w:val="18"/>
+          <w:szCs w:val="18"/>
+          <w:lang w:val="en-US"/>
+        </w:rPr>
+        <w:t xml:space="preserve">}} </w:t>
+      </w:r>
+      <w:proofErr w:type="spellStart"/>
+      <w:r>
+        <w:rPr>
+          <w:b/>
+          <w:bCs/>
+          <w:sz w:val="18"/>
+          <w:szCs w:val="18"/>
+          <w:lang w:val="en-US"/>
+        </w:rPr>
+        <w:t>so'm</w:t>
+      </w:r>
+      <w:proofErr w:type="spellEnd"/>
+      <w:r>
+        <w:rPr>
+          <w:b/>
+          <w:bCs/>
+          <w:sz w:val="18"/>
+          <w:szCs w:val="18"/>
+          <w:lang w:val="en-US"/>
+        </w:rPr>
+        <w:t>);</w:t>
       </w:r>
     </w:p>
     <w:p>
@@ -567,6 +1990,7 @@
           <w:lang w:val="en-US"/>
         </w:rPr>
       </w:pPr>
+      <w:proofErr w:type="spellStart"/>
       <w:r>
         <w:rPr>
           <w:b/>
@@ -577,14 +2001,187 @@
         </w:rPr>
         <w:t>MHb</w:t>
       </w:r>
-      <w:r>
-        <w:rPr>
-          <w:sz w:val="18"/>
-          <w:szCs w:val="18"/>
-          <w:lang w:val="en-US"/>
-        </w:rPr>
-        <w:t xml:space="preserve"> – mazkur Yo'riqnomaning 9-bandiga asosan belgilangan normativ hujjatni ishlab chiqishning bazaviy narxi</w:t>
-      </w:r>
+      <w:proofErr w:type="spellEnd"/>
+      <w:r>
+        <w:rPr>
+          <w:sz w:val="18"/>
+          <w:szCs w:val="18"/>
+          <w:lang w:val="en-US"/>
+        </w:rPr>
+        <w:t xml:space="preserve"> – </w:t>
+      </w:r>
+      <w:proofErr w:type="spellStart"/>
+      <w:r>
+        <w:rPr>
+          <w:sz w:val="18"/>
+          <w:szCs w:val="18"/>
+          <w:lang w:val="en-US"/>
+        </w:rPr>
+        <w:t>mazkur</w:t>
+      </w:r>
+      <w:proofErr w:type="spellEnd"/>
+      <w:r>
+        <w:rPr>
+          <w:sz w:val="18"/>
+          <w:szCs w:val="18"/>
+          <w:lang w:val="en-US"/>
+        </w:rPr>
+        <w:t xml:space="preserve"> </w:t>
+      </w:r>
+      <w:proofErr w:type="spellStart"/>
+      <w:r>
+        <w:rPr>
+          <w:sz w:val="18"/>
+          <w:szCs w:val="18"/>
+          <w:lang w:val="en-US"/>
+        </w:rPr>
+        <w:t>Yo'riqnomaning</w:t>
+      </w:r>
+      <w:proofErr w:type="spellEnd"/>
+      <w:r>
+        <w:rPr>
+          <w:sz w:val="18"/>
+          <w:szCs w:val="18"/>
+          <w:lang w:val="en-US"/>
+        </w:rPr>
+        <w:t xml:space="preserve"> 9-bandiga </w:t>
+      </w:r>
+      <w:proofErr w:type="spellStart"/>
+      <w:r>
+        <w:rPr>
+          <w:sz w:val="18"/>
+          <w:szCs w:val="18"/>
+          <w:lang w:val="en-US"/>
+        </w:rPr>
+        <w:t>asosan</w:t>
+      </w:r>
+      <w:proofErr w:type="spellEnd"/>
+      <w:r>
+        <w:rPr>
+          <w:sz w:val="18"/>
+          <w:szCs w:val="18"/>
+          <w:lang w:val="en-US"/>
+        </w:rPr>
+        <w:t xml:space="preserve"> </w:t>
+      </w:r>
+      <w:proofErr w:type="spellStart"/>
+      <w:r>
+        <w:rPr>
+          <w:sz w:val="18"/>
+          <w:szCs w:val="18"/>
+          <w:lang w:val="en-US"/>
+        </w:rPr>
+        <w:t>belgilangan</w:t>
+      </w:r>
+      <w:proofErr w:type="spellEnd"/>
+      <w:r>
+        <w:rPr>
+          <w:sz w:val="18"/>
+          <w:szCs w:val="18"/>
+          <w:lang w:val="en-US"/>
+        </w:rPr>
+        <w:t xml:space="preserve"> </w:t>
+      </w:r>
+      <w:proofErr w:type="spellStart"/>
+      <w:r>
+        <w:rPr>
+          <w:sz w:val="18"/>
+          <w:szCs w:val="18"/>
+          <w:lang w:val="en-US"/>
+        </w:rPr>
+        <w:t>normativ</w:t>
+      </w:r>
+      <w:proofErr w:type="spellEnd"/>
+      <w:r>
+        <w:rPr>
+          <w:sz w:val="18"/>
+          <w:szCs w:val="18"/>
+          <w:lang w:val="en-US"/>
+        </w:rPr>
+        <w:t xml:space="preserve"> </w:t>
+      </w:r>
+      <w:proofErr w:type="spellStart"/>
+      <w:r>
+        <w:rPr>
+          <w:sz w:val="18"/>
+          <w:szCs w:val="18"/>
+          <w:lang w:val="en-US"/>
+        </w:rPr>
+        <w:t>hujjatni</w:t>
+      </w:r>
+      <w:proofErr w:type="spellEnd"/>
+      <w:r>
+        <w:rPr>
+          <w:sz w:val="18"/>
+          <w:szCs w:val="18"/>
+          <w:lang w:val="en-US"/>
+        </w:rPr>
+        <w:t xml:space="preserve"> </w:t>
+      </w:r>
+      <w:proofErr w:type="spellStart"/>
+      <w:r>
+        <w:rPr>
+          <w:sz w:val="18"/>
+          <w:szCs w:val="18"/>
+          <w:lang w:val="en-US"/>
+        </w:rPr>
+        <w:t>ishlab</w:t>
+      </w:r>
+      <w:proofErr w:type="spellEnd"/>
+      <w:r>
+        <w:rPr>
+          <w:sz w:val="18"/>
+          <w:szCs w:val="18"/>
+          <w:lang w:val="en-US"/>
+        </w:rPr>
+        <w:t xml:space="preserve"> </w:t>
+      </w:r>
+      <w:proofErr w:type="spellStart"/>
+      <w:r>
+        <w:rPr>
+          <w:sz w:val="18"/>
+          <w:szCs w:val="18"/>
+          <w:lang w:val="en-US"/>
+        </w:rPr>
+        <w:t>chiqishning</w:t>
+      </w:r>
+      <w:proofErr w:type="spellEnd"/>
+      <w:r>
+        <w:rPr>
+          <w:sz w:val="18"/>
+          <w:szCs w:val="18"/>
+          <w:lang w:val="en-US"/>
+        </w:rPr>
+        <w:t xml:space="preserve"> </w:t>
+      </w:r>
+      <w:proofErr w:type="spellStart"/>
+      <w:r>
+        <w:rPr>
+          <w:sz w:val="18"/>
+          <w:szCs w:val="18"/>
+          <w:lang w:val="en-US"/>
+        </w:rPr>
+        <w:t>bazaviy</w:t>
+      </w:r>
+      <w:proofErr w:type="spellEnd"/>
+      <w:r>
+        <w:rPr>
+          <w:sz w:val="18"/>
+          <w:szCs w:val="18"/>
+          <w:lang w:val="en-US"/>
+        </w:rPr>
+        <w:t xml:space="preserve"> </w:t>
+      </w:r>
+      <w:proofErr w:type="spellStart"/>
+      <w:r>
+        <w:rPr>
+          <w:sz w:val="18"/>
+          <w:szCs w:val="18"/>
+          <w:lang w:val="en-US"/>
+        </w:rPr>
+        <w:t>narxi</w:t>
+      </w:r>
+      <w:proofErr w:type="spellEnd"/>
       <w:r>
         <w:rPr>
           <w:b/>
@@ -613,15 +2210,27 @@
         </w:rPr>
         <w:t xml:space="preserve"> </w:t>
       </w:r>
-      <w:r>
-        <w:rPr>
-          <w:b/>
-          <w:bCs/>
-          <w:sz w:val="18"/>
-          <w:szCs w:val="18"/>
-          <w:lang w:val="en-US"/>
-        </w:rPr>
-        <w:t>so'm);</w:t>
+      <w:proofErr w:type="spellStart"/>
+      <w:r>
+        <w:rPr>
+          <w:b/>
+          <w:bCs/>
+          <w:sz w:val="18"/>
+          <w:szCs w:val="18"/>
+          <w:lang w:val="en-US"/>
+        </w:rPr>
+        <w:t>so'm</w:t>
+      </w:r>
+      <w:proofErr w:type="spellEnd"/>
+      <w:r>
+        <w:rPr>
+          <w:b/>
+          <w:bCs/>
+          <w:sz w:val="18"/>
+          <w:szCs w:val="18"/>
+          <w:lang w:val="en-US"/>
+        </w:rPr>
+        <w:t>);</w:t>
       </w:r>
     </w:p>
     <w:p>
@@ -636,6 +2245,7 @@
           <w:lang w:val="en-US"/>
         </w:rPr>
       </w:pPr>
+      <w:proofErr w:type="spellStart"/>
       <w:r>
         <w:rPr>
           <w:b/>
@@ -646,23 +2256,330 @@
         </w:rPr>
         <w:t>MHi</w:t>
       </w:r>
-      <w:r>
-        <w:rPr>
-          <w:sz w:val="18"/>
-          <w:szCs w:val="18"/>
-          <w:lang w:val="en-US"/>
-        </w:rPr>
-        <w:t xml:space="preserve"> – mazkur Yo'riqnomaning 13-bandiga asosan normativ hujjatni ishlab chiqish uchun ilmiy-tadqiqot, tajriba-konstruktorlik yoki eksperimental ishlarni o'tkazish narxi</w:t>
-      </w:r>
-      <w:r>
-        <w:rPr>
-          <w:b/>
-          <w:bCs/>
-          <w:sz w:val="18"/>
-          <w:szCs w:val="18"/>
-          <w:lang w:val="en-US"/>
-        </w:rPr>
-        <w:t xml:space="preserve"> ({{mhi_amount}} so'm);</w:t>
+      <w:proofErr w:type="spellEnd"/>
+      <w:r>
+        <w:rPr>
+          <w:sz w:val="18"/>
+          <w:szCs w:val="18"/>
+          <w:lang w:val="en-US"/>
+        </w:rPr>
+        <w:t xml:space="preserve"> – </w:t>
+      </w:r>
+      <w:proofErr w:type="spellStart"/>
+      <w:r>
+        <w:rPr>
+          <w:sz w:val="18"/>
+          <w:szCs w:val="18"/>
+          <w:lang w:val="en-US"/>
+        </w:rPr>
+        <w:t>mazkur</w:t>
+      </w:r>
+      <w:proofErr w:type="spellEnd"/>
+      <w:r>
+        <w:rPr>
+          <w:sz w:val="18"/>
+          <w:szCs w:val="18"/>
+          <w:lang w:val="en-US"/>
+        </w:rPr>
+        <w:t xml:space="preserve"> </w:t>
+      </w:r>
+      <w:proofErr w:type="spellStart"/>
+      <w:r>
+        <w:rPr>
+          <w:sz w:val="18"/>
+          <w:szCs w:val="18"/>
+          <w:lang w:val="en-US"/>
+        </w:rPr>
+        <w:t>Yo'riqnomaning</w:t>
+      </w:r>
+      <w:proofErr w:type="spellEnd"/>
+      <w:r>
+        <w:rPr>
+          <w:sz w:val="18"/>
+          <w:szCs w:val="18"/>
+          <w:lang w:val="en-US"/>
+        </w:rPr>
+        <w:t xml:space="preserve"> 13-bandiga </w:t>
+      </w:r>
+      <w:proofErr w:type="spellStart"/>
+      <w:r>
+        <w:rPr>
+          <w:sz w:val="18"/>
+          <w:szCs w:val="18"/>
+          <w:lang w:val="en-US"/>
+        </w:rPr>
+        <w:t>asosan</w:t>
+      </w:r>
+      <w:proofErr w:type="spellEnd"/>
+      <w:r>
+        <w:rPr>
+          <w:sz w:val="18"/>
+          <w:szCs w:val="18"/>
+          <w:lang w:val="en-US"/>
+        </w:rPr>
+        <w:t xml:space="preserve"> </w:t>
+      </w:r>
+      <w:proofErr w:type="spellStart"/>
+      <w:r>
+        <w:rPr>
+          <w:sz w:val="18"/>
+          <w:szCs w:val="18"/>
+          <w:lang w:val="en-US"/>
+        </w:rPr>
+        <w:t>normativ</w:t>
+      </w:r>
+      <w:proofErr w:type="spellEnd"/>
+      <w:r>
+        <w:rPr>
+          <w:sz w:val="18"/>
+          <w:szCs w:val="18"/>
+          <w:lang w:val="en-US"/>
+        </w:rPr>
+        <w:t xml:space="preserve"> </w:t>
+      </w:r>
+      <w:proofErr w:type="spellStart"/>
+      <w:r>
+        <w:rPr>
+          <w:sz w:val="18"/>
+          <w:szCs w:val="18"/>
+          <w:lang w:val="en-US"/>
+        </w:rPr>
+        <w:t>hujjatni</w:t>
+      </w:r>
+      <w:proofErr w:type="spellEnd"/>
+      <w:r>
+        <w:rPr>
+          <w:sz w:val="18"/>
+          <w:szCs w:val="18"/>
+          <w:lang w:val="en-US"/>
+        </w:rPr>
+        <w:t xml:space="preserve"> </w:t>
+      </w:r>
+      <w:proofErr w:type="spellStart"/>
+      <w:r>
+        <w:rPr>
+          <w:sz w:val="18"/>
+          <w:szCs w:val="18"/>
+          <w:lang w:val="en-US"/>
+        </w:rPr>
+        <w:t>ishlab</w:t>
+      </w:r>
+      <w:proofErr w:type="spellEnd"/>
+      <w:r>
+        <w:rPr>
+          <w:sz w:val="18"/>
+          <w:szCs w:val="18"/>
+          <w:lang w:val="en-US"/>
+        </w:rPr>
+        <w:t xml:space="preserve"> </w:t>
+      </w:r>
+      <w:proofErr w:type="spellStart"/>
+      <w:r>
+        <w:rPr>
+          <w:sz w:val="18"/>
+          <w:szCs w:val="18"/>
+          <w:lang w:val="en-US"/>
+        </w:rPr>
+        <w:t>chiqish</w:t>
+      </w:r>
+      <w:proofErr w:type="spellEnd"/>
+      <w:r>
+        <w:rPr>
+          <w:sz w:val="18"/>
+          <w:szCs w:val="18"/>
+          <w:lang w:val="en-US"/>
+        </w:rPr>
+        <w:t xml:space="preserve"> </w:t>
+      </w:r>
+      <w:proofErr w:type="spellStart"/>
+      <w:r>
+        <w:rPr>
+          <w:sz w:val="18"/>
+          <w:szCs w:val="18"/>
+          <w:lang w:val="en-US"/>
+        </w:rPr>
+        <w:t>uchun</w:t>
+      </w:r>
+      <w:proofErr w:type="spellEnd"/>
+      <w:r>
+        <w:rPr>
+          <w:sz w:val="18"/>
+          <w:szCs w:val="18"/>
+          <w:lang w:val="en-US"/>
+        </w:rPr>
+        <w:t xml:space="preserve"> </w:t>
+      </w:r>
+      <w:proofErr w:type="spellStart"/>
+      <w:r>
+        <w:rPr>
+          <w:sz w:val="18"/>
+          <w:szCs w:val="18"/>
+          <w:lang w:val="en-US"/>
+        </w:rPr>
+        <w:t>ilmiy-tadqiqot</w:t>
+      </w:r>
+      <w:proofErr w:type="spellEnd"/>
+      <w:r>
+        <w:rPr>
+          <w:sz w:val="18"/>
+          <w:szCs w:val="18"/>
+          <w:lang w:val="en-US"/>
+        </w:rPr>
+        <w:t xml:space="preserve">, </w:t>
+      </w:r>
+      <w:proofErr w:type="spellStart"/>
+      <w:r>
+        <w:rPr>
+          <w:sz w:val="18"/>
+          <w:szCs w:val="18"/>
+          <w:lang w:val="en-US"/>
+        </w:rPr>
+        <w:t>tajriba-konstruktorlik</w:t>
+      </w:r>
+      <w:proofErr w:type="spellEnd"/>
+      <w:r>
+        <w:rPr>
+          <w:sz w:val="18"/>
+          <w:szCs w:val="18"/>
+          <w:lang w:val="en-US"/>
+        </w:rPr>
+        <w:t xml:space="preserve"> </w:t>
+      </w:r>
+      <w:proofErr w:type="spellStart"/>
+      <w:r>
+        <w:rPr>
+          <w:sz w:val="18"/>
+          <w:szCs w:val="18"/>
+          <w:lang w:val="en-US"/>
+        </w:rPr>
+        <w:t>yoki</w:t>
+      </w:r>
+      <w:proofErr w:type="spellEnd"/>
+      <w:r>
+        <w:rPr>
+          <w:sz w:val="18"/>
+          <w:szCs w:val="18"/>
+          <w:lang w:val="en-US"/>
+        </w:rPr>
+        <w:t xml:space="preserve"> </w:t>
+      </w:r>
+      <w:proofErr w:type="spellStart"/>
+      <w:r>
+        <w:rPr>
+          <w:sz w:val="18"/>
+          <w:szCs w:val="18"/>
+          <w:lang w:val="en-US"/>
+        </w:rPr>
+        <w:t>eksperimental</w:t>
+      </w:r>
+      <w:proofErr w:type="spellEnd"/>
+      <w:r>
+        <w:rPr>
+          <w:sz w:val="18"/>
+          <w:szCs w:val="18"/>
+          <w:lang w:val="en-US"/>
+        </w:rPr>
+        <w:t xml:space="preserve"> </w:t>
+      </w:r>
+      <w:proofErr w:type="spellStart"/>
+      <w:r>
+        <w:rPr>
+          <w:sz w:val="18"/>
+          <w:szCs w:val="18"/>
+          <w:lang w:val="en-US"/>
+        </w:rPr>
+        <w:t>ishlarni</w:t>
+      </w:r>
+      <w:proofErr w:type="spellEnd"/>
+      <w:r>
+        <w:rPr>
+          <w:sz w:val="18"/>
+          <w:szCs w:val="18"/>
+          <w:lang w:val="en-US"/>
+        </w:rPr>
+        <w:t xml:space="preserve"> </w:t>
+      </w:r>
+      <w:proofErr w:type="spellStart"/>
+      <w:r>
+        <w:rPr>
+          <w:sz w:val="18"/>
+          <w:szCs w:val="18"/>
+          <w:lang w:val="en-US"/>
+        </w:rPr>
+        <w:t>o'tkazish</w:t>
+      </w:r>
+      <w:proofErr w:type="spellEnd"/>
+      <w:r>
+        <w:rPr>
+          <w:sz w:val="18"/>
+          <w:szCs w:val="18"/>
+          <w:lang w:val="en-US"/>
+        </w:rPr>
+        <w:t xml:space="preserve"> </w:t>
+      </w:r>
+      <w:proofErr w:type="spellStart"/>
+      <w:r>
+        <w:rPr>
+          <w:sz w:val="18"/>
+          <w:szCs w:val="18"/>
+          <w:lang w:val="en-US"/>
+        </w:rPr>
+        <w:t>narxi</w:t>
+      </w:r>
+      <w:proofErr w:type="spellEnd"/>
+      <w:r>
+        <w:rPr>
+          <w:b/>
+          <w:bCs/>
+          <w:sz w:val="18"/>
+          <w:szCs w:val="18"/>
+          <w:lang w:val="en-US"/>
+        </w:rPr>
+        <w:t xml:space="preserve"> ({{</w:t>
+      </w:r>
+      <w:proofErr w:type="spellStart"/>
+      <w:r>
+        <w:rPr>
+          <w:b/>
+          <w:bCs/>
+          <w:sz w:val="18"/>
+          <w:szCs w:val="18"/>
+          <w:lang w:val="en-US"/>
+        </w:rPr>
+        <w:t>mhi_amount</w:t>
+      </w:r>
+      <w:proofErr w:type="spellEnd"/>
+      <w:r>
+        <w:rPr>
+          <w:b/>
+          <w:bCs/>
+          <w:sz w:val="18"/>
+          <w:szCs w:val="18"/>
+          <w:lang w:val="en-US"/>
+        </w:rPr>
+        <w:t xml:space="preserve">}} </w:t>
+      </w:r>
+      <w:proofErr w:type="spellStart"/>
+      <w:r>
+        <w:rPr>
+          <w:b/>
+          <w:bCs/>
+          <w:sz w:val="18"/>
+          <w:szCs w:val="18"/>
+          <w:lang w:val="en-US"/>
+        </w:rPr>
+        <w:t>so'm</w:t>
+      </w:r>
+      <w:proofErr w:type="spellEnd"/>
+      <w:r>
+        <w:rPr>
+          <w:b/>
+          <w:bCs/>
+          <w:sz w:val="18"/>
+          <w:szCs w:val="18"/>
+          <w:lang w:val="en-US"/>
+        </w:rPr>
+        <w:t>);</w:t>
       </w:r>
     </w:p>
     <w:p>
@@ -678,6 +2595,7 @@
           <w:lang w:val="en-US"/>
         </w:rPr>
       </w:pPr>
+      <w:proofErr w:type="spellStart"/>
       <w:r>
         <w:rPr>
           <w:b/>
@@ -687,7 +2605,211 @@
           <w:u w:val="single"/>
           <w:lang w:val="en-US"/>
         </w:rPr>
-        <w:t>Normativ hujjatni ishlab chiqishning bazaviy narxi quyidagi formula orqali aniqlanadi:</w:t>
+        <w:t>Normativ</w:t>
+      </w:r>
+      <w:proofErr w:type="spellEnd"/>
+      <w:r>
+        <w:rPr>
+          <w:b/>
+          <w:bCs/>
+          <w:sz w:val="18"/>
+          <w:szCs w:val="18"/>
+          <w:u w:val="single"/>
+          <w:lang w:val="en-US"/>
+        </w:rPr>
+        <w:t xml:space="preserve"> </w:t>
+      </w:r>
+      <w:proofErr w:type="spellStart"/>
+      <w:r>
+        <w:rPr>
+          <w:b/>
+          <w:bCs/>
+          <w:sz w:val="18"/>
+          <w:szCs w:val="18"/>
+          <w:u w:val="single"/>
+          <w:lang w:val="en-US"/>
+        </w:rPr>
+        <w:t>hujjatni</w:t>
+      </w:r>
+      <w:proofErr w:type="spellEnd"/>
+      <w:r>
+        <w:rPr>
+          <w:b/>
+          <w:bCs/>
+          <w:sz w:val="18"/>
+          <w:szCs w:val="18"/>
+          <w:u w:val="single"/>
+          <w:lang w:val="en-US"/>
+        </w:rPr>
+        <w:t xml:space="preserve"> </w:t>
+      </w:r>
+      <w:proofErr w:type="spellStart"/>
+      <w:r>
+        <w:rPr>
+          <w:b/>
+          <w:bCs/>
+          <w:sz w:val="18"/>
+          <w:szCs w:val="18"/>
+          <w:u w:val="single"/>
+          <w:lang w:val="en-US"/>
+        </w:rPr>
+        <w:t>ishlab</w:t>
+      </w:r>
+      <w:proofErr w:type="spellEnd"/>
+      <w:r>
+        <w:rPr>
+          <w:b/>
+          <w:bCs/>
+          <w:sz w:val="18"/>
+          <w:szCs w:val="18"/>
+          <w:u w:val="single"/>
+          <w:lang w:val="en-US"/>
+        </w:rPr>
+        <w:t xml:space="preserve"> </w:t>
+      </w:r>
+      <w:proofErr w:type="spellStart"/>
+      <w:r>
+        <w:rPr>
+          <w:b/>
+          <w:bCs/>
+          <w:sz w:val="18"/>
+          <w:szCs w:val="18"/>
+          <w:u w:val="single"/>
+          <w:lang w:val="en-US"/>
+        </w:rPr>
+        <w:t>chiqishning</w:t>
+      </w:r>
+      <w:proofErr w:type="spellEnd"/>
+      <w:r>
+        <w:rPr>
+          <w:b/>
+          <w:bCs/>
+          <w:sz w:val="18"/>
+          <w:szCs w:val="18"/>
+          <w:u w:val="single"/>
+          <w:lang w:val="en-US"/>
+        </w:rPr>
+        <w:t xml:space="preserve"> </w:t>
+      </w:r>
+      <w:proofErr w:type="spellStart"/>
+      <w:r>
+        <w:rPr>
+          <w:b/>
+          <w:bCs/>
+          <w:sz w:val="18"/>
+          <w:szCs w:val="18"/>
+          <w:u w:val="single"/>
+          <w:lang w:val="en-US"/>
+        </w:rPr>
+        <w:t>bazaviy</w:t>
+      </w:r>
+      <w:proofErr w:type="spellEnd"/>
+      <w:r>
+        <w:rPr>
+          <w:b/>
+          <w:bCs/>
+          <w:sz w:val="18"/>
+          <w:szCs w:val="18"/>
+          <w:u w:val="single"/>
+          <w:lang w:val="en-US"/>
+        </w:rPr>
+        <w:t xml:space="preserve"> </w:t>
+      </w:r>
+      <w:proofErr w:type="spellStart"/>
+      <w:r>
+        <w:rPr>
+          <w:b/>
+          <w:bCs/>
+          <w:sz w:val="18"/>
+          <w:szCs w:val="18"/>
+          <w:u w:val="single"/>
+          <w:lang w:val="en-US"/>
+        </w:rPr>
+        <w:t>narxi</w:t>
+      </w:r>
+      <w:proofErr w:type="spellEnd"/>
+      <w:r>
+        <w:rPr>
+          <w:b/>
+          <w:bCs/>
+          <w:sz w:val="18"/>
+          <w:szCs w:val="18"/>
+          <w:u w:val="single"/>
+          <w:lang w:val="en-US"/>
+        </w:rPr>
+        <w:t xml:space="preserve"> </w:t>
+      </w:r>
+      <w:proofErr w:type="spellStart"/>
+      <w:r>
+        <w:rPr>
+          <w:b/>
+          <w:bCs/>
+          <w:sz w:val="18"/>
+          <w:szCs w:val="18"/>
+          <w:u w:val="single"/>
+          <w:lang w:val="en-US"/>
+        </w:rPr>
+        <w:t>quyidagi</w:t>
+      </w:r>
+      <w:proofErr w:type="spellEnd"/>
+      <w:r>
+        <w:rPr>
+          <w:b/>
+          <w:bCs/>
+          <w:sz w:val="18"/>
+          <w:szCs w:val="18"/>
+          <w:u w:val="single"/>
+          <w:lang w:val="en-US"/>
+        </w:rPr>
+        <w:t xml:space="preserve"> formula </w:t>
+      </w:r>
+      <w:proofErr w:type="spellStart"/>
+      <w:r>
+        <w:rPr>
+          <w:b/>
+          <w:bCs/>
+          <w:sz w:val="18"/>
+          <w:szCs w:val="18"/>
+          <w:u w:val="single"/>
+          <w:lang w:val="en-US"/>
+        </w:rPr>
+        <w:t>orqali</w:t>
+      </w:r>
+      <w:proofErr w:type="spellEnd"/>
+      <w:r>
+        <w:rPr>
+          <w:b/>
+          <w:bCs/>
+          <w:sz w:val="18"/>
+          <w:szCs w:val="18"/>
+          <w:u w:val="single"/>
+          <w:lang w:val="en-US"/>
+        </w:rPr>
+        <w:t xml:space="preserve"> </w:t>
+      </w:r>
+      <w:proofErr w:type="spellStart"/>
+      <w:r>
+        <w:rPr>
+          <w:b/>
+          <w:bCs/>
+          <w:sz w:val="18"/>
+          <w:szCs w:val="18"/>
+          <w:u w:val="single"/>
+          <w:lang w:val="en-US"/>
+        </w:rPr>
+        <w:t>aniqlanadi</w:t>
+      </w:r>
+      <w:proofErr w:type="spellEnd"/>
+      <w:r>
+        <w:rPr>
+          <w:b/>
+          <w:bCs/>
+          <w:sz w:val="18"/>
+          <w:szCs w:val="18"/>
+          <w:u w:val="single"/>
+          <w:lang w:val="en-US"/>
+        </w:rPr>
+        <w:t>:</w:t>
       </w:r>
     </w:p>
     <w:p>
@@ -700,15 +2822,49 @@
           <w:lang w:val="en-US"/>
         </w:rPr>
       </w:pPr>
-      <w:r>
-        <w:rPr>
-          <w:b/>
-          <w:bCs/>
-          <w:sz w:val="18"/>
-          <w:szCs w:val="18"/>
-          <w:lang w:val="en-US"/>
-        </w:rPr>
-        <w:t>MHb = Nb × BHM × V × Kn × S</w:t>
+      <w:proofErr w:type="spellStart"/>
+      <w:r>
+        <w:rPr>
+          <w:b/>
+          <w:bCs/>
+          <w:sz w:val="18"/>
+          <w:szCs w:val="18"/>
+          <w:lang w:val="en-US"/>
+        </w:rPr>
+        <w:t>MHb</w:t>
+      </w:r>
+      <w:proofErr w:type="spellEnd"/>
+      <w:r>
+        <w:rPr>
+          <w:b/>
+          <w:bCs/>
+          <w:sz w:val="18"/>
+          <w:szCs w:val="18"/>
+          <w:lang w:val="en-US"/>
+        </w:rPr>
+        <w:t xml:space="preserve"> = Nb × BHM × V × </w:t>
+      </w:r>
+      <w:proofErr w:type="spellStart"/>
+      <w:r>
+        <w:rPr>
+          <w:b/>
+          <w:bCs/>
+          <w:sz w:val="18"/>
+          <w:szCs w:val="18"/>
+          <w:lang w:val="en-US"/>
+        </w:rPr>
+        <w:t>Kn</w:t>
+      </w:r>
+      <w:proofErr w:type="spellEnd"/>
+      <w:r>
+        <w:rPr>
+          <w:b/>
+          <w:bCs/>
+          <w:sz w:val="18"/>
+          <w:szCs w:val="18"/>
+          <w:lang w:val="en-US"/>
+        </w:rPr>
+        <w:t xml:space="preserve"> × S</w:t>
       </w:r>
     </w:p>
     <w:p>
@@ -740,6 +2896,7 @@
           <w:lang w:val="en-US"/>
         </w:rPr>
       </w:pPr>
+      <w:proofErr w:type="spellStart"/>
       <w:r>
         <w:rPr>
           <w:b/>
@@ -750,14 +2907,115 @@
         </w:rPr>
         <w:t>MHb</w:t>
       </w:r>
-      <w:r>
-        <w:rPr>
-          <w:sz w:val="18"/>
-          <w:szCs w:val="18"/>
-          <w:lang w:val="en-US"/>
-        </w:rPr>
-        <w:t xml:space="preserve"> – normativ hujjatni ishlab chiqishning bazaviy narxi</w:t>
-      </w:r>
+      <w:proofErr w:type="spellEnd"/>
+      <w:r>
+        <w:rPr>
+          <w:sz w:val="18"/>
+          <w:szCs w:val="18"/>
+          <w:lang w:val="en-US"/>
+        </w:rPr>
+        <w:t xml:space="preserve"> – </w:t>
+      </w:r>
+      <w:proofErr w:type="spellStart"/>
+      <w:r>
+        <w:rPr>
+          <w:sz w:val="18"/>
+          <w:szCs w:val="18"/>
+          <w:lang w:val="en-US"/>
+        </w:rPr>
+        <w:t>normativ</w:t>
+      </w:r>
+      <w:proofErr w:type="spellEnd"/>
+      <w:r>
+        <w:rPr>
+          <w:sz w:val="18"/>
+          <w:szCs w:val="18"/>
+          <w:lang w:val="en-US"/>
+        </w:rPr>
+        <w:t xml:space="preserve"> </w:t>
+      </w:r>
+      <w:proofErr w:type="spellStart"/>
+      <w:r>
+        <w:rPr>
+          <w:sz w:val="18"/>
+          <w:szCs w:val="18"/>
+          <w:lang w:val="en-US"/>
+        </w:rPr>
+        <w:t>hujjatni</w:t>
+      </w:r>
+      <w:proofErr w:type="spellEnd"/>
+      <w:r>
+        <w:rPr>
+          <w:sz w:val="18"/>
+          <w:szCs w:val="18"/>
+          <w:lang w:val="en-US"/>
+        </w:rPr>
+        <w:t xml:space="preserve"> </w:t>
+      </w:r>
+      <w:proofErr w:type="spellStart"/>
+      <w:r>
+        <w:rPr>
+          <w:sz w:val="18"/>
+          <w:szCs w:val="18"/>
+          <w:lang w:val="en-US"/>
+        </w:rPr>
+        <w:t>ishlab</w:t>
+      </w:r>
+      <w:proofErr w:type="spellEnd"/>
+      <w:r>
+        <w:rPr>
+          <w:sz w:val="18"/>
+          <w:szCs w:val="18"/>
+          <w:lang w:val="en-US"/>
+        </w:rPr>
+        <w:t xml:space="preserve"> </w:t>
+      </w:r>
+      <w:proofErr w:type="spellStart"/>
+      <w:r>
+        <w:rPr>
+          <w:sz w:val="18"/>
+          <w:szCs w:val="18"/>
+          <w:lang w:val="en-US"/>
+        </w:rPr>
+        <w:t>chiqishning</w:t>
+      </w:r>
+      <w:proofErr w:type="spellEnd"/>
+      <w:r>
+        <w:rPr>
+          <w:sz w:val="18"/>
+          <w:szCs w:val="18"/>
+          <w:lang w:val="en-US"/>
+        </w:rPr>
+        <w:t xml:space="preserve"> </w:t>
+      </w:r>
+      <w:proofErr w:type="spellStart"/>
+      <w:r>
+        <w:rPr>
+          <w:sz w:val="18"/>
+          <w:szCs w:val="18"/>
+          <w:lang w:val="en-US"/>
+        </w:rPr>
+        <w:t>bazaviy</w:t>
+      </w:r>
+      <w:proofErr w:type="spellEnd"/>
+      <w:r>
+        <w:rPr>
+          <w:sz w:val="18"/>
+          <w:szCs w:val="18"/>
+          <w:lang w:val="en-US"/>
+        </w:rPr>
+        <w:t xml:space="preserve"> </w:t>
+      </w:r>
+      <w:proofErr w:type="spellStart"/>
+      <w:r>
+        <w:rPr>
+          <w:sz w:val="18"/>
+          <w:szCs w:val="18"/>
+          <w:lang w:val="en-US"/>
+        </w:rPr>
+        <w:t>narxi</w:t>
+      </w:r>
+      <w:proofErr w:type="spellEnd"/>
       <w:r>
         <w:rPr>
           <w:b/>
@@ -786,15 +3044,27 @@
         </w:rPr>
         <w:t xml:space="preserve"> </w:t>
       </w:r>
-      <w:r>
-        <w:rPr>
-          <w:b/>
-          <w:bCs/>
-          <w:sz w:val="18"/>
-          <w:szCs w:val="18"/>
-          <w:lang w:val="en-US"/>
-        </w:rPr>
-        <w:t>so'm);</w:t>
+      <w:proofErr w:type="spellStart"/>
+      <w:r>
+        <w:rPr>
+          <w:b/>
+          <w:bCs/>
+          <w:sz w:val="18"/>
+          <w:szCs w:val="18"/>
+          <w:lang w:val="en-US"/>
+        </w:rPr>
+        <w:t>so'm</w:t>
+      </w:r>
+      <w:proofErr w:type="spellEnd"/>
+      <w:r>
+        <w:rPr>
+          <w:b/>
+          <w:bCs/>
+          <w:sz w:val="18"/>
+          <w:szCs w:val="18"/>
+          <w:lang w:val="en-US"/>
+        </w:rPr>
+        <w:t>);</w:t>
       </w:r>
     </w:p>
     <w:p>
@@ -823,17 +3093,463 @@
           <w:szCs w:val="18"/>
           <w:lang w:val="en-US"/>
         </w:rPr>
-        <w:t xml:space="preserve"> – normativ hujjatning bir sahifasini ishlab chiqish turi, hujjatning sohasi va murakkablik darajasidan kelib chiqib mazkur Yo'riqnomaning 1-ilovasidagi Normativ hujjatlarning narx me'yorlariga muvofiq qabul qilinadigan qiymat</w:t>
-      </w:r>
-      <w:r>
-        <w:rPr>
-          <w:b/>
-          <w:bCs/>
-          <w:sz w:val="18"/>
-          <w:szCs w:val="18"/>
-          <w:lang w:val="en-US"/>
-        </w:rPr>
-        <w:t xml:space="preserve"> ({{vhm_value}});</w:t>
+        <w:t xml:space="preserve"> – </w:t>
+      </w:r>
+      <w:proofErr w:type="spellStart"/>
+      <w:r>
+        <w:rPr>
+          <w:sz w:val="18"/>
+          <w:szCs w:val="18"/>
+          <w:lang w:val="en-US"/>
+        </w:rPr>
+        <w:t>normativ</w:t>
+      </w:r>
+      <w:proofErr w:type="spellEnd"/>
+      <w:r>
+        <w:rPr>
+          <w:sz w:val="18"/>
+          <w:szCs w:val="18"/>
+          <w:lang w:val="en-US"/>
+        </w:rPr>
+        <w:t xml:space="preserve"> </w:t>
+      </w:r>
+      <w:proofErr w:type="spellStart"/>
+      <w:r>
+        <w:rPr>
+          <w:sz w:val="18"/>
+          <w:szCs w:val="18"/>
+          <w:lang w:val="en-US"/>
+        </w:rPr>
+        <w:t>hujjatning</w:t>
+      </w:r>
+      <w:proofErr w:type="spellEnd"/>
+      <w:r>
+        <w:rPr>
+          <w:sz w:val="18"/>
+          <w:szCs w:val="18"/>
+          <w:lang w:val="en-US"/>
+        </w:rPr>
+        <w:t xml:space="preserve"> </w:t>
+      </w:r>
+      <w:proofErr w:type="spellStart"/>
+      <w:r>
+        <w:rPr>
+          <w:sz w:val="18"/>
+          <w:szCs w:val="18"/>
+          <w:lang w:val="en-US"/>
+        </w:rPr>
+        <w:t>bir</w:t>
+      </w:r>
+      <w:proofErr w:type="spellEnd"/>
+      <w:r>
+        <w:rPr>
+          <w:sz w:val="18"/>
+          <w:szCs w:val="18"/>
+          <w:lang w:val="en-US"/>
+        </w:rPr>
+        <w:t xml:space="preserve"> </w:t>
+      </w:r>
+      <w:proofErr w:type="spellStart"/>
+      <w:r>
+        <w:rPr>
+          <w:sz w:val="18"/>
+          <w:szCs w:val="18"/>
+          <w:lang w:val="en-US"/>
+        </w:rPr>
+        <w:t>sahifasini</w:t>
+      </w:r>
+      <w:proofErr w:type="spellEnd"/>
+      <w:r>
+        <w:rPr>
+          <w:sz w:val="18"/>
+          <w:szCs w:val="18"/>
+          <w:lang w:val="en-US"/>
+        </w:rPr>
+        <w:t xml:space="preserve"> </w:t>
+      </w:r>
+      <w:proofErr w:type="spellStart"/>
+      <w:r>
+        <w:rPr>
+          <w:sz w:val="18"/>
+          <w:szCs w:val="18"/>
+          <w:lang w:val="en-US"/>
+        </w:rPr>
+        <w:t>ishlab</w:t>
+      </w:r>
+      <w:proofErr w:type="spellEnd"/>
+      <w:r>
+        <w:rPr>
+          <w:sz w:val="18"/>
+          <w:szCs w:val="18"/>
+          <w:lang w:val="en-US"/>
+        </w:rPr>
+        <w:t xml:space="preserve"> </w:t>
+      </w:r>
+      <w:proofErr w:type="spellStart"/>
+      <w:r>
+        <w:rPr>
+          <w:sz w:val="18"/>
+          <w:szCs w:val="18"/>
+          <w:lang w:val="en-US"/>
+        </w:rPr>
+        <w:t>chiqish</w:t>
+      </w:r>
+      <w:proofErr w:type="spellEnd"/>
+      <w:r>
+        <w:rPr>
+          <w:sz w:val="18"/>
+          <w:szCs w:val="18"/>
+          <w:lang w:val="en-US"/>
+        </w:rPr>
+        <w:t xml:space="preserve"> </w:t>
+      </w:r>
+      <w:proofErr w:type="spellStart"/>
+      <w:r>
+        <w:rPr>
+          <w:sz w:val="18"/>
+          <w:szCs w:val="18"/>
+          <w:lang w:val="en-US"/>
+        </w:rPr>
+        <w:t>turi</w:t>
+      </w:r>
+      <w:proofErr w:type="spellEnd"/>
+      <w:r>
+        <w:rPr>
+          <w:sz w:val="18"/>
+          <w:szCs w:val="18"/>
+          <w:lang w:val="en-US"/>
+        </w:rPr>
+        <w:t xml:space="preserve">, </w:t>
+      </w:r>
+      <w:proofErr w:type="spellStart"/>
+      <w:r>
+        <w:rPr>
+          <w:sz w:val="18"/>
+          <w:szCs w:val="18"/>
+          <w:lang w:val="en-US"/>
+        </w:rPr>
+        <w:t>hujjatning</w:t>
+      </w:r>
+      <w:proofErr w:type="spellEnd"/>
+      <w:r>
+        <w:rPr>
+          <w:sz w:val="18"/>
+          <w:szCs w:val="18"/>
+          <w:lang w:val="en-US"/>
+        </w:rPr>
+        <w:t xml:space="preserve"> </w:t>
+      </w:r>
+      <w:proofErr w:type="spellStart"/>
+      <w:r>
+        <w:rPr>
+          <w:sz w:val="18"/>
+          <w:szCs w:val="18"/>
+          <w:lang w:val="en-US"/>
+        </w:rPr>
+        <w:t>sohasi</w:t>
+      </w:r>
+      <w:proofErr w:type="spellEnd"/>
+      <w:r>
+        <w:rPr>
+          <w:sz w:val="18"/>
+          <w:szCs w:val="18"/>
+          <w:lang w:val="en-US"/>
+        </w:rPr>
+        <w:t xml:space="preserve"> </w:t>
+      </w:r>
+      <w:proofErr w:type="spellStart"/>
+      <w:r>
+        <w:rPr>
+          <w:sz w:val="18"/>
+          <w:szCs w:val="18"/>
+          <w:lang w:val="en-US"/>
+        </w:rPr>
+        <w:t>va</w:t>
+      </w:r>
+      <w:proofErr w:type="spellEnd"/>
+      <w:r>
+        <w:rPr>
+          <w:sz w:val="18"/>
+          <w:szCs w:val="18"/>
+          <w:lang w:val="en-US"/>
+        </w:rPr>
+        <w:t xml:space="preserve"> </w:t>
+      </w:r>
+      <w:proofErr w:type="spellStart"/>
+      <w:r>
+        <w:rPr>
+          <w:sz w:val="18"/>
+          <w:szCs w:val="18"/>
+          <w:lang w:val="en-US"/>
+        </w:rPr>
+        <w:t>murakkablik</w:t>
+      </w:r>
+      <w:proofErr w:type="spellEnd"/>
+      <w:r>
+        <w:rPr>
+          <w:sz w:val="18"/>
+          <w:szCs w:val="18"/>
+          <w:lang w:val="en-US"/>
+        </w:rPr>
+        <w:t xml:space="preserve"> </w:t>
+      </w:r>
+      <w:proofErr w:type="spellStart"/>
+      <w:r>
+        <w:rPr>
+          <w:sz w:val="18"/>
+          <w:szCs w:val="18"/>
+          <w:lang w:val="en-US"/>
+        </w:rPr>
+        <w:t>darajasidan</w:t>
+      </w:r>
+      <w:proofErr w:type="spellEnd"/>
+      <w:r>
+        <w:rPr>
+          <w:sz w:val="18"/>
+          <w:szCs w:val="18"/>
+          <w:lang w:val="en-US"/>
+        </w:rPr>
+        <w:t xml:space="preserve"> </w:t>
+      </w:r>
+      <w:proofErr w:type="spellStart"/>
+      <w:r>
+        <w:rPr>
+          <w:sz w:val="18"/>
+          <w:szCs w:val="18"/>
+          <w:lang w:val="en-US"/>
+        </w:rPr>
+        <w:t>kelib</w:t>
+      </w:r>
+      <w:proofErr w:type="spellEnd"/>
+      <w:r>
+        <w:rPr>
+          <w:sz w:val="18"/>
+          <w:szCs w:val="18"/>
+          <w:lang w:val="en-US"/>
+        </w:rPr>
+        <w:t xml:space="preserve"> </w:t>
+      </w:r>
+      <w:proofErr w:type="spellStart"/>
+      <w:r>
+        <w:rPr>
+          <w:sz w:val="18"/>
+          <w:szCs w:val="18"/>
+          <w:lang w:val="en-US"/>
+        </w:rPr>
+        <w:t>chiqib</w:t>
+      </w:r>
+      <w:proofErr w:type="spellEnd"/>
+      <w:r>
+        <w:rPr>
+          <w:sz w:val="18"/>
+          <w:szCs w:val="18"/>
+          <w:lang w:val="en-US"/>
+        </w:rPr>
+        <w:t xml:space="preserve"> </w:t>
+      </w:r>
+      <w:proofErr w:type="spellStart"/>
+      <w:r>
+        <w:rPr>
+          <w:sz w:val="18"/>
+          <w:szCs w:val="18"/>
+          <w:lang w:val="en-US"/>
+        </w:rPr>
+        <w:t>mazkur</w:t>
+      </w:r>
+      <w:proofErr w:type="spellEnd"/>
+      <w:r>
+        <w:rPr>
+          <w:sz w:val="18"/>
+          <w:szCs w:val="18"/>
+          <w:lang w:val="en-US"/>
+        </w:rPr>
+        <w:t xml:space="preserve"> </w:t>
+      </w:r>
+      <w:proofErr w:type="spellStart"/>
+      <w:r>
+        <w:rPr>
+          <w:sz w:val="18"/>
+          <w:szCs w:val="18"/>
+          <w:lang w:val="en-US"/>
+        </w:rPr>
+        <w:t>Yo'riqnomaning</w:t>
+      </w:r>
+      <w:proofErr w:type="spellEnd"/>
+      <w:r>
+        <w:rPr>
+          <w:sz w:val="18"/>
+          <w:szCs w:val="18"/>
+          <w:lang w:val="en-US"/>
+        </w:rPr>
+        <w:t xml:space="preserve"> 1-ilovasidagi </w:t>
+      </w:r>
+      <w:proofErr w:type="spellStart"/>
+      <w:r>
+        <w:rPr>
+          <w:sz w:val="18"/>
+          <w:szCs w:val="18"/>
+          <w:lang w:val="en-US"/>
+        </w:rPr>
+        <w:t>Normativ</w:t>
+      </w:r>
+      <w:proofErr w:type="spellEnd"/>
+      <w:r>
+        <w:rPr>
+          <w:sz w:val="18"/>
+          <w:szCs w:val="18"/>
+          <w:lang w:val="en-US"/>
+        </w:rPr>
+        <w:t xml:space="preserve"> </w:t>
+      </w:r>
+      <w:proofErr w:type="spellStart"/>
+      <w:r>
+        <w:rPr>
+          <w:sz w:val="18"/>
+          <w:szCs w:val="18"/>
+          <w:lang w:val="en-US"/>
+        </w:rPr>
+        <w:t>hujjatlarning</w:t>
+      </w:r>
+      <w:proofErr w:type="spellEnd"/>
+      <w:r>
+        <w:rPr>
+          <w:sz w:val="18"/>
+          <w:szCs w:val="18"/>
+          <w:lang w:val="en-US"/>
+        </w:rPr>
+        <w:t xml:space="preserve"> </w:t>
+      </w:r>
+      <w:proofErr w:type="spellStart"/>
+      <w:r>
+        <w:rPr>
+          <w:sz w:val="18"/>
+          <w:szCs w:val="18"/>
+          <w:lang w:val="en-US"/>
+        </w:rPr>
+        <w:t>narx</w:t>
+      </w:r>
+      <w:proofErr w:type="spellEnd"/>
+      <w:r>
+        <w:rPr>
+          <w:sz w:val="18"/>
+          <w:szCs w:val="18"/>
+          <w:lang w:val="en-US"/>
+        </w:rPr>
+        <w:t xml:space="preserve"> </w:t>
+      </w:r>
+      <w:proofErr w:type="spellStart"/>
+      <w:r>
+        <w:rPr>
+          <w:sz w:val="18"/>
+          <w:szCs w:val="18"/>
+          <w:lang w:val="en-US"/>
+        </w:rPr>
+        <w:t>me'yorlariga</w:t>
+      </w:r>
+      <w:proofErr w:type="spellEnd"/>
+      <w:r>
+        <w:rPr>
+          <w:sz w:val="18"/>
+          <w:szCs w:val="18"/>
+          <w:lang w:val="en-US"/>
+        </w:rPr>
+        <w:t xml:space="preserve"> </w:t>
+      </w:r>
+      <w:proofErr w:type="spellStart"/>
+      <w:r>
+        <w:rPr>
+          <w:sz w:val="18"/>
+          <w:szCs w:val="18"/>
+          <w:lang w:val="en-US"/>
+        </w:rPr>
+        <w:t>muvofiq</w:t>
+      </w:r>
+      <w:proofErr w:type="spellEnd"/>
+      <w:r>
+        <w:rPr>
+          <w:sz w:val="18"/>
+          <w:szCs w:val="18"/>
+          <w:lang w:val="en-US"/>
+        </w:rPr>
+        <w:t xml:space="preserve"> </w:t>
+      </w:r>
+      <w:proofErr w:type="spellStart"/>
+      <w:r>
+        <w:rPr>
+          <w:sz w:val="18"/>
+          <w:szCs w:val="18"/>
+          <w:lang w:val="en-US"/>
+        </w:rPr>
+        <w:t>qabul</w:t>
+      </w:r>
+      <w:proofErr w:type="spellEnd"/>
+      <w:r>
+        <w:rPr>
+          <w:sz w:val="18"/>
+          <w:szCs w:val="18"/>
+          <w:lang w:val="en-US"/>
+        </w:rPr>
+        <w:t xml:space="preserve"> </w:t>
+      </w:r>
+      <w:proofErr w:type="spellStart"/>
+      <w:r>
+        <w:rPr>
+          <w:sz w:val="18"/>
+          <w:szCs w:val="18"/>
+          <w:lang w:val="en-US"/>
+        </w:rPr>
+        <w:t>qilinadigan</w:t>
+      </w:r>
+      <w:proofErr w:type="spellEnd"/>
+      <w:r>
+        <w:rPr>
+          <w:sz w:val="18"/>
+          <w:szCs w:val="18"/>
+          <w:lang w:val="en-US"/>
+        </w:rPr>
+        <w:t xml:space="preserve"> </w:t>
+      </w:r>
+      <w:proofErr w:type="spellStart"/>
+      <w:r>
+        <w:rPr>
+          <w:sz w:val="18"/>
+          <w:szCs w:val="18"/>
+          <w:lang w:val="en-US"/>
+        </w:rPr>
+        <w:t>qiymat</w:t>
+      </w:r>
+      <w:proofErr w:type="spellEnd"/>
+      <w:r>
+        <w:rPr>
+          <w:b/>
+          <w:bCs/>
+          <w:sz w:val="18"/>
+          <w:szCs w:val="18"/>
+          <w:lang w:val="en-US"/>
+        </w:rPr>
+        <w:t xml:space="preserve"> ({{</w:t>
+      </w:r>
+      <w:proofErr w:type="spellStart"/>
+      <w:r>
+        <w:rPr>
+          <w:b/>
+          <w:bCs/>
+          <w:sz w:val="18"/>
+          <w:szCs w:val="18"/>
+          <w:lang w:val="en-US"/>
+        </w:rPr>
+        <w:t>vhm_value</w:t>
+      </w:r>
+      <w:proofErr w:type="spellEnd"/>
+      <w:r>
+        <w:rPr>
+          <w:b/>
+          <w:bCs/>
+          <w:sz w:val="18"/>
+          <w:szCs w:val="18"/>
+          <w:lang w:val="en-US"/>
+        </w:rPr>
+        <w:t>}});</w:t>
       </w:r>
     </w:p>
     <w:p>
@@ -862,25 +3578,205 @@
           <w:szCs w:val="18"/>
           <w:lang w:val="en-US"/>
         </w:rPr>
-        <w:t xml:space="preserve"> – ishlab chiqiladigan normativ hujjatning hajmi (titul varag'i hisobga olinmaydi)</w:t>
-      </w:r>
-      <w:r>
-        <w:rPr>
-          <w:b/>
-          <w:bCs/>
+        <w:t xml:space="preserve"> – </w:t>
+      </w:r>
+      <w:proofErr w:type="spellStart"/>
+      <w:r>
+        <w:rPr>
+          <w:sz w:val="18"/>
+          <w:szCs w:val="18"/>
+          <w:lang w:val="en-US"/>
+        </w:rPr>
+        <w:t>ishlab</w:t>
+      </w:r>
+      <w:proofErr w:type="spellEnd"/>
+      <w:r>
+        <w:rPr>
+          <w:sz w:val="18"/>
+          <w:szCs w:val="18"/>
+          <w:lang w:val="en-US"/>
+        </w:rPr>
+        <w:t xml:space="preserve"> </w:t>
+      </w:r>
+      <w:proofErr w:type="spellStart"/>
+      <w:r>
+        <w:rPr>
+          <w:sz w:val="18"/>
+          <w:szCs w:val="18"/>
+          <w:lang w:val="en-US"/>
+        </w:rPr>
+        <w:t>chiqiladigan</w:t>
+      </w:r>
+      <w:proofErr w:type="spellEnd"/>
+      <w:r>
+        <w:rPr>
+          <w:sz w:val="18"/>
+          <w:szCs w:val="18"/>
+          <w:lang w:val="en-US"/>
+        </w:rPr>
+        <w:t xml:space="preserve"> </w:t>
+      </w:r>
+      <w:proofErr w:type="spellStart"/>
+      <w:r>
+        <w:rPr>
+          <w:sz w:val="18"/>
+          <w:szCs w:val="18"/>
+          <w:lang w:val="en-US"/>
+        </w:rPr>
+        <w:t>normativ</w:t>
+      </w:r>
+      <w:proofErr w:type="spellEnd"/>
+      <w:r>
+        <w:rPr>
+          <w:sz w:val="18"/>
+          <w:szCs w:val="18"/>
+          <w:lang w:val="en-US"/>
+        </w:rPr>
+        <w:t xml:space="preserve"> </w:t>
+      </w:r>
+      <w:proofErr w:type="spellStart"/>
+      <w:r>
+        <w:rPr>
+          <w:sz w:val="18"/>
+          <w:szCs w:val="18"/>
+          <w:lang w:val="en-US"/>
+        </w:rPr>
+        <w:t>hujjatning</w:t>
+      </w:r>
+      <w:proofErr w:type="spellEnd"/>
+      <w:r>
+        <w:rPr>
+          <w:sz w:val="18"/>
+          <w:szCs w:val="18"/>
+          <w:lang w:val="en-US"/>
+        </w:rPr>
+        <w:t xml:space="preserve"> </w:t>
+      </w:r>
+      <w:proofErr w:type="spellStart"/>
+      <w:r>
+        <w:rPr>
+          <w:sz w:val="18"/>
+          <w:szCs w:val="18"/>
+          <w:lang w:val="en-US"/>
+        </w:rPr>
+        <w:t>hajmi</w:t>
+      </w:r>
+      <w:proofErr w:type="spellEnd"/>
+      <w:r>
+        <w:rPr>
           <w:sz w:val="18"/>
           <w:szCs w:val="18"/>
           <w:lang w:val="en-US"/>
         </w:rPr>
         <w:t xml:space="preserve"> (</w:t>
       </w:r>
-      <w:r>
-        <w:rPr>
-          <w:sz w:val="18"/>
-          <w:szCs w:val="18"/>
-          <w:lang w:val="en-US"/>
-        </w:rPr>
-        <w:t>{{total_pages}}</w:t>
+      <w:proofErr w:type="spellStart"/>
+      <w:r>
+        <w:rPr>
+          <w:sz w:val="18"/>
+          <w:szCs w:val="18"/>
+          <w:lang w:val="en-US"/>
+        </w:rPr>
+        <w:t>titul</w:t>
+      </w:r>
+      <w:proofErr w:type="spellEnd"/>
+      <w:r>
+        <w:rPr>
+          <w:sz w:val="18"/>
+          <w:szCs w:val="18"/>
+          <w:lang w:val="en-US"/>
+        </w:rPr>
+        <w:t xml:space="preserve"> </w:t>
+      </w:r>
+      <w:proofErr w:type="spellStart"/>
+      <w:r>
+        <w:rPr>
+          <w:sz w:val="18"/>
+          <w:szCs w:val="18"/>
+          <w:lang w:val="en-US"/>
+        </w:rPr>
+        <w:t>varag'i</w:t>
+      </w:r>
+      <w:proofErr w:type="spellEnd"/>
+      <w:r>
+        <w:rPr>
+          <w:sz w:val="18"/>
+          <w:szCs w:val="18"/>
+          <w:lang w:val="en-US"/>
+        </w:rPr>
+        <w:t xml:space="preserve"> </w:t>
+      </w:r>
+      <w:proofErr w:type="spellStart"/>
+      <w:r>
+        <w:rPr>
+          <w:sz w:val="18"/>
+          <w:szCs w:val="18"/>
+          <w:lang w:val="en-US"/>
+        </w:rPr>
+        <w:t>hisobga</w:t>
+      </w:r>
+      <w:proofErr w:type="spellEnd"/>
+      <w:r>
+        <w:rPr>
+          <w:sz w:val="18"/>
+          <w:szCs w:val="18"/>
+          <w:lang w:val="en-US"/>
+        </w:rPr>
+        <w:t xml:space="preserve"> </w:t>
+      </w:r>
+      <w:proofErr w:type="spellStart"/>
+      <w:r>
+        <w:rPr>
+          <w:sz w:val="18"/>
+          <w:szCs w:val="18"/>
+          <w:lang w:val="en-US"/>
+        </w:rPr>
+        <w:t>olinmaydi</w:t>
+      </w:r>
+      <w:proofErr w:type="spellEnd"/>
+      <w:r>
+        <w:rPr>
+          <w:sz w:val="18"/>
+          <w:szCs w:val="18"/>
+          <w:lang w:val="en-US"/>
+        </w:rPr>
+        <w:t>)</w:t>
+      </w:r>
+      <w:r>
+        <w:rPr>
+          <w:b/>
+          <w:bCs/>
+          <w:sz w:val="18"/>
+          <w:szCs w:val="18"/>
+          <w:lang w:val="en-US"/>
+        </w:rPr>
+        <w:t xml:space="preserve"> (</w:t>
+      </w:r>
+      <w:r>
+        <w:rPr>
+          <w:sz w:val="18"/>
+          <w:szCs w:val="18"/>
+          <w:lang w:val="en-US"/>
+        </w:rPr>
+        <w:t>{{</w:t>
+      </w:r>
+      <w:proofErr w:type="spellStart"/>
+      <w:r>
+        <w:rPr>
+          <w:sz w:val="18"/>
+          <w:szCs w:val="18"/>
+          <w:lang w:val="en-US"/>
+        </w:rPr>
+        <w:t>total_pages</w:t>
+      </w:r>
+      <w:proofErr w:type="spellEnd"/>
+      <w:r>
+        <w:rPr>
+          <w:sz w:val="18"/>
+          <w:szCs w:val="18"/>
+          <w:lang w:val="en-US"/>
+        </w:rPr>
+        <w:t>}}</w:t>
       </w:r>
       <w:r>
         <w:rPr>
@@ -919,17 +3815,103 @@
           <w:szCs w:val="18"/>
           <w:lang w:val="en-US"/>
         </w:rPr>
-        <w:t xml:space="preserve"> – bazaviy hisoblash miqdori so'mda</w:t>
-      </w:r>
-      <w:r>
-        <w:rPr>
-          <w:b/>
-          <w:bCs/>
-          <w:sz w:val="18"/>
-          <w:szCs w:val="18"/>
-          <w:lang w:val="en-US"/>
-        </w:rPr>
-        <w:t xml:space="preserve"> (412 000 so'm);</w:t>
+        <w:t xml:space="preserve"> – </w:t>
+      </w:r>
+      <w:proofErr w:type="spellStart"/>
+      <w:r>
+        <w:rPr>
+          <w:sz w:val="18"/>
+          <w:szCs w:val="18"/>
+          <w:lang w:val="en-US"/>
+        </w:rPr>
+        <w:t>bazaviy</w:t>
+      </w:r>
+      <w:proofErr w:type="spellEnd"/>
+      <w:r>
+        <w:rPr>
+          <w:sz w:val="18"/>
+          <w:szCs w:val="18"/>
+          <w:lang w:val="en-US"/>
+        </w:rPr>
+        <w:t xml:space="preserve"> </w:t>
+      </w:r>
+      <w:proofErr w:type="spellStart"/>
+      <w:r>
+        <w:rPr>
+          <w:sz w:val="18"/>
+          <w:szCs w:val="18"/>
+          <w:lang w:val="en-US"/>
+        </w:rPr>
+        <w:t>hisoblash</w:t>
+      </w:r>
+      <w:proofErr w:type="spellEnd"/>
+      <w:r>
+        <w:rPr>
+          <w:sz w:val="18"/>
+          <w:szCs w:val="18"/>
+          <w:lang w:val="en-US"/>
+        </w:rPr>
+        <w:t xml:space="preserve"> </w:t>
+      </w:r>
+      <w:proofErr w:type="spellStart"/>
+      <w:r>
+        <w:rPr>
+          <w:sz w:val="18"/>
+          <w:szCs w:val="18"/>
+          <w:lang w:val="en-US"/>
+        </w:rPr>
+        <w:t>miqdori</w:t>
+      </w:r>
+      <w:proofErr w:type="spellEnd"/>
+      <w:r>
+        <w:rPr>
+          <w:sz w:val="18"/>
+          <w:szCs w:val="18"/>
+          <w:lang w:val="en-US"/>
+        </w:rPr>
+        <w:t xml:space="preserve"> </w:t>
+      </w:r>
+      <w:proofErr w:type="spellStart"/>
+      <w:r>
+        <w:rPr>
+          <w:sz w:val="18"/>
+          <w:szCs w:val="18"/>
+          <w:lang w:val="en-US"/>
+        </w:rPr>
+        <w:t>so'mda</w:t>
+      </w:r>
+      <w:proofErr w:type="spellEnd"/>
+      <w:r>
+        <w:rPr>
+          <w:b/>
+          <w:bCs/>
+          <w:sz w:val="18"/>
+          <w:szCs w:val="18"/>
+          <w:lang w:val="en-US"/>
+        </w:rPr>
+        <w:t xml:space="preserve"> (412 000 </w:t>
+      </w:r>
+      <w:proofErr w:type="spellStart"/>
+      <w:r>
+        <w:rPr>
+          <w:b/>
+          <w:bCs/>
+          <w:sz w:val="18"/>
+          <w:szCs w:val="18"/>
+          <w:lang w:val="en-US"/>
+        </w:rPr>
+        <w:t>so'm</w:t>
+      </w:r>
+      <w:proofErr w:type="spellEnd"/>
+      <w:r>
+        <w:rPr>
+          <w:b/>
+          <w:bCs/>
+          <w:sz w:val="18"/>
+          <w:szCs w:val="18"/>
+          <w:lang w:val="en-US"/>
+        </w:rPr>
+        <w:t>);</w:t>
       </w:r>
     </w:p>
     <w:p>
@@ -942,6 +3924,7 @@
           <w:lang w:val="en-US"/>
         </w:rPr>
       </w:pPr>
+      <w:proofErr w:type="spellStart"/>
       <w:r>
         <w:rPr>
           <w:b/>
@@ -952,14 +3935,115 @@
         </w:rPr>
         <w:t>Kn</w:t>
       </w:r>
-      <w:r>
-        <w:rPr>
-          <w:sz w:val="18"/>
-          <w:szCs w:val="18"/>
-          <w:lang w:val="en-US"/>
-        </w:rPr>
-        <w:t xml:space="preserve"> – narx normativi koeffitsiyenti 2,1 ga teng deb qabul qilinadi</w:t>
-      </w:r>
+      <w:proofErr w:type="spellEnd"/>
+      <w:r>
+        <w:rPr>
+          <w:sz w:val="18"/>
+          <w:szCs w:val="18"/>
+          <w:lang w:val="en-US"/>
+        </w:rPr>
+        <w:t xml:space="preserve"> – </w:t>
+      </w:r>
+      <w:proofErr w:type="spellStart"/>
+      <w:r>
+        <w:rPr>
+          <w:sz w:val="18"/>
+          <w:szCs w:val="18"/>
+          <w:lang w:val="en-US"/>
+        </w:rPr>
+        <w:t>narx</w:t>
+      </w:r>
+      <w:proofErr w:type="spellEnd"/>
+      <w:r>
+        <w:rPr>
+          <w:sz w:val="18"/>
+          <w:szCs w:val="18"/>
+          <w:lang w:val="en-US"/>
+        </w:rPr>
+        <w:t xml:space="preserve"> </w:t>
+      </w:r>
+      <w:proofErr w:type="spellStart"/>
+      <w:r>
+        <w:rPr>
+          <w:sz w:val="18"/>
+          <w:szCs w:val="18"/>
+          <w:lang w:val="en-US"/>
+        </w:rPr>
+        <w:t>normativi</w:t>
+      </w:r>
+      <w:proofErr w:type="spellEnd"/>
+      <w:r>
+        <w:rPr>
+          <w:sz w:val="18"/>
+          <w:szCs w:val="18"/>
+          <w:lang w:val="en-US"/>
+        </w:rPr>
+        <w:t xml:space="preserve"> </w:t>
+      </w:r>
+      <w:proofErr w:type="spellStart"/>
+      <w:r>
+        <w:rPr>
+          <w:sz w:val="18"/>
+          <w:szCs w:val="18"/>
+          <w:lang w:val="en-US"/>
+        </w:rPr>
+        <w:t>koeffitsiyenti</w:t>
+      </w:r>
+      <w:proofErr w:type="spellEnd"/>
+      <w:r>
+        <w:rPr>
+          <w:sz w:val="18"/>
+          <w:szCs w:val="18"/>
+          <w:lang w:val="en-US"/>
+        </w:rPr>
+        <w:t xml:space="preserve"> 2,1 ga </w:t>
+      </w:r>
+      <w:proofErr w:type="spellStart"/>
+      <w:r>
+        <w:rPr>
+          <w:sz w:val="18"/>
+          <w:szCs w:val="18"/>
+          <w:lang w:val="en-US"/>
+        </w:rPr>
+        <w:t>teng</w:t>
+      </w:r>
+      <w:proofErr w:type="spellEnd"/>
+      <w:r>
+        <w:rPr>
+          <w:sz w:val="18"/>
+          <w:szCs w:val="18"/>
+          <w:lang w:val="en-US"/>
+        </w:rPr>
+        <w:t xml:space="preserve"> deb </w:t>
+      </w:r>
+      <w:proofErr w:type="spellStart"/>
+      <w:r>
+        <w:rPr>
+          <w:sz w:val="18"/>
+          <w:szCs w:val="18"/>
+          <w:lang w:val="en-US"/>
+        </w:rPr>
+        <w:t>qabul</w:t>
+      </w:r>
+      <w:proofErr w:type="spellEnd"/>
+      <w:r>
+        <w:rPr>
+          <w:sz w:val="18"/>
+          <w:szCs w:val="18"/>
+          <w:lang w:val="en-US"/>
+        </w:rPr>
+        <w:t xml:space="preserve"> </w:t>
+      </w:r>
+      <w:proofErr w:type="spellStart"/>
+      <w:r>
+        <w:rPr>
+          <w:sz w:val="18"/>
+          <w:szCs w:val="18"/>
+          <w:lang w:val="en-US"/>
+        </w:rPr>
+        <w:t>qilinadi</w:t>
+      </w:r>
+      <w:proofErr w:type="spellEnd"/>
       <w:r>
         <w:rPr>
           <w:b/>
@@ -997,8 +4081,378 @@
           <w:szCs w:val="18"/>
           <w:lang w:val="en-US"/>
         </w:rPr>
-        <w:t xml:space="preserve"> – qo'shilgan qiymat solig'i summasi. Ijrochi qo'shilgan qiymat solig'i to'lovchisi hisoblanmagan hollarda buyurtmachi va ijrochi o'rtasidagi shartnomada narx qo'shilgan qiymat solig'isiz hisoblanadi</w:t>
-      </w:r>
+        <w:t xml:space="preserve"> – </w:t>
+      </w:r>
+      <w:proofErr w:type="spellStart"/>
+      <w:r>
+        <w:rPr>
+          <w:sz w:val="18"/>
+          <w:szCs w:val="18"/>
+          <w:lang w:val="en-US"/>
+        </w:rPr>
+        <w:t>qo'shilgan</w:t>
+      </w:r>
+      <w:proofErr w:type="spellEnd"/>
+      <w:r>
+        <w:rPr>
+          <w:sz w:val="18"/>
+          <w:szCs w:val="18"/>
+          <w:lang w:val="en-US"/>
+        </w:rPr>
+        <w:t xml:space="preserve"> </w:t>
+      </w:r>
+      <w:proofErr w:type="spellStart"/>
+      <w:r>
+        <w:rPr>
+          <w:sz w:val="18"/>
+          <w:szCs w:val="18"/>
+          <w:lang w:val="en-US"/>
+        </w:rPr>
+        <w:t>qiymat</w:t>
+      </w:r>
+      <w:proofErr w:type="spellEnd"/>
+      <w:r>
+        <w:rPr>
+          <w:sz w:val="18"/>
+          <w:szCs w:val="18"/>
+          <w:lang w:val="en-US"/>
+        </w:rPr>
+        <w:t xml:space="preserve"> </w:t>
+      </w:r>
+      <w:proofErr w:type="spellStart"/>
+      <w:r>
+        <w:rPr>
+          <w:sz w:val="18"/>
+          <w:szCs w:val="18"/>
+          <w:lang w:val="en-US"/>
+        </w:rPr>
+        <w:t>solig'i</w:t>
+      </w:r>
+      <w:proofErr w:type="spellEnd"/>
+      <w:r>
+        <w:rPr>
+          <w:sz w:val="18"/>
+          <w:szCs w:val="18"/>
+          <w:lang w:val="en-US"/>
+        </w:rPr>
+        <w:t xml:space="preserve"> </w:t>
+      </w:r>
+      <w:proofErr w:type="spellStart"/>
+      <w:r>
+        <w:rPr>
+          <w:sz w:val="18"/>
+          <w:szCs w:val="18"/>
+          <w:lang w:val="en-US"/>
+        </w:rPr>
+        <w:t>summasi</w:t>
+      </w:r>
+      <w:proofErr w:type="spellEnd"/>
+      <w:r>
+        <w:rPr>
+          <w:sz w:val="18"/>
+          <w:szCs w:val="18"/>
+          <w:lang w:val="en-US"/>
+        </w:rPr>
+        <w:t xml:space="preserve">. </w:t>
+      </w:r>
+      <w:proofErr w:type="spellStart"/>
+      <w:r>
+        <w:rPr>
+          <w:sz w:val="18"/>
+          <w:szCs w:val="18"/>
+          <w:lang w:val="en-US"/>
+        </w:rPr>
+        <w:t>Ijrochi</w:t>
+      </w:r>
+      <w:proofErr w:type="spellEnd"/>
+      <w:r>
+        <w:rPr>
+          <w:sz w:val="18"/>
+          <w:szCs w:val="18"/>
+          <w:lang w:val="en-US"/>
+        </w:rPr>
+        <w:t xml:space="preserve"> </w:t>
+      </w:r>
+      <w:proofErr w:type="spellStart"/>
+      <w:r>
+        <w:rPr>
+          <w:sz w:val="18"/>
+          <w:szCs w:val="18"/>
+          <w:lang w:val="en-US"/>
+        </w:rPr>
+        <w:t>qo'shilgan</w:t>
+      </w:r>
+      <w:proofErr w:type="spellEnd"/>
+      <w:r>
+        <w:rPr>
+          <w:sz w:val="18"/>
+          <w:szCs w:val="18"/>
+          <w:lang w:val="en-US"/>
+        </w:rPr>
+        <w:t xml:space="preserve"> </w:t>
+      </w:r>
+      <w:proofErr w:type="spellStart"/>
+      <w:r>
+        <w:rPr>
+          <w:sz w:val="18"/>
+          <w:szCs w:val="18"/>
+          <w:lang w:val="en-US"/>
+        </w:rPr>
+        <w:t>qiymat</w:t>
+      </w:r>
+      <w:proofErr w:type="spellEnd"/>
+      <w:r>
+        <w:rPr>
+          <w:sz w:val="18"/>
+          <w:szCs w:val="18"/>
+          <w:lang w:val="en-US"/>
+        </w:rPr>
+        <w:t xml:space="preserve"> </w:t>
+      </w:r>
+      <w:proofErr w:type="spellStart"/>
+      <w:r>
+        <w:rPr>
+          <w:sz w:val="18"/>
+          <w:szCs w:val="18"/>
+          <w:lang w:val="en-US"/>
+        </w:rPr>
+        <w:t>solig'i</w:t>
+      </w:r>
+      <w:proofErr w:type="spellEnd"/>
+      <w:r>
+        <w:rPr>
+          <w:sz w:val="18"/>
+          <w:szCs w:val="18"/>
+          <w:lang w:val="en-US"/>
+        </w:rPr>
+        <w:t xml:space="preserve"> </w:t>
+      </w:r>
+      <w:proofErr w:type="spellStart"/>
+      <w:r>
+        <w:rPr>
+          <w:sz w:val="18"/>
+          <w:szCs w:val="18"/>
+          <w:lang w:val="en-US"/>
+        </w:rPr>
+        <w:t>to'lovchisi</w:t>
+      </w:r>
+      <w:proofErr w:type="spellEnd"/>
+      <w:r>
+        <w:rPr>
+          <w:sz w:val="18"/>
+          <w:szCs w:val="18"/>
+          <w:lang w:val="en-US"/>
+        </w:rPr>
+        <w:t xml:space="preserve"> </w:t>
+      </w:r>
+      <w:proofErr w:type="spellStart"/>
+      <w:r>
+        <w:rPr>
+          <w:sz w:val="18"/>
+          <w:szCs w:val="18"/>
+          <w:lang w:val="en-US"/>
+        </w:rPr>
+        <w:t>hisoblanmagan</w:t>
+      </w:r>
+      <w:proofErr w:type="spellEnd"/>
+      <w:r>
+        <w:rPr>
+          <w:sz w:val="18"/>
+          <w:szCs w:val="18"/>
+          <w:lang w:val="en-US"/>
+        </w:rPr>
+        <w:t xml:space="preserve"> </w:t>
+      </w:r>
+      <w:proofErr w:type="spellStart"/>
+      <w:r>
+        <w:rPr>
+          <w:sz w:val="18"/>
+          <w:szCs w:val="18"/>
+          <w:lang w:val="en-US"/>
+        </w:rPr>
+        <w:t>hollarda</w:t>
+      </w:r>
+      <w:proofErr w:type="spellEnd"/>
+      <w:r>
+        <w:rPr>
+          <w:sz w:val="18"/>
+          <w:szCs w:val="18"/>
+          <w:lang w:val="en-US"/>
+        </w:rPr>
+        <w:t xml:space="preserve"> </w:t>
+      </w:r>
+      <w:proofErr w:type="spellStart"/>
+      <w:r>
+        <w:rPr>
+          <w:sz w:val="18"/>
+          <w:szCs w:val="18"/>
+          <w:lang w:val="en-US"/>
+        </w:rPr>
+        <w:t>buyurtmachi</w:t>
+      </w:r>
+      <w:proofErr w:type="spellEnd"/>
+      <w:r>
+        <w:rPr>
+          <w:sz w:val="18"/>
+          <w:szCs w:val="18"/>
+          <w:lang w:val="en-US"/>
+        </w:rPr>
+        <w:t xml:space="preserve"> </w:t>
+      </w:r>
+      <w:proofErr w:type="spellStart"/>
+      <w:r>
+        <w:rPr>
+          <w:sz w:val="18"/>
+          <w:szCs w:val="18"/>
+          <w:lang w:val="en-US"/>
+        </w:rPr>
+        <w:t>va</w:t>
+      </w:r>
+      <w:proofErr w:type="spellEnd"/>
+      <w:r>
+        <w:rPr>
+          <w:sz w:val="18"/>
+          <w:szCs w:val="18"/>
+          <w:lang w:val="en-US"/>
+        </w:rPr>
+        <w:t xml:space="preserve"> </w:t>
+      </w:r>
+      <w:proofErr w:type="spellStart"/>
+      <w:r>
+        <w:rPr>
+          <w:sz w:val="18"/>
+          <w:szCs w:val="18"/>
+          <w:lang w:val="en-US"/>
+        </w:rPr>
+        <w:t>ijrochi</w:t>
+      </w:r>
+      <w:proofErr w:type="spellEnd"/>
+      <w:r>
+        <w:rPr>
+          <w:sz w:val="18"/>
+          <w:szCs w:val="18"/>
+          <w:lang w:val="en-US"/>
+        </w:rPr>
+        <w:t xml:space="preserve"> </w:t>
+      </w:r>
+      <w:proofErr w:type="spellStart"/>
+      <w:r>
+        <w:rPr>
+          <w:sz w:val="18"/>
+          <w:szCs w:val="18"/>
+          <w:lang w:val="en-US"/>
+        </w:rPr>
+        <w:t>o'rtasidagi</w:t>
+      </w:r>
+      <w:proofErr w:type="spellEnd"/>
+      <w:r>
+        <w:rPr>
+          <w:sz w:val="18"/>
+          <w:szCs w:val="18"/>
+          <w:lang w:val="en-US"/>
+        </w:rPr>
+        <w:t xml:space="preserve"> </w:t>
+      </w:r>
+      <w:proofErr w:type="spellStart"/>
+      <w:r>
+        <w:rPr>
+          <w:sz w:val="18"/>
+          <w:szCs w:val="18"/>
+          <w:lang w:val="en-US"/>
+        </w:rPr>
+        <w:t>shartnomada</w:t>
+      </w:r>
+      <w:proofErr w:type="spellEnd"/>
+      <w:r>
+        <w:rPr>
+          <w:sz w:val="18"/>
+          <w:szCs w:val="18"/>
+          <w:lang w:val="en-US"/>
+        </w:rPr>
+        <w:t xml:space="preserve"> </w:t>
+      </w:r>
+      <w:proofErr w:type="spellStart"/>
+      <w:r>
+        <w:rPr>
+          <w:sz w:val="18"/>
+          <w:szCs w:val="18"/>
+          <w:lang w:val="en-US"/>
+        </w:rPr>
+        <w:t>narx</w:t>
+      </w:r>
+      <w:proofErr w:type="spellEnd"/>
+      <w:r>
+        <w:rPr>
+          <w:sz w:val="18"/>
+          <w:szCs w:val="18"/>
+          <w:lang w:val="en-US"/>
+        </w:rPr>
+        <w:t xml:space="preserve"> </w:t>
+      </w:r>
+      <w:proofErr w:type="spellStart"/>
+      <w:r>
+        <w:rPr>
+          <w:sz w:val="18"/>
+          <w:szCs w:val="18"/>
+          <w:lang w:val="en-US"/>
+        </w:rPr>
+        <w:t>qo'shilgan</w:t>
+      </w:r>
+      <w:proofErr w:type="spellEnd"/>
+      <w:r>
+        <w:rPr>
+          <w:sz w:val="18"/>
+          <w:szCs w:val="18"/>
+          <w:lang w:val="en-US"/>
+        </w:rPr>
+        <w:t xml:space="preserve"> </w:t>
+      </w:r>
+      <w:proofErr w:type="spellStart"/>
+      <w:r>
+        <w:rPr>
+          <w:sz w:val="18"/>
+          <w:szCs w:val="18"/>
+          <w:lang w:val="en-US"/>
+        </w:rPr>
+        <w:t>qiymat</w:t>
+      </w:r>
+      <w:proofErr w:type="spellEnd"/>
+      <w:r>
+        <w:rPr>
+          <w:sz w:val="18"/>
+          <w:szCs w:val="18"/>
+          <w:lang w:val="en-US"/>
+        </w:rPr>
+        <w:t xml:space="preserve"> </w:t>
+      </w:r>
+      <w:proofErr w:type="spellStart"/>
+      <w:r>
+        <w:rPr>
+          <w:sz w:val="18"/>
+          <w:szCs w:val="18"/>
+          <w:lang w:val="en-US"/>
+        </w:rPr>
+        <w:t>solig'isiz</w:t>
+      </w:r>
+      <w:proofErr w:type="spellEnd"/>
+      <w:r>
+        <w:rPr>
+          <w:sz w:val="18"/>
+          <w:szCs w:val="18"/>
+          <w:lang w:val="en-US"/>
+        </w:rPr>
+        <w:t xml:space="preserve"> </w:t>
+      </w:r>
+      <w:proofErr w:type="spellStart"/>
+      <w:r>
+        <w:rPr>
+          <w:sz w:val="18"/>
+          <w:szCs w:val="18"/>
+          <w:lang w:val="en-US"/>
+        </w:rPr>
+        <w:t>hisoblanadi</w:t>
+      </w:r>
+      <w:proofErr w:type="spellEnd"/>
       <w:r>
         <w:rPr>
           <w:b/>
@@ -1020,15 +4474,49 @@
           <w:lang w:val="en-US"/>
         </w:rPr>
       </w:pPr>
-      <w:r>
-        <w:rPr>
-          <w:b/>
-          <w:bCs/>
-          <w:sz w:val="18"/>
-          <w:szCs w:val="18"/>
-          <w:lang w:val="en-US"/>
-        </w:rPr>
-        <w:t>MHi = MHb × 0,4</w:t>
+      <w:proofErr w:type="spellStart"/>
+      <w:r>
+        <w:rPr>
+          <w:b/>
+          <w:bCs/>
+          <w:sz w:val="18"/>
+          <w:szCs w:val="18"/>
+          <w:lang w:val="en-US"/>
+        </w:rPr>
+        <w:t>MHi</w:t>
+      </w:r>
+      <w:proofErr w:type="spellEnd"/>
+      <w:r>
+        <w:rPr>
+          <w:b/>
+          <w:bCs/>
+          <w:sz w:val="18"/>
+          <w:szCs w:val="18"/>
+          <w:lang w:val="en-US"/>
+        </w:rPr>
+        <w:t xml:space="preserve"> = </w:t>
+      </w:r>
+      <w:proofErr w:type="spellStart"/>
+      <w:r>
+        <w:rPr>
+          <w:b/>
+          <w:bCs/>
+          <w:sz w:val="18"/>
+          <w:szCs w:val="18"/>
+          <w:lang w:val="en-US"/>
+        </w:rPr>
+        <w:t>MHb</w:t>
+      </w:r>
+      <w:proofErr w:type="spellEnd"/>
+      <w:r>
+        <w:rPr>
+          <w:b/>
+          <w:bCs/>
+          <w:sz w:val="18"/>
+          <w:szCs w:val="18"/>
+          <w:lang w:val="en-US"/>
+        </w:rPr>
+        <w:t xml:space="preserve"> × 0,4</w:t>
       </w:r>
     </w:p>
     <w:p>
@@ -1060,6 +4548,7 @@
           <w:lang w:val="en-US"/>
         </w:rPr>
       </w:pPr>
+      <w:proofErr w:type="spellStart"/>
       <w:r>
         <w:rPr>
           <w:b/>
@@ -1070,23 +4559,276 @@
         </w:rPr>
         <w:t>MHi</w:t>
       </w:r>
-      <w:r>
-        <w:rPr>
-          <w:sz w:val="18"/>
-          <w:szCs w:val="18"/>
-          <w:lang w:val="en-US"/>
-        </w:rPr>
-        <w:t xml:space="preserve"> – normativ hujjatni ishlab chiqish uchun ilmiy-tadqiqot, tajriba-konstruktorlik yoki eksperimental ishlarni o'tkazish narxi</w:t>
-      </w:r>
-      <w:r>
-        <w:rPr>
-          <w:b/>
-          <w:bCs/>
-          <w:sz w:val="18"/>
-          <w:szCs w:val="18"/>
-          <w:lang w:val="en-US"/>
-        </w:rPr>
-        <w:t xml:space="preserve"> ({{mhi_amount}} so'm);</w:t>
+      <w:proofErr w:type="spellEnd"/>
+      <w:r>
+        <w:rPr>
+          <w:sz w:val="18"/>
+          <w:szCs w:val="18"/>
+          <w:lang w:val="en-US"/>
+        </w:rPr>
+        <w:t xml:space="preserve"> – </w:t>
+      </w:r>
+      <w:proofErr w:type="spellStart"/>
+      <w:r>
+        <w:rPr>
+          <w:sz w:val="18"/>
+          <w:szCs w:val="18"/>
+          <w:lang w:val="en-US"/>
+        </w:rPr>
+        <w:t>normativ</w:t>
+      </w:r>
+      <w:proofErr w:type="spellEnd"/>
+      <w:r>
+        <w:rPr>
+          <w:sz w:val="18"/>
+          <w:szCs w:val="18"/>
+          <w:lang w:val="en-US"/>
+        </w:rPr>
+        <w:t xml:space="preserve"> </w:t>
+      </w:r>
+      <w:proofErr w:type="spellStart"/>
+      <w:r>
+        <w:rPr>
+          <w:sz w:val="18"/>
+          <w:szCs w:val="18"/>
+          <w:lang w:val="en-US"/>
+        </w:rPr>
+        <w:t>hujjatni</w:t>
+      </w:r>
+      <w:proofErr w:type="spellEnd"/>
+      <w:r>
+        <w:rPr>
+          <w:sz w:val="18"/>
+          <w:szCs w:val="18"/>
+          <w:lang w:val="en-US"/>
+        </w:rPr>
+        <w:t xml:space="preserve"> </w:t>
+      </w:r>
+      <w:proofErr w:type="spellStart"/>
+      <w:r>
+        <w:rPr>
+          <w:sz w:val="18"/>
+          <w:szCs w:val="18"/>
+          <w:lang w:val="en-US"/>
+        </w:rPr>
+        <w:t>ishlab</w:t>
+      </w:r>
+      <w:proofErr w:type="spellEnd"/>
+      <w:r>
+        <w:rPr>
+          <w:sz w:val="18"/>
+          <w:szCs w:val="18"/>
+          <w:lang w:val="en-US"/>
+        </w:rPr>
+        <w:t xml:space="preserve"> </w:t>
+      </w:r>
+      <w:proofErr w:type="spellStart"/>
+      <w:r>
+        <w:rPr>
+          <w:sz w:val="18"/>
+          <w:szCs w:val="18"/>
+          <w:lang w:val="en-US"/>
+        </w:rPr>
+        <w:t>chiqish</w:t>
+      </w:r>
+      <w:proofErr w:type="spellEnd"/>
+      <w:r>
+        <w:rPr>
+          <w:sz w:val="18"/>
+          <w:szCs w:val="18"/>
+          <w:lang w:val="en-US"/>
+        </w:rPr>
+        <w:t xml:space="preserve"> </w:t>
+      </w:r>
+      <w:proofErr w:type="spellStart"/>
+      <w:r>
+        <w:rPr>
+          <w:sz w:val="18"/>
+          <w:szCs w:val="18"/>
+          <w:lang w:val="en-US"/>
+        </w:rPr>
+        <w:t>uchun</w:t>
+      </w:r>
+      <w:proofErr w:type="spellEnd"/>
+      <w:r>
+        <w:rPr>
+          <w:sz w:val="18"/>
+          <w:szCs w:val="18"/>
+          <w:lang w:val="en-US"/>
+        </w:rPr>
+        <w:t xml:space="preserve"> </w:t>
+      </w:r>
+      <w:proofErr w:type="spellStart"/>
+      <w:r>
+        <w:rPr>
+          <w:sz w:val="18"/>
+          <w:szCs w:val="18"/>
+          <w:lang w:val="en-US"/>
+        </w:rPr>
+        <w:t>ilmiy-tadqiqot</w:t>
+      </w:r>
+      <w:proofErr w:type="spellEnd"/>
+      <w:r>
+        <w:rPr>
+          <w:sz w:val="18"/>
+          <w:szCs w:val="18"/>
+          <w:lang w:val="en-US"/>
+        </w:rPr>
+        <w:t xml:space="preserve">, </w:t>
+      </w:r>
+      <w:proofErr w:type="spellStart"/>
+      <w:r>
+        <w:rPr>
+          <w:sz w:val="18"/>
+          <w:szCs w:val="18"/>
+          <w:lang w:val="en-US"/>
+        </w:rPr>
+        <w:t>tajriba-konstruktorlik</w:t>
+      </w:r>
+      <w:proofErr w:type="spellEnd"/>
+      <w:r>
+        <w:rPr>
+          <w:sz w:val="18"/>
+          <w:szCs w:val="18"/>
+          <w:lang w:val="en-US"/>
+        </w:rPr>
+        <w:t xml:space="preserve"> </w:t>
+      </w:r>
+      <w:proofErr w:type="spellStart"/>
+      <w:r>
+        <w:rPr>
+          <w:sz w:val="18"/>
+          <w:szCs w:val="18"/>
+          <w:lang w:val="en-US"/>
+        </w:rPr>
+        <w:t>yoki</w:t>
+      </w:r>
+      <w:proofErr w:type="spellEnd"/>
+      <w:r>
+        <w:rPr>
+          <w:sz w:val="18"/>
+          <w:szCs w:val="18"/>
+          <w:lang w:val="en-US"/>
+        </w:rPr>
+        <w:t xml:space="preserve"> </w:t>
+      </w:r>
+      <w:proofErr w:type="spellStart"/>
+      <w:r>
+        <w:rPr>
+          <w:sz w:val="18"/>
+          <w:szCs w:val="18"/>
+          <w:lang w:val="en-US"/>
+        </w:rPr>
+        <w:t>eksperimental</w:t>
+      </w:r>
+      <w:proofErr w:type="spellEnd"/>
+      <w:r>
+        <w:rPr>
+          <w:sz w:val="18"/>
+          <w:szCs w:val="18"/>
+          <w:lang w:val="en-US"/>
+        </w:rPr>
+        <w:t xml:space="preserve"> </w:t>
+      </w:r>
+      <w:proofErr w:type="spellStart"/>
+      <w:r>
+        <w:rPr>
+          <w:sz w:val="18"/>
+          <w:szCs w:val="18"/>
+          <w:lang w:val="en-US"/>
+        </w:rPr>
+        <w:t>ishlarni</w:t>
+      </w:r>
+      <w:proofErr w:type="spellEnd"/>
+      <w:r>
+        <w:rPr>
+          <w:sz w:val="18"/>
+          <w:szCs w:val="18"/>
+          <w:lang w:val="en-US"/>
+        </w:rPr>
+        <w:t xml:space="preserve"> </w:t>
+      </w:r>
+      <w:proofErr w:type="spellStart"/>
+      <w:r>
+        <w:rPr>
+          <w:sz w:val="18"/>
+          <w:szCs w:val="18"/>
+          <w:lang w:val="en-US"/>
+        </w:rPr>
+        <w:t>o'tkazish</w:t>
+      </w:r>
+      <w:proofErr w:type="spellEnd"/>
+      <w:r>
+        <w:rPr>
+          <w:sz w:val="18"/>
+          <w:szCs w:val="18"/>
+          <w:lang w:val="en-US"/>
+        </w:rPr>
+        <w:t xml:space="preserve"> </w:t>
+      </w:r>
+      <w:proofErr w:type="spellStart"/>
+      <w:r>
+        <w:rPr>
+          <w:sz w:val="18"/>
+          <w:szCs w:val="18"/>
+          <w:lang w:val="en-US"/>
+        </w:rPr>
+        <w:t>narxi</w:t>
+      </w:r>
+      <w:proofErr w:type="spellEnd"/>
+      <w:r>
+        <w:rPr>
+          <w:b/>
+          <w:bCs/>
+          <w:sz w:val="18"/>
+          <w:szCs w:val="18"/>
+          <w:lang w:val="en-US"/>
+        </w:rPr>
+        <w:t xml:space="preserve"> ({{</w:t>
+      </w:r>
+      <w:proofErr w:type="spellStart"/>
+      <w:r>
+        <w:rPr>
+          <w:b/>
+          <w:bCs/>
+          <w:sz w:val="18"/>
+          <w:szCs w:val="18"/>
+          <w:lang w:val="en-US"/>
+        </w:rPr>
+        <w:t>mhi_amount</w:t>
+      </w:r>
+      <w:proofErr w:type="spellEnd"/>
+      <w:r>
+        <w:rPr>
+          <w:b/>
+          <w:bCs/>
+          <w:sz w:val="18"/>
+          <w:szCs w:val="18"/>
+          <w:lang w:val="en-US"/>
+        </w:rPr>
+        <w:t xml:space="preserve">}} </w:t>
+      </w:r>
+      <w:proofErr w:type="spellStart"/>
+      <w:r>
+        <w:rPr>
+          <w:b/>
+          <w:bCs/>
+          <w:sz w:val="18"/>
+          <w:szCs w:val="18"/>
+          <w:lang w:val="en-US"/>
+        </w:rPr>
+        <w:t>so'm</w:t>
+      </w:r>
+      <w:proofErr w:type="spellEnd"/>
+      <w:r>
+        <w:rPr>
+          <w:b/>
+          <w:bCs/>
+          <w:sz w:val="18"/>
+          <w:szCs w:val="18"/>
+          <w:lang w:val="en-US"/>
+        </w:rPr>
+        <w:t>);</w:t>
       </w:r>
     </w:p>
     <w:p>
@@ -1099,6 +4841,7 @@
           <w:lang w:val="en-US"/>
         </w:rPr>
       </w:pPr>
+      <w:proofErr w:type="spellStart"/>
       <w:r>
         <w:rPr>
           <w:b/>
@@ -1109,23 +4852,240 @@
         </w:rPr>
         <w:t>MHb</w:t>
       </w:r>
-      <w:r>
-        <w:rPr>
-          <w:sz w:val="18"/>
-          <w:szCs w:val="18"/>
-          <w:lang w:val="en-US"/>
-        </w:rPr>
-        <w:t xml:space="preserve"> – mazkur Yo'riqnomaning 9-bandiga asosan belgilangan normativ hujjatni ishlab chiqishning bazaviy narxi</w:t>
-      </w:r>
-      <w:r>
-        <w:rPr>
-          <w:b/>
-          <w:bCs/>
-          <w:sz w:val="18"/>
-          <w:szCs w:val="18"/>
-          <w:lang w:val="en-US"/>
-        </w:rPr>
-        <w:t xml:space="preserve"> ({{mhb_amount}} so'm);</w:t>
+      <w:proofErr w:type="spellEnd"/>
+      <w:r>
+        <w:rPr>
+          <w:sz w:val="18"/>
+          <w:szCs w:val="18"/>
+          <w:lang w:val="en-US"/>
+        </w:rPr>
+        <w:t xml:space="preserve"> – </w:t>
+      </w:r>
+      <w:proofErr w:type="spellStart"/>
+      <w:r>
+        <w:rPr>
+          <w:sz w:val="18"/>
+          <w:szCs w:val="18"/>
+          <w:lang w:val="en-US"/>
+        </w:rPr>
+        <w:t>mazkur</w:t>
+      </w:r>
+      <w:proofErr w:type="spellEnd"/>
+      <w:r>
+        <w:rPr>
+          <w:sz w:val="18"/>
+          <w:szCs w:val="18"/>
+          <w:lang w:val="en-US"/>
+        </w:rPr>
+        <w:t xml:space="preserve"> </w:t>
+      </w:r>
+      <w:proofErr w:type="spellStart"/>
+      <w:r>
+        <w:rPr>
+          <w:sz w:val="18"/>
+          <w:szCs w:val="18"/>
+          <w:lang w:val="en-US"/>
+        </w:rPr>
+        <w:t>Yo'riqnomaning</w:t>
+      </w:r>
+      <w:proofErr w:type="spellEnd"/>
+      <w:r>
+        <w:rPr>
+          <w:sz w:val="18"/>
+          <w:szCs w:val="18"/>
+          <w:lang w:val="en-US"/>
+        </w:rPr>
+        <w:t xml:space="preserve"> 9-bandiga </w:t>
+      </w:r>
+      <w:proofErr w:type="spellStart"/>
+      <w:r>
+        <w:rPr>
+          <w:sz w:val="18"/>
+          <w:szCs w:val="18"/>
+          <w:lang w:val="en-US"/>
+        </w:rPr>
+        <w:t>asosan</w:t>
+      </w:r>
+      <w:proofErr w:type="spellEnd"/>
+      <w:r>
+        <w:rPr>
+          <w:sz w:val="18"/>
+          <w:szCs w:val="18"/>
+          <w:lang w:val="en-US"/>
+        </w:rPr>
+        <w:t xml:space="preserve"> </w:t>
+      </w:r>
+      <w:proofErr w:type="spellStart"/>
+      <w:r>
+        <w:rPr>
+          <w:sz w:val="18"/>
+          <w:szCs w:val="18"/>
+          <w:lang w:val="en-US"/>
+        </w:rPr>
+        <w:t>belgilangan</w:t>
+      </w:r>
+      <w:proofErr w:type="spellEnd"/>
+      <w:r>
+        <w:rPr>
+          <w:sz w:val="18"/>
+          <w:szCs w:val="18"/>
+          <w:lang w:val="en-US"/>
+        </w:rPr>
+        <w:t xml:space="preserve"> </w:t>
+      </w:r>
+      <w:proofErr w:type="spellStart"/>
+      <w:r>
+        <w:rPr>
+          <w:sz w:val="18"/>
+          <w:szCs w:val="18"/>
+          <w:lang w:val="en-US"/>
+        </w:rPr>
+        <w:t>normativ</w:t>
+      </w:r>
+      <w:proofErr w:type="spellEnd"/>
+      <w:r>
+        <w:rPr>
+          <w:sz w:val="18"/>
+          <w:szCs w:val="18"/>
+          <w:lang w:val="en-US"/>
+        </w:rPr>
+        <w:t xml:space="preserve"> </w:t>
+      </w:r>
+      <w:proofErr w:type="spellStart"/>
+      <w:r>
+        <w:rPr>
+          <w:sz w:val="18"/>
+          <w:szCs w:val="18"/>
+          <w:lang w:val="en-US"/>
+        </w:rPr>
+        <w:t>hujjatni</w:t>
+      </w:r>
+      <w:proofErr w:type="spellEnd"/>
+      <w:r>
+        <w:rPr>
+          <w:sz w:val="18"/>
+          <w:szCs w:val="18"/>
+          <w:lang w:val="en-US"/>
+        </w:rPr>
+        <w:t xml:space="preserve"> </w:t>
+      </w:r>
+      <w:proofErr w:type="spellStart"/>
+      <w:r>
+        <w:rPr>
+          <w:sz w:val="18"/>
+          <w:szCs w:val="18"/>
+          <w:lang w:val="en-US"/>
+        </w:rPr>
+        <w:t>ishlab</w:t>
+      </w:r>
+      <w:proofErr w:type="spellEnd"/>
+      <w:r>
+        <w:rPr>
+          <w:sz w:val="18"/>
+          <w:szCs w:val="18"/>
+          <w:lang w:val="en-US"/>
+        </w:rPr>
+        <w:t xml:space="preserve"> </w:t>
+      </w:r>
+      <w:proofErr w:type="spellStart"/>
+      <w:r>
+        <w:rPr>
+          <w:sz w:val="18"/>
+          <w:szCs w:val="18"/>
+          <w:lang w:val="en-US"/>
+        </w:rPr>
+        <w:t>chiqishning</w:t>
+      </w:r>
+      <w:proofErr w:type="spellEnd"/>
+      <w:r>
+        <w:rPr>
+          <w:sz w:val="18"/>
+          <w:szCs w:val="18"/>
+          <w:lang w:val="en-US"/>
+        </w:rPr>
+        <w:t xml:space="preserve"> </w:t>
+      </w:r>
+      <w:proofErr w:type="spellStart"/>
+      <w:r>
+        <w:rPr>
+          <w:sz w:val="18"/>
+          <w:szCs w:val="18"/>
+          <w:lang w:val="en-US"/>
+        </w:rPr>
+        <w:t>bazaviy</w:t>
+      </w:r>
+      <w:proofErr w:type="spellEnd"/>
+      <w:r>
+        <w:rPr>
+          <w:sz w:val="18"/>
+          <w:szCs w:val="18"/>
+          <w:lang w:val="en-US"/>
+        </w:rPr>
+        <w:t xml:space="preserve"> </w:t>
+      </w:r>
+      <w:proofErr w:type="spellStart"/>
+      <w:r>
+        <w:rPr>
+          <w:sz w:val="18"/>
+          <w:szCs w:val="18"/>
+          <w:lang w:val="en-US"/>
+        </w:rPr>
+        <w:t>narxi</w:t>
+      </w:r>
+      <w:proofErr w:type="spellEnd"/>
+      <w:r>
+        <w:rPr>
+          <w:b/>
+          <w:bCs/>
+          <w:sz w:val="18"/>
+          <w:szCs w:val="18"/>
+          <w:lang w:val="en-US"/>
+        </w:rPr>
+        <w:t xml:space="preserve"> ({{</w:t>
+      </w:r>
+      <w:proofErr w:type="spellStart"/>
+      <w:r>
+        <w:rPr>
+          <w:b/>
+          <w:bCs/>
+          <w:sz w:val="18"/>
+          <w:szCs w:val="18"/>
+          <w:lang w:val="en-US"/>
+        </w:rPr>
+        <w:t>mhb_amount</w:t>
+      </w:r>
+      <w:proofErr w:type="spellEnd"/>
+      <w:r>
+        <w:rPr>
+          <w:b/>
+          <w:bCs/>
+          <w:sz w:val="18"/>
+          <w:szCs w:val="18"/>
+          <w:lang w:val="en-US"/>
+        </w:rPr>
+        <w:t xml:space="preserve">}} </w:t>
+      </w:r>
+      <w:proofErr w:type="spellStart"/>
+      <w:r>
+        <w:rPr>
+          <w:b/>
+          <w:bCs/>
+          <w:sz w:val="18"/>
+          <w:szCs w:val="18"/>
+          <w:lang w:val="en-US"/>
+        </w:rPr>
+        <w:t>so'm</w:t>
+      </w:r>
+      <w:proofErr w:type="spellEnd"/>
+      <w:r>
+        <w:rPr>
+          <w:b/>
+          <w:bCs/>
+          <w:sz w:val="18"/>
+          <w:szCs w:val="18"/>
+          <w:lang w:val="en-US"/>
+        </w:rPr>
+        <w:t>);</w:t>
       </w:r>
     </w:p>
     <w:tbl>
@@ -1178,6 +5138,7 @@
                 <w:lang w:val="en-US"/>
               </w:rPr>
             </w:pPr>
+            <w:proofErr w:type="spellStart"/>
             <w:r>
               <w:rPr>
                 <w:b/>
@@ -1187,7 +5148,19 @@
                 <w:u w:val="single"/>
                 <w:lang w:val="en-US"/>
               </w:rPr>
-              <w:t>Tuzdi:</w:t>
+              <w:t>Tuzdi</w:t>
+            </w:r>
+            <w:proofErr w:type="spellEnd"/>
+            <w:r>
+              <w:rPr>
+                <w:b/>
+                <w:bCs/>
+                <w:sz w:val="18"/>
+                <w:szCs w:val="18"/>
+                <w:u w:val="single"/>
+                <w:lang w:val="en-US"/>
+              </w:rPr>
+              <w:t>:</w:t>
             </w:r>
           </w:p>
           <w:p>
@@ -1262,8 +5235,20 @@
                 <w:szCs w:val="18"/>
                 <w:lang w:val="en-US"/>
               </w:rPr>
-              <w:t>R. Kuchkarov</w:t>
+              <w:t xml:space="preserve">R. </w:t>
             </w:r>
+            <w:proofErr w:type="spellStart"/>
+            <w:r>
+              <w:rPr>
+                <w:b/>
+                <w:bCs/>
+                <w:sz w:val="18"/>
+                <w:szCs w:val="18"/>
+                <w:lang w:val="en-US"/>
+              </w:rPr>
+              <w:t>Kuchkarov</w:t>
+            </w:r>
+            <w:proofErr w:type="spellEnd"/>
           </w:p>
           <w:p>
             <w:pPr>
@@ -1406,6 +5391,7 @@
                 <w:lang w:val="en-US"/>
               </w:rPr>
             </w:pPr>
+            <w:proofErr w:type="spellStart"/>
             <w:r>
               <w:rPr>
                 <w:b/>
@@ -1414,8 +5400,9 @@
                 <w:szCs w:val="18"/>
                 <w:lang w:val="en-US"/>
               </w:rPr>
-              <w:t>Moliya-iqtisod bo'limi</w:t>
+              <w:t>Moliya-iqtisod</w:t>
             </w:r>
+            <w:proofErr w:type="spellEnd"/>
             <w:r>
               <w:rPr>
                 <w:b/>
@@ -1426,6 +5413,7 @@
               </w:rPr>
               <w:t xml:space="preserve"> </w:t>
             </w:r>
+            <w:proofErr w:type="spellStart"/>
             <w:r>
               <w:rPr>
                 <w:b/>
@@ -1434,8 +5422,31 @@
                 <w:szCs w:val="18"/>
                 <w:lang w:val="en-US"/>
               </w:rPr>
+              <w:t>bo'limi</w:t>
+            </w:r>
+            <w:proofErr w:type="spellEnd"/>
+            <w:r>
+              <w:rPr>
+                <w:b/>
+                <w:bCs/>
+                <w:sz w:val="18"/>
+                <w:szCs w:val="18"/>
+                <w:lang w:val="en-US"/>
+              </w:rPr>
+              <w:t xml:space="preserve"> </w:t>
+            </w:r>
+            <w:proofErr w:type="spellStart"/>
+            <w:r>
+              <w:rPr>
+                <w:b/>
+                <w:bCs/>
+                <w:sz w:val="18"/>
+                <w:szCs w:val="18"/>
+                <w:lang w:val="en-US"/>
+              </w:rPr>
               <w:t>boshlig'i</w:t>
             </w:r>
+            <w:proofErr w:type="spellEnd"/>
           </w:p>
           <w:p>
             <w:pPr>
@@ -1470,8 +5481,20 @@
                 <w:szCs w:val="18"/>
                 <w:lang w:val="en-US"/>
               </w:rPr>
-              <w:t>R. Djumayev</w:t>
+              <w:t xml:space="preserve">R. </w:t>
             </w:r>
+            <w:proofErr w:type="spellStart"/>
+            <w:r>
+              <w:rPr>
+                <w:b/>
+                <w:bCs/>
+                <w:sz w:val="18"/>
+                <w:szCs w:val="18"/>
+                <w:lang w:val="en-US"/>
+              </w:rPr>
+              <w:t>Djumayev</w:t>
+            </w:r>
+            <w:proofErr w:type="spellEnd"/>
           </w:p>
           <w:p>
             <w:pPr>

--- a/backend/contract_templates/Kalkul.docx
+++ b/backend/contract_templates/Kalkul.docx
@@ -50,14 +50,160 @@
           <w:lang w:val="en-US"/>
         </w:rPr>
       </w:pPr>
-      <w:r>
-        <w:rPr>
-          <w:sz w:val="18"/>
-          <w:szCs w:val="18"/>
-          <w:lang w:val="en-US"/>
-        </w:rPr>
-        <w:t>O'zbekiston Respublikasi Qurilish va uy-joy kommunal xo'jaligi vazirining o'rinbosari</w:t>
-      </w:r>
+      <w:proofErr w:type="spellStart"/>
+      <w:r>
+        <w:rPr>
+          <w:sz w:val="18"/>
+          <w:szCs w:val="18"/>
+          <w:lang w:val="en-US"/>
+        </w:rPr>
+        <w:t>O'zbekiston</w:t>
+      </w:r>
+      <w:proofErr w:type="spellEnd"/>
+      <w:r>
+        <w:rPr>
+          <w:sz w:val="18"/>
+          <w:szCs w:val="18"/>
+          <w:lang w:val="en-US"/>
+        </w:rPr>
+        <w:t xml:space="preserve"> </w:t>
+      </w:r>
+      <w:proofErr w:type="spellStart"/>
+      <w:r>
+        <w:rPr>
+          <w:sz w:val="18"/>
+          <w:szCs w:val="18"/>
+          <w:lang w:val="en-US"/>
+        </w:rPr>
+        <w:t>Respublikasi</w:t>
+      </w:r>
+      <w:proofErr w:type="spellEnd"/>
+      <w:r>
+        <w:rPr>
+          <w:sz w:val="18"/>
+          <w:szCs w:val="18"/>
+          <w:lang w:val="en-US"/>
+        </w:rPr>
+        <w:t xml:space="preserve"> </w:t>
+      </w:r>
+      <w:proofErr w:type="spellStart"/>
+      <w:r>
+        <w:rPr>
+          <w:sz w:val="18"/>
+          <w:szCs w:val="18"/>
+          <w:lang w:val="en-US"/>
+        </w:rPr>
+        <w:t>Qurilish</w:t>
+      </w:r>
+      <w:proofErr w:type="spellEnd"/>
+      <w:r>
+        <w:rPr>
+          <w:sz w:val="18"/>
+          <w:szCs w:val="18"/>
+          <w:lang w:val="en-US"/>
+        </w:rPr>
+        <w:t xml:space="preserve"> </w:t>
+      </w:r>
+      <w:proofErr w:type="spellStart"/>
+      <w:r>
+        <w:rPr>
+          <w:sz w:val="18"/>
+          <w:szCs w:val="18"/>
+          <w:lang w:val="en-US"/>
+        </w:rPr>
+        <w:t>va</w:t>
+      </w:r>
+      <w:proofErr w:type="spellEnd"/>
+      <w:r>
+        <w:rPr>
+          <w:sz w:val="18"/>
+          <w:szCs w:val="18"/>
+          <w:lang w:val="en-US"/>
+        </w:rPr>
+        <w:t xml:space="preserve"> </w:t>
+      </w:r>
+      <w:proofErr w:type="spellStart"/>
+      <w:r>
+        <w:rPr>
+          <w:sz w:val="18"/>
+          <w:szCs w:val="18"/>
+          <w:lang w:val="en-US"/>
+        </w:rPr>
+        <w:t>uy</w:t>
+      </w:r>
+      <w:proofErr w:type="spellEnd"/>
+      <w:r>
+        <w:rPr>
+          <w:sz w:val="18"/>
+          <w:szCs w:val="18"/>
+          <w:lang w:val="en-US"/>
+        </w:rPr>
+        <w:t xml:space="preserve">-joy </w:t>
+      </w:r>
+      <w:proofErr w:type="spellStart"/>
+      <w:r>
+        <w:rPr>
+          <w:sz w:val="18"/>
+          <w:szCs w:val="18"/>
+          <w:lang w:val="en-US"/>
+        </w:rPr>
+        <w:t>kommunal</w:t>
+      </w:r>
+      <w:proofErr w:type="spellEnd"/>
+      <w:r>
+        <w:rPr>
+          <w:sz w:val="18"/>
+          <w:szCs w:val="18"/>
+          <w:lang w:val="en-US"/>
+        </w:rPr>
+        <w:t xml:space="preserve"> </w:t>
+      </w:r>
+      <w:proofErr w:type="spellStart"/>
+      <w:r>
+        <w:rPr>
+          <w:sz w:val="18"/>
+          <w:szCs w:val="18"/>
+          <w:lang w:val="en-US"/>
+        </w:rPr>
+        <w:t>xo'jaligi</w:t>
+      </w:r>
+      <w:proofErr w:type="spellEnd"/>
+      <w:r>
+        <w:rPr>
+          <w:sz w:val="18"/>
+          <w:szCs w:val="18"/>
+          <w:lang w:val="en-US"/>
+        </w:rPr>
+        <w:t xml:space="preserve"> </w:t>
+      </w:r>
+      <w:proofErr w:type="spellStart"/>
+      <w:r>
+        <w:rPr>
+          <w:sz w:val="18"/>
+          <w:szCs w:val="18"/>
+          <w:lang w:val="en-US"/>
+        </w:rPr>
+        <w:t>vazirining</w:t>
+      </w:r>
+      <w:proofErr w:type="spellEnd"/>
+      <w:r>
+        <w:rPr>
+          <w:sz w:val="18"/>
+          <w:szCs w:val="18"/>
+          <w:lang w:val="en-US"/>
+        </w:rPr>
+        <w:t xml:space="preserve"> </w:t>
+      </w:r>
+      <w:proofErr w:type="spellStart"/>
+      <w:r>
+        <w:rPr>
+          <w:sz w:val="18"/>
+          <w:szCs w:val="18"/>
+          <w:lang w:val="en-US"/>
+        </w:rPr>
+        <w:t>o'rinbosari</w:t>
+      </w:r>
+      <w:proofErr w:type="spellEnd"/>
     </w:p>
     <w:p>
       <w:pPr>
@@ -69,6 +215,7 @@
           <w:lang w:val="en-US"/>
         </w:rPr>
       </w:pPr>
+      <w:proofErr w:type="spellStart"/>
       <w:r>
         <w:rPr>
           <w:sz w:val="18"/>
@@ -77,6 +224,7 @@
         </w:rPr>
         <w:t>D.Adilov</w:t>
       </w:r>
+      <w:proofErr w:type="spellEnd"/>
     </w:p>
     <w:p>
       <w:pPr>
@@ -90,11 +238,43 @@
       </w:pPr>
       <w:r>
         <w:rPr>
-          <w:sz w:val="18"/>
-          <w:szCs w:val="18"/>
-          <w:lang w:val="en-US"/>
-        </w:rPr>
-        <w:t>"_____"__________2026-yil</w:t>
+          <w:rFonts w:ascii="Times New Roman" w:hAnsi="Times New Roman"/>
+          <w:sz w:val="18"/>
+          <w:u w:val="none"/>
+        </w:rPr>
+        <w:t>"</w:t>
+      </w:r>
+      <w:r>
+        <w:rPr>
+          <w:rFonts w:ascii="Times New Roman" w:hAnsi="Times New Roman"/>
+          <w:sz w:val="18"/>
+          <w:u w:val="single"/>
+        </w:rPr>
+        <w:t xml:space="preserve">   09   </w:t>
+      </w:r>
+      <w:r>
+        <w:rPr>
+          <w:rFonts w:ascii="Times New Roman" w:hAnsi="Times New Roman"/>
+          <w:sz w:val="18"/>
+          <w:u w:val="none"/>
+        </w:rPr>
+        <w:t xml:space="preserve">" </w:t>
+      </w:r>
+      <w:r>
+        <w:rPr>
+          <w:rFonts w:ascii="Times New Roman" w:hAnsi="Times New Roman"/>
+          <w:sz w:val="18"/>
+          <w:u w:val="single"/>
+        </w:rPr>
+        <w:t xml:space="preserve">   iyul   </w:t>
+      </w:r>
+      <w:r>
+        <w:rPr>
+          <w:rFonts w:ascii="Times New Roman" w:hAnsi="Times New Roman"/>
+          <w:sz w:val="18"/>
+          <w:u w:val="none"/>
+        </w:rPr>
+        <w:t xml:space="preserve"> 2026-yil</w:t>
       </w:r>
     </w:p>
     <w:p>
@@ -142,16 +322,150 @@
         </w:rPr>
         <w:t xml:space="preserve"> </w:t>
       </w:r>
-      <w:r>
-        <w:rPr>
-          <w:b/>
-          <w:bCs/>
-          <w:sz w:val="18"/>
-          <w:szCs w:val="18"/>
-          <w:lang w:val="en-US"/>
-        </w:rPr>
-        <w:t>nomli {{normative_type_full}}ni ishlab chiqish narxini hisoblash</w:t>
-      </w:r>
+      <w:proofErr w:type="spellStart"/>
+      <w:r>
+        <w:rPr>
+          <w:b/>
+          <w:bCs/>
+          <w:sz w:val="18"/>
+          <w:szCs w:val="18"/>
+          <w:lang w:val="en-US"/>
+        </w:rPr>
+        <w:t>nomli</w:t>
+      </w:r>
+      <w:proofErr w:type="spellEnd"/>
+      <w:r>
+        <w:rPr>
+          <w:b/>
+          <w:bCs/>
+          <w:sz w:val="18"/>
+          <w:szCs w:val="18"/>
+          <w:lang w:val="en-US"/>
+        </w:rPr>
+        <w:t xml:space="preserve"> {{</w:t>
+      </w:r>
+      <w:proofErr w:type="spellStart"/>
+      <w:r>
+        <w:rPr>
+          <w:b/>
+          <w:bCs/>
+          <w:sz w:val="18"/>
+          <w:szCs w:val="18"/>
+          <w:lang w:val="en-US"/>
+        </w:rPr>
+        <w:t>normative_type_full</w:t>
+      </w:r>
+      <w:proofErr w:type="spellEnd"/>
+      <w:r>
+        <w:rPr>
+          <w:b/>
+          <w:bCs/>
+          <w:sz w:val="18"/>
+          <w:szCs w:val="18"/>
+          <w:lang w:val="en-US"/>
+        </w:rPr>
+        <w:t>}}</w:t>
+      </w:r>
+      <w:proofErr w:type="spellStart"/>
+      <w:r>
+        <w:rPr>
+          <w:b/>
+          <w:bCs/>
+          <w:sz w:val="18"/>
+          <w:szCs w:val="18"/>
+          <w:lang w:val="en-US"/>
+        </w:rPr>
+        <w:t>ni</w:t>
+      </w:r>
+      <w:proofErr w:type="spellEnd"/>
+      <w:r>
+        <w:rPr>
+          <w:b/>
+          <w:bCs/>
+          <w:sz w:val="18"/>
+          <w:szCs w:val="18"/>
+          <w:lang w:val="en-US"/>
+        </w:rPr>
+        <w:t xml:space="preserve"> </w:t>
+      </w:r>
+      <w:proofErr w:type="spellStart"/>
+      <w:r>
+        <w:rPr>
+          <w:b/>
+          <w:bCs/>
+          <w:sz w:val="18"/>
+          <w:szCs w:val="18"/>
+          <w:lang w:val="en-US"/>
+        </w:rPr>
+        <w:t>ishlab</w:t>
+      </w:r>
+      <w:proofErr w:type="spellEnd"/>
+      <w:r>
+        <w:rPr>
+          <w:b/>
+          <w:bCs/>
+          <w:sz w:val="18"/>
+          <w:szCs w:val="18"/>
+          <w:lang w:val="en-US"/>
+        </w:rPr>
+        <w:t xml:space="preserve"> </w:t>
+      </w:r>
+      <w:proofErr w:type="spellStart"/>
+      <w:r>
+        <w:rPr>
+          <w:b/>
+          <w:bCs/>
+          <w:sz w:val="18"/>
+          <w:szCs w:val="18"/>
+          <w:lang w:val="en-US"/>
+        </w:rPr>
+        <w:t>chiqish</w:t>
+      </w:r>
+      <w:proofErr w:type="spellEnd"/>
+      <w:r>
+        <w:rPr>
+          <w:b/>
+          <w:bCs/>
+          <w:sz w:val="18"/>
+          <w:szCs w:val="18"/>
+          <w:lang w:val="en-US"/>
+        </w:rPr>
+        <w:t xml:space="preserve"> </w:t>
+      </w:r>
+      <w:proofErr w:type="spellStart"/>
+      <w:r>
+        <w:rPr>
+          <w:b/>
+          <w:bCs/>
+          <w:sz w:val="18"/>
+          <w:szCs w:val="18"/>
+          <w:lang w:val="en-US"/>
+        </w:rPr>
+        <w:t>narxini</w:t>
+      </w:r>
+      <w:proofErr w:type="spellEnd"/>
+      <w:r>
+        <w:rPr>
+          <w:b/>
+          <w:bCs/>
+          <w:sz w:val="18"/>
+          <w:szCs w:val="18"/>
+          <w:lang w:val="en-US"/>
+        </w:rPr>
+        <w:t xml:space="preserve"> </w:t>
+      </w:r>
+      <w:proofErr w:type="spellStart"/>
+      <w:r>
+        <w:rPr>
+          <w:b/>
+          <w:bCs/>
+          <w:sz w:val="18"/>
+          <w:szCs w:val="18"/>
+          <w:lang w:val="en-US"/>
+        </w:rPr>
+        <w:t>hisoblash</w:t>
+      </w:r>
+      <w:proofErr w:type="spellEnd"/>
     </w:p>
     <w:p>
       <w:pPr>
@@ -163,29 +477,183 @@
           <w:lang w:val="en-US"/>
         </w:rPr>
       </w:pPr>
-      <w:r>
-        <w:rPr>
-          <w:sz w:val="18"/>
-          <w:szCs w:val="18"/>
-          <w:lang w:val="en-US"/>
-        </w:rPr>
-        <w:t>O'zbekiston Respublikasi Qurilish va uy-joy kommunal xo'jaligi vazirining 0</w:t>
-      </w:r>
-      <w:r>
-        <w:rPr>
-          <w:sz w:val="18"/>
-          <w:szCs w:val="18"/>
-          <w:lang w:val="en-US"/>
-        </w:rPr>
-        <w:t>9</w:t>
-      </w:r>
-      <w:r>
-        <w:rPr>
-          <w:sz w:val="18"/>
-          <w:szCs w:val="18"/>
-          <w:lang w:val="en-US"/>
-        </w:rPr>
-        <w:t xml:space="preserve">.07.2026 yildagi </w:t>
+      <w:proofErr w:type="spellStart"/>
+      <w:r>
+        <w:rPr>
+          <w:sz w:val="18"/>
+          <w:szCs w:val="18"/>
+          <w:lang w:val="en-US"/>
+        </w:rPr>
+        <w:t>O'zbekiston</w:t>
+      </w:r>
+      <w:proofErr w:type="spellEnd"/>
+      <w:r>
+        <w:rPr>
+          <w:sz w:val="18"/>
+          <w:szCs w:val="18"/>
+          <w:lang w:val="en-US"/>
+        </w:rPr>
+        <w:t xml:space="preserve"> </w:t>
+      </w:r>
+      <w:proofErr w:type="spellStart"/>
+      <w:r>
+        <w:rPr>
+          <w:sz w:val="18"/>
+          <w:szCs w:val="18"/>
+          <w:lang w:val="en-US"/>
+        </w:rPr>
+        <w:t>Respublikasi</w:t>
+      </w:r>
+      <w:proofErr w:type="spellEnd"/>
+      <w:r>
+        <w:rPr>
+          <w:sz w:val="18"/>
+          <w:szCs w:val="18"/>
+          <w:lang w:val="en-US"/>
+        </w:rPr>
+        <w:t xml:space="preserve"> </w:t>
+      </w:r>
+      <w:proofErr w:type="spellStart"/>
+      <w:r>
+        <w:rPr>
+          <w:sz w:val="18"/>
+          <w:szCs w:val="18"/>
+          <w:lang w:val="en-US"/>
+        </w:rPr>
+        <w:t>Qurilish</w:t>
+      </w:r>
+      <w:proofErr w:type="spellEnd"/>
+      <w:r>
+        <w:rPr>
+          <w:sz w:val="18"/>
+          <w:szCs w:val="18"/>
+          <w:lang w:val="en-US"/>
+        </w:rPr>
+        <w:t xml:space="preserve"> </w:t>
+      </w:r>
+      <w:proofErr w:type="spellStart"/>
+      <w:r>
+        <w:rPr>
+          <w:sz w:val="18"/>
+          <w:szCs w:val="18"/>
+          <w:lang w:val="en-US"/>
+        </w:rPr>
+        <w:t>va</w:t>
+      </w:r>
+      <w:proofErr w:type="spellEnd"/>
+      <w:r>
+        <w:rPr>
+          <w:sz w:val="18"/>
+          <w:szCs w:val="18"/>
+          <w:lang w:val="en-US"/>
+        </w:rPr>
+        <w:t xml:space="preserve"> </w:t>
+      </w:r>
+      <w:proofErr w:type="spellStart"/>
+      <w:r>
+        <w:rPr>
+          <w:sz w:val="18"/>
+          <w:szCs w:val="18"/>
+          <w:lang w:val="en-US"/>
+        </w:rPr>
+        <w:t>uy</w:t>
+      </w:r>
+      <w:proofErr w:type="spellEnd"/>
+      <w:r>
+        <w:rPr>
+          <w:sz w:val="18"/>
+          <w:szCs w:val="18"/>
+          <w:lang w:val="en-US"/>
+        </w:rPr>
+        <w:t xml:space="preserve">-joy </w:t>
+      </w:r>
+      <w:proofErr w:type="spellStart"/>
+      <w:r>
+        <w:rPr>
+          <w:sz w:val="18"/>
+          <w:szCs w:val="18"/>
+          <w:lang w:val="en-US"/>
+        </w:rPr>
+        <w:t>kommunal</w:t>
+      </w:r>
+      <w:proofErr w:type="spellEnd"/>
+      <w:r>
+        <w:rPr>
+          <w:sz w:val="18"/>
+          <w:szCs w:val="18"/>
+          <w:lang w:val="en-US"/>
+        </w:rPr>
+        <w:t xml:space="preserve"> </w:t>
+      </w:r>
+      <w:proofErr w:type="spellStart"/>
+      <w:r>
+        <w:rPr>
+          <w:sz w:val="18"/>
+          <w:szCs w:val="18"/>
+          <w:lang w:val="en-US"/>
+        </w:rPr>
+        <w:t>xo'jaligi</w:t>
+      </w:r>
+      <w:proofErr w:type="spellEnd"/>
+      <w:r>
+        <w:rPr>
+          <w:sz w:val="18"/>
+          <w:szCs w:val="18"/>
+          <w:lang w:val="en-US"/>
+        </w:rPr>
+        <w:t xml:space="preserve"> </w:t>
+      </w:r>
+      <w:proofErr w:type="spellStart"/>
+      <w:r>
+        <w:rPr>
+          <w:sz w:val="18"/>
+          <w:szCs w:val="18"/>
+          <w:lang w:val="en-US"/>
+        </w:rPr>
+        <w:t>vazirining</w:t>
+      </w:r>
+      <w:proofErr w:type="spellEnd"/>
+      <w:r>
+        <w:rPr>
+          <w:sz w:val="18"/>
+          <w:szCs w:val="18"/>
+          <w:lang w:val="en-US"/>
+        </w:rPr>
+        <w:t xml:space="preserve"> 0</w:t>
+      </w:r>
+      <w:r>
+        <w:rPr>
+          <w:sz w:val="18"/>
+          <w:szCs w:val="18"/>
+          <w:lang w:val="en-US"/>
+        </w:rPr>
+        <w:t>3</w:t>
+      </w:r>
+      <w:r>
+        <w:rPr>
+          <w:sz w:val="18"/>
+          <w:szCs w:val="18"/>
+          <w:lang w:val="en-US"/>
+        </w:rPr>
+        <w:t xml:space="preserve">.07.2026 </w:t>
+      </w:r>
+      <w:proofErr w:type="spellStart"/>
+      <w:r>
+        <w:rPr>
+          <w:sz w:val="18"/>
+          <w:szCs w:val="18"/>
+          <w:lang w:val="en-US"/>
+        </w:rPr>
+        <w:t>yildagi</w:t>
+      </w:r>
+      <w:proofErr w:type="spellEnd"/>
+      <w:r>
+        <w:rPr>
+          <w:sz w:val="18"/>
+          <w:szCs w:val="18"/>
+          <w:lang w:val="en-US"/>
+        </w:rPr>
+        <w:t xml:space="preserve"> </w:t>
       </w:r>
       <w:r>
         <w:rPr>
@@ -195,15 +663,435 @@
           <w:szCs w:val="18"/>
           <w:lang w:val="en-US"/>
         </w:rPr>
-        <w:t>(Adliya vazirligidan 3886 raqami bilan ro'yxatdan o'tgan)</w:t>
-      </w:r>
-      <w:r>
-        <w:rPr>
-          <w:sz w:val="18"/>
-          <w:szCs w:val="18"/>
-          <w:lang w:val="en-US"/>
-        </w:rPr>
-        <w:t xml:space="preserve"> Qurilish va uy-joy kommunal xo'jaligi sohasidagi normativ hujjatlarni ishlab chiqish qiymatini aniqlash bo'yicha yo'riqnomaga asosan aniqlanadi.</w:t>
+        <w:t>(</w:t>
+      </w:r>
+      <w:proofErr w:type="spellStart"/>
+      <w:r>
+        <w:rPr>
+          <w:i/>
+          <w:iCs/>
+          <w:sz w:val="18"/>
+          <w:szCs w:val="18"/>
+          <w:lang w:val="en-US"/>
+        </w:rPr>
+        <w:t>Adliya</w:t>
+      </w:r>
+      <w:proofErr w:type="spellEnd"/>
+      <w:r>
+        <w:rPr>
+          <w:i/>
+          <w:iCs/>
+          <w:sz w:val="18"/>
+          <w:szCs w:val="18"/>
+          <w:lang w:val="en-US"/>
+        </w:rPr>
+        <w:t xml:space="preserve"> </w:t>
+      </w:r>
+      <w:proofErr w:type="spellStart"/>
+      <w:r>
+        <w:rPr>
+          <w:i/>
+          <w:iCs/>
+          <w:sz w:val="18"/>
+          <w:szCs w:val="18"/>
+          <w:lang w:val="en-US"/>
+        </w:rPr>
+        <w:t>vazirligidan</w:t>
+      </w:r>
+      <w:proofErr w:type="spellEnd"/>
+      <w:r>
+        <w:rPr>
+          <w:i/>
+          <w:iCs/>
+          <w:sz w:val="18"/>
+          <w:szCs w:val="18"/>
+          <w:lang w:val="en-US"/>
+        </w:rPr>
+        <w:t xml:space="preserve"> 3886 </w:t>
+      </w:r>
+      <w:proofErr w:type="spellStart"/>
+      <w:r>
+        <w:rPr>
+          <w:i/>
+          <w:iCs/>
+          <w:sz w:val="18"/>
+          <w:szCs w:val="18"/>
+          <w:lang w:val="en-US"/>
+        </w:rPr>
+        <w:t>raqami</w:t>
+      </w:r>
+      <w:proofErr w:type="spellEnd"/>
+      <w:r>
+        <w:rPr>
+          <w:i/>
+          <w:iCs/>
+          <w:sz w:val="18"/>
+          <w:szCs w:val="18"/>
+          <w:lang w:val="en-US"/>
+        </w:rPr>
+        <w:t xml:space="preserve"> </w:t>
+      </w:r>
+      <w:proofErr w:type="spellStart"/>
+      <w:r>
+        <w:rPr>
+          <w:i/>
+          <w:iCs/>
+          <w:sz w:val="18"/>
+          <w:szCs w:val="18"/>
+          <w:lang w:val="en-US"/>
+        </w:rPr>
+        <w:t>bilan</w:t>
+      </w:r>
+      <w:proofErr w:type="spellEnd"/>
+      <w:r>
+        <w:rPr>
+          <w:i/>
+          <w:iCs/>
+          <w:sz w:val="18"/>
+          <w:szCs w:val="18"/>
+          <w:lang w:val="en-US"/>
+        </w:rPr>
+        <w:t xml:space="preserve"> </w:t>
+      </w:r>
+      <w:proofErr w:type="spellStart"/>
+      <w:r>
+        <w:rPr>
+          <w:i/>
+          <w:iCs/>
+          <w:sz w:val="18"/>
+          <w:szCs w:val="18"/>
+          <w:lang w:val="en-US"/>
+        </w:rPr>
+        <w:t>ro'yxatdan</w:t>
+      </w:r>
+      <w:proofErr w:type="spellEnd"/>
+      <w:r>
+        <w:rPr>
+          <w:i/>
+          <w:iCs/>
+          <w:sz w:val="18"/>
+          <w:szCs w:val="18"/>
+          <w:lang w:val="en-US"/>
+        </w:rPr>
+        <w:t xml:space="preserve"> </w:t>
+      </w:r>
+      <w:proofErr w:type="spellStart"/>
+      <w:r>
+        <w:rPr>
+          <w:i/>
+          <w:iCs/>
+          <w:sz w:val="18"/>
+          <w:szCs w:val="18"/>
+          <w:lang w:val="en-US"/>
+        </w:rPr>
+        <w:t>o'tgan</w:t>
+      </w:r>
+      <w:proofErr w:type="spellEnd"/>
+      <w:r>
+        <w:rPr>
+          <w:i/>
+          <w:iCs/>
+          <w:sz w:val="18"/>
+          <w:szCs w:val="18"/>
+          <w:lang w:val="en-US"/>
+        </w:rPr>
+        <w:t>)</w:t>
+      </w:r>
+      <w:r>
+        <w:rPr>
+          <w:sz w:val="18"/>
+          <w:szCs w:val="18"/>
+          <w:lang w:val="en-US"/>
+        </w:rPr>
+        <w:t xml:space="preserve"> </w:t>
+      </w:r>
+      <w:proofErr w:type="spellStart"/>
+      <w:r>
+        <w:rPr>
+          <w:sz w:val="18"/>
+          <w:szCs w:val="18"/>
+          <w:lang w:val="en-US"/>
+        </w:rPr>
+        <w:t>Qurilish</w:t>
+      </w:r>
+      <w:proofErr w:type="spellEnd"/>
+      <w:r>
+        <w:rPr>
+          <w:sz w:val="18"/>
+          <w:szCs w:val="18"/>
+          <w:lang w:val="en-US"/>
+        </w:rPr>
+        <w:t xml:space="preserve"> </w:t>
+      </w:r>
+      <w:proofErr w:type="spellStart"/>
+      <w:r>
+        <w:rPr>
+          <w:sz w:val="18"/>
+          <w:szCs w:val="18"/>
+          <w:lang w:val="en-US"/>
+        </w:rPr>
+        <w:t>va</w:t>
+      </w:r>
+      <w:proofErr w:type="spellEnd"/>
+      <w:r>
+        <w:rPr>
+          <w:sz w:val="18"/>
+          <w:szCs w:val="18"/>
+          <w:lang w:val="en-US"/>
+        </w:rPr>
+        <w:t xml:space="preserve"> </w:t>
+      </w:r>
+      <w:proofErr w:type="spellStart"/>
+      <w:r>
+        <w:rPr>
+          <w:sz w:val="18"/>
+          <w:szCs w:val="18"/>
+          <w:lang w:val="en-US"/>
+        </w:rPr>
+        <w:t>uy</w:t>
+      </w:r>
+      <w:proofErr w:type="spellEnd"/>
+      <w:r>
+        <w:rPr>
+          <w:sz w:val="18"/>
+          <w:szCs w:val="18"/>
+          <w:lang w:val="en-US"/>
+        </w:rPr>
+        <w:t xml:space="preserve">-joy </w:t>
+      </w:r>
+      <w:proofErr w:type="spellStart"/>
+      <w:r>
+        <w:rPr>
+          <w:sz w:val="18"/>
+          <w:szCs w:val="18"/>
+          <w:lang w:val="en-US"/>
+        </w:rPr>
+        <w:t>kommunal</w:t>
+      </w:r>
+      <w:proofErr w:type="spellEnd"/>
+      <w:r>
+        <w:rPr>
+          <w:sz w:val="18"/>
+          <w:szCs w:val="18"/>
+          <w:lang w:val="en-US"/>
+        </w:rPr>
+        <w:t xml:space="preserve"> </w:t>
+      </w:r>
+      <w:proofErr w:type="spellStart"/>
+      <w:r>
+        <w:rPr>
+          <w:sz w:val="18"/>
+          <w:szCs w:val="18"/>
+          <w:lang w:val="en-US"/>
+        </w:rPr>
+        <w:t>xo'jaligi</w:t>
+      </w:r>
+      <w:proofErr w:type="spellEnd"/>
+      <w:r>
+        <w:rPr>
+          <w:sz w:val="18"/>
+          <w:szCs w:val="18"/>
+          <w:lang w:val="en-US"/>
+        </w:rPr>
+        <w:t xml:space="preserve"> </w:t>
+      </w:r>
+      <w:proofErr w:type="spellStart"/>
+      <w:r>
+        <w:rPr>
+          <w:sz w:val="18"/>
+          <w:szCs w:val="18"/>
+          <w:lang w:val="en-US"/>
+        </w:rPr>
+        <w:t>sohasidagi</w:t>
+      </w:r>
+      <w:proofErr w:type="spellEnd"/>
+      <w:r>
+        <w:rPr>
+          <w:sz w:val="18"/>
+          <w:szCs w:val="18"/>
+          <w:lang w:val="en-US"/>
+        </w:rPr>
+        <w:t xml:space="preserve"> </w:t>
+      </w:r>
+      <w:proofErr w:type="spellStart"/>
+      <w:r>
+        <w:rPr>
+          <w:sz w:val="18"/>
+          <w:szCs w:val="18"/>
+          <w:lang w:val="en-US"/>
+        </w:rPr>
+        <w:t>normativ</w:t>
+      </w:r>
+      <w:proofErr w:type="spellEnd"/>
+      <w:r>
+        <w:rPr>
+          <w:sz w:val="18"/>
+          <w:szCs w:val="18"/>
+          <w:lang w:val="en-US"/>
+        </w:rPr>
+        <w:t xml:space="preserve"> </w:t>
+      </w:r>
+      <w:proofErr w:type="spellStart"/>
+      <w:r>
+        <w:rPr>
+          <w:sz w:val="18"/>
+          <w:szCs w:val="18"/>
+          <w:lang w:val="en-US"/>
+        </w:rPr>
+        <w:t>hujjatlarni</w:t>
+      </w:r>
+      <w:proofErr w:type="spellEnd"/>
+      <w:r>
+        <w:rPr>
+          <w:sz w:val="18"/>
+          <w:szCs w:val="18"/>
+          <w:lang w:val="en-US"/>
+        </w:rPr>
+        <w:t xml:space="preserve"> </w:t>
+      </w:r>
+      <w:proofErr w:type="spellStart"/>
+      <w:r>
+        <w:rPr>
+          <w:sz w:val="18"/>
+          <w:szCs w:val="18"/>
+          <w:lang w:val="en-US"/>
+        </w:rPr>
+        <w:t>ishlab</w:t>
+      </w:r>
+      <w:proofErr w:type="spellEnd"/>
+      <w:r>
+        <w:rPr>
+          <w:sz w:val="18"/>
+          <w:szCs w:val="18"/>
+          <w:lang w:val="en-US"/>
+        </w:rPr>
+        <w:t xml:space="preserve"> </w:t>
+      </w:r>
+      <w:proofErr w:type="spellStart"/>
+      <w:r>
+        <w:rPr>
+          <w:sz w:val="18"/>
+          <w:szCs w:val="18"/>
+          <w:lang w:val="en-US"/>
+        </w:rPr>
+        <w:t>chiqish</w:t>
+      </w:r>
+      <w:proofErr w:type="spellEnd"/>
+      <w:r>
+        <w:rPr>
+          <w:sz w:val="18"/>
+          <w:szCs w:val="18"/>
+          <w:lang w:val="en-US"/>
+        </w:rPr>
+        <w:t xml:space="preserve"> </w:t>
+      </w:r>
+      <w:proofErr w:type="spellStart"/>
+      <w:r>
+        <w:rPr>
+          <w:sz w:val="18"/>
+          <w:szCs w:val="18"/>
+          <w:lang w:val="en-US"/>
+        </w:rPr>
+        <w:t>qiymatini</w:t>
+      </w:r>
+      <w:proofErr w:type="spellEnd"/>
+      <w:r>
+        <w:rPr>
+          <w:sz w:val="18"/>
+          <w:szCs w:val="18"/>
+          <w:lang w:val="en-US"/>
+        </w:rPr>
+        <w:t xml:space="preserve"> </w:t>
+      </w:r>
+      <w:proofErr w:type="spellStart"/>
+      <w:r>
+        <w:rPr>
+          <w:sz w:val="18"/>
+          <w:szCs w:val="18"/>
+          <w:lang w:val="en-US"/>
+        </w:rPr>
+        <w:t>aniqlash</w:t>
+      </w:r>
+      <w:proofErr w:type="spellEnd"/>
+      <w:r>
+        <w:rPr>
+          <w:sz w:val="18"/>
+          <w:szCs w:val="18"/>
+          <w:lang w:val="en-US"/>
+        </w:rPr>
+        <w:t xml:space="preserve"> </w:t>
+      </w:r>
+      <w:proofErr w:type="spellStart"/>
+      <w:r>
+        <w:rPr>
+          <w:sz w:val="18"/>
+          <w:szCs w:val="18"/>
+          <w:lang w:val="en-US"/>
+        </w:rPr>
+        <w:t>bo'yicha</w:t>
+      </w:r>
+      <w:proofErr w:type="spellEnd"/>
+      <w:r>
+        <w:rPr>
+          <w:sz w:val="18"/>
+          <w:szCs w:val="18"/>
+          <w:lang w:val="en-US"/>
+        </w:rPr>
+        <w:t xml:space="preserve"> </w:t>
+      </w:r>
+      <w:proofErr w:type="spellStart"/>
+      <w:r>
+        <w:rPr>
+          <w:sz w:val="18"/>
+          <w:szCs w:val="18"/>
+          <w:lang w:val="en-US"/>
+        </w:rPr>
+        <w:t>yo'riqnomaga</w:t>
+      </w:r>
+      <w:proofErr w:type="spellEnd"/>
+      <w:r>
+        <w:rPr>
+          <w:sz w:val="18"/>
+          <w:szCs w:val="18"/>
+          <w:lang w:val="en-US"/>
+        </w:rPr>
+        <w:t xml:space="preserve"> </w:t>
+      </w:r>
+      <w:proofErr w:type="spellStart"/>
+      <w:r>
+        <w:rPr>
+          <w:sz w:val="18"/>
+          <w:szCs w:val="18"/>
+          <w:lang w:val="en-US"/>
+        </w:rPr>
+        <w:t>asosan</w:t>
+      </w:r>
+      <w:proofErr w:type="spellEnd"/>
+      <w:r>
+        <w:rPr>
+          <w:sz w:val="18"/>
+          <w:szCs w:val="18"/>
+          <w:lang w:val="en-US"/>
+        </w:rPr>
+        <w:t xml:space="preserve"> </w:t>
+      </w:r>
+      <w:proofErr w:type="spellStart"/>
+      <w:r>
+        <w:rPr>
+          <w:sz w:val="18"/>
+          <w:szCs w:val="18"/>
+          <w:lang w:val="en-US"/>
+        </w:rPr>
+        <w:t>aniqlanadi</w:t>
+      </w:r>
+      <w:proofErr w:type="spellEnd"/>
+      <w:r>
+        <w:rPr>
+          <w:sz w:val="18"/>
+          <w:szCs w:val="18"/>
+          <w:lang w:val="en-US"/>
+        </w:rPr>
+        <w:t>.</w:t>
       </w:r>
     </w:p>
     <w:tbl>
@@ -252,13 +1140,63 @@
                 <w:szCs w:val="18"/>
               </w:rPr>
             </w:pPr>
+            <w:proofErr w:type="spellStart"/>
             <w:r>
               <w:rPr>
                 <w:sz w:val="18"/>
                 <w:szCs w:val="18"/>
               </w:rPr>
-              <w:t>Normativ hujjatning umumiy beti</w:t>
+              <w:t>Normativ</w:t>
             </w:r>
+            <w:proofErr w:type="spellEnd"/>
+            <w:r>
+              <w:rPr>
+                <w:sz w:val="18"/>
+                <w:szCs w:val="18"/>
+              </w:rPr>
+              <w:t xml:space="preserve"> </w:t>
+            </w:r>
+            <w:proofErr w:type="spellStart"/>
+            <w:r>
+              <w:rPr>
+                <w:sz w:val="18"/>
+                <w:szCs w:val="18"/>
+              </w:rPr>
+              <w:t>hujjatning</w:t>
+            </w:r>
+            <w:proofErr w:type="spellEnd"/>
+            <w:r>
+              <w:rPr>
+                <w:sz w:val="18"/>
+                <w:szCs w:val="18"/>
+              </w:rPr>
+              <w:t xml:space="preserve"> </w:t>
+            </w:r>
+            <w:proofErr w:type="spellStart"/>
+            <w:r>
+              <w:rPr>
+                <w:sz w:val="18"/>
+                <w:szCs w:val="18"/>
+              </w:rPr>
+              <w:t>umumiy</w:t>
+            </w:r>
+            <w:proofErr w:type="spellEnd"/>
+            <w:r>
+              <w:rPr>
+                <w:sz w:val="18"/>
+                <w:szCs w:val="18"/>
+              </w:rPr>
+              <w:t xml:space="preserve"> </w:t>
+            </w:r>
+            <w:proofErr w:type="spellStart"/>
+            <w:r>
+              <w:rPr>
+                <w:sz w:val="18"/>
+                <w:szCs w:val="18"/>
+              </w:rPr>
+              <w:t>beti</w:t>
+            </w:r>
+            <w:proofErr w:type="spellEnd"/>
           </w:p>
         </w:tc>
         <w:tc>
@@ -285,7 +1223,23 @@
                 <w:sz w:val="18"/>
                 <w:szCs w:val="18"/>
               </w:rPr>
-              <w:t>{{total_pages}}</w:t>
+              <w:t>{{</w:t>
+            </w:r>
+            <w:proofErr w:type="spellStart"/>
+            <w:r>
+              <w:rPr>
+                <w:sz w:val="18"/>
+                <w:szCs w:val="18"/>
+              </w:rPr>
+              <w:t>total_pages</w:t>
+            </w:r>
+            <w:proofErr w:type="spellEnd"/>
+            <w:r>
+              <w:rPr>
+                <w:sz w:val="18"/>
+                <w:szCs w:val="18"/>
+              </w:rPr>
+              <w:t>}}</w:t>
             </w:r>
           </w:p>
         </w:tc>
@@ -307,13 +1261,31 @@
                 <w:szCs w:val="18"/>
               </w:rPr>
             </w:pPr>
+            <w:proofErr w:type="spellStart"/>
             <w:r>
               <w:rPr>
                 <w:sz w:val="18"/>
                 <w:szCs w:val="18"/>
               </w:rPr>
-              <w:t>Murakkablik darajasi</w:t>
+              <w:t>Murakkablik</w:t>
             </w:r>
+            <w:proofErr w:type="spellEnd"/>
+            <w:r>
+              <w:rPr>
+                <w:sz w:val="18"/>
+                <w:szCs w:val="18"/>
+              </w:rPr>
+              <w:t xml:space="preserve"> </w:t>
+            </w:r>
+            <w:proofErr w:type="spellStart"/>
+            <w:r>
+              <w:rPr>
+                <w:sz w:val="18"/>
+                <w:szCs w:val="18"/>
+              </w:rPr>
+              <w:t>darajasi</w:t>
+            </w:r>
+            <w:proofErr w:type="spellEnd"/>
           </w:p>
         </w:tc>
         <w:tc>
@@ -340,7 +1312,23 @@
                 <w:sz w:val="18"/>
                 <w:szCs w:val="18"/>
               </w:rPr>
-              <w:t>{{complexity_roman}}</w:t>
+              <w:t>{{</w:t>
+            </w:r>
+            <w:proofErr w:type="spellStart"/>
+            <w:r>
+              <w:rPr>
+                <w:sz w:val="18"/>
+                <w:szCs w:val="18"/>
+              </w:rPr>
+              <w:t>complexity_roman</w:t>
+            </w:r>
+            <w:proofErr w:type="spellEnd"/>
+            <w:r>
+              <w:rPr>
+                <w:sz w:val="18"/>
+                <w:szCs w:val="18"/>
+              </w:rPr>
+              <w:t>}}</w:t>
             </w:r>
           </w:p>
         </w:tc>
@@ -362,13 +1350,47 @@
                 <w:szCs w:val="18"/>
               </w:rPr>
             </w:pPr>
+            <w:proofErr w:type="spellStart"/>
             <w:r>
               <w:rPr>
                 <w:sz w:val="18"/>
                 <w:szCs w:val="18"/>
               </w:rPr>
-              <w:t>Foydalanilgan manbalar soni</w:t>
+              <w:t>Foydalanilgan</w:t>
             </w:r>
+            <w:proofErr w:type="spellEnd"/>
+            <w:r>
+              <w:rPr>
+                <w:sz w:val="18"/>
+                <w:szCs w:val="18"/>
+              </w:rPr>
+              <w:t xml:space="preserve"> </w:t>
+            </w:r>
+            <w:proofErr w:type="spellStart"/>
+            <w:r>
+              <w:rPr>
+                <w:sz w:val="18"/>
+                <w:szCs w:val="18"/>
+              </w:rPr>
+              <w:t>manbalar</w:t>
+            </w:r>
+            <w:proofErr w:type="spellEnd"/>
+            <w:r>
+              <w:rPr>
+                <w:sz w:val="18"/>
+                <w:szCs w:val="18"/>
+              </w:rPr>
+              <w:t xml:space="preserve"> </w:t>
+            </w:r>
+            <w:proofErr w:type="spellStart"/>
+            <w:r>
+              <w:rPr>
+                <w:sz w:val="18"/>
+                <w:szCs w:val="18"/>
+              </w:rPr>
+              <w:t>soni</w:t>
+            </w:r>
+            <w:proofErr w:type="spellEnd"/>
           </w:p>
         </w:tc>
         <w:tc>
@@ -417,13 +1439,47 @@
                 <w:szCs w:val="18"/>
               </w:rPr>
             </w:pPr>
+            <w:proofErr w:type="spellStart"/>
             <w:r>
               <w:rPr>
                 <w:sz w:val="18"/>
                 <w:szCs w:val="18"/>
               </w:rPr>
-              <w:t>Tadqiqot o'tkazilishi rejalashtirilgan</w:t>
+              <w:t>Tadqiqot</w:t>
             </w:r>
+            <w:proofErr w:type="spellEnd"/>
+            <w:r>
+              <w:rPr>
+                <w:sz w:val="18"/>
+                <w:szCs w:val="18"/>
+              </w:rPr>
+              <w:t xml:space="preserve"> </w:t>
+            </w:r>
+            <w:proofErr w:type="spellStart"/>
+            <w:r>
+              <w:rPr>
+                <w:sz w:val="18"/>
+                <w:szCs w:val="18"/>
+              </w:rPr>
+              <w:t>o'tkazilishi</w:t>
+            </w:r>
+            <w:proofErr w:type="spellEnd"/>
+            <w:r>
+              <w:rPr>
+                <w:sz w:val="18"/>
+                <w:szCs w:val="18"/>
+              </w:rPr>
+              <w:t xml:space="preserve"> </w:t>
+            </w:r>
+            <w:proofErr w:type="spellStart"/>
+            <w:r>
+              <w:rPr>
+                <w:sz w:val="18"/>
+                <w:szCs w:val="18"/>
+              </w:rPr>
+              <w:t>rejalashtirilgan</w:t>
+            </w:r>
+            <w:proofErr w:type="spellEnd"/>
           </w:p>
         </w:tc>
         <w:tc>
@@ -450,7 +1506,23 @@
                 <w:sz w:val="18"/>
                 <w:szCs w:val="18"/>
               </w:rPr>
-              <w:t>{{research_status}}</w:t>
+              <w:t>{{</w:t>
+            </w:r>
+            <w:proofErr w:type="spellStart"/>
+            <w:r>
+              <w:rPr>
+                <w:sz w:val="18"/>
+                <w:szCs w:val="18"/>
+              </w:rPr>
+              <w:t>research_status</w:t>
+            </w:r>
+            <w:proofErr w:type="spellEnd"/>
+            <w:r>
+              <w:rPr>
+                <w:sz w:val="18"/>
+                <w:szCs w:val="18"/>
+              </w:rPr>
+              <w:t>}}</w:t>
             </w:r>
           </w:p>
         </w:tc>
@@ -482,6 +1554,7 @@
           <w:lang w:val="en-US"/>
         </w:rPr>
       </w:pPr>
+      <w:proofErr w:type="spellStart"/>
       <w:r>
         <w:rPr>
           <w:b/>
@@ -491,7 +1564,187 @@
           <w:u w:val="single"/>
           <w:lang w:val="en-US"/>
         </w:rPr>
-        <w:t>Normativ hujjatni ishlab chiqish qiymati quyidagi formula asosida aniqlanadi:</w:t>
+        <w:t>Normativ</w:t>
+      </w:r>
+      <w:proofErr w:type="spellEnd"/>
+      <w:r>
+        <w:rPr>
+          <w:b/>
+          <w:bCs/>
+          <w:sz w:val="18"/>
+          <w:szCs w:val="18"/>
+          <w:u w:val="single"/>
+          <w:lang w:val="en-US"/>
+        </w:rPr>
+        <w:t xml:space="preserve"> </w:t>
+      </w:r>
+      <w:proofErr w:type="spellStart"/>
+      <w:r>
+        <w:rPr>
+          <w:b/>
+          <w:bCs/>
+          <w:sz w:val="18"/>
+          <w:szCs w:val="18"/>
+          <w:u w:val="single"/>
+          <w:lang w:val="en-US"/>
+        </w:rPr>
+        <w:t>hujjatni</w:t>
+      </w:r>
+      <w:proofErr w:type="spellEnd"/>
+      <w:r>
+        <w:rPr>
+          <w:b/>
+          <w:bCs/>
+          <w:sz w:val="18"/>
+          <w:szCs w:val="18"/>
+          <w:u w:val="single"/>
+          <w:lang w:val="en-US"/>
+        </w:rPr>
+        <w:t xml:space="preserve"> </w:t>
+      </w:r>
+      <w:proofErr w:type="spellStart"/>
+      <w:r>
+        <w:rPr>
+          <w:b/>
+          <w:bCs/>
+          <w:sz w:val="18"/>
+          <w:szCs w:val="18"/>
+          <w:u w:val="single"/>
+          <w:lang w:val="en-US"/>
+        </w:rPr>
+        <w:t>ishlab</w:t>
+      </w:r>
+      <w:proofErr w:type="spellEnd"/>
+      <w:r>
+        <w:rPr>
+          <w:b/>
+          <w:bCs/>
+          <w:sz w:val="18"/>
+          <w:szCs w:val="18"/>
+          <w:u w:val="single"/>
+          <w:lang w:val="en-US"/>
+        </w:rPr>
+        <w:t xml:space="preserve"> </w:t>
+      </w:r>
+      <w:proofErr w:type="spellStart"/>
+      <w:r>
+        <w:rPr>
+          <w:b/>
+          <w:bCs/>
+          <w:sz w:val="18"/>
+          <w:szCs w:val="18"/>
+          <w:u w:val="single"/>
+          <w:lang w:val="en-US"/>
+        </w:rPr>
+        <w:t>chiqish</w:t>
+      </w:r>
+      <w:proofErr w:type="spellEnd"/>
+      <w:r>
+        <w:rPr>
+          <w:b/>
+          <w:bCs/>
+          <w:sz w:val="18"/>
+          <w:szCs w:val="18"/>
+          <w:u w:val="single"/>
+          <w:lang w:val="en-US"/>
+        </w:rPr>
+        <w:t xml:space="preserve"> </w:t>
+      </w:r>
+      <w:proofErr w:type="spellStart"/>
+      <w:r>
+        <w:rPr>
+          <w:b/>
+          <w:bCs/>
+          <w:sz w:val="18"/>
+          <w:szCs w:val="18"/>
+          <w:u w:val="single"/>
+          <w:lang w:val="en-US"/>
+        </w:rPr>
+        <w:t>qiymati</w:t>
+      </w:r>
+      <w:proofErr w:type="spellEnd"/>
+      <w:r>
+        <w:rPr>
+          <w:b/>
+          <w:bCs/>
+          <w:sz w:val="18"/>
+          <w:szCs w:val="18"/>
+          <w:u w:val="single"/>
+          <w:lang w:val="en-US"/>
+        </w:rPr>
+        <w:t xml:space="preserve"> </w:t>
+      </w:r>
+      <w:proofErr w:type="spellStart"/>
+      <w:r>
+        <w:rPr>
+          <w:b/>
+          <w:bCs/>
+          <w:sz w:val="18"/>
+          <w:szCs w:val="18"/>
+          <w:u w:val="single"/>
+          <w:lang w:val="en-US"/>
+        </w:rPr>
+        <w:t>quyidagi</w:t>
+      </w:r>
+      <w:proofErr w:type="spellEnd"/>
+      <w:r>
+        <w:rPr>
+          <w:b/>
+          <w:bCs/>
+          <w:sz w:val="18"/>
+          <w:szCs w:val="18"/>
+          <w:u w:val="single"/>
+          <w:lang w:val="en-US"/>
+        </w:rPr>
+        <w:t xml:space="preserve"> formula </w:t>
+      </w:r>
+      <w:proofErr w:type="spellStart"/>
+      <w:r>
+        <w:rPr>
+          <w:b/>
+          <w:bCs/>
+          <w:sz w:val="18"/>
+          <w:szCs w:val="18"/>
+          <w:u w:val="single"/>
+          <w:lang w:val="en-US"/>
+        </w:rPr>
+        <w:t>asosida</w:t>
+      </w:r>
+      <w:proofErr w:type="spellEnd"/>
+      <w:r>
+        <w:rPr>
+          <w:b/>
+          <w:bCs/>
+          <w:sz w:val="18"/>
+          <w:szCs w:val="18"/>
+          <w:u w:val="single"/>
+          <w:lang w:val="en-US"/>
+        </w:rPr>
+        <w:t xml:space="preserve"> </w:t>
+      </w:r>
+      <w:proofErr w:type="spellStart"/>
+      <w:r>
+        <w:rPr>
+          <w:b/>
+          <w:bCs/>
+          <w:sz w:val="18"/>
+          <w:szCs w:val="18"/>
+          <w:u w:val="single"/>
+          <w:lang w:val="en-US"/>
+        </w:rPr>
+        <w:t>aniqlanadi</w:t>
+      </w:r>
+      <w:proofErr w:type="spellEnd"/>
+      <w:r>
+        <w:rPr>
+          <w:b/>
+          <w:bCs/>
+          <w:sz w:val="18"/>
+          <w:szCs w:val="18"/>
+          <w:u w:val="single"/>
+          <w:lang w:val="en-US"/>
+        </w:rPr>
+        <w:t>:</w:t>
       </w:r>
     </w:p>
     <w:p>
@@ -504,16 +1757,62 @@
           <w:lang w:val="en-US"/>
         </w:rPr>
       </w:pPr>
-      <w:r>
-        <w:rPr>
-          <w:b/>
-          <w:bCs/>
-          <w:sz w:val="18"/>
-          <w:szCs w:val="18"/>
-          <w:lang w:val="en-US"/>
-        </w:rPr>
-        <w:t>MHn = MHb + MHi</w:t>
-      </w:r>
+      <w:proofErr w:type="spellStart"/>
+      <w:r>
+        <w:rPr>
+          <w:b/>
+          <w:bCs/>
+          <w:sz w:val="18"/>
+          <w:szCs w:val="18"/>
+          <w:lang w:val="en-US"/>
+        </w:rPr>
+        <w:t>MHn</w:t>
+      </w:r>
+      <w:proofErr w:type="spellEnd"/>
+      <w:r>
+        <w:rPr>
+          <w:b/>
+          <w:bCs/>
+          <w:sz w:val="18"/>
+          <w:szCs w:val="18"/>
+          <w:lang w:val="en-US"/>
+        </w:rPr>
+        <w:t xml:space="preserve"> = </w:t>
+      </w:r>
+      <w:proofErr w:type="spellStart"/>
+      <w:r>
+        <w:rPr>
+          <w:b/>
+          <w:bCs/>
+          <w:sz w:val="18"/>
+          <w:szCs w:val="18"/>
+          <w:lang w:val="en-US"/>
+        </w:rPr>
+        <w:t>MHb</w:t>
+      </w:r>
+      <w:proofErr w:type="spellEnd"/>
+      <w:r>
+        <w:rPr>
+          <w:b/>
+          <w:bCs/>
+          <w:sz w:val="18"/>
+          <w:szCs w:val="18"/>
+          <w:lang w:val="en-US"/>
+        </w:rPr>
+        <w:t xml:space="preserve"> + </w:t>
+      </w:r>
+      <w:proofErr w:type="spellStart"/>
+      <w:r>
+        <w:rPr>
+          <w:b/>
+          <w:bCs/>
+          <w:sz w:val="18"/>
+          <w:szCs w:val="18"/>
+          <w:lang w:val="en-US"/>
+        </w:rPr>
+        <w:t>MHi</w:t>
+      </w:r>
+      <w:proofErr w:type="spellEnd"/>
     </w:p>
     <w:p>
       <w:pPr>
@@ -544,33 +1843,189 @@
           <w:lang w:val="en-US"/>
         </w:rPr>
       </w:pPr>
-      <w:r>
-        <w:rPr>
-          <w:b/>
-          <w:bCs/>
-          <w:sz w:val="18"/>
-          <w:szCs w:val="18"/>
-          <w:lang w:val="en-US"/>
-        </w:rPr>
-        <w:t xml:space="preserve">MHn </w:t>
-      </w:r>
-      <w:r>
-        <w:rPr>
-          <w:sz w:val="18"/>
-          <w:szCs w:val="18"/>
-          <w:lang w:val="en-US"/>
-        </w:rPr>
-        <w:t>– normativ hujjatni ishlab chiqish narxi, so'mda</w:t>
-      </w:r>
-      <w:r>
-        <w:rPr>
-          <w:b/>
-          <w:bCs/>
-          <w:sz w:val="18"/>
-          <w:szCs w:val="18"/>
-          <w:lang w:val="en-US"/>
-        </w:rPr>
-        <w:t xml:space="preserve"> ({{final_total_amount}} so'm);</w:t>
+      <w:proofErr w:type="spellStart"/>
+      <w:r>
+        <w:rPr>
+          <w:b/>
+          <w:bCs/>
+          <w:sz w:val="18"/>
+          <w:szCs w:val="18"/>
+          <w:lang w:val="en-US"/>
+        </w:rPr>
+        <w:t>MHn</w:t>
+      </w:r>
+      <w:proofErr w:type="spellEnd"/>
+      <w:r>
+        <w:rPr>
+          <w:b/>
+          <w:bCs/>
+          <w:sz w:val="18"/>
+          <w:szCs w:val="18"/>
+          <w:lang w:val="en-US"/>
+        </w:rPr>
+        <w:t xml:space="preserve"> </w:t>
+      </w:r>
+      <w:r>
+        <w:rPr>
+          <w:sz w:val="18"/>
+          <w:szCs w:val="18"/>
+          <w:lang w:val="en-US"/>
+        </w:rPr>
+        <w:t xml:space="preserve">– </w:t>
+      </w:r>
+      <w:proofErr w:type="spellStart"/>
+      <w:r>
+        <w:rPr>
+          <w:sz w:val="18"/>
+          <w:szCs w:val="18"/>
+          <w:lang w:val="en-US"/>
+        </w:rPr>
+        <w:t>normativ</w:t>
+      </w:r>
+      <w:proofErr w:type="spellEnd"/>
+      <w:r>
+        <w:rPr>
+          <w:sz w:val="18"/>
+          <w:szCs w:val="18"/>
+          <w:lang w:val="en-US"/>
+        </w:rPr>
+        <w:t xml:space="preserve"> </w:t>
+      </w:r>
+      <w:proofErr w:type="spellStart"/>
+      <w:r>
+        <w:rPr>
+          <w:sz w:val="18"/>
+          <w:szCs w:val="18"/>
+          <w:lang w:val="en-US"/>
+        </w:rPr>
+        <w:t>hujjatni</w:t>
+      </w:r>
+      <w:proofErr w:type="spellEnd"/>
+      <w:r>
+        <w:rPr>
+          <w:sz w:val="18"/>
+          <w:szCs w:val="18"/>
+          <w:lang w:val="en-US"/>
+        </w:rPr>
+        <w:t xml:space="preserve"> </w:t>
+      </w:r>
+      <w:proofErr w:type="spellStart"/>
+      <w:r>
+        <w:rPr>
+          <w:sz w:val="18"/>
+          <w:szCs w:val="18"/>
+          <w:lang w:val="en-US"/>
+        </w:rPr>
+        <w:t>ishlab</w:t>
+      </w:r>
+      <w:proofErr w:type="spellEnd"/>
+      <w:r>
+        <w:rPr>
+          <w:sz w:val="18"/>
+          <w:szCs w:val="18"/>
+          <w:lang w:val="en-US"/>
+        </w:rPr>
+        <w:t xml:space="preserve"> </w:t>
+      </w:r>
+      <w:proofErr w:type="spellStart"/>
+      <w:r>
+        <w:rPr>
+          <w:sz w:val="18"/>
+          <w:szCs w:val="18"/>
+          <w:lang w:val="en-US"/>
+        </w:rPr>
+        <w:t>chiqish</w:t>
+      </w:r>
+      <w:proofErr w:type="spellEnd"/>
+      <w:r>
+        <w:rPr>
+          <w:sz w:val="18"/>
+          <w:szCs w:val="18"/>
+          <w:lang w:val="en-US"/>
+        </w:rPr>
+        <w:t xml:space="preserve"> </w:t>
+      </w:r>
+      <w:proofErr w:type="spellStart"/>
+      <w:r>
+        <w:rPr>
+          <w:sz w:val="18"/>
+          <w:szCs w:val="18"/>
+          <w:lang w:val="en-US"/>
+        </w:rPr>
+        <w:t>narxi</w:t>
+      </w:r>
+      <w:proofErr w:type="spellEnd"/>
+      <w:r>
+        <w:rPr>
+          <w:sz w:val="18"/>
+          <w:szCs w:val="18"/>
+          <w:lang w:val="en-US"/>
+        </w:rPr>
+        <w:t xml:space="preserve">, </w:t>
+      </w:r>
+      <w:proofErr w:type="spellStart"/>
+      <w:r>
+        <w:rPr>
+          <w:sz w:val="18"/>
+          <w:szCs w:val="18"/>
+          <w:lang w:val="en-US"/>
+        </w:rPr>
+        <w:t>so'mda</w:t>
+      </w:r>
+      <w:proofErr w:type="spellEnd"/>
+      <w:r>
+        <w:rPr>
+          <w:b/>
+          <w:bCs/>
+          <w:sz w:val="18"/>
+          <w:szCs w:val="18"/>
+          <w:lang w:val="en-US"/>
+        </w:rPr>
+        <w:t xml:space="preserve"> ({{</w:t>
+      </w:r>
+      <w:proofErr w:type="spellStart"/>
+      <w:r>
+        <w:rPr>
+          <w:b/>
+          <w:bCs/>
+          <w:sz w:val="18"/>
+          <w:szCs w:val="18"/>
+          <w:lang w:val="en-US"/>
+        </w:rPr>
+        <w:t>final_total_amount</w:t>
+      </w:r>
+      <w:proofErr w:type="spellEnd"/>
+      <w:r>
+        <w:rPr>
+          <w:b/>
+          <w:bCs/>
+          <w:sz w:val="18"/>
+          <w:szCs w:val="18"/>
+          <w:lang w:val="en-US"/>
+        </w:rPr>
+        <w:t xml:space="preserve">}} </w:t>
+      </w:r>
+      <w:proofErr w:type="spellStart"/>
+      <w:r>
+        <w:rPr>
+          <w:b/>
+          <w:bCs/>
+          <w:sz w:val="18"/>
+          <w:szCs w:val="18"/>
+          <w:lang w:val="en-US"/>
+        </w:rPr>
+        <w:t>so'm</w:t>
+      </w:r>
+      <w:proofErr w:type="spellEnd"/>
+      <w:r>
+        <w:rPr>
+          <w:b/>
+          <w:bCs/>
+          <w:sz w:val="18"/>
+          <w:szCs w:val="18"/>
+          <w:lang w:val="en-US"/>
+        </w:rPr>
+        <w:t>);</w:t>
       </w:r>
     </w:p>
     <w:p>
@@ -583,6 +2038,7 @@
           <w:lang w:val="en-US"/>
         </w:rPr>
       </w:pPr>
+      <w:proofErr w:type="spellStart"/>
       <w:r>
         <w:rPr>
           <w:b/>
@@ -593,14 +2049,187 @@
         </w:rPr>
         <w:t>MHb</w:t>
       </w:r>
-      <w:r>
-        <w:rPr>
-          <w:sz w:val="18"/>
-          <w:szCs w:val="18"/>
-          <w:lang w:val="en-US"/>
-        </w:rPr>
-        <w:t xml:space="preserve"> – mazkur Yo'riqnomaning 9-bandiga asosan belgilangan normativ hujjatni ishlab chiqishning bazaviy narxi</w:t>
-      </w:r>
+      <w:proofErr w:type="spellEnd"/>
+      <w:r>
+        <w:rPr>
+          <w:sz w:val="18"/>
+          <w:szCs w:val="18"/>
+          <w:lang w:val="en-US"/>
+        </w:rPr>
+        <w:t xml:space="preserve"> – </w:t>
+      </w:r>
+      <w:proofErr w:type="spellStart"/>
+      <w:r>
+        <w:rPr>
+          <w:sz w:val="18"/>
+          <w:szCs w:val="18"/>
+          <w:lang w:val="en-US"/>
+        </w:rPr>
+        <w:t>mazkur</w:t>
+      </w:r>
+      <w:proofErr w:type="spellEnd"/>
+      <w:r>
+        <w:rPr>
+          <w:sz w:val="18"/>
+          <w:szCs w:val="18"/>
+          <w:lang w:val="en-US"/>
+        </w:rPr>
+        <w:t xml:space="preserve"> </w:t>
+      </w:r>
+      <w:proofErr w:type="spellStart"/>
+      <w:r>
+        <w:rPr>
+          <w:sz w:val="18"/>
+          <w:szCs w:val="18"/>
+          <w:lang w:val="en-US"/>
+        </w:rPr>
+        <w:t>Yo'riqnomaning</w:t>
+      </w:r>
+      <w:proofErr w:type="spellEnd"/>
+      <w:r>
+        <w:rPr>
+          <w:sz w:val="18"/>
+          <w:szCs w:val="18"/>
+          <w:lang w:val="en-US"/>
+        </w:rPr>
+        <w:t xml:space="preserve"> 9-bandiga </w:t>
+      </w:r>
+      <w:proofErr w:type="spellStart"/>
+      <w:r>
+        <w:rPr>
+          <w:sz w:val="18"/>
+          <w:szCs w:val="18"/>
+          <w:lang w:val="en-US"/>
+        </w:rPr>
+        <w:t>asosan</w:t>
+      </w:r>
+      <w:proofErr w:type="spellEnd"/>
+      <w:r>
+        <w:rPr>
+          <w:sz w:val="18"/>
+          <w:szCs w:val="18"/>
+          <w:lang w:val="en-US"/>
+        </w:rPr>
+        <w:t xml:space="preserve"> </w:t>
+      </w:r>
+      <w:proofErr w:type="spellStart"/>
+      <w:r>
+        <w:rPr>
+          <w:sz w:val="18"/>
+          <w:szCs w:val="18"/>
+          <w:lang w:val="en-US"/>
+        </w:rPr>
+        <w:t>belgilangan</w:t>
+      </w:r>
+      <w:proofErr w:type="spellEnd"/>
+      <w:r>
+        <w:rPr>
+          <w:sz w:val="18"/>
+          <w:szCs w:val="18"/>
+          <w:lang w:val="en-US"/>
+        </w:rPr>
+        <w:t xml:space="preserve"> </w:t>
+      </w:r>
+      <w:proofErr w:type="spellStart"/>
+      <w:r>
+        <w:rPr>
+          <w:sz w:val="18"/>
+          <w:szCs w:val="18"/>
+          <w:lang w:val="en-US"/>
+        </w:rPr>
+        <w:t>normativ</w:t>
+      </w:r>
+      <w:proofErr w:type="spellEnd"/>
+      <w:r>
+        <w:rPr>
+          <w:sz w:val="18"/>
+          <w:szCs w:val="18"/>
+          <w:lang w:val="en-US"/>
+        </w:rPr>
+        <w:t xml:space="preserve"> </w:t>
+      </w:r>
+      <w:proofErr w:type="spellStart"/>
+      <w:r>
+        <w:rPr>
+          <w:sz w:val="18"/>
+          <w:szCs w:val="18"/>
+          <w:lang w:val="en-US"/>
+        </w:rPr>
+        <w:t>hujjatni</w:t>
+      </w:r>
+      <w:proofErr w:type="spellEnd"/>
+      <w:r>
+        <w:rPr>
+          <w:sz w:val="18"/>
+          <w:szCs w:val="18"/>
+          <w:lang w:val="en-US"/>
+        </w:rPr>
+        <w:t xml:space="preserve"> </w:t>
+      </w:r>
+      <w:proofErr w:type="spellStart"/>
+      <w:r>
+        <w:rPr>
+          <w:sz w:val="18"/>
+          <w:szCs w:val="18"/>
+          <w:lang w:val="en-US"/>
+        </w:rPr>
+        <w:t>ishlab</w:t>
+      </w:r>
+      <w:proofErr w:type="spellEnd"/>
+      <w:r>
+        <w:rPr>
+          <w:sz w:val="18"/>
+          <w:szCs w:val="18"/>
+          <w:lang w:val="en-US"/>
+        </w:rPr>
+        <w:t xml:space="preserve"> </w:t>
+      </w:r>
+      <w:proofErr w:type="spellStart"/>
+      <w:r>
+        <w:rPr>
+          <w:sz w:val="18"/>
+          <w:szCs w:val="18"/>
+          <w:lang w:val="en-US"/>
+        </w:rPr>
+        <w:t>chiqishning</w:t>
+      </w:r>
+      <w:proofErr w:type="spellEnd"/>
+      <w:r>
+        <w:rPr>
+          <w:sz w:val="18"/>
+          <w:szCs w:val="18"/>
+          <w:lang w:val="en-US"/>
+        </w:rPr>
+        <w:t xml:space="preserve"> </w:t>
+      </w:r>
+      <w:proofErr w:type="spellStart"/>
+      <w:r>
+        <w:rPr>
+          <w:sz w:val="18"/>
+          <w:szCs w:val="18"/>
+          <w:lang w:val="en-US"/>
+        </w:rPr>
+        <w:t>bazaviy</w:t>
+      </w:r>
+      <w:proofErr w:type="spellEnd"/>
+      <w:r>
+        <w:rPr>
+          <w:sz w:val="18"/>
+          <w:szCs w:val="18"/>
+          <w:lang w:val="en-US"/>
+        </w:rPr>
+        <w:t xml:space="preserve"> </w:t>
+      </w:r>
+      <w:proofErr w:type="spellStart"/>
+      <w:r>
+        <w:rPr>
+          <w:sz w:val="18"/>
+          <w:szCs w:val="18"/>
+          <w:lang w:val="en-US"/>
+        </w:rPr>
+        <w:t>narxi</w:t>
+      </w:r>
+      <w:proofErr w:type="spellEnd"/>
       <w:r>
         <w:rPr>
           <w:b/>
@@ -629,15 +2258,27 @@
         </w:rPr>
         <w:t xml:space="preserve"> </w:t>
       </w:r>
-      <w:r>
-        <w:rPr>
-          <w:b/>
-          <w:bCs/>
-          <w:sz w:val="18"/>
-          <w:szCs w:val="18"/>
-          <w:lang w:val="en-US"/>
-        </w:rPr>
-        <w:t>so'm);</w:t>
+      <w:proofErr w:type="spellStart"/>
+      <w:r>
+        <w:rPr>
+          <w:b/>
+          <w:bCs/>
+          <w:sz w:val="18"/>
+          <w:szCs w:val="18"/>
+          <w:lang w:val="en-US"/>
+        </w:rPr>
+        <w:t>so'm</w:t>
+      </w:r>
+      <w:proofErr w:type="spellEnd"/>
+      <w:r>
+        <w:rPr>
+          <w:b/>
+          <w:bCs/>
+          <w:sz w:val="18"/>
+          <w:szCs w:val="18"/>
+          <w:lang w:val="en-US"/>
+        </w:rPr>
+        <w:t>);</w:t>
       </w:r>
     </w:p>
     <w:p>
@@ -652,6 +2293,7 @@
           <w:lang w:val="en-US"/>
         </w:rPr>
       </w:pPr>
+      <w:proofErr w:type="spellStart"/>
       <w:r>
         <w:rPr>
           <w:b/>
@@ -662,23 +2304,330 @@
         </w:rPr>
         <w:t>MHi</w:t>
       </w:r>
-      <w:r>
-        <w:rPr>
-          <w:sz w:val="18"/>
-          <w:szCs w:val="18"/>
-          <w:lang w:val="en-US"/>
-        </w:rPr>
-        <w:t xml:space="preserve"> – mazkur Yo'riqnomaning 13-bandiga asosan normativ hujjatni ishlab chiqish uchun ilmiy-tadqiqot, tajriba-konstruktorlik yoki eksperimental ishlarni o'tkazish narxi</w:t>
-      </w:r>
-      <w:r>
-        <w:rPr>
-          <w:b/>
-          <w:bCs/>
-          <w:sz w:val="18"/>
-          <w:szCs w:val="18"/>
-          <w:lang w:val="en-US"/>
-        </w:rPr>
-        <w:t xml:space="preserve"> ({{mhi_amount}} so'm);</w:t>
+      <w:proofErr w:type="spellEnd"/>
+      <w:r>
+        <w:rPr>
+          <w:sz w:val="18"/>
+          <w:szCs w:val="18"/>
+          <w:lang w:val="en-US"/>
+        </w:rPr>
+        <w:t xml:space="preserve"> – </w:t>
+      </w:r>
+      <w:proofErr w:type="spellStart"/>
+      <w:r>
+        <w:rPr>
+          <w:sz w:val="18"/>
+          <w:szCs w:val="18"/>
+          <w:lang w:val="en-US"/>
+        </w:rPr>
+        <w:t>mazkur</w:t>
+      </w:r>
+      <w:proofErr w:type="spellEnd"/>
+      <w:r>
+        <w:rPr>
+          <w:sz w:val="18"/>
+          <w:szCs w:val="18"/>
+          <w:lang w:val="en-US"/>
+        </w:rPr>
+        <w:t xml:space="preserve"> </w:t>
+      </w:r>
+      <w:proofErr w:type="spellStart"/>
+      <w:r>
+        <w:rPr>
+          <w:sz w:val="18"/>
+          <w:szCs w:val="18"/>
+          <w:lang w:val="en-US"/>
+        </w:rPr>
+        <w:t>Yo'riqnomaning</w:t>
+      </w:r>
+      <w:proofErr w:type="spellEnd"/>
+      <w:r>
+        <w:rPr>
+          <w:sz w:val="18"/>
+          <w:szCs w:val="18"/>
+          <w:lang w:val="en-US"/>
+        </w:rPr>
+        <w:t xml:space="preserve"> 13-bandiga </w:t>
+      </w:r>
+      <w:proofErr w:type="spellStart"/>
+      <w:r>
+        <w:rPr>
+          <w:sz w:val="18"/>
+          <w:szCs w:val="18"/>
+          <w:lang w:val="en-US"/>
+        </w:rPr>
+        <w:t>asosan</w:t>
+      </w:r>
+      <w:proofErr w:type="spellEnd"/>
+      <w:r>
+        <w:rPr>
+          <w:sz w:val="18"/>
+          <w:szCs w:val="18"/>
+          <w:lang w:val="en-US"/>
+        </w:rPr>
+        <w:t xml:space="preserve"> </w:t>
+      </w:r>
+      <w:proofErr w:type="spellStart"/>
+      <w:r>
+        <w:rPr>
+          <w:sz w:val="18"/>
+          <w:szCs w:val="18"/>
+          <w:lang w:val="en-US"/>
+        </w:rPr>
+        <w:t>normativ</w:t>
+      </w:r>
+      <w:proofErr w:type="spellEnd"/>
+      <w:r>
+        <w:rPr>
+          <w:sz w:val="18"/>
+          <w:szCs w:val="18"/>
+          <w:lang w:val="en-US"/>
+        </w:rPr>
+        <w:t xml:space="preserve"> </w:t>
+      </w:r>
+      <w:proofErr w:type="spellStart"/>
+      <w:r>
+        <w:rPr>
+          <w:sz w:val="18"/>
+          <w:szCs w:val="18"/>
+          <w:lang w:val="en-US"/>
+        </w:rPr>
+        <w:t>hujjatni</w:t>
+      </w:r>
+      <w:proofErr w:type="spellEnd"/>
+      <w:r>
+        <w:rPr>
+          <w:sz w:val="18"/>
+          <w:szCs w:val="18"/>
+          <w:lang w:val="en-US"/>
+        </w:rPr>
+        <w:t xml:space="preserve"> </w:t>
+      </w:r>
+      <w:proofErr w:type="spellStart"/>
+      <w:r>
+        <w:rPr>
+          <w:sz w:val="18"/>
+          <w:szCs w:val="18"/>
+          <w:lang w:val="en-US"/>
+        </w:rPr>
+        <w:t>ishlab</w:t>
+      </w:r>
+      <w:proofErr w:type="spellEnd"/>
+      <w:r>
+        <w:rPr>
+          <w:sz w:val="18"/>
+          <w:szCs w:val="18"/>
+          <w:lang w:val="en-US"/>
+        </w:rPr>
+        <w:t xml:space="preserve"> </w:t>
+      </w:r>
+      <w:proofErr w:type="spellStart"/>
+      <w:r>
+        <w:rPr>
+          <w:sz w:val="18"/>
+          <w:szCs w:val="18"/>
+          <w:lang w:val="en-US"/>
+        </w:rPr>
+        <w:t>chiqish</w:t>
+      </w:r>
+      <w:proofErr w:type="spellEnd"/>
+      <w:r>
+        <w:rPr>
+          <w:sz w:val="18"/>
+          <w:szCs w:val="18"/>
+          <w:lang w:val="en-US"/>
+        </w:rPr>
+        <w:t xml:space="preserve"> </w:t>
+      </w:r>
+      <w:proofErr w:type="spellStart"/>
+      <w:r>
+        <w:rPr>
+          <w:sz w:val="18"/>
+          <w:szCs w:val="18"/>
+          <w:lang w:val="en-US"/>
+        </w:rPr>
+        <w:t>uchun</w:t>
+      </w:r>
+      <w:proofErr w:type="spellEnd"/>
+      <w:r>
+        <w:rPr>
+          <w:sz w:val="18"/>
+          <w:szCs w:val="18"/>
+          <w:lang w:val="en-US"/>
+        </w:rPr>
+        <w:t xml:space="preserve"> </w:t>
+      </w:r>
+      <w:proofErr w:type="spellStart"/>
+      <w:r>
+        <w:rPr>
+          <w:sz w:val="18"/>
+          <w:szCs w:val="18"/>
+          <w:lang w:val="en-US"/>
+        </w:rPr>
+        <w:t>ilmiy-tadqiqot</w:t>
+      </w:r>
+      <w:proofErr w:type="spellEnd"/>
+      <w:r>
+        <w:rPr>
+          <w:sz w:val="18"/>
+          <w:szCs w:val="18"/>
+          <w:lang w:val="en-US"/>
+        </w:rPr>
+        <w:t xml:space="preserve">, </w:t>
+      </w:r>
+      <w:proofErr w:type="spellStart"/>
+      <w:r>
+        <w:rPr>
+          <w:sz w:val="18"/>
+          <w:szCs w:val="18"/>
+          <w:lang w:val="en-US"/>
+        </w:rPr>
+        <w:t>tajriba-konstruktorlik</w:t>
+      </w:r>
+      <w:proofErr w:type="spellEnd"/>
+      <w:r>
+        <w:rPr>
+          <w:sz w:val="18"/>
+          <w:szCs w:val="18"/>
+          <w:lang w:val="en-US"/>
+        </w:rPr>
+        <w:t xml:space="preserve"> </w:t>
+      </w:r>
+      <w:proofErr w:type="spellStart"/>
+      <w:r>
+        <w:rPr>
+          <w:sz w:val="18"/>
+          <w:szCs w:val="18"/>
+          <w:lang w:val="en-US"/>
+        </w:rPr>
+        <w:t>yoki</w:t>
+      </w:r>
+      <w:proofErr w:type="spellEnd"/>
+      <w:r>
+        <w:rPr>
+          <w:sz w:val="18"/>
+          <w:szCs w:val="18"/>
+          <w:lang w:val="en-US"/>
+        </w:rPr>
+        <w:t xml:space="preserve"> </w:t>
+      </w:r>
+      <w:proofErr w:type="spellStart"/>
+      <w:r>
+        <w:rPr>
+          <w:sz w:val="18"/>
+          <w:szCs w:val="18"/>
+          <w:lang w:val="en-US"/>
+        </w:rPr>
+        <w:t>eksperimental</w:t>
+      </w:r>
+      <w:proofErr w:type="spellEnd"/>
+      <w:r>
+        <w:rPr>
+          <w:sz w:val="18"/>
+          <w:szCs w:val="18"/>
+          <w:lang w:val="en-US"/>
+        </w:rPr>
+        <w:t xml:space="preserve"> </w:t>
+      </w:r>
+      <w:proofErr w:type="spellStart"/>
+      <w:r>
+        <w:rPr>
+          <w:sz w:val="18"/>
+          <w:szCs w:val="18"/>
+          <w:lang w:val="en-US"/>
+        </w:rPr>
+        <w:t>ishlarni</w:t>
+      </w:r>
+      <w:proofErr w:type="spellEnd"/>
+      <w:r>
+        <w:rPr>
+          <w:sz w:val="18"/>
+          <w:szCs w:val="18"/>
+          <w:lang w:val="en-US"/>
+        </w:rPr>
+        <w:t xml:space="preserve"> </w:t>
+      </w:r>
+      <w:proofErr w:type="spellStart"/>
+      <w:r>
+        <w:rPr>
+          <w:sz w:val="18"/>
+          <w:szCs w:val="18"/>
+          <w:lang w:val="en-US"/>
+        </w:rPr>
+        <w:t>o'tkazish</w:t>
+      </w:r>
+      <w:proofErr w:type="spellEnd"/>
+      <w:r>
+        <w:rPr>
+          <w:sz w:val="18"/>
+          <w:szCs w:val="18"/>
+          <w:lang w:val="en-US"/>
+        </w:rPr>
+        <w:t xml:space="preserve"> </w:t>
+      </w:r>
+      <w:proofErr w:type="spellStart"/>
+      <w:r>
+        <w:rPr>
+          <w:sz w:val="18"/>
+          <w:szCs w:val="18"/>
+          <w:lang w:val="en-US"/>
+        </w:rPr>
+        <w:t>narxi</w:t>
+      </w:r>
+      <w:proofErr w:type="spellEnd"/>
+      <w:r>
+        <w:rPr>
+          <w:b/>
+          <w:bCs/>
+          <w:sz w:val="18"/>
+          <w:szCs w:val="18"/>
+          <w:lang w:val="en-US"/>
+        </w:rPr>
+        <w:t xml:space="preserve"> ({{</w:t>
+      </w:r>
+      <w:proofErr w:type="spellStart"/>
+      <w:r>
+        <w:rPr>
+          <w:b/>
+          <w:bCs/>
+          <w:sz w:val="18"/>
+          <w:szCs w:val="18"/>
+          <w:lang w:val="en-US"/>
+        </w:rPr>
+        <w:t>mhi_amount</w:t>
+      </w:r>
+      <w:proofErr w:type="spellEnd"/>
+      <w:r>
+        <w:rPr>
+          <w:b/>
+          <w:bCs/>
+          <w:sz w:val="18"/>
+          <w:szCs w:val="18"/>
+          <w:lang w:val="en-US"/>
+        </w:rPr>
+        <w:t xml:space="preserve">}} </w:t>
+      </w:r>
+      <w:proofErr w:type="spellStart"/>
+      <w:r>
+        <w:rPr>
+          <w:b/>
+          <w:bCs/>
+          <w:sz w:val="18"/>
+          <w:szCs w:val="18"/>
+          <w:lang w:val="en-US"/>
+        </w:rPr>
+        <w:t>so'm</w:t>
+      </w:r>
+      <w:proofErr w:type="spellEnd"/>
+      <w:r>
+        <w:rPr>
+          <w:b/>
+          <w:bCs/>
+          <w:sz w:val="18"/>
+          <w:szCs w:val="18"/>
+          <w:lang w:val="en-US"/>
+        </w:rPr>
+        <w:t>);</w:t>
       </w:r>
     </w:p>
     <w:p>
@@ -694,6 +2643,7 @@
           <w:lang w:val="en-US"/>
         </w:rPr>
       </w:pPr>
+      <w:proofErr w:type="spellStart"/>
       <w:r>
         <w:rPr>
           <w:b/>
@@ -703,7 +2653,211 @@
           <w:u w:val="single"/>
           <w:lang w:val="en-US"/>
         </w:rPr>
-        <w:t>Normativ hujjatni ishlab chiqishning bazaviy narxi quyidagi formula orqali aniqlanadi:</w:t>
+        <w:t>Normativ</w:t>
+      </w:r>
+      <w:proofErr w:type="spellEnd"/>
+      <w:r>
+        <w:rPr>
+          <w:b/>
+          <w:bCs/>
+          <w:sz w:val="18"/>
+          <w:szCs w:val="18"/>
+          <w:u w:val="single"/>
+          <w:lang w:val="en-US"/>
+        </w:rPr>
+        <w:t xml:space="preserve"> </w:t>
+      </w:r>
+      <w:proofErr w:type="spellStart"/>
+      <w:r>
+        <w:rPr>
+          <w:b/>
+          <w:bCs/>
+          <w:sz w:val="18"/>
+          <w:szCs w:val="18"/>
+          <w:u w:val="single"/>
+          <w:lang w:val="en-US"/>
+        </w:rPr>
+        <w:t>hujjatni</w:t>
+      </w:r>
+      <w:proofErr w:type="spellEnd"/>
+      <w:r>
+        <w:rPr>
+          <w:b/>
+          <w:bCs/>
+          <w:sz w:val="18"/>
+          <w:szCs w:val="18"/>
+          <w:u w:val="single"/>
+          <w:lang w:val="en-US"/>
+        </w:rPr>
+        <w:t xml:space="preserve"> </w:t>
+      </w:r>
+      <w:proofErr w:type="spellStart"/>
+      <w:r>
+        <w:rPr>
+          <w:b/>
+          <w:bCs/>
+          <w:sz w:val="18"/>
+          <w:szCs w:val="18"/>
+          <w:u w:val="single"/>
+          <w:lang w:val="en-US"/>
+        </w:rPr>
+        <w:t>ishlab</w:t>
+      </w:r>
+      <w:proofErr w:type="spellEnd"/>
+      <w:r>
+        <w:rPr>
+          <w:b/>
+          <w:bCs/>
+          <w:sz w:val="18"/>
+          <w:szCs w:val="18"/>
+          <w:u w:val="single"/>
+          <w:lang w:val="en-US"/>
+        </w:rPr>
+        <w:t xml:space="preserve"> </w:t>
+      </w:r>
+      <w:proofErr w:type="spellStart"/>
+      <w:r>
+        <w:rPr>
+          <w:b/>
+          <w:bCs/>
+          <w:sz w:val="18"/>
+          <w:szCs w:val="18"/>
+          <w:u w:val="single"/>
+          <w:lang w:val="en-US"/>
+        </w:rPr>
+        <w:t>chiqishning</w:t>
+      </w:r>
+      <w:proofErr w:type="spellEnd"/>
+      <w:r>
+        <w:rPr>
+          <w:b/>
+          <w:bCs/>
+          <w:sz w:val="18"/>
+          <w:szCs w:val="18"/>
+          <w:u w:val="single"/>
+          <w:lang w:val="en-US"/>
+        </w:rPr>
+        <w:t xml:space="preserve"> </w:t>
+      </w:r>
+      <w:proofErr w:type="spellStart"/>
+      <w:r>
+        <w:rPr>
+          <w:b/>
+          <w:bCs/>
+          <w:sz w:val="18"/>
+          <w:szCs w:val="18"/>
+          <w:u w:val="single"/>
+          <w:lang w:val="en-US"/>
+        </w:rPr>
+        <w:t>bazaviy</w:t>
+      </w:r>
+      <w:proofErr w:type="spellEnd"/>
+      <w:r>
+        <w:rPr>
+          <w:b/>
+          <w:bCs/>
+          <w:sz w:val="18"/>
+          <w:szCs w:val="18"/>
+          <w:u w:val="single"/>
+          <w:lang w:val="en-US"/>
+        </w:rPr>
+        <w:t xml:space="preserve"> </w:t>
+      </w:r>
+      <w:proofErr w:type="spellStart"/>
+      <w:r>
+        <w:rPr>
+          <w:b/>
+          <w:bCs/>
+          <w:sz w:val="18"/>
+          <w:szCs w:val="18"/>
+          <w:u w:val="single"/>
+          <w:lang w:val="en-US"/>
+        </w:rPr>
+        <w:t>narxi</w:t>
+      </w:r>
+      <w:proofErr w:type="spellEnd"/>
+      <w:r>
+        <w:rPr>
+          <w:b/>
+          <w:bCs/>
+          <w:sz w:val="18"/>
+          <w:szCs w:val="18"/>
+          <w:u w:val="single"/>
+          <w:lang w:val="en-US"/>
+        </w:rPr>
+        <w:t xml:space="preserve"> </w:t>
+      </w:r>
+      <w:proofErr w:type="spellStart"/>
+      <w:r>
+        <w:rPr>
+          <w:b/>
+          <w:bCs/>
+          <w:sz w:val="18"/>
+          <w:szCs w:val="18"/>
+          <w:u w:val="single"/>
+          <w:lang w:val="en-US"/>
+        </w:rPr>
+        <w:t>quyidagi</w:t>
+      </w:r>
+      <w:proofErr w:type="spellEnd"/>
+      <w:r>
+        <w:rPr>
+          <w:b/>
+          <w:bCs/>
+          <w:sz w:val="18"/>
+          <w:szCs w:val="18"/>
+          <w:u w:val="single"/>
+          <w:lang w:val="en-US"/>
+        </w:rPr>
+        <w:t xml:space="preserve"> formula </w:t>
+      </w:r>
+      <w:proofErr w:type="spellStart"/>
+      <w:r>
+        <w:rPr>
+          <w:b/>
+          <w:bCs/>
+          <w:sz w:val="18"/>
+          <w:szCs w:val="18"/>
+          <w:u w:val="single"/>
+          <w:lang w:val="en-US"/>
+        </w:rPr>
+        <w:t>orqali</w:t>
+      </w:r>
+      <w:proofErr w:type="spellEnd"/>
+      <w:r>
+        <w:rPr>
+          <w:b/>
+          <w:bCs/>
+          <w:sz w:val="18"/>
+          <w:szCs w:val="18"/>
+          <w:u w:val="single"/>
+          <w:lang w:val="en-US"/>
+        </w:rPr>
+        <w:t xml:space="preserve"> </w:t>
+      </w:r>
+      <w:proofErr w:type="spellStart"/>
+      <w:r>
+        <w:rPr>
+          <w:b/>
+          <w:bCs/>
+          <w:sz w:val="18"/>
+          <w:szCs w:val="18"/>
+          <w:u w:val="single"/>
+          <w:lang w:val="en-US"/>
+        </w:rPr>
+        <w:t>aniqlanadi</w:t>
+      </w:r>
+      <w:proofErr w:type="spellEnd"/>
+      <w:r>
+        <w:rPr>
+          <w:b/>
+          <w:bCs/>
+          <w:sz w:val="18"/>
+          <w:szCs w:val="18"/>
+          <w:u w:val="single"/>
+          <w:lang w:val="en-US"/>
+        </w:rPr>
+        <w:t>:</w:t>
       </w:r>
     </w:p>
     <w:p>
@@ -716,15 +2870,49 @@
           <w:lang w:val="en-US"/>
         </w:rPr>
       </w:pPr>
-      <w:r>
-        <w:rPr>
-          <w:b/>
-          <w:bCs/>
-          <w:sz w:val="18"/>
-          <w:szCs w:val="18"/>
-          <w:lang w:val="en-US"/>
-        </w:rPr>
-        <w:t>MHb = Nb × BHM × V × Kn × S</w:t>
+      <w:proofErr w:type="spellStart"/>
+      <w:r>
+        <w:rPr>
+          <w:b/>
+          <w:bCs/>
+          <w:sz w:val="18"/>
+          <w:szCs w:val="18"/>
+          <w:lang w:val="en-US"/>
+        </w:rPr>
+        <w:t>MHb</w:t>
+      </w:r>
+      <w:proofErr w:type="spellEnd"/>
+      <w:r>
+        <w:rPr>
+          <w:b/>
+          <w:bCs/>
+          <w:sz w:val="18"/>
+          <w:szCs w:val="18"/>
+          <w:lang w:val="en-US"/>
+        </w:rPr>
+        <w:t xml:space="preserve"> = Nb × BHM × V × </w:t>
+      </w:r>
+      <w:proofErr w:type="spellStart"/>
+      <w:r>
+        <w:rPr>
+          <w:b/>
+          <w:bCs/>
+          <w:sz w:val="18"/>
+          <w:szCs w:val="18"/>
+          <w:lang w:val="en-US"/>
+        </w:rPr>
+        <w:t>Kn</w:t>
+      </w:r>
+      <w:proofErr w:type="spellEnd"/>
+      <w:r>
+        <w:rPr>
+          <w:b/>
+          <w:bCs/>
+          <w:sz w:val="18"/>
+          <w:szCs w:val="18"/>
+          <w:lang w:val="en-US"/>
+        </w:rPr>
+        <w:t xml:space="preserve"> × S</w:t>
       </w:r>
     </w:p>
     <w:p>
@@ -756,6 +2944,7 @@
           <w:lang w:val="en-US"/>
         </w:rPr>
       </w:pPr>
+      <w:proofErr w:type="spellStart"/>
       <w:r>
         <w:rPr>
           <w:b/>
@@ -766,14 +2955,115 @@
         </w:rPr>
         <w:t>MHb</w:t>
       </w:r>
-      <w:r>
-        <w:rPr>
-          <w:sz w:val="18"/>
-          <w:szCs w:val="18"/>
-          <w:lang w:val="en-US"/>
-        </w:rPr>
-        <w:t xml:space="preserve"> – normativ hujjatni ishlab chiqishning bazaviy narxi</w:t>
-      </w:r>
+      <w:proofErr w:type="spellEnd"/>
+      <w:r>
+        <w:rPr>
+          <w:sz w:val="18"/>
+          <w:szCs w:val="18"/>
+          <w:lang w:val="en-US"/>
+        </w:rPr>
+        <w:t xml:space="preserve"> – </w:t>
+      </w:r>
+      <w:proofErr w:type="spellStart"/>
+      <w:r>
+        <w:rPr>
+          <w:sz w:val="18"/>
+          <w:szCs w:val="18"/>
+          <w:lang w:val="en-US"/>
+        </w:rPr>
+        <w:t>normativ</w:t>
+      </w:r>
+      <w:proofErr w:type="spellEnd"/>
+      <w:r>
+        <w:rPr>
+          <w:sz w:val="18"/>
+          <w:szCs w:val="18"/>
+          <w:lang w:val="en-US"/>
+        </w:rPr>
+        <w:t xml:space="preserve"> </w:t>
+      </w:r>
+      <w:proofErr w:type="spellStart"/>
+      <w:r>
+        <w:rPr>
+          <w:sz w:val="18"/>
+          <w:szCs w:val="18"/>
+          <w:lang w:val="en-US"/>
+        </w:rPr>
+        <w:t>hujjatni</w:t>
+      </w:r>
+      <w:proofErr w:type="spellEnd"/>
+      <w:r>
+        <w:rPr>
+          <w:sz w:val="18"/>
+          <w:szCs w:val="18"/>
+          <w:lang w:val="en-US"/>
+        </w:rPr>
+        <w:t xml:space="preserve"> </w:t>
+      </w:r>
+      <w:proofErr w:type="spellStart"/>
+      <w:r>
+        <w:rPr>
+          <w:sz w:val="18"/>
+          <w:szCs w:val="18"/>
+          <w:lang w:val="en-US"/>
+        </w:rPr>
+        <w:t>ishlab</w:t>
+      </w:r>
+      <w:proofErr w:type="spellEnd"/>
+      <w:r>
+        <w:rPr>
+          <w:sz w:val="18"/>
+          <w:szCs w:val="18"/>
+          <w:lang w:val="en-US"/>
+        </w:rPr>
+        <w:t xml:space="preserve"> </w:t>
+      </w:r>
+      <w:proofErr w:type="spellStart"/>
+      <w:r>
+        <w:rPr>
+          <w:sz w:val="18"/>
+          <w:szCs w:val="18"/>
+          <w:lang w:val="en-US"/>
+        </w:rPr>
+        <w:t>chiqishning</w:t>
+      </w:r>
+      <w:proofErr w:type="spellEnd"/>
+      <w:r>
+        <w:rPr>
+          <w:sz w:val="18"/>
+          <w:szCs w:val="18"/>
+          <w:lang w:val="en-US"/>
+        </w:rPr>
+        <w:t xml:space="preserve"> </w:t>
+      </w:r>
+      <w:proofErr w:type="spellStart"/>
+      <w:r>
+        <w:rPr>
+          <w:sz w:val="18"/>
+          <w:szCs w:val="18"/>
+          <w:lang w:val="en-US"/>
+        </w:rPr>
+        <w:t>bazaviy</w:t>
+      </w:r>
+      <w:proofErr w:type="spellEnd"/>
+      <w:r>
+        <w:rPr>
+          <w:sz w:val="18"/>
+          <w:szCs w:val="18"/>
+          <w:lang w:val="en-US"/>
+        </w:rPr>
+        <w:t xml:space="preserve"> </w:t>
+      </w:r>
+      <w:proofErr w:type="spellStart"/>
+      <w:r>
+        <w:rPr>
+          <w:sz w:val="18"/>
+          <w:szCs w:val="18"/>
+          <w:lang w:val="en-US"/>
+        </w:rPr>
+        <w:t>narxi</w:t>
+      </w:r>
+      <w:proofErr w:type="spellEnd"/>
       <w:r>
         <w:rPr>
           <w:b/>
@@ -802,15 +3092,27 @@
         </w:rPr>
         <w:t xml:space="preserve"> </w:t>
       </w:r>
-      <w:r>
-        <w:rPr>
-          <w:b/>
-          <w:bCs/>
-          <w:sz w:val="18"/>
-          <w:szCs w:val="18"/>
-          <w:lang w:val="en-US"/>
-        </w:rPr>
-        <w:t>so'm);</w:t>
+      <w:proofErr w:type="spellStart"/>
+      <w:r>
+        <w:rPr>
+          <w:b/>
+          <w:bCs/>
+          <w:sz w:val="18"/>
+          <w:szCs w:val="18"/>
+          <w:lang w:val="en-US"/>
+        </w:rPr>
+        <w:t>so'm</w:t>
+      </w:r>
+      <w:proofErr w:type="spellEnd"/>
+      <w:r>
+        <w:rPr>
+          <w:b/>
+          <w:bCs/>
+          <w:sz w:val="18"/>
+          <w:szCs w:val="18"/>
+          <w:lang w:val="en-US"/>
+        </w:rPr>
+        <w:t>);</w:t>
       </w:r>
     </w:p>
     <w:p>
@@ -839,17 +3141,463 @@
           <w:szCs w:val="18"/>
           <w:lang w:val="en-US"/>
         </w:rPr>
-        <w:t xml:space="preserve"> – normativ hujjatning bir sahifasini ishlab chiqish turi, hujjatning sohasi va murakkablik darajasidan kelib chiqib mazkur Yo'riqnomaning 1-ilovasidagi Normativ hujjatlarning narx me'yorlariga muvofiq qabul qilinadigan qiymat</w:t>
-      </w:r>
-      <w:r>
-        <w:rPr>
-          <w:b/>
-          <w:bCs/>
-          <w:sz w:val="18"/>
-          <w:szCs w:val="18"/>
-          <w:lang w:val="en-US"/>
-        </w:rPr>
-        <w:t xml:space="preserve"> ({{vhm_value}});</w:t>
+        <w:t xml:space="preserve"> – </w:t>
+      </w:r>
+      <w:proofErr w:type="spellStart"/>
+      <w:r>
+        <w:rPr>
+          <w:sz w:val="18"/>
+          <w:szCs w:val="18"/>
+          <w:lang w:val="en-US"/>
+        </w:rPr>
+        <w:t>normativ</w:t>
+      </w:r>
+      <w:proofErr w:type="spellEnd"/>
+      <w:r>
+        <w:rPr>
+          <w:sz w:val="18"/>
+          <w:szCs w:val="18"/>
+          <w:lang w:val="en-US"/>
+        </w:rPr>
+        <w:t xml:space="preserve"> </w:t>
+      </w:r>
+      <w:proofErr w:type="spellStart"/>
+      <w:r>
+        <w:rPr>
+          <w:sz w:val="18"/>
+          <w:szCs w:val="18"/>
+          <w:lang w:val="en-US"/>
+        </w:rPr>
+        <w:t>hujjatning</w:t>
+      </w:r>
+      <w:proofErr w:type="spellEnd"/>
+      <w:r>
+        <w:rPr>
+          <w:sz w:val="18"/>
+          <w:szCs w:val="18"/>
+          <w:lang w:val="en-US"/>
+        </w:rPr>
+        <w:t xml:space="preserve"> </w:t>
+      </w:r>
+      <w:proofErr w:type="spellStart"/>
+      <w:r>
+        <w:rPr>
+          <w:sz w:val="18"/>
+          <w:szCs w:val="18"/>
+          <w:lang w:val="en-US"/>
+        </w:rPr>
+        <w:t>bir</w:t>
+      </w:r>
+      <w:proofErr w:type="spellEnd"/>
+      <w:r>
+        <w:rPr>
+          <w:sz w:val="18"/>
+          <w:szCs w:val="18"/>
+          <w:lang w:val="en-US"/>
+        </w:rPr>
+        <w:t xml:space="preserve"> </w:t>
+      </w:r>
+      <w:proofErr w:type="spellStart"/>
+      <w:r>
+        <w:rPr>
+          <w:sz w:val="18"/>
+          <w:szCs w:val="18"/>
+          <w:lang w:val="en-US"/>
+        </w:rPr>
+        <w:t>sahifasini</w:t>
+      </w:r>
+      <w:proofErr w:type="spellEnd"/>
+      <w:r>
+        <w:rPr>
+          <w:sz w:val="18"/>
+          <w:szCs w:val="18"/>
+          <w:lang w:val="en-US"/>
+        </w:rPr>
+        <w:t xml:space="preserve"> </w:t>
+      </w:r>
+      <w:proofErr w:type="spellStart"/>
+      <w:r>
+        <w:rPr>
+          <w:sz w:val="18"/>
+          <w:szCs w:val="18"/>
+          <w:lang w:val="en-US"/>
+        </w:rPr>
+        <w:t>ishlab</w:t>
+      </w:r>
+      <w:proofErr w:type="spellEnd"/>
+      <w:r>
+        <w:rPr>
+          <w:sz w:val="18"/>
+          <w:szCs w:val="18"/>
+          <w:lang w:val="en-US"/>
+        </w:rPr>
+        <w:t xml:space="preserve"> </w:t>
+      </w:r>
+      <w:proofErr w:type="spellStart"/>
+      <w:r>
+        <w:rPr>
+          <w:sz w:val="18"/>
+          <w:szCs w:val="18"/>
+          <w:lang w:val="en-US"/>
+        </w:rPr>
+        <w:t>chiqish</w:t>
+      </w:r>
+      <w:proofErr w:type="spellEnd"/>
+      <w:r>
+        <w:rPr>
+          <w:sz w:val="18"/>
+          <w:szCs w:val="18"/>
+          <w:lang w:val="en-US"/>
+        </w:rPr>
+        <w:t xml:space="preserve"> </w:t>
+      </w:r>
+      <w:proofErr w:type="spellStart"/>
+      <w:r>
+        <w:rPr>
+          <w:sz w:val="18"/>
+          <w:szCs w:val="18"/>
+          <w:lang w:val="en-US"/>
+        </w:rPr>
+        <w:t>turi</w:t>
+      </w:r>
+      <w:proofErr w:type="spellEnd"/>
+      <w:r>
+        <w:rPr>
+          <w:sz w:val="18"/>
+          <w:szCs w:val="18"/>
+          <w:lang w:val="en-US"/>
+        </w:rPr>
+        <w:t xml:space="preserve">, </w:t>
+      </w:r>
+      <w:proofErr w:type="spellStart"/>
+      <w:r>
+        <w:rPr>
+          <w:sz w:val="18"/>
+          <w:szCs w:val="18"/>
+          <w:lang w:val="en-US"/>
+        </w:rPr>
+        <w:t>hujjatning</w:t>
+      </w:r>
+      <w:proofErr w:type="spellEnd"/>
+      <w:r>
+        <w:rPr>
+          <w:sz w:val="18"/>
+          <w:szCs w:val="18"/>
+          <w:lang w:val="en-US"/>
+        </w:rPr>
+        <w:t xml:space="preserve"> </w:t>
+      </w:r>
+      <w:proofErr w:type="spellStart"/>
+      <w:r>
+        <w:rPr>
+          <w:sz w:val="18"/>
+          <w:szCs w:val="18"/>
+          <w:lang w:val="en-US"/>
+        </w:rPr>
+        <w:t>sohasi</w:t>
+      </w:r>
+      <w:proofErr w:type="spellEnd"/>
+      <w:r>
+        <w:rPr>
+          <w:sz w:val="18"/>
+          <w:szCs w:val="18"/>
+          <w:lang w:val="en-US"/>
+        </w:rPr>
+        <w:t xml:space="preserve"> </w:t>
+      </w:r>
+      <w:proofErr w:type="spellStart"/>
+      <w:r>
+        <w:rPr>
+          <w:sz w:val="18"/>
+          <w:szCs w:val="18"/>
+          <w:lang w:val="en-US"/>
+        </w:rPr>
+        <w:t>va</w:t>
+      </w:r>
+      <w:proofErr w:type="spellEnd"/>
+      <w:r>
+        <w:rPr>
+          <w:sz w:val="18"/>
+          <w:szCs w:val="18"/>
+          <w:lang w:val="en-US"/>
+        </w:rPr>
+        <w:t xml:space="preserve"> </w:t>
+      </w:r>
+      <w:proofErr w:type="spellStart"/>
+      <w:r>
+        <w:rPr>
+          <w:sz w:val="18"/>
+          <w:szCs w:val="18"/>
+          <w:lang w:val="en-US"/>
+        </w:rPr>
+        <w:t>murakkablik</w:t>
+      </w:r>
+      <w:proofErr w:type="spellEnd"/>
+      <w:r>
+        <w:rPr>
+          <w:sz w:val="18"/>
+          <w:szCs w:val="18"/>
+          <w:lang w:val="en-US"/>
+        </w:rPr>
+        <w:t xml:space="preserve"> </w:t>
+      </w:r>
+      <w:proofErr w:type="spellStart"/>
+      <w:r>
+        <w:rPr>
+          <w:sz w:val="18"/>
+          <w:szCs w:val="18"/>
+          <w:lang w:val="en-US"/>
+        </w:rPr>
+        <w:t>darajasidan</w:t>
+      </w:r>
+      <w:proofErr w:type="spellEnd"/>
+      <w:r>
+        <w:rPr>
+          <w:sz w:val="18"/>
+          <w:szCs w:val="18"/>
+          <w:lang w:val="en-US"/>
+        </w:rPr>
+        <w:t xml:space="preserve"> </w:t>
+      </w:r>
+      <w:proofErr w:type="spellStart"/>
+      <w:r>
+        <w:rPr>
+          <w:sz w:val="18"/>
+          <w:szCs w:val="18"/>
+          <w:lang w:val="en-US"/>
+        </w:rPr>
+        <w:t>kelib</w:t>
+      </w:r>
+      <w:proofErr w:type="spellEnd"/>
+      <w:r>
+        <w:rPr>
+          <w:sz w:val="18"/>
+          <w:szCs w:val="18"/>
+          <w:lang w:val="en-US"/>
+        </w:rPr>
+        <w:t xml:space="preserve"> </w:t>
+      </w:r>
+      <w:proofErr w:type="spellStart"/>
+      <w:r>
+        <w:rPr>
+          <w:sz w:val="18"/>
+          <w:szCs w:val="18"/>
+          <w:lang w:val="en-US"/>
+        </w:rPr>
+        <w:t>chiqib</w:t>
+      </w:r>
+      <w:proofErr w:type="spellEnd"/>
+      <w:r>
+        <w:rPr>
+          <w:sz w:val="18"/>
+          <w:szCs w:val="18"/>
+          <w:lang w:val="en-US"/>
+        </w:rPr>
+        <w:t xml:space="preserve"> </w:t>
+      </w:r>
+      <w:proofErr w:type="spellStart"/>
+      <w:r>
+        <w:rPr>
+          <w:sz w:val="18"/>
+          <w:szCs w:val="18"/>
+          <w:lang w:val="en-US"/>
+        </w:rPr>
+        <w:t>mazkur</w:t>
+      </w:r>
+      <w:proofErr w:type="spellEnd"/>
+      <w:r>
+        <w:rPr>
+          <w:sz w:val="18"/>
+          <w:szCs w:val="18"/>
+          <w:lang w:val="en-US"/>
+        </w:rPr>
+        <w:t xml:space="preserve"> </w:t>
+      </w:r>
+      <w:proofErr w:type="spellStart"/>
+      <w:r>
+        <w:rPr>
+          <w:sz w:val="18"/>
+          <w:szCs w:val="18"/>
+          <w:lang w:val="en-US"/>
+        </w:rPr>
+        <w:t>Yo'riqnomaning</w:t>
+      </w:r>
+      <w:proofErr w:type="spellEnd"/>
+      <w:r>
+        <w:rPr>
+          <w:sz w:val="18"/>
+          <w:szCs w:val="18"/>
+          <w:lang w:val="en-US"/>
+        </w:rPr>
+        <w:t xml:space="preserve"> 1-ilovasidagi </w:t>
+      </w:r>
+      <w:proofErr w:type="spellStart"/>
+      <w:r>
+        <w:rPr>
+          <w:sz w:val="18"/>
+          <w:szCs w:val="18"/>
+          <w:lang w:val="en-US"/>
+        </w:rPr>
+        <w:t>Normativ</w:t>
+      </w:r>
+      <w:proofErr w:type="spellEnd"/>
+      <w:r>
+        <w:rPr>
+          <w:sz w:val="18"/>
+          <w:szCs w:val="18"/>
+          <w:lang w:val="en-US"/>
+        </w:rPr>
+        <w:t xml:space="preserve"> </w:t>
+      </w:r>
+      <w:proofErr w:type="spellStart"/>
+      <w:r>
+        <w:rPr>
+          <w:sz w:val="18"/>
+          <w:szCs w:val="18"/>
+          <w:lang w:val="en-US"/>
+        </w:rPr>
+        <w:t>hujjatlarning</w:t>
+      </w:r>
+      <w:proofErr w:type="spellEnd"/>
+      <w:r>
+        <w:rPr>
+          <w:sz w:val="18"/>
+          <w:szCs w:val="18"/>
+          <w:lang w:val="en-US"/>
+        </w:rPr>
+        <w:t xml:space="preserve"> </w:t>
+      </w:r>
+      <w:proofErr w:type="spellStart"/>
+      <w:r>
+        <w:rPr>
+          <w:sz w:val="18"/>
+          <w:szCs w:val="18"/>
+          <w:lang w:val="en-US"/>
+        </w:rPr>
+        <w:t>narx</w:t>
+      </w:r>
+      <w:proofErr w:type="spellEnd"/>
+      <w:r>
+        <w:rPr>
+          <w:sz w:val="18"/>
+          <w:szCs w:val="18"/>
+          <w:lang w:val="en-US"/>
+        </w:rPr>
+        <w:t xml:space="preserve"> </w:t>
+      </w:r>
+      <w:proofErr w:type="spellStart"/>
+      <w:r>
+        <w:rPr>
+          <w:sz w:val="18"/>
+          <w:szCs w:val="18"/>
+          <w:lang w:val="en-US"/>
+        </w:rPr>
+        <w:t>me'yorlariga</w:t>
+      </w:r>
+      <w:proofErr w:type="spellEnd"/>
+      <w:r>
+        <w:rPr>
+          <w:sz w:val="18"/>
+          <w:szCs w:val="18"/>
+          <w:lang w:val="en-US"/>
+        </w:rPr>
+        <w:t xml:space="preserve"> </w:t>
+      </w:r>
+      <w:proofErr w:type="spellStart"/>
+      <w:r>
+        <w:rPr>
+          <w:sz w:val="18"/>
+          <w:szCs w:val="18"/>
+          <w:lang w:val="en-US"/>
+        </w:rPr>
+        <w:t>muvofiq</w:t>
+      </w:r>
+      <w:proofErr w:type="spellEnd"/>
+      <w:r>
+        <w:rPr>
+          <w:sz w:val="18"/>
+          <w:szCs w:val="18"/>
+          <w:lang w:val="en-US"/>
+        </w:rPr>
+        <w:t xml:space="preserve"> </w:t>
+      </w:r>
+      <w:proofErr w:type="spellStart"/>
+      <w:r>
+        <w:rPr>
+          <w:sz w:val="18"/>
+          <w:szCs w:val="18"/>
+          <w:lang w:val="en-US"/>
+        </w:rPr>
+        <w:t>qabul</w:t>
+      </w:r>
+      <w:proofErr w:type="spellEnd"/>
+      <w:r>
+        <w:rPr>
+          <w:sz w:val="18"/>
+          <w:szCs w:val="18"/>
+          <w:lang w:val="en-US"/>
+        </w:rPr>
+        <w:t xml:space="preserve"> </w:t>
+      </w:r>
+      <w:proofErr w:type="spellStart"/>
+      <w:r>
+        <w:rPr>
+          <w:sz w:val="18"/>
+          <w:szCs w:val="18"/>
+          <w:lang w:val="en-US"/>
+        </w:rPr>
+        <w:t>qilinadigan</w:t>
+      </w:r>
+      <w:proofErr w:type="spellEnd"/>
+      <w:r>
+        <w:rPr>
+          <w:sz w:val="18"/>
+          <w:szCs w:val="18"/>
+          <w:lang w:val="en-US"/>
+        </w:rPr>
+        <w:t xml:space="preserve"> </w:t>
+      </w:r>
+      <w:proofErr w:type="spellStart"/>
+      <w:r>
+        <w:rPr>
+          <w:sz w:val="18"/>
+          <w:szCs w:val="18"/>
+          <w:lang w:val="en-US"/>
+        </w:rPr>
+        <w:t>qiymat</w:t>
+      </w:r>
+      <w:proofErr w:type="spellEnd"/>
+      <w:r>
+        <w:rPr>
+          <w:b/>
+          <w:bCs/>
+          <w:sz w:val="18"/>
+          <w:szCs w:val="18"/>
+          <w:lang w:val="en-US"/>
+        </w:rPr>
+        <w:t xml:space="preserve"> ({{</w:t>
+      </w:r>
+      <w:proofErr w:type="spellStart"/>
+      <w:r>
+        <w:rPr>
+          <w:b/>
+          <w:bCs/>
+          <w:sz w:val="18"/>
+          <w:szCs w:val="18"/>
+          <w:lang w:val="en-US"/>
+        </w:rPr>
+        <w:t>vhm_value</w:t>
+      </w:r>
+      <w:proofErr w:type="spellEnd"/>
+      <w:r>
+        <w:rPr>
+          <w:b/>
+          <w:bCs/>
+          <w:sz w:val="18"/>
+          <w:szCs w:val="18"/>
+          <w:lang w:val="en-US"/>
+        </w:rPr>
+        <w:t>}});</w:t>
       </w:r>
     </w:p>
     <w:p>
@@ -878,25 +3626,205 @@
           <w:szCs w:val="18"/>
           <w:lang w:val="en-US"/>
         </w:rPr>
-        <w:t xml:space="preserve"> – ishlab chiqiladigan normativ hujjatning hajmi (titul varag'i hisobga olinmaydi)</w:t>
-      </w:r>
-      <w:r>
-        <w:rPr>
-          <w:b/>
-          <w:bCs/>
+        <w:t xml:space="preserve"> – </w:t>
+      </w:r>
+      <w:proofErr w:type="spellStart"/>
+      <w:r>
+        <w:rPr>
+          <w:sz w:val="18"/>
+          <w:szCs w:val="18"/>
+          <w:lang w:val="en-US"/>
+        </w:rPr>
+        <w:t>ishlab</w:t>
+      </w:r>
+      <w:proofErr w:type="spellEnd"/>
+      <w:r>
+        <w:rPr>
+          <w:sz w:val="18"/>
+          <w:szCs w:val="18"/>
+          <w:lang w:val="en-US"/>
+        </w:rPr>
+        <w:t xml:space="preserve"> </w:t>
+      </w:r>
+      <w:proofErr w:type="spellStart"/>
+      <w:r>
+        <w:rPr>
+          <w:sz w:val="18"/>
+          <w:szCs w:val="18"/>
+          <w:lang w:val="en-US"/>
+        </w:rPr>
+        <w:t>chiqiladigan</w:t>
+      </w:r>
+      <w:proofErr w:type="spellEnd"/>
+      <w:r>
+        <w:rPr>
+          <w:sz w:val="18"/>
+          <w:szCs w:val="18"/>
+          <w:lang w:val="en-US"/>
+        </w:rPr>
+        <w:t xml:space="preserve"> </w:t>
+      </w:r>
+      <w:proofErr w:type="spellStart"/>
+      <w:r>
+        <w:rPr>
+          <w:sz w:val="18"/>
+          <w:szCs w:val="18"/>
+          <w:lang w:val="en-US"/>
+        </w:rPr>
+        <w:t>normativ</w:t>
+      </w:r>
+      <w:proofErr w:type="spellEnd"/>
+      <w:r>
+        <w:rPr>
+          <w:sz w:val="18"/>
+          <w:szCs w:val="18"/>
+          <w:lang w:val="en-US"/>
+        </w:rPr>
+        <w:t xml:space="preserve"> </w:t>
+      </w:r>
+      <w:proofErr w:type="spellStart"/>
+      <w:r>
+        <w:rPr>
+          <w:sz w:val="18"/>
+          <w:szCs w:val="18"/>
+          <w:lang w:val="en-US"/>
+        </w:rPr>
+        <w:t>hujjatning</w:t>
+      </w:r>
+      <w:proofErr w:type="spellEnd"/>
+      <w:r>
+        <w:rPr>
+          <w:sz w:val="18"/>
+          <w:szCs w:val="18"/>
+          <w:lang w:val="en-US"/>
+        </w:rPr>
+        <w:t xml:space="preserve"> </w:t>
+      </w:r>
+      <w:proofErr w:type="spellStart"/>
+      <w:r>
+        <w:rPr>
+          <w:sz w:val="18"/>
+          <w:szCs w:val="18"/>
+          <w:lang w:val="en-US"/>
+        </w:rPr>
+        <w:t>hajmi</w:t>
+      </w:r>
+      <w:proofErr w:type="spellEnd"/>
+      <w:r>
+        <w:rPr>
           <w:sz w:val="18"/>
           <w:szCs w:val="18"/>
           <w:lang w:val="en-US"/>
         </w:rPr>
         <w:t xml:space="preserve"> (</w:t>
       </w:r>
-      <w:r>
-        <w:rPr>
-          <w:sz w:val="18"/>
-          <w:szCs w:val="18"/>
-          <w:lang w:val="en-US"/>
-        </w:rPr>
-        <w:t>{{total_pages}}</w:t>
+      <w:proofErr w:type="spellStart"/>
+      <w:r>
+        <w:rPr>
+          <w:sz w:val="18"/>
+          <w:szCs w:val="18"/>
+          <w:lang w:val="en-US"/>
+        </w:rPr>
+        <w:t>titul</w:t>
+      </w:r>
+      <w:proofErr w:type="spellEnd"/>
+      <w:r>
+        <w:rPr>
+          <w:sz w:val="18"/>
+          <w:szCs w:val="18"/>
+          <w:lang w:val="en-US"/>
+        </w:rPr>
+        <w:t xml:space="preserve"> </w:t>
+      </w:r>
+      <w:proofErr w:type="spellStart"/>
+      <w:r>
+        <w:rPr>
+          <w:sz w:val="18"/>
+          <w:szCs w:val="18"/>
+          <w:lang w:val="en-US"/>
+        </w:rPr>
+        <w:t>varag'i</w:t>
+      </w:r>
+      <w:proofErr w:type="spellEnd"/>
+      <w:r>
+        <w:rPr>
+          <w:sz w:val="18"/>
+          <w:szCs w:val="18"/>
+          <w:lang w:val="en-US"/>
+        </w:rPr>
+        <w:t xml:space="preserve"> </w:t>
+      </w:r>
+      <w:proofErr w:type="spellStart"/>
+      <w:r>
+        <w:rPr>
+          <w:sz w:val="18"/>
+          <w:szCs w:val="18"/>
+          <w:lang w:val="en-US"/>
+        </w:rPr>
+        <w:t>hisobga</w:t>
+      </w:r>
+      <w:proofErr w:type="spellEnd"/>
+      <w:r>
+        <w:rPr>
+          <w:sz w:val="18"/>
+          <w:szCs w:val="18"/>
+          <w:lang w:val="en-US"/>
+        </w:rPr>
+        <w:t xml:space="preserve"> </w:t>
+      </w:r>
+      <w:proofErr w:type="spellStart"/>
+      <w:r>
+        <w:rPr>
+          <w:sz w:val="18"/>
+          <w:szCs w:val="18"/>
+          <w:lang w:val="en-US"/>
+        </w:rPr>
+        <w:t>olinmaydi</w:t>
+      </w:r>
+      <w:proofErr w:type="spellEnd"/>
+      <w:r>
+        <w:rPr>
+          <w:sz w:val="18"/>
+          <w:szCs w:val="18"/>
+          <w:lang w:val="en-US"/>
+        </w:rPr>
+        <w:t>)</w:t>
+      </w:r>
+      <w:r>
+        <w:rPr>
+          <w:b/>
+          <w:bCs/>
+          <w:sz w:val="18"/>
+          <w:szCs w:val="18"/>
+          <w:lang w:val="en-US"/>
+        </w:rPr>
+        <w:t xml:space="preserve"> (</w:t>
+      </w:r>
+      <w:r>
+        <w:rPr>
+          <w:sz w:val="18"/>
+          <w:szCs w:val="18"/>
+          <w:lang w:val="en-US"/>
+        </w:rPr>
+        <w:t>{{</w:t>
+      </w:r>
+      <w:proofErr w:type="spellStart"/>
+      <w:r>
+        <w:rPr>
+          <w:sz w:val="18"/>
+          <w:szCs w:val="18"/>
+          <w:lang w:val="en-US"/>
+        </w:rPr>
+        <w:t>total_pages</w:t>
+      </w:r>
+      <w:proofErr w:type="spellEnd"/>
+      <w:r>
+        <w:rPr>
+          <w:sz w:val="18"/>
+          <w:szCs w:val="18"/>
+          <w:lang w:val="en-US"/>
+        </w:rPr>
+        <w:t>}}</w:t>
       </w:r>
       <w:r>
         <w:rPr>
@@ -935,17 +3863,103 @@
           <w:szCs w:val="18"/>
           <w:lang w:val="en-US"/>
         </w:rPr>
-        <w:t xml:space="preserve"> – bazaviy hisoblash miqdori so'mda</w:t>
-      </w:r>
-      <w:r>
-        <w:rPr>
-          <w:b/>
-          <w:bCs/>
-          <w:sz w:val="18"/>
-          <w:szCs w:val="18"/>
-          <w:lang w:val="en-US"/>
-        </w:rPr>
-        <w:t xml:space="preserve"> (412 000 so'm);</w:t>
+        <w:t xml:space="preserve"> – </w:t>
+      </w:r>
+      <w:proofErr w:type="spellStart"/>
+      <w:r>
+        <w:rPr>
+          <w:sz w:val="18"/>
+          <w:szCs w:val="18"/>
+          <w:lang w:val="en-US"/>
+        </w:rPr>
+        <w:t>bazaviy</w:t>
+      </w:r>
+      <w:proofErr w:type="spellEnd"/>
+      <w:r>
+        <w:rPr>
+          <w:sz w:val="18"/>
+          <w:szCs w:val="18"/>
+          <w:lang w:val="en-US"/>
+        </w:rPr>
+        <w:t xml:space="preserve"> </w:t>
+      </w:r>
+      <w:proofErr w:type="spellStart"/>
+      <w:r>
+        <w:rPr>
+          <w:sz w:val="18"/>
+          <w:szCs w:val="18"/>
+          <w:lang w:val="en-US"/>
+        </w:rPr>
+        <w:t>hisoblash</w:t>
+      </w:r>
+      <w:proofErr w:type="spellEnd"/>
+      <w:r>
+        <w:rPr>
+          <w:sz w:val="18"/>
+          <w:szCs w:val="18"/>
+          <w:lang w:val="en-US"/>
+        </w:rPr>
+        <w:t xml:space="preserve"> </w:t>
+      </w:r>
+      <w:proofErr w:type="spellStart"/>
+      <w:r>
+        <w:rPr>
+          <w:sz w:val="18"/>
+          <w:szCs w:val="18"/>
+          <w:lang w:val="en-US"/>
+        </w:rPr>
+        <w:t>miqdori</w:t>
+      </w:r>
+      <w:proofErr w:type="spellEnd"/>
+      <w:r>
+        <w:rPr>
+          <w:sz w:val="18"/>
+          <w:szCs w:val="18"/>
+          <w:lang w:val="en-US"/>
+        </w:rPr>
+        <w:t xml:space="preserve"> </w:t>
+      </w:r>
+      <w:proofErr w:type="spellStart"/>
+      <w:r>
+        <w:rPr>
+          <w:sz w:val="18"/>
+          <w:szCs w:val="18"/>
+          <w:lang w:val="en-US"/>
+        </w:rPr>
+        <w:t>so'mda</w:t>
+      </w:r>
+      <w:proofErr w:type="spellEnd"/>
+      <w:r>
+        <w:rPr>
+          <w:b/>
+          <w:bCs/>
+          <w:sz w:val="18"/>
+          <w:szCs w:val="18"/>
+          <w:lang w:val="en-US"/>
+        </w:rPr>
+        <w:t xml:space="preserve"> (412 000 </w:t>
+      </w:r>
+      <w:proofErr w:type="spellStart"/>
+      <w:r>
+        <w:rPr>
+          <w:b/>
+          <w:bCs/>
+          <w:sz w:val="18"/>
+          <w:szCs w:val="18"/>
+          <w:lang w:val="en-US"/>
+        </w:rPr>
+        <w:t>so'm</w:t>
+      </w:r>
+      <w:proofErr w:type="spellEnd"/>
+      <w:r>
+        <w:rPr>
+          <w:b/>
+          <w:bCs/>
+          <w:sz w:val="18"/>
+          <w:szCs w:val="18"/>
+          <w:lang w:val="en-US"/>
+        </w:rPr>
+        <w:t>);</w:t>
       </w:r>
     </w:p>
     <w:p>
@@ -958,6 +3972,7 @@
           <w:lang w:val="en-US"/>
         </w:rPr>
       </w:pPr>
+      <w:proofErr w:type="spellStart"/>
       <w:r>
         <w:rPr>
           <w:b/>
@@ -968,14 +3983,115 @@
         </w:rPr>
         <w:t>Kn</w:t>
       </w:r>
-      <w:r>
-        <w:rPr>
-          <w:sz w:val="18"/>
-          <w:szCs w:val="18"/>
-          <w:lang w:val="en-US"/>
-        </w:rPr>
-        <w:t xml:space="preserve"> – narx normativi koeffitsiyenti 2,1 ga teng deb qabul qilinadi</w:t>
-      </w:r>
+      <w:proofErr w:type="spellEnd"/>
+      <w:r>
+        <w:rPr>
+          <w:sz w:val="18"/>
+          <w:szCs w:val="18"/>
+          <w:lang w:val="en-US"/>
+        </w:rPr>
+        <w:t xml:space="preserve"> – </w:t>
+      </w:r>
+      <w:proofErr w:type="spellStart"/>
+      <w:r>
+        <w:rPr>
+          <w:sz w:val="18"/>
+          <w:szCs w:val="18"/>
+          <w:lang w:val="en-US"/>
+        </w:rPr>
+        <w:t>narx</w:t>
+      </w:r>
+      <w:proofErr w:type="spellEnd"/>
+      <w:r>
+        <w:rPr>
+          <w:sz w:val="18"/>
+          <w:szCs w:val="18"/>
+          <w:lang w:val="en-US"/>
+        </w:rPr>
+        <w:t xml:space="preserve"> </w:t>
+      </w:r>
+      <w:proofErr w:type="spellStart"/>
+      <w:r>
+        <w:rPr>
+          <w:sz w:val="18"/>
+          <w:szCs w:val="18"/>
+          <w:lang w:val="en-US"/>
+        </w:rPr>
+        <w:t>normativi</w:t>
+      </w:r>
+      <w:proofErr w:type="spellEnd"/>
+      <w:r>
+        <w:rPr>
+          <w:sz w:val="18"/>
+          <w:szCs w:val="18"/>
+          <w:lang w:val="en-US"/>
+        </w:rPr>
+        <w:t xml:space="preserve"> </w:t>
+      </w:r>
+      <w:proofErr w:type="spellStart"/>
+      <w:r>
+        <w:rPr>
+          <w:sz w:val="18"/>
+          <w:szCs w:val="18"/>
+          <w:lang w:val="en-US"/>
+        </w:rPr>
+        <w:t>koeffitsiyenti</w:t>
+      </w:r>
+      <w:proofErr w:type="spellEnd"/>
+      <w:r>
+        <w:rPr>
+          <w:sz w:val="18"/>
+          <w:szCs w:val="18"/>
+          <w:lang w:val="en-US"/>
+        </w:rPr>
+        <w:t xml:space="preserve"> 2,1 ga </w:t>
+      </w:r>
+      <w:proofErr w:type="spellStart"/>
+      <w:r>
+        <w:rPr>
+          <w:sz w:val="18"/>
+          <w:szCs w:val="18"/>
+          <w:lang w:val="en-US"/>
+        </w:rPr>
+        <w:t>teng</w:t>
+      </w:r>
+      <w:proofErr w:type="spellEnd"/>
+      <w:r>
+        <w:rPr>
+          <w:sz w:val="18"/>
+          <w:szCs w:val="18"/>
+          <w:lang w:val="en-US"/>
+        </w:rPr>
+        <w:t xml:space="preserve"> deb </w:t>
+      </w:r>
+      <w:proofErr w:type="spellStart"/>
+      <w:r>
+        <w:rPr>
+          <w:sz w:val="18"/>
+          <w:szCs w:val="18"/>
+          <w:lang w:val="en-US"/>
+        </w:rPr>
+        <w:t>qabul</w:t>
+      </w:r>
+      <w:proofErr w:type="spellEnd"/>
+      <w:r>
+        <w:rPr>
+          <w:sz w:val="18"/>
+          <w:szCs w:val="18"/>
+          <w:lang w:val="en-US"/>
+        </w:rPr>
+        <w:t xml:space="preserve"> </w:t>
+      </w:r>
+      <w:proofErr w:type="spellStart"/>
+      <w:r>
+        <w:rPr>
+          <w:sz w:val="18"/>
+          <w:szCs w:val="18"/>
+          <w:lang w:val="en-US"/>
+        </w:rPr>
+        <w:t>qilinadi</w:t>
+      </w:r>
+      <w:proofErr w:type="spellEnd"/>
       <w:r>
         <w:rPr>
           <w:b/>
@@ -1013,8 +4129,378 @@
           <w:szCs w:val="18"/>
           <w:lang w:val="en-US"/>
         </w:rPr>
-        <w:t xml:space="preserve"> – qo'shilgan qiymat solig'i summasi. Ijrochi qo'shilgan qiymat solig'i to'lovchisi hisoblanmagan hollarda buyurtmachi va ijrochi o'rtasidagi shartnomada narx qo'shilgan qiymat solig'isiz hisoblanadi</w:t>
-      </w:r>
+        <w:t xml:space="preserve"> – </w:t>
+      </w:r>
+      <w:proofErr w:type="spellStart"/>
+      <w:r>
+        <w:rPr>
+          <w:sz w:val="18"/>
+          <w:szCs w:val="18"/>
+          <w:lang w:val="en-US"/>
+        </w:rPr>
+        <w:t>qo'shilgan</w:t>
+      </w:r>
+      <w:proofErr w:type="spellEnd"/>
+      <w:r>
+        <w:rPr>
+          <w:sz w:val="18"/>
+          <w:szCs w:val="18"/>
+          <w:lang w:val="en-US"/>
+        </w:rPr>
+        <w:t xml:space="preserve"> </w:t>
+      </w:r>
+      <w:proofErr w:type="spellStart"/>
+      <w:r>
+        <w:rPr>
+          <w:sz w:val="18"/>
+          <w:szCs w:val="18"/>
+          <w:lang w:val="en-US"/>
+        </w:rPr>
+        <w:t>qiymat</w:t>
+      </w:r>
+      <w:proofErr w:type="spellEnd"/>
+      <w:r>
+        <w:rPr>
+          <w:sz w:val="18"/>
+          <w:szCs w:val="18"/>
+          <w:lang w:val="en-US"/>
+        </w:rPr>
+        <w:t xml:space="preserve"> </w:t>
+      </w:r>
+      <w:proofErr w:type="spellStart"/>
+      <w:r>
+        <w:rPr>
+          <w:sz w:val="18"/>
+          <w:szCs w:val="18"/>
+          <w:lang w:val="en-US"/>
+        </w:rPr>
+        <w:t>solig'i</w:t>
+      </w:r>
+      <w:proofErr w:type="spellEnd"/>
+      <w:r>
+        <w:rPr>
+          <w:sz w:val="18"/>
+          <w:szCs w:val="18"/>
+          <w:lang w:val="en-US"/>
+        </w:rPr>
+        <w:t xml:space="preserve"> </w:t>
+      </w:r>
+      <w:proofErr w:type="spellStart"/>
+      <w:r>
+        <w:rPr>
+          <w:sz w:val="18"/>
+          <w:szCs w:val="18"/>
+          <w:lang w:val="en-US"/>
+        </w:rPr>
+        <w:t>summasi</w:t>
+      </w:r>
+      <w:proofErr w:type="spellEnd"/>
+      <w:r>
+        <w:rPr>
+          <w:sz w:val="18"/>
+          <w:szCs w:val="18"/>
+          <w:lang w:val="en-US"/>
+        </w:rPr>
+        <w:t xml:space="preserve">. </w:t>
+      </w:r>
+      <w:proofErr w:type="spellStart"/>
+      <w:r>
+        <w:rPr>
+          <w:sz w:val="18"/>
+          <w:szCs w:val="18"/>
+          <w:lang w:val="en-US"/>
+        </w:rPr>
+        <w:t>Ijrochi</w:t>
+      </w:r>
+      <w:proofErr w:type="spellEnd"/>
+      <w:r>
+        <w:rPr>
+          <w:sz w:val="18"/>
+          <w:szCs w:val="18"/>
+          <w:lang w:val="en-US"/>
+        </w:rPr>
+        <w:t xml:space="preserve"> </w:t>
+      </w:r>
+      <w:proofErr w:type="spellStart"/>
+      <w:r>
+        <w:rPr>
+          <w:sz w:val="18"/>
+          <w:szCs w:val="18"/>
+          <w:lang w:val="en-US"/>
+        </w:rPr>
+        <w:t>qo'shilgan</w:t>
+      </w:r>
+      <w:proofErr w:type="spellEnd"/>
+      <w:r>
+        <w:rPr>
+          <w:sz w:val="18"/>
+          <w:szCs w:val="18"/>
+          <w:lang w:val="en-US"/>
+        </w:rPr>
+        <w:t xml:space="preserve"> </w:t>
+      </w:r>
+      <w:proofErr w:type="spellStart"/>
+      <w:r>
+        <w:rPr>
+          <w:sz w:val="18"/>
+          <w:szCs w:val="18"/>
+          <w:lang w:val="en-US"/>
+        </w:rPr>
+        <w:t>qiymat</w:t>
+      </w:r>
+      <w:proofErr w:type="spellEnd"/>
+      <w:r>
+        <w:rPr>
+          <w:sz w:val="18"/>
+          <w:szCs w:val="18"/>
+          <w:lang w:val="en-US"/>
+        </w:rPr>
+        <w:t xml:space="preserve"> </w:t>
+      </w:r>
+      <w:proofErr w:type="spellStart"/>
+      <w:r>
+        <w:rPr>
+          <w:sz w:val="18"/>
+          <w:szCs w:val="18"/>
+          <w:lang w:val="en-US"/>
+        </w:rPr>
+        <w:t>solig'i</w:t>
+      </w:r>
+      <w:proofErr w:type="spellEnd"/>
+      <w:r>
+        <w:rPr>
+          <w:sz w:val="18"/>
+          <w:szCs w:val="18"/>
+          <w:lang w:val="en-US"/>
+        </w:rPr>
+        <w:t xml:space="preserve"> </w:t>
+      </w:r>
+      <w:proofErr w:type="spellStart"/>
+      <w:r>
+        <w:rPr>
+          <w:sz w:val="18"/>
+          <w:szCs w:val="18"/>
+          <w:lang w:val="en-US"/>
+        </w:rPr>
+        <w:t>to'lovchisi</w:t>
+      </w:r>
+      <w:proofErr w:type="spellEnd"/>
+      <w:r>
+        <w:rPr>
+          <w:sz w:val="18"/>
+          <w:szCs w:val="18"/>
+          <w:lang w:val="en-US"/>
+        </w:rPr>
+        <w:t xml:space="preserve"> </w:t>
+      </w:r>
+      <w:proofErr w:type="spellStart"/>
+      <w:r>
+        <w:rPr>
+          <w:sz w:val="18"/>
+          <w:szCs w:val="18"/>
+          <w:lang w:val="en-US"/>
+        </w:rPr>
+        <w:t>hisoblanmagan</w:t>
+      </w:r>
+      <w:proofErr w:type="spellEnd"/>
+      <w:r>
+        <w:rPr>
+          <w:sz w:val="18"/>
+          <w:szCs w:val="18"/>
+          <w:lang w:val="en-US"/>
+        </w:rPr>
+        <w:t xml:space="preserve"> </w:t>
+      </w:r>
+      <w:proofErr w:type="spellStart"/>
+      <w:r>
+        <w:rPr>
+          <w:sz w:val="18"/>
+          <w:szCs w:val="18"/>
+          <w:lang w:val="en-US"/>
+        </w:rPr>
+        <w:t>hollarda</w:t>
+      </w:r>
+      <w:proofErr w:type="spellEnd"/>
+      <w:r>
+        <w:rPr>
+          <w:sz w:val="18"/>
+          <w:szCs w:val="18"/>
+          <w:lang w:val="en-US"/>
+        </w:rPr>
+        <w:t xml:space="preserve"> </w:t>
+      </w:r>
+      <w:proofErr w:type="spellStart"/>
+      <w:r>
+        <w:rPr>
+          <w:sz w:val="18"/>
+          <w:szCs w:val="18"/>
+          <w:lang w:val="en-US"/>
+        </w:rPr>
+        <w:t>buyurtmachi</w:t>
+      </w:r>
+      <w:proofErr w:type="spellEnd"/>
+      <w:r>
+        <w:rPr>
+          <w:sz w:val="18"/>
+          <w:szCs w:val="18"/>
+          <w:lang w:val="en-US"/>
+        </w:rPr>
+        <w:t xml:space="preserve"> </w:t>
+      </w:r>
+      <w:proofErr w:type="spellStart"/>
+      <w:r>
+        <w:rPr>
+          <w:sz w:val="18"/>
+          <w:szCs w:val="18"/>
+          <w:lang w:val="en-US"/>
+        </w:rPr>
+        <w:t>va</w:t>
+      </w:r>
+      <w:proofErr w:type="spellEnd"/>
+      <w:r>
+        <w:rPr>
+          <w:sz w:val="18"/>
+          <w:szCs w:val="18"/>
+          <w:lang w:val="en-US"/>
+        </w:rPr>
+        <w:t xml:space="preserve"> </w:t>
+      </w:r>
+      <w:proofErr w:type="spellStart"/>
+      <w:r>
+        <w:rPr>
+          <w:sz w:val="18"/>
+          <w:szCs w:val="18"/>
+          <w:lang w:val="en-US"/>
+        </w:rPr>
+        <w:t>ijrochi</w:t>
+      </w:r>
+      <w:proofErr w:type="spellEnd"/>
+      <w:r>
+        <w:rPr>
+          <w:sz w:val="18"/>
+          <w:szCs w:val="18"/>
+          <w:lang w:val="en-US"/>
+        </w:rPr>
+        <w:t xml:space="preserve"> </w:t>
+      </w:r>
+      <w:proofErr w:type="spellStart"/>
+      <w:r>
+        <w:rPr>
+          <w:sz w:val="18"/>
+          <w:szCs w:val="18"/>
+          <w:lang w:val="en-US"/>
+        </w:rPr>
+        <w:t>o'rtasidagi</w:t>
+      </w:r>
+      <w:proofErr w:type="spellEnd"/>
+      <w:r>
+        <w:rPr>
+          <w:sz w:val="18"/>
+          <w:szCs w:val="18"/>
+          <w:lang w:val="en-US"/>
+        </w:rPr>
+        <w:t xml:space="preserve"> </w:t>
+      </w:r>
+      <w:proofErr w:type="spellStart"/>
+      <w:r>
+        <w:rPr>
+          <w:sz w:val="18"/>
+          <w:szCs w:val="18"/>
+          <w:lang w:val="en-US"/>
+        </w:rPr>
+        <w:t>shartnomada</w:t>
+      </w:r>
+      <w:proofErr w:type="spellEnd"/>
+      <w:r>
+        <w:rPr>
+          <w:sz w:val="18"/>
+          <w:szCs w:val="18"/>
+          <w:lang w:val="en-US"/>
+        </w:rPr>
+        <w:t xml:space="preserve"> </w:t>
+      </w:r>
+      <w:proofErr w:type="spellStart"/>
+      <w:r>
+        <w:rPr>
+          <w:sz w:val="18"/>
+          <w:szCs w:val="18"/>
+          <w:lang w:val="en-US"/>
+        </w:rPr>
+        <w:t>narx</w:t>
+      </w:r>
+      <w:proofErr w:type="spellEnd"/>
+      <w:r>
+        <w:rPr>
+          <w:sz w:val="18"/>
+          <w:szCs w:val="18"/>
+          <w:lang w:val="en-US"/>
+        </w:rPr>
+        <w:t xml:space="preserve"> </w:t>
+      </w:r>
+      <w:proofErr w:type="spellStart"/>
+      <w:r>
+        <w:rPr>
+          <w:sz w:val="18"/>
+          <w:szCs w:val="18"/>
+          <w:lang w:val="en-US"/>
+        </w:rPr>
+        <w:t>qo'shilgan</w:t>
+      </w:r>
+      <w:proofErr w:type="spellEnd"/>
+      <w:r>
+        <w:rPr>
+          <w:sz w:val="18"/>
+          <w:szCs w:val="18"/>
+          <w:lang w:val="en-US"/>
+        </w:rPr>
+        <w:t xml:space="preserve"> </w:t>
+      </w:r>
+      <w:proofErr w:type="spellStart"/>
+      <w:r>
+        <w:rPr>
+          <w:sz w:val="18"/>
+          <w:szCs w:val="18"/>
+          <w:lang w:val="en-US"/>
+        </w:rPr>
+        <w:t>qiymat</w:t>
+      </w:r>
+      <w:proofErr w:type="spellEnd"/>
+      <w:r>
+        <w:rPr>
+          <w:sz w:val="18"/>
+          <w:szCs w:val="18"/>
+          <w:lang w:val="en-US"/>
+        </w:rPr>
+        <w:t xml:space="preserve"> </w:t>
+      </w:r>
+      <w:proofErr w:type="spellStart"/>
+      <w:r>
+        <w:rPr>
+          <w:sz w:val="18"/>
+          <w:szCs w:val="18"/>
+          <w:lang w:val="en-US"/>
+        </w:rPr>
+        <w:t>solig'isiz</w:t>
+      </w:r>
+      <w:proofErr w:type="spellEnd"/>
+      <w:r>
+        <w:rPr>
+          <w:sz w:val="18"/>
+          <w:szCs w:val="18"/>
+          <w:lang w:val="en-US"/>
+        </w:rPr>
+        <w:t xml:space="preserve"> </w:t>
+      </w:r>
+      <w:proofErr w:type="spellStart"/>
+      <w:r>
+        <w:rPr>
+          <w:sz w:val="18"/>
+          <w:szCs w:val="18"/>
+          <w:lang w:val="en-US"/>
+        </w:rPr>
+        <w:t>hisoblanadi</w:t>
+      </w:r>
+      <w:proofErr w:type="spellEnd"/>
       <w:r>
         <w:rPr>
           <w:b/>
@@ -1036,15 +4522,49 @@
           <w:lang w:val="en-US"/>
         </w:rPr>
       </w:pPr>
-      <w:r>
-        <w:rPr>
-          <w:b/>
-          <w:bCs/>
-          <w:sz w:val="18"/>
-          <w:szCs w:val="18"/>
-          <w:lang w:val="en-US"/>
-        </w:rPr>
-        <w:t>MHi = MHb × 0,4</w:t>
+      <w:proofErr w:type="spellStart"/>
+      <w:r>
+        <w:rPr>
+          <w:b/>
+          <w:bCs/>
+          <w:sz w:val="18"/>
+          <w:szCs w:val="18"/>
+          <w:lang w:val="en-US"/>
+        </w:rPr>
+        <w:t>MHi</w:t>
+      </w:r>
+      <w:proofErr w:type="spellEnd"/>
+      <w:r>
+        <w:rPr>
+          <w:b/>
+          <w:bCs/>
+          <w:sz w:val="18"/>
+          <w:szCs w:val="18"/>
+          <w:lang w:val="en-US"/>
+        </w:rPr>
+        <w:t xml:space="preserve"> = </w:t>
+      </w:r>
+      <w:proofErr w:type="spellStart"/>
+      <w:r>
+        <w:rPr>
+          <w:b/>
+          <w:bCs/>
+          <w:sz w:val="18"/>
+          <w:szCs w:val="18"/>
+          <w:lang w:val="en-US"/>
+        </w:rPr>
+        <w:t>MHb</w:t>
+      </w:r>
+      <w:proofErr w:type="spellEnd"/>
+      <w:r>
+        <w:rPr>
+          <w:b/>
+          <w:bCs/>
+          <w:sz w:val="18"/>
+          <w:szCs w:val="18"/>
+          <w:lang w:val="en-US"/>
+        </w:rPr>
+        <w:t xml:space="preserve"> × 0,4</w:t>
       </w:r>
     </w:p>
     <w:p>
@@ -1076,6 +4596,7 @@
           <w:lang w:val="en-US"/>
         </w:rPr>
       </w:pPr>
+      <w:proofErr w:type="spellStart"/>
       <w:r>
         <w:rPr>
           <w:b/>
@@ -1086,23 +4607,276 @@
         </w:rPr>
         <w:t>MHi</w:t>
       </w:r>
-      <w:r>
-        <w:rPr>
-          <w:sz w:val="18"/>
-          <w:szCs w:val="18"/>
-          <w:lang w:val="en-US"/>
-        </w:rPr>
-        <w:t xml:space="preserve"> – normativ hujjatni ishlab chiqish uchun ilmiy-tadqiqot, tajriba-konstruktorlik yoki eksperimental ishlarni o'tkazish narxi</w:t>
-      </w:r>
-      <w:r>
-        <w:rPr>
-          <w:b/>
-          <w:bCs/>
-          <w:sz w:val="18"/>
-          <w:szCs w:val="18"/>
-          <w:lang w:val="en-US"/>
-        </w:rPr>
-        <w:t xml:space="preserve"> ({{mhi_amount}} so'm);</w:t>
+      <w:proofErr w:type="spellEnd"/>
+      <w:r>
+        <w:rPr>
+          <w:sz w:val="18"/>
+          <w:szCs w:val="18"/>
+          <w:lang w:val="en-US"/>
+        </w:rPr>
+        <w:t xml:space="preserve"> – </w:t>
+      </w:r>
+      <w:proofErr w:type="spellStart"/>
+      <w:r>
+        <w:rPr>
+          <w:sz w:val="18"/>
+          <w:szCs w:val="18"/>
+          <w:lang w:val="en-US"/>
+        </w:rPr>
+        <w:t>normativ</w:t>
+      </w:r>
+      <w:proofErr w:type="spellEnd"/>
+      <w:r>
+        <w:rPr>
+          <w:sz w:val="18"/>
+          <w:szCs w:val="18"/>
+          <w:lang w:val="en-US"/>
+        </w:rPr>
+        <w:t xml:space="preserve"> </w:t>
+      </w:r>
+      <w:proofErr w:type="spellStart"/>
+      <w:r>
+        <w:rPr>
+          <w:sz w:val="18"/>
+          <w:szCs w:val="18"/>
+          <w:lang w:val="en-US"/>
+        </w:rPr>
+        <w:t>hujjatni</w:t>
+      </w:r>
+      <w:proofErr w:type="spellEnd"/>
+      <w:r>
+        <w:rPr>
+          <w:sz w:val="18"/>
+          <w:szCs w:val="18"/>
+          <w:lang w:val="en-US"/>
+        </w:rPr>
+        <w:t xml:space="preserve"> </w:t>
+      </w:r>
+      <w:proofErr w:type="spellStart"/>
+      <w:r>
+        <w:rPr>
+          <w:sz w:val="18"/>
+          <w:szCs w:val="18"/>
+          <w:lang w:val="en-US"/>
+        </w:rPr>
+        <w:t>ishlab</w:t>
+      </w:r>
+      <w:proofErr w:type="spellEnd"/>
+      <w:r>
+        <w:rPr>
+          <w:sz w:val="18"/>
+          <w:szCs w:val="18"/>
+          <w:lang w:val="en-US"/>
+        </w:rPr>
+        <w:t xml:space="preserve"> </w:t>
+      </w:r>
+      <w:proofErr w:type="spellStart"/>
+      <w:r>
+        <w:rPr>
+          <w:sz w:val="18"/>
+          <w:szCs w:val="18"/>
+          <w:lang w:val="en-US"/>
+        </w:rPr>
+        <w:t>chiqish</w:t>
+      </w:r>
+      <w:proofErr w:type="spellEnd"/>
+      <w:r>
+        <w:rPr>
+          <w:sz w:val="18"/>
+          <w:szCs w:val="18"/>
+          <w:lang w:val="en-US"/>
+        </w:rPr>
+        <w:t xml:space="preserve"> </w:t>
+      </w:r>
+      <w:proofErr w:type="spellStart"/>
+      <w:r>
+        <w:rPr>
+          <w:sz w:val="18"/>
+          <w:szCs w:val="18"/>
+          <w:lang w:val="en-US"/>
+        </w:rPr>
+        <w:t>uchun</w:t>
+      </w:r>
+      <w:proofErr w:type="spellEnd"/>
+      <w:r>
+        <w:rPr>
+          <w:sz w:val="18"/>
+          <w:szCs w:val="18"/>
+          <w:lang w:val="en-US"/>
+        </w:rPr>
+        <w:t xml:space="preserve"> </w:t>
+      </w:r>
+      <w:proofErr w:type="spellStart"/>
+      <w:r>
+        <w:rPr>
+          <w:sz w:val="18"/>
+          <w:szCs w:val="18"/>
+          <w:lang w:val="en-US"/>
+        </w:rPr>
+        <w:t>ilmiy-tadqiqot</w:t>
+      </w:r>
+      <w:proofErr w:type="spellEnd"/>
+      <w:r>
+        <w:rPr>
+          <w:sz w:val="18"/>
+          <w:szCs w:val="18"/>
+          <w:lang w:val="en-US"/>
+        </w:rPr>
+        <w:t xml:space="preserve">, </w:t>
+      </w:r>
+      <w:proofErr w:type="spellStart"/>
+      <w:r>
+        <w:rPr>
+          <w:sz w:val="18"/>
+          <w:szCs w:val="18"/>
+          <w:lang w:val="en-US"/>
+        </w:rPr>
+        <w:t>tajriba-konstruktorlik</w:t>
+      </w:r>
+      <w:proofErr w:type="spellEnd"/>
+      <w:r>
+        <w:rPr>
+          <w:sz w:val="18"/>
+          <w:szCs w:val="18"/>
+          <w:lang w:val="en-US"/>
+        </w:rPr>
+        <w:t xml:space="preserve"> </w:t>
+      </w:r>
+      <w:proofErr w:type="spellStart"/>
+      <w:r>
+        <w:rPr>
+          <w:sz w:val="18"/>
+          <w:szCs w:val="18"/>
+          <w:lang w:val="en-US"/>
+        </w:rPr>
+        <w:t>yoki</w:t>
+      </w:r>
+      <w:proofErr w:type="spellEnd"/>
+      <w:r>
+        <w:rPr>
+          <w:sz w:val="18"/>
+          <w:szCs w:val="18"/>
+          <w:lang w:val="en-US"/>
+        </w:rPr>
+        <w:t xml:space="preserve"> </w:t>
+      </w:r>
+      <w:proofErr w:type="spellStart"/>
+      <w:r>
+        <w:rPr>
+          <w:sz w:val="18"/>
+          <w:szCs w:val="18"/>
+          <w:lang w:val="en-US"/>
+        </w:rPr>
+        <w:t>eksperimental</w:t>
+      </w:r>
+      <w:proofErr w:type="spellEnd"/>
+      <w:r>
+        <w:rPr>
+          <w:sz w:val="18"/>
+          <w:szCs w:val="18"/>
+          <w:lang w:val="en-US"/>
+        </w:rPr>
+        <w:t xml:space="preserve"> </w:t>
+      </w:r>
+      <w:proofErr w:type="spellStart"/>
+      <w:r>
+        <w:rPr>
+          <w:sz w:val="18"/>
+          <w:szCs w:val="18"/>
+          <w:lang w:val="en-US"/>
+        </w:rPr>
+        <w:t>ishlarni</w:t>
+      </w:r>
+      <w:proofErr w:type="spellEnd"/>
+      <w:r>
+        <w:rPr>
+          <w:sz w:val="18"/>
+          <w:szCs w:val="18"/>
+          <w:lang w:val="en-US"/>
+        </w:rPr>
+        <w:t xml:space="preserve"> </w:t>
+      </w:r>
+      <w:proofErr w:type="spellStart"/>
+      <w:r>
+        <w:rPr>
+          <w:sz w:val="18"/>
+          <w:szCs w:val="18"/>
+          <w:lang w:val="en-US"/>
+        </w:rPr>
+        <w:t>o'tkazish</w:t>
+      </w:r>
+      <w:proofErr w:type="spellEnd"/>
+      <w:r>
+        <w:rPr>
+          <w:sz w:val="18"/>
+          <w:szCs w:val="18"/>
+          <w:lang w:val="en-US"/>
+        </w:rPr>
+        <w:t xml:space="preserve"> </w:t>
+      </w:r>
+      <w:proofErr w:type="spellStart"/>
+      <w:r>
+        <w:rPr>
+          <w:sz w:val="18"/>
+          <w:szCs w:val="18"/>
+          <w:lang w:val="en-US"/>
+        </w:rPr>
+        <w:t>narxi</w:t>
+      </w:r>
+      <w:proofErr w:type="spellEnd"/>
+      <w:r>
+        <w:rPr>
+          <w:b/>
+          <w:bCs/>
+          <w:sz w:val="18"/>
+          <w:szCs w:val="18"/>
+          <w:lang w:val="en-US"/>
+        </w:rPr>
+        <w:t xml:space="preserve"> ({{</w:t>
+      </w:r>
+      <w:proofErr w:type="spellStart"/>
+      <w:r>
+        <w:rPr>
+          <w:b/>
+          <w:bCs/>
+          <w:sz w:val="18"/>
+          <w:szCs w:val="18"/>
+          <w:lang w:val="en-US"/>
+        </w:rPr>
+        <w:t>mhi_amount</w:t>
+      </w:r>
+      <w:proofErr w:type="spellEnd"/>
+      <w:r>
+        <w:rPr>
+          <w:b/>
+          <w:bCs/>
+          <w:sz w:val="18"/>
+          <w:szCs w:val="18"/>
+          <w:lang w:val="en-US"/>
+        </w:rPr>
+        <w:t xml:space="preserve">}} </w:t>
+      </w:r>
+      <w:proofErr w:type="spellStart"/>
+      <w:r>
+        <w:rPr>
+          <w:b/>
+          <w:bCs/>
+          <w:sz w:val="18"/>
+          <w:szCs w:val="18"/>
+          <w:lang w:val="en-US"/>
+        </w:rPr>
+        <w:t>so'm</w:t>
+      </w:r>
+      <w:proofErr w:type="spellEnd"/>
+      <w:r>
+        <w:rPr>
+          <w:b/>
+          <w:bCs/>
+          <w:sz w:val="18"/>
+          <w:szCs w:val="18"/>
+          <w:lang w:val="en-US"/>
+        </w:rPr>
+        <w:t>);</w:t>
       </w:r>
     </w:p>
     <w:p>
@@ -1115,6 +4889,7 @@
           <w:lang w:val="en-US"/>
         </w:rPr>
       </w:pPr>
+      <w:proofErr w:type="spellStart"/>
       <w:r>
         <w:rPr>
           <w:b/>
@@ -1125,23 +4900,240 @@
         </w:rPr>
         <w:t>MHb</w:t>
       </w:r>
-      <w:r>
-        <w:rPr>
-          <w:sz w:val="18"/>
-          <w:szCs w:val="18"/>
-          <w:lang w:val="en-US"/>
-        </w:rPr>
-        <w:t xml:space="preserve"> – mazkur Yo'riqnomaning 9-bandiga asosan belgilangan normativ hujjatni ishlab chiqishning bazaviy narxi</w:t>
-      </w:r>
-      <w:r>
-        <w:rPr>
-          <w:b/>
-          <w:bCs/>
-          <w:sz w:val="18"/>
-          <w:szCs w:val="18"/>
-          <w:lang w:val="en-US"/>
-        </w:rPr>
-        <w:t xml:space="preserve"> ({{mhb_amount}} so'm);</w:t>
+      <w:proofErr w:type="spellEnd"/>
+      <w:r>
+        <w:rPr>
+          <w:sz w:val="18"/>
+          <w:szCs w:val="18"/>
+          <w:lang w:val="en-US"/>
+        </w:rPr>
+        <w:t xml:space="preserve"> – </w:t>
+      </w:r>
+      <w:proofErr w:type="spellStart"/>
+      <w:r>
+        <w:rPr>
+          <w:sz w:val="18"/>
+          <w:szCs w:val="18"/>
+          <w:lang w:val="en-US"/>
+        </w:rPr>
+        <w:t>mazkur</w:t>
+      </w:r>
+      <w:proofErr w:type="spellEnd"/>
+      <w:r>
+        <w:rPr>
+          <w:sz w:val="18"/>
+          <w:szCs w:val="18"/>
+          <w:lang w:val="en-US"/>
+        </w:rPr>
+        <w:t xml:space="preserve"> </w:t>
+      </w:r>
+      <w:proofErr w:type="spellStart"/>
+      <w:r>
+        <w:rPr>
+          <w:sz w:val="18"/>
+          <w:szCs w:val="18"/>
+          <w:lang w:val="en-US"/>
+        </w:rPr>
+        <w:t>Yo'riqnomaning</w:t>
+      </w:r>
+      <w:proofErr w:type="spellEnd"/>
+      <w:r>
+        <w:rPr>
+          <w:sz w:val="18"/>
+          <w:szCs w:val="18"/>
+          <w:lang w:val="en-US"/>
+        </w:rPr>
+        <w:t xml:space="preserve"> 9-bandiga </w:t>
+      </w:r>
+      <w:proofErr w:type="spellStart"/>
+      <w:r>
+        <w:rPr>
+          <w:sz w:val="18"/>
+          <w:szCs w:val="18"/>
+          <w:lang w:val="en-US"/>
+        </w:rPr>
+        <w:t>asosan</w:t>
+      </w:r>
+      <w:proofErr w:type="spellEnd"/>
+      <w:r>
+        <w:rPr>
+          <w:sz w:val="18"/>
+          <w:szCs w:val="18"/>
+          <w:lang w:val="en-US"/>
+        </w:rPr>
+        <w:t xml:space="preserve"> </w:t>
+      </w:r>
+      <w:proofErr w:type="spellStart"/>
+      <w:r>
+        <w:rPr>
+          <w:sz w:val="18"/>
+          <w:szCs w:val="18"/>
+          <w:lang w:val="en-US"/>
+        </w:rPr>
+        <w:t>belgilangan</w:t>
+      </w:r>
+      <w:proofErr w:type="spellEnd"/>
+      <w:r>
+        <w:rPr>
+          <w:sz w:val="18"/>
+          <w:szCs w:val="18"/>
+          <w:lang w:val="en-US"/>
+        </w:rPr>
+        <w:t xml:space="preserve"> </w:t>
+      </w:r>
+      <w:proofErr w:type="spellStart"/>
+      <w:r>
+        <w:rPr>
+          <w:sz w:val="18"/>
+          <w:szCs w:val="18"/>
+          <w:lang w:val="en-US"/>
+        </w:rPr>
+        <w:t>normativ</w:t>
+      </w:r>
+      <w:proofErr w:type="spellEnd"/>
+      <w:r>
+        <w:rPr>
+          <w:sz w:val="18"/>
+          <w:szCs w:val="18"/>
+          <w:lang w:val="en-US"/>
+        </w:rPr>
+        <w:t xml:space="preserve"> </w:t>
+      </w:r>
+      <w:proofErr w:type="spellStart"/>
+      <w:r>
+        <w:rPr>
+          <w:sz w:val="18"/>
+          <w:szCs w:val="18"/>
+          <w:lang w:val="en-US"/>
+        </w:rPr>
+        <w:t>hujjatni</w:t>
+      </w:r>
+      <w:proofErr w:type="spellEnd"/>
+      <w:r>
+        <w:rPr>
+          <w:sz w:val="18"/>
+          <w:szCs w:val="18"/>
+          <w:lang w:val="en-US"/>
+        </w:rPr>
+        <w:t xml:space="preserve"> </w:t>
+      </w:r>
+      <w:proofErr w:type="spellStart"/>
+      <w:r>
+        <w:rPr>
+          <w:sz w:val="18"/>
+          <w:szCs w:val="18"/>
+          <w:lang w:val="en-US"/>
+        </w:rPr>
+        <w:t>ishlab</w:t>
+      </w:r>
+      <w:proofErr w:type="spellEnd"/>
+      <w:r>
+        <w:rPr>
+          <w:sz w:val="18"/>
+          <w:szCs w:val="18"/>
+          <w:lang w:val="en-US"/>
+        </w:rPr>
+        <w:t xml:space="preserve"> </w:t>
+      </w:r>
+      <w:proofErr w:type="spellStart"/>
+      <w:r>
+        <w:rPr>
+          <w:sz w:val="18"/>
+          <w:szCs w:val="18"/>
+          <w:lang w:val="en-US"/>
+        </w:rPr>
+        <w:t>chiqishning</w:t>
+      </w:r>
+      <w:proofErr w:type="spellEnd"/>
+      <w:r>
+        <w:rPr>
+          <w:sz w:val="18"/>
+          <w:szCs w:val="18"/>
+          <w:lang w:val="en-US"/>
+        </w:rPr>
+        <w:t xml:space="preserve"> </w:t>
+      </w:r>
+      <w:proofErr w:type="spellStart"/>
+      <w:r>
+        <w:rPr>
+          <w:sz w:val="18"/>
+          <w:szCs w:val="18"/>
+          <w:lang w:val="en-US"/>
+        </w:rPr>
+        <w:t>bazaviy</w:t>
+      </w:r>
+      <w:proofErr w:type="spellEnd"/>
+      <w:r>
+        <w:rPr>
+          <w:sz w:val="18"/>
+          <w:szCs w:val="18"/>
+          <w:lang w:val="en-US"/>
+        </w:rPr>
+        <w:t xml:space="preserve"> </w:t>
+      </w:r>
+      <w:proofErr w:type="spellStart"/>
+      <w:r>
+        <w:rPr>
+          <w:sz w:val="18"/>
+          <w:szCs w:val="18"/>
+          <w:lang w:val="en-US"/>
+        </w:rPr>
+        <w:t>narxi</w:t>
+      </w:r>
+      <w:proofErr w:type="spellEnd"/>
+      <w:r>
+        <w:rPr>
+          <w:b/>
+          <w:bCs/>
+          <w:sz w:val="18"/>
+          <w:szCs w:val="18"/>
+          <w:lang w:val="en-US"/>
+        </w:rPr>
+        <w:t xml:space="preserve"> ({{</w:t>
+      </w:r>
+      <w:proofErr w:type="spellStart"/>
+      <w:r>
+        <w:rPr>
+          <w:b/>
+          <w:bCs/>
+          <w:sz w:val="18"/>
+          <w:szCs w:val="18"/>
+          <w:lang w:val="en-US"/>
+        </w:rPr>
+        <w:t>mhb_amount</w:t>
+      </w:r>
+      <w:proofErr w:type="spellEnd"/>
+      <w:r>
+        <w:rPr>
+          <w:b/>
+          <w:bCs/>
+          <w:sz w:val="18"/>
+          <w:szCs w:val="18"/>
+          <w:lang w:val="en-US"/>
+        </w:rPr>
+        <w:t xml:space="preserve">}} </w:t>
+      </w:r>
+      <w:proofErr w:type="spellStart"/>
+      <w:r>
+        <w:rPr>
+          <w:b/>
+          <w:bCs/>
+          <w:sz w:val="18"/>
+          <w:szCs w:val="18"/>
+          <w:lang w:val="en-US"/>
+        </w:rPr>
+        <w:t>so'm</w:t>
+      </w:r>
+      <w:proofErr w:type="spellEnd"/>
+      <w:r>
+        <w:rPr>
+          <w:b/>
+          <w:bCs/>
+          <w:sz w:val="18"/>
+          <w:szCs w:val="18"/>
+          <w:lang w:val="en-US"/>
+        </w:rPr>
+        <w:t>);</w:t>
       </w:r>
     </w:p>
     <w:tbl>
@@ -1194,6 +5186,7 @@
                 <w:lang w:val="en-US"/>
               </w:rPr>
             </w:pPr>
+            <w:proofErr w:type="spellStart"/>
             <w:r>
               <w:rPr>
                 <w:b/>
@@ -1203,7 +5196,19 @@
                 <w:u w:val="single"/>
                 <w:lang w:val="en-US"/>
               </w:rPr>
-              <w:t>Tuzdi:</w:t>
+              <w:t>Tuzdi</w:t>
+            </w:r>
+            <w:proofErr w:type="spellEnd"/>
+            <w:r>
+              <w:rPr>
+                <w:b/>
+                <w:bCs/>
+                <w:sz w:val="18"/>
+                <w:szCs w:val="18"/>
+                <w:u w:val="single"/>
+                <w:lang w:val="en-US"/>
+              </w:rPr>
+              <w:t>:</w:t>
             </w:r>
           </w:p>
           <w:p>
@@ -1278,8 +5283,20 @@
                 <w:szCs w:val="18"/>
                 <w:lang w:val="en-US"/>
               </w:rPr>
-              <w:t>R. Kuchkarov</w:t>
+              <w:t xml:space="preserve">R. </w:t>
             </w:r>
+            <w:proofErr w:type="spellStart"/>
+            <w:r>
+              <w:rPr>
+                <w:b/>
+                <w:bCs/>
+                <w:sz w:val="18"/>
+                <w:szCs w:val="18"/>
+                <w:lang w:val="en-US"/>
+              </w:rPr>
+              <w:t>Kuchkarov</w:t>
+            </w:r>
+            <w:proofErr w:type="spellEnd"/>
           </w:p>
           <w:p>
             <w:pPr>
@@ -1422,6 +5439,7 @@
                 <w:lang w:val="en-US"/>
               </w:rPr>
             </w:pPr>
+            <w:proofErr w:type="spellStart"/>
             <w:r>
               <w:rPr>
                 <w:b/>
@@ -1430,8 +5448,9 @@
                 <w:szCs w:val="18"/>
                 <w:lang w:val="en-US"/>
               </w:rPr>
-              <w:t>Moliya-iqtisod bo'limi</w:t>
+              <w:t>Moliya-iqtisod</w:t>
             </w:r>
+            <w:proofErr w:type="spellEnd"/>
             <w:r>
               <w:rPr>
                 <w:b/>
@@ -1442,6 +5461,7 @@
               </w:rPr>
               <w:t xml:space="preserve"> </w:t>
             </w:r>
+            <w:proofErr w:type="spellStart"/>
             <w:r>
               <w:rPr>
                 <w:b/>
@@ -1450,8 +5470,31 @@
                 <w:szCs w:val="18"/>
                 <w:lang w:val="en-US"/>
               </w:rPr>
+              <w:t>bo'limi</w:t>
+            </w:r>
+            <w:proofErr w:type="spellEnd"/>
+            <w:r>
+              <w:rPr>
+                <w:b/>
+                <w:bCs/>
+                <w:sz w:val="18"/>
+                <w:szCs w:val="18"/>
+                <w:lang w:val="en-US"/>
+              </w:rPr>
+              <w:t xml:space="preserve"> </w:t>
+            </w:r>
+            <w:proofErr w:type="spellStart"/>
+            <w:r>
+              <w:rPr>
+                <w:b/>
+                <w:bCs/>
+                <w:sz w:val="18"/>
+                <w:szCs w:val="18"/>
+                <w:lang w:val="en-US"/>
+              </w:rPr>
               <w:t>boshlig'i</w:t>
             </w:r>
+            <w:proofErr w:type="spellEnd"/>
           </w:p>
           <w:p>
             <w:pPr>
@@ -1486,8 +5529,20 @@
                 <w:szCs w:val="18"/>
                 <w:lang w:val="en-US"/>
               </w:rPr>
-              <w:t>R. Djumayev</w:t>
+              <w:t xml:space="preserve">R. </w:t>
             </w:r>
+            <w:proofErr w:type="spellStart"/>
+            <w:r>
+              <w:rPr>
+                <w:b/>
+                <w:bCs/>
+                <w:sz w:val="18"/>
+                <w:szCs w:val="18"/>
+                <w:lang w:val="en-US"/>
+              </w:rPr>
+              <w:t>Djumayev</w:t>
+            </w:r>
+            <w:proofErr w:type="spellEnd"/>
           </w:p>
           <w:p>
             <w:pPr>
@@ -2184,7 +6239,6 @@
   <w:style w:type="character" w:default="1" w:styleId="a0">
     <w:name w:val="Default Paragraph Font"/>
     <w:uiPriority w:val="1"/>
-    <w:semiHidden/>
     <w:unhideWhenUsed/>
   </w:style>
   <w:style w:type="table" w:default="1" w:styleId="a1">
